--- a/ParthaPratimRayCV.docx
+++ b/ParthaPratimRayCV.docx
@@ -1,6 +1,6 @@
 
 <file path=word/document.xml><?xml version="1.0" encoding="utf-8"?>
-<w:document xmlns:wpc="http://schemas.microsoft.com/office/word/2010/wordprocessingCanvas" xmlns:cx="http://schemas.microsoft.com/office/drawing/2014/chartex" xmlns:cx1="http://schemas.microsoft.com/office/drawing/2015/9/8/chartex" xmlns:cx2="http://schemas.microsoft.com/office/drawing/2015/10/21/chartex" xmlns:cx3="http://schemas.microsoft.com/office/drawing/2016/5/9/chartex" xmlns:cx4="http://schemas.microsoft.com/office/drawing/2016/5/10/chartex" xmlns:cx5="http://schemas.microsoft.com/office/drawing/2016/5/11/chartex" xmlns:cx6="http://schemas.microsoft.com/office/drawing/2016/5/12/chartex" xmlns:cx7="http://schemas.microsoft.com/office/drawing/2016/5/13/chartex" xmlns:cx8="http://schemas.microsoft.com/office/drawing/2016/5/14/chartex" xmlns:mc="http://schemas.openxmlformats.org/markup-compatibility/2006" xmlns:aink="http://schemas.microsoft.com/office/drawing/2016/ink" xmlns:am3d="http://schemas.microsoft.com/office/drawing/2017/model3d" xmlns:o="urn:schemas-microsoft-com:office:office" xmlns:oel="http://schemas.microsoft.com/office/2019/extlst" xmlns:r="http://schemas.openxmlformats.org/officeDocument/2006/relationships" xmlns:m="http://schemas.openxmlformats.org/officeDocument/2006/math" xmlns:v="urn:schemas-microsoft-com:vml" xmlns:wp14="http://schemas.microsoft.com/office/word/2010/wordprocessingDrawing" xmlns:wp="http://schemas.openxmlformats.org/drawingml/2006/wordprocessingDrawing" xmlns:w10="urn:schemas-microsoft-com:office:word" xmlns:w="http://schemas.openxmlformats.org/wordprocessingml/2006/main" xmlns:w14="http://schemas.microsoft.com/office/word/2010/wordml" xmlns:w15="http://schemas.microsoft.com/office/word/2012/wordml" xmlns:w16cex="http://schemas.microsoft.com/office/word/2018/wordml/cex" xmlns:w16cid="http://schemas.microsoft.com/office/word/2016/wordml/cid" xmlns:w16="http://schemas.microsoft.com/office/word/2018/wordml" xmlns:w16du="http://schemas.microsoft.com/office/word/2023/wordml/word16du" xmlns:w16sdtdh="http://schemas.microsoft.com/office/word/2020/wordml/sdtdatahash" xmlns:w16sdtfl="http://schemas.microsoft.com/office/word/2024/wordml/sdtformatlock" xmlns:w16se="http://schemas.microsoft.com/office/word/2015/wordml/symex" xmlns:wpg="http://schemas.microsoft.com/office/word/2010/wordprocessingGroup" xmlns:wpi="http://schemas.microsoft.com/office/word/2010/wordprocessingInk" xmlns:wne="http://schemas.microsoft.com/office/word/2006/wordml" xmlns:wps="http://schemas.microsoft.com/office/word/2010/wordprocessingShape" mc:Ignorable="w14 w15 w16se w16cid w16 w16cex w16sdtdh w16sdtfl w16du wp14">
+<w:document xmlns:wpc="http://schemas.microsoft.com/office/word/2010/wordprocessingCanvas" xmlns:cx="http://schemas.microsoft.com/office/drawing/2014/chartex" xmlns:cx1="http://schemas.microsoft.com/office/drawing/2015/9/8/chartex" xmlns:cx2="http://schemas.microsoft.com/office/drawing/2015/10/21/chartex" xmlns:cx3="http://schemas.microsoft.com/office/drawing/2016/5/9/chartex" xmlns:cx4="http://schemas.microsoft.com/office/drawing/2016/5/10/chartex" xmlns:cx5="http://schemas.microsoft.com/office/drawing/2016/5/11/chartex" xmlns:cx6="http://schemas.microsoft.com/office/drawing/2016/5/12/chartex" xmlns:cx7="http://schemas.microsoft.com/office/drawing/2016/5/13/chartex" xmlns:cx8="http://schemas.microsoft.com/office/drawing/2016/5/14/chartex" xmlns:mc="http://schemas.openxmlformats.org/markup-compatibility/2006" xmlns:aink="http://schemas.microsoft.com/office/drawing/2016/ink" xmlns:am3d="http://schemas.microsoft.com/office/drawing/2017/model3d" xmlns:o="urn:schemas-microsoft-com:office:office" xmlns:oel="http://schemas.microsoft.com/office/2019/extlst" xmlns:r="http://schemas.openxmlformats.org/officeDocument/2006/relationships" xmlns:m="http://schemas.openxmlformats.org/officeDocument/2006/math" xmlns:v="urn:schemas-microsoft-com:vml" xmlns:wp14="http://schemas.microsoft.com/office/word/2010/wordprocessingDrawing" xmlns:wp="http://schemas.openxmlformats.org/drawingml/2006/wordprocessingDrawing" xmlns:w10="urn:schemas-microsoft-com:office:word" xmlns:w="http://schemas.openxmlformats.org/wordprocessingml/2006/main" xmlns:w14="http://schemas.microsoft.com/office/word/2010/wordml" xmlns:w15="http://schemas.microsoft.com/office/word/2012/wordml" xmlns:w16cex="http://schemas.microsoft.com/office/word/2018/wordml/cex" xmlns:w16cid="http://schemas.microsoft.com/office/word/2016/wordml/cid" xmlns:w16="http://schemas.microsoft.com/office/word/2018/wordml" xmlns:w16du="http://schemas.microsoft.com/office/word/2023/wordml/word16du" xmlns:w16sdtdh="http://schemas.microsoft.com/office/word/2020/wordml/sdtdatahash" xmlns:w16se="http://schemas.microsoft.com/office/word/2015/wordml/symex" xmlns:wpg="http://schemas.microsoft.com/office/word/2010/wordprocessingGroup" xmlns:wpi="http://schemas.microsoft.com/office/word/2010/wordprocessingInk" xmlns:wne="http://schemas.microsoft.com/office/word/2006/wordml" xmlns:wps="http://schemas.microsoft.com/office/word/2010/wordprocessingShape" mc:Ignorable="w14 w15 w16se w16cid w16 w16cex w16sdtdh wp14">
   <w:background w:color="FFFFFF"/>
   <w:body>
     <w:p>
@@ -30902,7 +30902,21 @@
           <w:rFonts w:ascii="Palatino Linotype" w:hAnsi="Palatino Linotype" w:cs="Times New Roman"/>
           <w:sz w:val="20"/>
         </w:rPr>
-        <w:t>, 390000 Rupees, Funded by Indian Knowledge Systems</w:t>
+        <w:t>, 3</w:t>
+      </w:r>
+      <w:r>
+        <w:rPr>
+          <w:rFonts w:ascii="Palatino Linotype" w:hAnsi="Palatino Linotype" w:cs="Times New Roman"/>
+          <w:sz w:val="20"/>
+        </w:rPr>
+        <w:t>6</w:t>
+      </w:r>
+      <w:r>
+        <w:rPr>
+          <w:rFonts w:ascii="Palatino Linotype" w:hAnsi="Palatino Linotype" w:cs="Times New Roman"/>
+          <w:sz w:val="20"/>
+        </w:rPr>
+        <w:t>0000 Rupees, Funded by Indian Knowledge Systems</w:t>
       </w:r>
       <w:r>
         <w:rPr>
@@ -33477,15 +33491,7 @@
           <w:rFonts w:ascii="Palatino Linotype" w:eastAsia="Times New Roman" w:hAnsi="Palatino Linotype" w:cs="Times New Roman"/>
           <w:sz w:val="20"/>
         </w:rPr>
-        <w:t xml:space="preserve">The 9th IIEEJ International Conference on Image </w:t>
-      </w:r>
-      <w:r>
-        <w:rPr>
-          <w:rFonts w:ascii="Palatino Linotype" w:eastAsia="Times New Roman" w:hAnsi="Palatino Linotype" w:cs="Times New Roman"/>
-          <w:sz w:val="20"/>
-        </w:rPr>
-        <w:lastRenderedPageBreak/>
-        <w:t>Electronics and Visual Computing (IEVC 2026)</w:t>
+        <w:t>The 9th IIEEJ International Conference on Image Electronics and Visual Computing (IEVC 2026)</w:t>
       </w:r>
       <w:r>
         <w:rPr>
@@ -33571,6 +33577,7 @@
           <w:rFonts w:ascii="Palatino Linotype" w:eastAsia="Times New Roman" w:hAnsi="Palatino Linotype" w:cs="Times New Roman"/>
           <w:sz w:val="20"/>
         </w:rPr>
+        <w:lastRenderedPageBreak/>
         <w:t xml:space="preserve">Technical Program Committee Member in </w:t>
       </w:r>
       <w:r>
@@ -34715,7 +34722,6 @@
           <w:rFonts w:ascii="Palatino Linotype" w:eastAsia="Times New Roman" w:hAnsi="Palatino Linotype" w:cs="Times New Roman"/>
           <w:sz w:val="20"/>
         </w:rPr>
-        <w:lastRenderedPageBreak/>
         <w:t>Technical Program Committee Member in</w:t>
       </w:r>
       <w:r>
@@ -34782,6 +34788,7 @@
           <w:rFonts w:ascii="Palatino Linotype" w:eastAsia="Times New Roman" w:hAnsi="Palatino Linotype" w:cs="Times New Roman"/>
           <w:sz w:val="20"/>
         </w:rPr>
+        <w:lastRenderedPageBreak/>
         <w:t>Technical Program Committee Member in</w:t>
       </w:r>
       <w:r>
@@ -35731,15 +35738,7 @@
           <w:rFonts w:ascii="Palatino Linotype" w:eastAsia="Times New Roman" w:hAnsi="Palatino Linotype" w:cs="Times New Roman"/>
           <w:sz w:val="20"/>
         </w:rPr>
-        <w:t xml:space="preserve">, from 16-17 October, Jember, Indonesia, </w:t>
-      </w:r>
-      <w:r>
-        <w:rPr>
-          <w:rFonts w:ascii="Palatino Linotype" w:eastAsia="Times New Roman" w:hAnsi="Palatino Linotype" w:cs="Times New Roman"/>
-          <w:sz w:val="20"/>
-        </w:rPr>
-        <w:lastRenderedPageBreak/>
-        <w:t>2019</w:t>
+        <w:t>, from 16-17 October, Jember, Indonesia, 2019</w:t>
       </w:r>
       <w:r>
         <w:rPr>
@@ -35789,7 +35788,17 @@
           <w:iCs/>
           <w:sz w:val="20"/>
         </w:rPr>
-        <w:t>2nd International Conference on Computer Applications &amp; Information Security (ICCAIS)</w:t>
+        <w:t xml:space="preserve">2nd International Conference on Computer Applications &amp; </w:t>
+      </w:r>
+      <w:r>
+        <w:rPr>
+          <w:rFonts w:ascii="Palatino Linotype" w:eastAsia="Times New Roman" w:hAnsi="Palatino Linotype" w:cs="Times"/>
+          <w:i/>
+          <w:iCs/>
+          <w:sz w:val="20"/>
+        </w:rPr>
+        <w:lastRenderedPageBreak/>
+        <w:t>Information Security (ICCAIS)</w:t>
       </w:r>
       <w:r>
         <w:rPr>
@@ -36621,15 +36630,7 @@
           <w:rFonts w:ascii="Palatino Linotype" w:eastAsia="Times New Roman" w:hAnsi="Palatino Linotype" w:cs="Times New Roman"/>
           <w:sz w:val="20"/>
         </w:rPr>
-        <w:t xml:space="preserve">in Jabalpur, India </w:t>
-      </w:r>
-      <w:r>
-        <w:rPr>
-          <w:rFonts w:ascii="Palatino Linotype" w:eastAsia="Times New Roman" w:hAnsi="Palatino Linotype" w:cs="Times New Roman"/>
-          <w:sz w:val="20"/>
-        </w:rPr>
-        <w:lastRenderedPageBreak/>
-        <w:t>during 12</w:t>
+        <w:t>in Jabalpur, India during 12</w:t>
       </w:r>
       <w:r>
         <w:rPr>
@@ -36709,7 +36710,17 @@
           <w:iCs/>
           <w:sz w:val="20"/>
         </w:rPr>
-        <w:t>nternational Conference on Computing and Communication Systems (I3CS) organized by</w:t>
+        <w:t xml:space="preserve">nternational Conference on Computing and </w:t>
+      </w:r>
+      <w:r>
+        <w:rPr>
+          <w:rFonts w:ascii="Palatino Linotype" w:eastAsia="Times New Roman" w:hAnsi="Palatino Linotype" w:cs="Times New Roman"/>
+          <w:i/>
+          <w:iCs/>
+          <w:sz w:val="20"/>
+        </w:rPr>
+        <w:lastRenderedPageBreak/>
+        <w:t>Communication Systems (I3CS) organized by</w:t>
       </w:r>
       <w:r>
         <w:rPr>
@@ -37941,7 +37952,6 @@
           <w:rFonts w:ascii="Palatino Linotype" w:eastAsia="Times New Roman" w:hAnsi="Palatino Linotype" w:cs="Times New Roman"/>
           <w:sz w:val="20"/>
         </w:rPr>
-        <w:lastRenderedPageBreak/>
         <w:t xml:space="preserve">Attended AI For All program and completed </w:t>
       </w:r>
       <w:r>
@@ -37981,6 +37991,7 @@
           <w:rFonts w:ascii="Palatino Linotype" w:eastAsia="Times New Roman" w:hAnsi="Palatino Linotype" w:cs="Times New Roman"/>
           <w:sz w:val="20"/>
         </w:rPr>
+        <w:lastRenderedPageBreak/>
         <w:t xml:space="preserve">Attended </w:t>
       </w:r>
       <w:r>
@@ -39197,7 +39208,6 @@
           <w:rFonts w:ascii="Palatino Linotype" w:eastAsia="Times New Roman" w:hAnsi="Palatino Linotype" w:cs="Times New Roman"/>
           <w:sz w:val="20"/>
         </w:rPr>
-        <w:lastRenderedPageBreak/>
         <w:t xml:space="preserve">Attended workshop on </w:t>
       </w:r>
       <w:r>
@@ -39265,6 +39275,7 @@
           <w:rFonts w:ascii="Palatino Linotype" w:eastAsia="Times New Roman" w:hAnsi="Palatino Linotype" w:cs="Times New Roman"/>
           <w:sz w:val="20"/>
         </w:rPr>
+        <w:lastRenderedPageBreak/>
         <w:t xml:space="preserve">Attended workshop on </w:t>
       </w:r>
       <w:r>
@@ -40472,7 +40483,6 @@
           <w:rFonts w:ascii="Palatino Linotype" w:eastAsia="Times New Roman" w:hAnsi="Palatino Linotype" w:cs="Times New Roman"/>
           <w:sz w:val="20"/>
         </w:rPr>
-        <w:lastRenderedPageBreak/>
         <w:t xml:space="preserve">SWAYAM </w:t>
       </w:r>
       <w:r>
@@ -40532,6 +40542,7 @@
           <w:b/>
           <w:sz w:val="20"/>
         </w:rPr>
+        <w:lastRenderedPageBreak/>
         <w:t xml:space="preserve">Member of Technical Committee: </w:t>
       </w:r>
       <w:r>
@@ -41164,15 +41175,22 @@
           <w:b/>
           <w:sz w:val="20"/>
         </w:rPr>
+        <w:t xml:space="preserve">Member of Language Laboratory Setup Committee: </w:t>
+      </w:r>
+      <w:r>
+        <w:rPr>
+          <w:rFonts w:ascii="Palatino Linotype" w:eastAsia="Times New Roman" w:hAnsi="Palatino Linotype" w:cs="Times New Roman"/>
+          <w:sz w:val="20"/>
+        </w:rPr>
+        <w:t xml:space="preserve">Nominated by the Vice Chancellor of Sikkim University as the member to perform review of language laboratory setup procedure at Sikkim </w:t>
+      </w:r>
+      <w:r>
+        <w:rPr>
+          <w:rFonts w:ascii="Palatino Linotype" w:eastAsia="Times New Roman" w:hAnsi="Palatino Linotype" w:cs="Times New Roman"/>
+          <w:sz w:val="20"/>
+        </w:rPr>
         <w:lastRenderedPageBreak/>
-        <w:t xml:space="preserve">Member of Language Laboratory Setup Committee: </w:t>
-      </w:r>
-      <w:r>
-        <w:rPr>
-          <w:rFonts w:ascii="Palatino Linotype" w:eastAsia="Times New Roman" w:hAnsi="Palatino Linotype" w:cs="Times New Roman"/>
-          <w:sz w:val="20"/>
-        </w:rPr>
-        <w:t>Nominated by the Vice Chancellor of Sikkim University as the member to perform review of language laboratory setup procedure at Sikkim University, 2016-.</w:t>
+        <w:t>University, 2016-.</w:t>
       </w:r>
     </w:p>
     <w:p>
@@ -41787,7 +41805,6 @@
           <w:b/>
           <w:sz w:val="20"/>
         </w:rPr>
-        <w:lastRenderedPageBreak/>
         <w:t>Question Moderation Committee</w:t>
       </w:r>
       <w:r>
@@ -41825,7 +41842,15 @@
           <w:rFonts w:ascii="Palatino Linotype" w:eastAsia="Times New Roman" w:hAnsi="Palatino Linotype" w:cs="Times New Roman"/>
           <w:sz w:val="20"/>
         </w:rPr>
-        <w:t>: Serves as purchase committee member for BCA-MCA 2013-15.</w:t>
+        <w:t>: Serves as purchase committee member for BCA-MCA 2013-</w:t>
+      </w:r>
+      <w:r>
+        <w:rPr>
+          <w:rFonts w:ascii="Palatino Linotype" w:eastAsia="Times New Roman" w:hAnsi="Palatino Linotype" w:cs="Times New Roman"/>
+          <w:sz w:val="20"/>
+        </w:rPr>
+        <w:lastRenderedPageBreak/>
+        <w:t>15.</w:t>
       </w:r>
     </w:p>
     <w:p>
@@ -43592,7 +43617,17 @@
                 <w:sz w:val="20"/>
                 <w:szCs w:val="20"/>
               </w:rPr>
-              <w:t>1 Computer Organization and Architecture</w:t>
+              <w:t xml:space="preserve">1 Computer Organization and </w:t>
+            </w:r>
+            <w:r>
+              <w:rPr>
+                <w:rFonts w:ascii="Palatino Linotype" w:hAnsi="Palatino Linotype"/>
+                <w:bCs/>
+                <w:sz w:val="20"/>
+                <w:szCs w:val="20"/>
+              </w:rPr>
+              <w:lastRenderedPageBreak/>
+              <w:t>Architecture</w:t>
             </w:r>
           </w:p>
           <w:p>
@@ -46600,6 +46635,7 @@
           <w:b/>
           <w:szCs w:val="22"/>
         </w:rPr>
+        <w:lastRenderedPageBreak/>
         <w:t>Full Semester Courses taught at Surendra Institute of Engineering and Management,</w:t>
       </w:r>
     </w:p>
@@ -46666,7 +46702,7 @@
 </file>
 
 <file path=word/endnotes.xml><?xml version="1.0" encoding="utf-8"?>
-<w:endnotes xmlns:wpc="http://schemas.microsoft.com/office/word/2010/wordprocessingCanvas" xmlns:cx="http://schemas.microsoft.com/office/drawing/2014/chartex" xmlns:cx1="http://schemas.microsoft.com/office/drawing/2015/9/8/chartex" xmlns:cx2="http://schemas.microsoft.com/office/drawing/2015/10/21/chartex" xmlns:cx3="http://schemas.microsoft.com/office/drawing/2016/5/9/chartex" xmlns:cx4="http://schemas.microsoft.com/office/drawing/2016/5/10/chartex" xmlns:cx5="http://schemas.microsoft.com/office/drawing/2016/5/11/chartex" xmlns:cx6="http://schemas.microsoft.com/office/drawing/2016/5/12/chartex" xmlns:cx7="http://schemas.microsoft.com/office/drawing/2016/5/13/chartex" xmlns:cx8="http://schemas.microsoft.com/office/drawing/2016/5/14/chartex" xmlns:mc="http://schemas.openxmlformats.org/markup-compatibility/2006" xmlns:aink="http://schemas.microsoft.com/office/drawing/2016/ink" xmlns:am3d="http://schemas.microsoft.com/office/drawing/2017/model3d" xmlns:o="urn:schemas-microsoft-com:office:office" xmlns:oel="http://schemas.microsoft.com/office/2019/extlst" xmlns:r="http://schemas.openxmlformats.org/officeDocument/2006/relationships" xmlns:m="http://schemas.openxmlformats.org/officeDocument/2006/math" xmlns:v="urn:schemas-microsoft-com:vml" xmlns:wp14="http://schemas.microsoft.com/office/word/2010/wordprocessingDrawing" xmlns:wp="http://schemas.openxmlformats.org/drawingml/2006/wordprocessingDrawing" xmlns:w10="urn:schemas-microsoft-com:office:word" xmlns:w="http://schemas.openxmlformats.org/wordprocessingml/2006/main" xmlns:w14="http://schemas.microsoft.com/office/word/2010/wordml" xmlns:w15="http://schemas.microsoft.com/office/word/2012/wordml" xmlns:w16cex="http://schemas.microsoft.com/office/word/2018/wordml/cex" xmlns:w16cid="http://schemas.microsoft.com/office/word/2016/wordml/cid" xmlns:w16="http://schemas.microsoft.com/office/word/2018/wordml" xmlns:w16du="http://schemas.microsoft.com/office/word/2023/wordml/word16du" xmlns:w16sdtdh="http://schemas.microsoft.com/office/word/2020/wordml/sdtdatahash" xmlns:w16sdtfl="http://schemas.microsoft.com/office/word/2024/wordml/sdtformatlock" xmlns:w16se="http://schemas.microsoft.com/office/word/2015/wordml/symex" xmlns:wpg="http://schemas.microsoft.com/office/word/2010/wordprocessingGroup" xmlns:wpi="http://schemas.microsoft.com/office/word/2010/wordprocessingInk" xmlns:wne="http://schemas.microsoft.com/office/word/2006/wordml" xmlns:wps="http://schemas.microsoft.com/office/word/2010/wordprocessingShape" mc:Ignorable="w14 w15 w16se w16cid w16 w16cex w16sdtdh w16sdtfl w16du wp14">
+<w:endnotes xmlns:wpc="http://schemas.microsoft.com/office/word/2010/wordprocessingCanvas" xmlns:cx="http://schemas.microsoft.com/office/drawing/2014/chartex" xmlns:cx1="http://schemas.microsoft.com/office/drawing/2015/9/8/chartex" xmlns:cx2="http://schemas.microsoft.com/office/drawing/2015/10/21/chartex" xmlns:cx3="http://schemas.microsoft.com/office/drawing/2016/5/9/chartex" xmlns:cx4="http://schemas.microsoft.com/office/drawing/2016/5/10/chartex" xmlns:cx5="http://schemas.microsoft.com/office/drawing/2016/5/11/chartex" xmlns:cx6="http://schemas.microsoft.com/office/drawing/2016/5/12/chartex" xmlns:cx7="http://schemas.microsoft.com/office/drawing/2016/5/13/chartex" xmlns:cx8="http://schemas.microsoft.com/office/drawing/2016/5/14/chartex" xmlns:mc="http://schemas.openxmlformats.org/markup-compatibility/2006" xmlns:aink="http://schemas.microsoft.com/office/drawing/2016/ink" xmlns:am3d="http://schemas.microsoft.com/office/drawing/2017/model3d" xmlns:o="urn:schemas-microsoft-com:office:office" xmlns:oel="http://schemas.microsoft.com/office/2019/extlst" xmlns:r="http://schemas.openxmlformats.org/officeDocument/2006/relationships" xmlns:m="http://schemas.openxmlformats.org/officeDocument/2006/math" xmlns:v="urn:schemas-microsoft-com:vml" xmlns:wp14="http://schemas.microsoft.com/office/word/2010/wordprocessingDrawing" xmlns:wp="http://schemas.openxmlformats.org/drawingml/2006/wordprocessingDrawing" xmlns:w10="urn:schemas-microsoft-com:office:word" xmlns:w="http://schemas.openxmlformats.org/wordprocessingml/2006/main" xmlns:w14="http://schemas.microsoft.com/office/word/2010/wordml" xmlns:w15="http://schemas.microsoft.com/office/word/2012/wordml" xmlns:w16cex="http://schemas.microsoft.com/office/word/2018/wordml/cex" xmlns:w16cid="http://schemas.microsoft.com/office/word/2016/wordml/cid" xmlns:w16="http://schemas.microsoft.com/office/word/2018/wordml" xmlns:w16du="http://schemas.microsoft.com/office/word/2023/wordml/word16du" xmlns:w16sdtdh="http://schemas.microsoft.com/office/word/2020/wordml/sdtdatahash" xmlns:w16se="http://schemas.microsoft.com/office/word/2015/wordml/symex" xmlns:wpg="http://schemas.microsoft.com/office/word/2010/wordprocessingGroup" xmlns:wpi="http://schemas.microsoft.com/office/word/2010/wordprocessingInk" xmlns:wne="http://schemas.microsoft.com/office/word/2006/wordml" xmlns:wps="http://schemas.microsoft.com/office/word/2010/wordprocessingShape" mc:Ignorable="w14 w15 w16se w16cid w16 w16cex w16sdtdh wp14">
   <w:endnote w:type="separator" w:id="-1">
     <w:p>
       <w:pPr>
@@ -46691,7 +46727,7 @@
 </file>
 
 <file path=word/footer1.xml><?xml version="1.0" encoding="utf-8"?>
-<w:ftr xmlns:wpc="http://schemas.microsoft.com/office/word/2010/wordprocessingCanvas" xmlns:cx="http://schemas.microsoft.com/office/drawing/2014/chartex" xmlns:cx1="http://schemas.microsoft.com/office/drawing/2015/9/8/chartex" xmlns:cx2="http://schemas.microsoft.com/office/drawing/2015/10/21/chartex" xmlns:cx3="http://schemas.microsoft.com/office/drawing/2016/5/9/chartex" xmlns:cx4="http://schemas.microsoft.com/office/drawing/2016/5/10/chartex" xmlns:cx5="http://schemas.microsoft.com/office/drawing/2016/5/11/chartex" xmlns:cx6="http://schemas.microsoft.com/office/drawing/2016/5/12/chartex" xmlns:cx7="http://schemas.microsoft.com/office/drawing/2016/5/13/chartex" xmlns:cx8="http://schemas.microsoft.com/office/drawing/2016/5/14/chartex" xmlns:mc="http://schemas.openxmlformats.org/markup-compatibility/2006" xmlns:aink="http://schemas.microsoft.com/office/drawing/2016/ink" xmlns:am3d="http://schemas.microsoft.com/office/drawing/2017/model3d" xmlns:o="urn:schemas-microsoft-com:office:office" xmlns:oel="http://schemas.microsoft.com/office/2019/extlst" xmlns:r="http://schemas.openxmlformats.org/officeDocument/2006/relationships" xmlns:m="http://schemas.openxmlformats.org/officeDocument/2006/math" xmlns:v="urn:schemas-microsoft-com:vml" xmlns:wp14="http://schemas.microsoft.com/office/word/2010/wordprocessingDrawing" xmlns:wp="http://schemas.openxmlformats.org/drawingml/2006/wordprocessingDrawing" xmlns:w10="urn:schemas-microsoft-com:office:word" xmlns:w="http://schemas.openxmlformats.org/wordprocessingml/2006/main" xmlns:w14="http://schemas.microsoft.com/office/word/2010/wordml" xmlns:w15="http://schemas.microsoft.com/office/word/2012/wordml" xmlns:w16cex="http://schemas.microsoft.com/office/word/2018/wordml/cex" xmlns:w16cid="http://schemas.microsoft.com/office/word/2016/wordml/cid" xmlns:w16="http://schemas.microsoft.com/office/word/2018/wordml" xmlns:w16du="http://schemas.microsoft.com/office/word/2023/wordml/word16du" xmlns:w16sdtdh="http://schemas.microsoft.com/office/word/2020/wordml/sdtdatahash" xmlns:w16sdtfl="http://schemas.microsoft.com/office/word/2024/wordml/sdtformatlock" xmlns:w16se="http://schemas.microsoft.com/office/word/2015/wordml/symex" xmlns:wpg="http://schemas.microsoft.com/office/word/2010/wordprocessingGroup" xmlns:wpi="http://schemas.microsoft.com/office/word/2010/wordprocessingInk" xmlns:wne="http://schemas.microsoft.com/office/word/2006/wordml" xmlns:wps="http://schemas.microsoft.com/office/word/2010/wordprocessingShape" mc:Ignorable="w14 w15 w16se w16cid w16 w16cex w16sdtdh w16sdtfl w16du wp14">
+<w:ftr xmlns:wpc="http://schemas.microsoft.com/office/word/2010/wordprocessingCanvas" xmlns:cx="http://schemas.microsoft.com/office/drawing/2014/chartex" xmlns:cx1="http://schemas.microsoft.com/office/drawing/2015/9/8/chartex" xmlns:cx2="http://schemas.microsoft.com/office/drawing/2015/10/21/chartex" xmlns:cx3="http://schemas.microsoft.com/office/drawing/2016/5/9/chartex" xmlns:cx4="http://schemas.microsoft.com/office/drawing/2016/5/10/chartex" xmlns:cx5="http://schemas.microsoft.com/office/drawing/2016/5/11/chartex" xmlns:cx6="http://schemas.microsoft.com/office/drawing/2016/5/12/chartex" xmlns:cx7="http://schemas.microsoft.com/office/drawing/2016/5/13/chartex" xmlns:cx8="http://schemas.microsoft.com/office/drawing/2016/5/14/chartex" xmlns:mc="http://schemas.openxmlformats.org/markup-compatibility/2006" xmlns:aink="http://schemas.microsoft.com/office/drawing/2016/ink" xmlns:am3d="http://schemas.microsoft.com/office/drawing/2017/model3d" xmlns:o="urn:schemas-microsoft-com:office:office" xmlns:oel="http://schemas.microsoft.com/office/2019/extlst" xmlns:r="http://schemas.openxmlformats.org/officeDocument/2006/relationships" xmlns:m="http://schemas.openxmlformats.org/officeDocument/2006/math" xmlns:v="urn:schemas-microsoft-com:vml" xmlns:wp14="http://schemas.microsoft.com/office/word/2010/wordprocessingDrawing" xmlns:wp="http://schemas.openxmlformats.org/drawingml/2006/wordprocessingDrawing" xmlns:w10="urn:schemas-microsoft-com:office:word" xmlns:w="http://schemas.openxmlformats.org/wordprocessingml/2006/main" xmlns:w14="http://schemas.microsoft.com/office/word/2010/wordml" xmlns:w15="http://schemas.microsoft.com/office/word/2012/wordml" xmlns:w16cex="http://schemas.microsoft.com/office/word/2018/wordml/cex" xmlns:w16cid="http://schemas.microsoft.com/office/word/2016/wordml/cid" xmlns:w16="http://schemas.microsoft.com/office/word/2018/wordml" xmlns:w16du="http://schemas.microsoft.com/office/word/2023/wordml/word16du" xmlns:w16sdtdh="http://schemas.microsoft.com/office/word/2020/wordml/sdtdatahash" xmlns:w16se="http://schemas.microsoft.com/office/word/2015/wordml/symex" xmlns:wpg="http://schemas.microsoft.com/office/word/2010/wordprocessingGroup" xmlns:wpi="http://schemas.microsoft.com/office/word/2010/wordprocessingInk" xmlns:wne="http://schemas.microsoft.com/office/word/2006/wordml" xmlns:wps="http://schemas.microsoft.com/office/word/2010/wordprocessingShape" mc:Ignorable="w14 w15 w16se w16cid w16 w16cex w16sdtdh wp14">
   <w:sdt>
     <w:sdtPr>
       <w:id w:val="-1535104590"/>
@@ -46745,7 +46781,7 @@
 </file>
 
 <file path=word/footnotes.xml><?xml version="1.0" encoding="utf-8"?>
-<w:footnotes xmlns:wpc="http://schemas.microsoft.com/office/word/2010/wordprocessingCanvas" xmlns:cx="http://schemas.microsoft.com/office/drawing/2014/chartex" xmlns:cx1="http://schemas.microsoft.com/office/drawing/2015/9/8/chartex" xmlns:cx2="http://schemas.microsoft.com/office/drawing/2015/10/21/chartex" xmlns:cx3="http://schemas.microsoft.com/office/drawing/2016/5/9/chartex" xmlns:cx4="http://schemas.microsoft.com/office/drawing/2016/5/10/chartex" xmlns:cx5="http://schemas.microsoft.com/office/drawing/2016/5/11/chartex" xmlns:cx6="http://schemas.microsoft.com/office/drawing/2016/5/12/chartex" xmlns:cx7="http://schemas.microsoft.com/office/drawing/2016/5/13/chartex" xmlns:cx8="http://schemas.microsoft.com/office/drawing/2016/5/14/chartex" xmlns:mc="http://schemas.openxmlformats.org/markup-compatibility/2006" xmlns:aink="http://schemas.microsoft.com/office/drawing/2016/ink" xmlns:am3d="http://schemas.microsoft.com/office/drawing/2017/model3d" xmlns:o="urn:schemas-microsoft-com:office:office" xmlns:oel="http://schemas.microsoft.com/office/2019/extlst" xmlns:r="http://schemas.openxmlformats.org/officeDocument/2006/relationships" xmlns:m="http://schemas.openxmlformats.org/officeDocument/2006/math" xmlns:v="urn:schemas-microsoft-com:vml" xmlns:wp14="http://schemas.microsoft.com/office/word/2010/wordprocessingDrawing" xmlns:wp="http://schemas.openxmlformats.org/drawingml/2006/wordprocessingDrawing" xmlns:w10="urn:schemas-microsoft-com:office:word" xmlns:w="http://schemas.openxmlformats.org/wordprocessingml/2006/main" xmlns:w14="http://schemas.microsoft.com/office/word/2010/wordml" xmlns:w15="http://schemas.microsoft.com/office/word/2012/wordml" xmlns:w16cex="http://schemas.microsoft.com/office/word/2018/wordml/cex" xmlns:w16cid="http://schemas.microsoft.com/office/word/2016/wordml/cid" xmlns:w16="http://schemas.microsoft.com/office/word/2018/wordml" xmlns:w16du="http://schemas.microsoft.com/office/word/2023/wordml/word16du" xmlns:w16sdtdh="http://schemas.microsoft.com/office/word/2020/wordml/sdtdatahash" xmlns:w16sdtfl="http://schemas.microsoft.com/office/word/2024/wordml/sdtformatlock" xmlns:w16se="http://schemas.microsoft.com/office/word/2015/wordml/symex" xmlns:wpg="http://schemas.microsoft.com/office/word/2010/wordprocessingGroup" xmlns:wpi="http://schemas.microsoft.com/office/word/2010/wordprocessingInk" xmlns:wne="http://schemas.microsoft.com/office/word/2006/wordml" xmlns:wps="http://schemas.microsoft.com/office/word/2010/wordprocessingShape" mc:Ignorable="w14 w15 w16se w16cid w16 w16cex w16sdtdh w16sdtfl w16du wp14">
+<w:footnotes xmlns:wpc="http://schemas.microsoft.com/office/word/2010/wordprocessingCanvas" xmlns:cx="http://schemas.microsoft.com/office/drawing/2014/chartex" xmlns:cx1="http://schemas.microsoft.com/office/drawing/2015/9/8/chartex" xmlns:cx2="http://schemas.microsoft.com/office/drawing/2015/10/21/chartex" xmlns:cx3="http://schemas.microsoft.com/office/drawing/2016/5/9/chartex" xmlns:cx4="http://schemas.microsoft.com/office/drawing/2016/5/10/chartex" xmlns:cx5="http://schemas.microsoft.com/office/drawing/2016/5/11/chartex" xmlns:cx6="http://schemas.microsoft.com/office/drawing/2016/5/12/chartex" xmlns:cx7="http://schemas.microsoft.com/office/drawing/2016/5/13/chartex" xmlns:cx8="http://schemas.microsoft.com/office/drawing/2016/5/14/chartex" xmlns:mc="http://schemas.openxmlformats.org/markup-compatibility/2006" xmlns:aink="http://schemas.microsoft.com/office/drawing/2016/ink" xmlns:am3d="http://schemas.microsoft.com/office/drawing/2017/model3d" xmlns:o="urn:schemas-microsoft-com:office:office" xmlns:oel="http://schemas.microsoft.com/office/2019/extlst" xmlns:r="http://schemas.openxmlformats.org/officeDocument/2006/relationships" xmlns:m="http://schemas.openxmlformats.org/officeDocument/2006/math" xmlns:v="urn:schemas-microsoft-com:vml" xmlns:wp14="http://schemas.microsoft.com/office/word/2010/wordprocessingDrawing" xmlns:wp="http://schemas.openxmlformats.org/drawingml/2006/wordprocessingDrawing" xmlns:w10="urn:schemas-microsoft-com:office:word" xmlns:w="http://schemas.openxmlformats.org/wordprocessingml/2006/main" xmlns:w14="http://schemas.microsoft.com/office/word/2010/wordml" xmlns:w15="http://schemas.microsoft.com/office/word/2012/wordml" xmlns:w16cex="http://schemas.microsoft.com/office/word/2018/wordml/cex" xmlns:w16cid="http://schemas.microsoft.com/office/word/2016/wordml/cid" xmlns:w16="http://schemas.microsoft.com/office/word/2018/wordml" xmlns:w16du="http://schemas.microsoft.com/office/word/2023/wordml/word16du" xmlns:w16sdtdh="http://schemas.microsoft.com/office/word/2020/wordml/sdtdatahash" xmlns:w16se="http://schemas.microsoft.com/office/word/2015/wordml/symex" xmlns:wpg="http://schemas.microsoft.com/office/word/2010/wordprocessingGroup" xmlns:wpi="http://schemas.microsoft.com/office/word/2010/wordprocessingInk" xmlns:wne="http://schemas.microsoft.com/office/word/2006/wordml" xmlns:wps="http://schemas.microsoft.com/office/word/2010/wordprocessingShape" mc:Ignorable="w14 w15 w16se w16cid w16 w16cex w16sdtdh wp14">
   <w:footnote w:type="separator" w:id="-1">
     <w:p>
       <w:pPr>
@@ -46770,7 +46806,7 @@
 </file>
 
 <file path=word/numbering.xml><?xml version="1.0" encoding="utf-8"?>
-<w:numbering xmlns:wpc="http://schemas.microsoft.com/office/word/2010/wordprocessingCanvas" xmlns:cx="http://schemas.microsoft.com/office/drawing/2014/chartex" xmlns:cx1="http://schemas.microsoft.com/office/drawing/2015/9/8/chartex" xmlns:cx2="http://schemas.microsoft.com/office/drawing/2015/10/21/chartex" xmlns:cx3="http://schemas.microsoft.com/office/drawing/2016/5/9/chartex" xmlns:cx4="http://schemas.microsoft.com/office/drawing/2016/5/10/chartex" xmlns:cx5="http://schemas.microsoft.com/office/drawing/2016/5/11/chartex" xmlns:cx6="http://schemas.microsoft.com/office/drawing/2016/5/12/chartex" xmlns:cx7="http://schemas.microsoft.com/office/drawing/2016/5/13/chartex" xmlns:cx8="http://schemas.microsoft.com/office/drawing/2016/5/14/chartex" xmlns:mc="http://schemas.openxmlformats.org/markup-compatibility/2006" xmlns:aink="http://schemas.microsoft.com/office/drawing/2016/ink" xmlns:am3d="http://schemas.microsoft.com/office/drawing/2017/model3d" xmlns:o="urn:schemas-microsoft-com:office:office" xmlns:oel="http://schemas.microsoft.com/office/2019/extlst" xmlns:r="http://schemas.openxmlformats.org/officeDocument/2006/relationships" xmlns:m="http://schemas.openxmlformats.org/officeDocument/2006/math" xmlns:v="urn:schemas-microsoft-com:vml" xmlns:wp14="http://schemas.microsoft.com/office/word/2010/wordprocessingDrawing" xmlns:wp="http://schemas.openxmlformats.org/drawingml/2006/wordprocessingDrawing" xmlns:w10="urn:schemas-microsoft-com:office:word" xmlns:w="http://schemas.openxmlformats.org/wordprocessingml/2006/main" xmlns:w14="http://schemas.microsoft.com/office/word/2010/wordml" xmlns:w15="http://schemas.microsoft.com/office/word/2012/wordml" xmlns:w16cex="http://schemas.microsoft.com/office/word/2018/wordml/cex" xmlns:w16cid="http://schemas.microsoft.com/office/word/2016/wordml/cid" xmlns:w16="http://schemas.microsoft.com/office/word/2018/wordml" xmlns:w16du="http://schemas.microsoft.com/office/word/2023/wordml/word16du" xmlns:w16sdtdh="http://schemas.microsoft.com/office/word/2020/wordml/sdtdatahash" xmlns:w16sdtfl="http://schemas.microsoft.com/office/word/2024/wordml/sdtformatlock" xmlns:w16se="http://schemas.microsoft.com/office/word/2015/wordml/symex" xmlns:wpg="http://schemas.microsoft.com/office/word/2010/wordprocessingGroup" xmlns:wpi="http://schemas.microsoft.com/office/word/2010/wordprocessingInk" xmlns:wne="http://schemas.microsoft.com/office/word/2006/wordml" xmlns:wps="http://schemas.microsoft.com/office/word/2010/wordprocessingShape" mc:Ignorable="w14 w15 w16se w16cid w16 w16cex w16sdtdh w16sdtfl w16du wp14">
+<w:numbering xmlns:wpc="http://schemas.microsoft.com/office/word/2010/wordprocessingCanvas" xmlns:cx="http://schemas.microsoft.com/office/drawing/2014/chartex" xmlns:cx1="http://schemas.microsoft.com/office/drawing/2015/9/8/chartex" xmlns:cx2="http://schemas.microsoft.com/office/drawing/2015/10/21/chartex" xmlns:cx3="http://schemas.microsoft.com/office/drawing/2016/5/9/chartex" xmlns:cx4="http://schemas.microsoft.com/office/drawing/2016/5/10/chartex" xmlns:cx5="http://schemas.microsoft.com/office/drawing/2016/5/11/chartex" xmlns:cx6="http://schemas.microsoft.com/office/drawing/2016/5/12/chartex" xmlns:cx7="http://schemas.microsoft.com/office/drawing/2016/5/13/chartex" xmlns:cx8="http://schemas.microsoft.com/office/drawing/2016/5/14/chartex" xmlns:mc="http://schemas.openxmlformats.org/markup-compatibility/2006" xmlns:aink="http://schemas.microsoft.com/office/drawing/2016/ink" xmlns:am3d="http://schemas.microsoft.com/office/drawing/2017/model3d" xmlns:o="urn:schemas-microsoft-com:office:office" xmlns:oel="http://schemas.microsoft.com/office/2019/extlst" xmlns:r="http://schemas.openxmlformats.org/officeDocument/2006/relationships" xmlns:m="http://schemas.openxmlformats.org/officeDocument/2006/math" xmlns:v="urn:schemas-microsoft-com:vml" xmlns:wp14="http://schemas.microsoft.com/office/word/2010/wordprocessingDrawing" xmlns:wp="http://schemas.openxmlformats.org/drawingml/2006/wordprocessingDrawing" xmlns:w10="urn:schemas-microsoft-com:office:word" xmlns:w="http://schemas.openxmlformats.org/wordprocessingml/2006/main" xmlns:w14="http://schemas.microsoft.com/office/word/2010/wordml" xmlns:w15="http://schemas.microsoft.com/office/word/2012/wordml" xmlns:w16cex="http://schemas.microsoft.com/office/word/2018/wordml/cex" xmlns:w16cid="http://schemas.microsoft.com/office/word/2016/wordml/cid" xmlns:w16="http://schemas.microsoft.com/office/word/2018/wordml" xmlns:w16du="http://schemas.microsoft.com/office/word/2023/wordml/word16du" xmlns:w16sdtdh="http://schemas.microsoft.com/office/word/2020/wordml/sdtdatahash" xmlns:w16se="http://schemas.microsoft.com/office/word/2015/wordml/symex" xmlns:wpg="http://schemas.microsoft.com/office/word/2010/wordprocessingGroup" xmlns:wpi="http://schemas.microsoft.com/office/word/2010/wordprocessingInk" xmlns:wne="http://schemas.microsoft.com/office/word/2006/wordml" xmlns:wps="http://schemas.microsoft.com/office/word/2010/wordprocessingShape" mc:Ignorable="w14 w15 w16se w16cid w16 w16cex w16sdtdh wp14">
   <w:abstractNum w:abstractNumId="0" w15:restartNumberingAfterBreak="0">
     <w:nsid w:val="00000001"/>
     <w:multiLevelType w:val="multilevel"/>
@@ -50227,7 +50263,7 @@
 </file>
 
 <file path=word/styles.xml><?xml version="1.0" encoding="utf-8"?>
-<w:styles xmlns:mc="http://schemas.openxmlformats.org/markup-compatibility/2006" xmlns:r="http://schemas.openxmlformats.org/officeDocument/2006/relationships" xmlns:w="http://schemas.openxmlformats.org/wordprocessingml/2006/main" xmlns:w14="http://schemas.microsoft.com/office/word/2010/wordml" xmlns:w15="http://schemas.microsoft.com/office/word/2012/wordml" xmlns:w16cex="http://schemas.microsoft.com/office/word/2018/wordml/cex" xmlns:w16cid="http://schemas.microsoft.com/office/word/2016/wordml/cid" xmlns:w16="http://schemas.microsoft.com/office/word/2018/wordml" xmlns:w16du="http://schemas.microsoft.com/office/word/2023/wordml/word16du" xmlns:w16sdtdh="http://schemas.microsoft.com/office/word/2020/wordml/sdtdatahash" xmlns:w16sdtfl="http://schemas.microsoft.com/office/word/2024/wordml/sdtformatlock" xmlns:w16se="http://schemas.microsoft.com/office/word/2015/wordml/symex" mc:Ignorable="w14 w15 w16se w16cid w16 w16cex w16sdtdh w16sdtfl w16du">
+<w:styles xmlns:mc="http://schemas.openxmlformats.org/markup-compatibility/2006" xmlns:r="http://schemas.openxmlformats.org/officeDocument/2006/relationships" xmlns:w="http://schemas.openxmlformats.org/wordprocessingml/2006/main" xmlns:w14="http://schemas.microsoft.com/office/word/2010/wordml" xmlns:w15="http://schemas.microsoft.com/office/word/2012/wordml" xmlns:w16cex="http://schemas.microsoft.com/office/word/2018/wordml/cex" xmlns:w16cid="http://schemas.microsoft.com/office/word/2016/wordml/cid" xmlns:w16="http://schemas.microsoft.com/office/word/2018/wordml" xmlns:w16sdtdh="http://schemas.microsoft.com/office/word/2020/wordml/sdtdatahash" xmlns:w16se="http://schemas.microsoft.com/office/word/2015/wordml/symex" mc:Ignorable="w14 w15 w16se w16cid w16 w16cex w16sdtdh">
   <w:docDefaults>
     <w:rPrDefault>
       <w:rPr>

--- a/ParthaPratimRayCV.docx
+++ b/ParthaPratimRayCV.docx
@@ -309,7 +309,6 @@
           <w:rFonts w:ascii="Palatino Linotype" w:eastAsia="Times New Roman" w:hAnsi="Palatino Linotype" w:cs="Times New Roman"/>
           <w:iCs/>
           <w:sz w:val="20"/>
-          <w:u w:val="none"/>
         </w:rPr>
       </w:pPr>
       <w:r>
@@ -335,6 +334,45 @@
     <w:p>
       <w:pPr>
         <w:widowControl w:val="0"/>
+        <w:spacing w:before="3" w:after="0" w:line="100" w:lineRule="atLeast"/>
+        <w:jc w:val="center"/>
+        <w:rPr>
+          <w:rStyle w:val="Hyperlink"/>
+          <w:rFonts w:ascii="Palatino Linotype" w:eastAsia="Times New Roman" w:hAnsi="Palatino Linotype" w:cs="Times New Roman"/>
+          <w:iCs/>
+          <w:sz w:val="20"/>
+          <w:u w:val="none"/>
+        </w:rPr>
+      </w:pPr>
+      <w:r>
+        <w:rPr>
+          <w:rFonts w:ascii="Palatino Linotype" w:eastAsia="Times New Roman" w:hAnsi="Palatino Linotype" w:cs="Times New Roman"/>
+          <w:iCs/>
+          <w:sz w:val="20"/>
+        </w:rPr>
+        <w:t>Personal Web URL</w:t>
+      </w:r>
+      <w:r>
+        <w:rPr>
+          <w:rFonts w:ascii="Palatino Linotype" w:eastAsia="Times New Roman" w:hAnsi="Palatino Linotype" w:cs="Times New Roman"/>
+          <w:iCs/>
+          <w:sz w:val="20"/>
+        </w:rPr>
+        <w:t xml:space="preserve">: </w:t>
+      </w:r>
+      <w:r>
+        <w:rPr>
+          <w:rStyle w:val="Hyperlink"/>
+          <w:rFonts w:ascii="Palatino Linotype" w:eastAsia="Times New Roman" w:hAnsi="Palatino Linotype" w:cs="Times New Roman"/>
+          <w:iCs/>
+          <w:sz w:val="20"/>
+        </w:rPr>
+        <w:t>https://parthapray.github.io/</w:t>
+      </w:r>
+    </w:p>
+    <w:p>
+      <w:pPr>
+        <w:widowControl w:val="0"/>
         <w:spacing w:before="28" w:after="0" w:line="100" w:lineRule="atLeast"/>
         <w:ind w:left="118"/>
         <w:rPr>
@@ -1377,7 +1415,6 @@
           <w:rFonts w:ascii="Palatino Linotype" w:eastAsia="Times New Roman" w:hAnsi="Palatino Linotype" w:cs="Times New Roman"/>
           <w:sz w:val="20"/>
         </w:rPr>
-        <w:lastRenderedPageBreak/>
         <w:t>January</w:t>
       </w:r>
       <w:r>
@@ -2367,15 +2404,8 @@
           <w:rFonts w:ascii="Palatino Linotype" w:eastAsia="Times New Roman" w:hAnsi="Palatino Linotype" w:cs="Times New Roman"/>
           <w:sz w:val="20"/>
         </w:rPr>
-        <w:t xml:space="preserve">Winner of the Emerald Literati Awards 2019 as Highly Commended for “Continuous glucose </w:t>
-      </w:r>
-      <w:r>
-        <w:rPr>
-          <w:rFonts w:ascii="Palatino Linotype" w:eastAsia="Times New Roman" w:hAnsi="Palatino Linotype" w:cs="Times New Roman"/>
-          <w:sz w:val="20"/>
-        </w:rPr>
         <w:lastRenderedPageBreak/>
-        <w:t>monitoring: A systematic review of sensor systems and prospects” published in Sensor Review.</w:t>
+        <w:t>Winner of the Emerald Literati Awards 2019 as Highly Commended for “Continuous glucose monitoring: A systematic review of sensor systems and prospects” published in Sensor Review.</w:t>
       </w:r>
     </w:p>
     <w:p>
@@ -3376,7 +3406,6 @@
           <w:rFonts w:ascii="Palatino Linotype" w:eastAsia="Times New Roman" w:hAnsi="Palatino Linotype" w:cs="Times New Roman"/>
           <w:sz w:val="20"/>
         </w:rPr>
-        <w:lastRenderedPageBreak/>
         <w:t>Member, Global ICT Standardisation Forum for India (GISFI).</w:t>
       </w:r>
     </w:p>

--- a/ParthaPratimRayCV.docx
+++ b/ParthaPratimRayCV.docx
@@ -1586,7 +1586,7 @@
           <w:bCs/>
           <w:sz w:val="20"/>
         </w:rPr>
-        <w:t>Associate Editor</w:t>
+        <w:t>Fellow</w:t>
       </w:r>
       <w:r>
         <w:rPr>
@@ -1607,32 +1607,47 @@
           <w:rFonts w:ascii="Palatino Linotype" w:eastAsia="Times New Roman" w:hAnsi="Palatino Linotype" w:cs="Times New Roman"/>
           <w:sz w:val="20"/>
         </w:rPr>
-        <w:t>Frontiers in Communications and Networks</w:t>
-      </w:r>
-      <w:r>
-        <w:rPr>
-          <w:rFonts w:ascii="Palatino Linotype" w:eastAsia="Times New Roman" w:hAnsi="Palatino Linotype" w:cs="Times New Roman"/>
-          <w:sz w:val="20"/>
-        </w:rPr>
-        <w:t xml:space="preserve"> since </w:t>
-      </w:r>
-      <w:r>
-        <w:rPr>
-          <w:rFonts w:ascii="Palatino Linotype" w:eastAsia="Times New Roman" w:hAnsi="Palatino Linotype" w:cs="Times New Roman"/>
-          <w:sz w:val="20"/>
-        </w:rPr>
-        <w:t>November</w:t>
-      </w:r>
-      <w:r>
-        <w:rPr>
-          <w:rFonts w:ascii="Palatino Linotype" w:eastAsia="Times New Roman" w:hAnsi="Palatino Linotype" w:cs="Times New Roman"/>
-          <w:sz w:val="20"/>
-        </w:rPr>
-        <w:t xml:space="preserve"> 2025. </w:t>
-      </w:r>
-    </w:p>
-    <w:p>
-      <w:pPr>
+        <w:t>Thinking About Thinking</w:t>
+      </w:r>
+      <w:r>
+        <w:rPr>
+          <w:rFonts w:ascii="Palatino Linotype" w:eastAsia="Times New Roman" w:hAnsi="Palatino Linotype" w:cs="Times New Roman"/>
+          <w:sz w:val="20"/>
+        </w:rPr>
+        <w:t xml:space="preserve"> since</w:t>
+      </w:r>
+      <w:r>
+        <w:rPr>
+          <w:rFonts w:ascii="Palatino Linotype" w:eastAsia="Times New Roman" w:hAnsi="Palatino Linotype" w:cs="Times New Roman"/>
+          <w:sz w:val="20"/>
+        </w:rPr>
+        <w:t xml:space="preserve"> March</w:t>
+      </w:r>
+      <w:r>
+        <w:rPr>
+          <w:rFonts w:ascii="Palatino Linotype" w:eastAsia="Times New Roman" w:hAnsi="Palatino Linotype" w:cs="Times New Roman"/>
+          <w:sz w:val="20"/>
+        </w:rPr>
+        <w:t xml:space="preserve"> 202</w:t>
+      </w:r>
+      <w:r>
+        <w:rPr>
+          <w:rFonts w:ascii="Palatino Linotype" w:eastAsia="Times New Roman" w:hAnsi="Palatino Linotype" w:cs="Times New Roman"/>
+          <w:sz w:val="20"/>
+        </w:rPr>
+        <w:t>6</w:t>
+      </w:r>
+      <w:r>
+        <w:rPr>
+          <w:rFonts w:ascii="Palatino Linotype" w:eastAsia="Times New Roman" w:hAnsi="Palatino Linotype" w:cs="Times New Roman"/>
+          <w:sz w:val="20"/>
+        </w:rPr>
+        <w:t xml:space="preserve">. </w:t>
+      </w:r>
+    </w:p>
+    <w:p>
+      <w:pPr>
+        <w:pStyle w:val="ListParagraph"/>
         <w:widowControl w:val="0"/>
         <w:spacing w:after="0" w:line="100" w:lineRule="atLeast"/>
         <w:ind w:left="1080"/>
@@ -1644,6 +1659,7 @@
     </w:p>
     <w:p>
       <w:pPr>
+        <w:pStyle w:val="ListParagraph"/>
         <w:widowControl w:val="0"/>
         <w:numPr>
           <w:ilvl w:val="0"/>
@@ -1659,44 +1675,57 @@
       <w:r>
         <w:rPr>
           <w:rFonts w:ascii="Palatino Linotype" w:eastAsia="Times New Roman" w:hAnsi="Palatino Linotype" w:cs="Times New Roman"/>
-          <w:sz w:val="20"/>
-        </w:rPr>
-        <w:t xml:space="preserve">Recognized as the one of the </w:t>
-      </w:r>
-      <w:r>
-        <w:rPr>
-          <w:rFonts w:ascii="Palatino Linotype" w:eastAsia="Times New Roman" w:hAnsi="Palatino Linotype" w:cs="Times New Roman"/>
-          <w:b/>
-          <w:bCs/>
-          <w:sz w:val="20"/>
-        </w:rPr>
-        <w:t>World’s Top 2%</w:t>
-      </w:r>
-      <w:r>
-        <w:rPr>
-          <w:rFonts w:ascii="Palatino Linotype" w:eastAsia="Times New Roman" w:hAnsi="Palatino Linotype" w:cs="Times New Roman"/>
-          <w:sz w:val="20"/>
-        </w:rPr>
-        <w:t xml:space="preserve"> Scientists by the Stanford University, 202</w:t>
-      </w:r>
-      <w:r>
-        <w:rPr>
-          <w:rFonts w:ascii="Palatino Linotype" w:eastAsia="Times New Roman" w:hAnsi="Palatino Linotype" w:cs="Times New Roman"/>
-          <w:sz w:val="20"/>
-        </w:rPr>
-        <w:t>5</w:t>
-      </w:r>
-      <w:r>
-        <w:rPr>
-          <w:rFonts w:ascii="Palatino Linotype" w:eastAsia="Times New Roman" w:hAnsi="Palatino Linotype" w:cs="Times New Roman"/>
-          <w:sz w:val="20"/>
-        </w:rPr>
-        <w:t>. Stanford University, USA in both career and yearly database.</w:t>
-      </w:r>
-    </w:p>
-    <w:p>
-      <w:pPr>
-        <w:pStyle w:val="ListParagraph"/>
+          <w:b/>
+          <w:bCs/>
+          <w:sz w:val="20"/>
+        </w:rPr>
+        <w:t>Associate Editor</w:t>
+      </w:r>
+      <w:r>
+        <w:rPr>
+          <w:rFonts w:ascii="Palatino Linotype" w:eastAsia="Times New Roman" w:hAnsi="Palatino Linotype" w:cs="Times New Roman"/>
+          <w:sz w:val="20"/>
+        </w:rPr>
+        <w:t xml:space="preserve"> </w:t>
+      </w:r>
+      <w:r>
+        <w:rPr>
+          <w:rFonts w:ascii="Palatino Linotype" w:eastAsia="Times New Roman" w:hAnsi="Palatino Linotype" w:cs="Times New Roman"/>
+          <w:sz w:val="20"/>
+        </w:rPr>
+        <w:t xml:space="preserve">of </w:t>
+      </w:r>
+      <w:r>
+        <w:rPr>
+          <w:rFonts w:ascii="Palatino Linotype" w:eastAsia="Times New Roman" w:hAnsi="Palatino Linotype" w:cs="Times New Roman"/>
+          <w:sz w:val="20"/>
+        </w:rPr>
+        <w:t>Frontiers in Communications and Networks</w:t>
+      </w:r>
+      <w:r>
+        <w:rPr>
+          <w:rFonts w:ascii="Palatino Linotype" w:eastAsia="Times New Roman" w:hAnsi="Palatino Linotype" w:cs="Times New Roman"/>
+          <w:sz w:val="20"/>
+        </w:rPr>
+        <w:t xml:space="preserve"> since </w:t>
+      </w:r>
+      <w:r>
+        <w:rPr>
+          <w:rFonts w:ascii="Palatino Linotype" w:eastAsia="Times New Roman" w:hAnsi="Palatino Linotype" w:cs="Times New Roman"/>
+          <w:sz w:val="20"/>
+        </w:rPr>
+        <w:t>November</w:t>
+      </w:r>
+      <w:r>
+        <w:rPr>
+          <w:rFonts w:ascii="Palatino Linotype" w:eastAsia="Times New Roman" w:hAnsi="Palatino Linotype" w:cs="Times New Roman"/>
+          <w:sz w:val="20"/>
+        </w:rPr>
+        <w:t xml:space="preserve"> 2025. </w:t>
+      </w:r>
+    </w:p>
+    <w:p>
+      <w:pPr>
         <w:widowControl w:val="0"/>
         <w:spacing w:after="0" w:line="100" w:lineRule="atLeast"/>
         <w:ind w:left="1080"/>
@@ -1708,7 +1737,6 @@
     </w:p>
     <w:p>
       <w:pPr>
-        <w:pStyle w:val="ListParagraph"/>
         <w:widowControl w:val="0"/>
         <w:numPr>
           <w:ilvl w:val="0"/>
@@ -1724,64 +1752,44 @@
       <w:r>
         <w:rPr>
           <w:rFonts w:ascii="Palatino Linotype" w:eastAsia="Times New Roman" w:hAnsi="Palatino Linotype" w:cs="Times New Roman"/>
-          <w:b/>
-          <w:bCs/>
-          <w:sz w:val="20"/>
-        </w:rPr>
-        <w:t>Associate Editor</w:t>
-      </w:r>
-      <w:r>
-        <w:rPr>
-          <w:rFonts w:ascii="Palatino Linotype" w:eastAsia="Times New Roman" w:hAnsi="Palatino Linotype" w:cs="Times New Roman"/>
-          <w:sz w:val="20"/>
-        </w:rPr>
-        <w:t xml:space="preserve"> </w:t>
-      </w:r>
-      <w:r>
-        <w:rPr>
-          <w:rFonts w:ascii="Palatino Linotype" w:eastAsia="Times New Roman" w:hAnsi="Palatino Linotype" w:cs="Times New Roman"/>
-          <w:sz w:val="20"/>
-        </w:rPr>
-        <w:t xml:space="preserve">of </w:t>
-      </w:r>
-      <w:r>
-        <w:rPr>
-          <w:rFonts w:ascii="Palatino Linotype" w:eastAsia="Times New Roman" w:hAnsi="Palatino Linotype" w:cs="Times New Roman"/>
-          <w:sz w:val="20"/>
-        </w:rPr>
-        <w:t>Frontiers in Bioinformatics</w:t>
-      </w:r>
-      <w:r>
-        <w:rPr>
-          <w:rFonts w:ascii="Palatino Linotype" w:eastAsia="Times New Roman" w:hAnsi="Palatino Linotype" w:cs="Times New Roman"/>
-          <w:sz w:val="20"/>
-        </w:rPr>
-        <w:t xml:space="preserve"> </w:t>
-      </w:r>
-      <w:r>
-        <w:rPr>
-          <w:rFonts w:ascii="Palatino Linotype" w:eastAsia="Times New Roman" w:hAnsi="Palatino Linotype" w:cs="Times New Roman"/>
-          <w:sz w:val="20"/>
-        </w:rPr>
-        <w:t xml:space="preserve">since </w:t>
-      </w:r>
-      <w:r>
-        <w:rPr>
-          <w:rFonts w:ascii="Palatino Linotype" w:eastAsia="Times New Roman" w:hAnsi="Palatino Linotype" w:cs="Times New Roman"/>
-          <w:sz w:val="20"/>
-        </w:rPr>
-        <w:t>September</w:t>
-      </w:r>
-      <w:r>
-        <w:rPr>
-          <w:rFonts w:ascii="Palatino Linotype" w:eastAsia="Times New Roman" w:hAnsi="Palatino Linotype" w:cs="Times New Roman"/>
-          <w:sz w:val="20"/>
-        </w:rPr>
-        <w:t xml:space="preserve"> 2025. </w:t>
-      </w:r>
-    </w:p>
-    <w:p>
-      <w:pPr>
+          <w:sz w:val="20"/>
+        </w:rPr>
+        <w:t xml:space="preserve">Recognized as the one of the </w:t>
+      </w:r>
+      <w:r>
+        <w:rPr>
+          <w:rFonts w:ascii="Palatino Linotype" w:eastAsia="Times New Roman" w:hAnsi="Palatino Linotype" w:cs="Times New Roman"/>
+          <w:b/>
+          <w:bCs/>
+          <w:sz w:val="20"/>
+        </w:rPr>
+        <w:t>World’s Top 2%</w:t>
+      </w:r>
+      <w:r>
+        <w:rPr>
+          <w:rFonts w:ascii="Palatino Linotype" w:eastAsia="Times New Roman" w:hAnsi="Palatino Linotype" w:cs="Times New Roman"/>
+          <w:sz w:val="20"/>
+        </w:rPr>
+        <w:t xml:space="preserve"> Scientists by the Stanford University, 202</w:t>
+      </w:r>
+      <w:r>
+        <w:rPr>
+          <w:rFonts w:ascii="Palatino Linotype" w:eastAsia="Times New Roman" w:hAnsi="Palatino Linotype" w:cs="Times New Roman"/>
+          <w:sz w:val="20"/>
+        </w:rPr>
+        <w:t>5</w:t>
+      </w:r>
+      <w:r>
+        <w:rPr>
+          <w:rFonts w:ascii="Palatino Linotype" w:eastAsia="Times New Roman" w:hAnsi="Palatino Linotype" w:cs="Times New Roman"/>
+          <w:sz w:val="20"/>
+        </w:rPr>
+        <w:t>. Stanford University, USA in both career and yearly database.</w:t>
+      </w:r>
+    </w:p>
+    <w:p>
+      <w:pPr>
+        <w:pStyle w:val="ListParagraph"/>
         <w:widowControl w:val="0"/>
         <w:spacing w:after="0" w:line="100" w:lineRule="atLeast"/>
         <w:ind w:left="1080"/>
@@ -1793,6 +1801,7 @@
     </w:p>
     <w:p>
       <w:pPr>
+        <w:pStyle w:val="ListParagraph"/>
         <w:widowControl w:val="0"/>
         <w:numPr>
           <w:ilvl w:val="0"/>
@@ -1812,28 +1821,56 @@
           <w:bCs/>
           <w:sz w:val="20"/>
         </w:rPr>
-        <w:t>Special Award</w:t>
-      </w:r>
-      <w:r>
-        <w:rPr>
-          <w:rFonts w:ascii="Palatino Linotype" w:eastAsia="Times New Roman" w:hAnsi="Palatino Linotype" w:cs="Times New Roman"/>
-          <w:sz w:val="20"/>
-        </w:rPr>
-        <w:t xml:space="preserve"> Recipient </w:t>
-      </w:r>
-      <w:r>
-        <w:rPr>
-          <w:rFonts w:ascii="Palatino Linotype" w:eastAsia="Times New Roman" w:hAnsi="Palatino Linotype" w:cs="Times New Roman"/>
-          <w:sz w:val="20"/>
-        </w:rPr>
-        <w:t>for publication of journal in highest impact by Sikkim University, 2025</w:t>
-      </w:r>
-      <w:r>
-        <w:rPr>
-          <w:rFonts w:ascii="Palatino Linotype" w:eastAsia="Times New Roman" w:hAnsi="Palatino Linotype" w:cs="Times New Roman"/>
-          <w:sz w:val="20"/>
-        </w:rPr>
-        <w:t xml:space="preserve">. </w:t>
+        <w:t>Associate Editor</w:t>
+      </w:r>
+      <w:r>
+        <w:rPr>
+          <w:rFonts w:ascii="Palatino Linotype" w:eastAsia="Times New Roman" w:hAnsi="Palatino Linotype" w:cs="Times New Roman"/>
+          <w:sz w:val="20"/>
+        </w:rPr>
+        <w:t xml:space="preserve"> </w:t>
+      </w:r>
+      <w:r>
+        <w:rPr>
+          <w:rFonts w:ascii="Palatino Linotype" w:eastAsia="Times New Roman" w:hAnsi="Palatino Linotype" w:cs="Times New Roman"/>
+          <w:sz w:val="20"/>
+        </w:rPr>
+        <w:t xml:space="preserve">of </w:t>
+      </w:r>
+      <w:r>
+        <w:rPr>
+          <w:rFonts w:ascii="Palatino Linotype" w:eastAsia="Times New Roman" w:hAnsi="Palatino Linotype" w:cs="Times New Roman"/>
+          <w:sz w:val="20"/>
+        </w:rPr>
+        <w:t>Frontiers in Bioinformatics</w:t>
+      </w:r>
+      <w:r>
+        <w:rPr>
+          <w:rFonts w:ascii="Palatino Linotype" w:eastAsia="Times New Roman" w:hAnsi="Palatino Linotype" w:cs="Times New Roman"/>
+          <w:sz w:val="20"/>
+        </w:rPr>
+        <w:t xml:space="preserve"> </w:t>
+      </w:r>
+      <w:r>
+        <w:rPr>
+          <w:rFonts w:ascii="Palatino Linotype" w:eastAsia="Times New Roman" w:hAnsi="Palatino Linotype" w:cs="Times New Roman"/>
+          <w:sz w:val="20"/>
+        </w:rPr>
+        <w:t xml:space="preserve">since </w:t>
+      </w:r>
+      <w:r>
+        <w:rPr>
+          <w:rFonts w:ascii="Palatino Linotype" w:eastAsia="Times New Roman" w:hAnsi="Palatino Linotype" w:cs="Times New Roman"/>
+          <w:sz w:val="20"/>
+        </w:rPr>
+        <w:t>September</w:t>
+      </w:r>
+      <w:r>
+        <w:rPr>
+          <w:rFonts w:ascii="Palatino Linotype" w:eastAsia="Times New Roman" w:hAnsi="Palatino Linotype" w:cs="Times New Roman"/>
+          <w:sz w:val="20"/>
+        </w:rPr>
+        <w:t xml:space="preserve"> 2025. </w:t>
       </w:r>
     </w:p>
     <w:p>
@@ -1868,43 +1905,28 @@
           <w:bCs/>
           <w:sz w:val="20"/>
         </w:rPr>
-        <w:t>Best Paper Award</w:t>
-      </w:r>
-      <w:r>
-        <w:rPr>
-          <w:rFonts w:ascii="Palatino Linotype" w:eastAsia="Times New Roman" w:hAnsi="Palatino Linotype" w:cs="Times New Roman"/>
-          <w:sz w:val="20"/>
-        </w:rPr>
-        <w:t xml:space="preserve"> Recipient in 2</w:t>
-      </w:r>
-      <w:r>
-        <w:rPr>
-          <w:rFonts w:ascii="Palatino Linotype" w:eastAsia="Times New Roman" w:hAnsi="Palatino Linotype" w:cs="Times New Roman"/>
-          <w:sz w:val="20"/>
-          <w:vertAlign w:val="superscript"/>
-        </w:rPr>
-        <w:t>nd</w:t>
-      </w:r>
-      <w:r>
-        <w:rPr>
-          <w:rFonts w:ascii="Palatino Linotype" w:eastAsia="Times New Roman" w:hAnsi="Palatino Linotype" w:cs="Times New Roman"/>
-          <w:sz w:val="20"/>
-        </w:rPr>
-        <w:t xml:space="preserve"> International Conference on Artificial Intelligence, Computing Technologies, Internet of Things (IoT) and Data Analytics (AICTA-2024) </w:t>
-      </w:r>
-      <w:r>
-        <w:rPr>
-          <w:rFonts w:ascii="Palatino Linotype" w:eastAsia="Times New Roman" w:hAnsi="Palatino Linotype" w:cs="Times New Roman"/>
-          <w:sz w:val="20"/>
-        </w:rPr>
-        <w:t xml:space="preserve">(LNNS Springer) </w:t>
-      </w:r>
-      <w:r>
-        <w:rPr>
-          <w:rFonts w:ascii="Palatino Linotype" w:eastAsia="Times New Roman" w:hAnsi="Palatino Linotype" w:cs="Times New Roman"/>
-          <w:sz w:val="20"/>
-        </w:rPr>
-        <w:t xml:space="preserve">during 15th – 17th November 2024 in National Institute of Technology Raipur. </w:t>
+        <w:t>Special Award</w:t>
+      </w:r>
+      <w:r>
+        <w:rPr>
+          <w:rFonts w:ascii="Palatino Linotype" w:eastAsia="Times New Roman" w:hAnsi="Palatino Linotype" w:cs="Times New Roman"/>
+          <w:sz w:val="20"/>
+        </w:rPr>
+        <w:t xml:space="preserve"> Recipient </w:t>
+      </w:r>
+      <w:r>
+        <w:rPr>
+          <w:rFonts w:ascii="Palatino Linotype" w:eastAsia="Times New Roman" w:hAnsi="Palatino Linotype" w:cs="Times New Roman"/>
+          <w:sz w:val="20"/>
+        </w:rPr>
+        <w:t>for publication of journal in highest impact by Sikkim University, 2025</w:t>
+      </w:r>
+      <w:r>
+        <w:rPr>
+          <w:rFonts w:ascii="Palatino Linotype" w:eastAsia="Times New Roman" w:hAnsi="Palatino Linotype" w:cs="Times New Roman"/>
+          <w:sz w:val="20"/>
+        </w:rPr>
+        <w:t xml:space="preserve">. </w:t>
       </w:r>
     </w:p>
     <w:p>
@@ -1935,39 +1957,47 @@
       <w:r>
         <w:rPr>
           <w:rFonts w:ascii="Palatino Linotype" w:eastAsia="Times New Roman" w:hAnsi="Palatino Linotype" w:cs="Times New Roman"/>
-          <w:sz w:val="20"/>
-        </w:rPr>
-        <w:t xml:space="preserve">Recognized as the one of the </w:t>
-      </w:r>
-      <w:r>
-        <w:rPr>
-          <w:rFonts w:ascii="Palatino Linotype" w:eastAsia="Times New Roman" w:hAnsi="Palatino Linotype" w:cs="Times New Roman"/>
-          <w:b/>
-          <w:bCs/>
-          <w:sz w:val="20"/>
-        </w:rPr>
-        <w:t>World’s Top 2%</w:t>
-      </w:r>
-      <w:r>
-        <w:rPr>
-          <w:rFonts w:ascii="Palatino Linotype" w:eastAsia="Times New Roman" w:hAnsi="Palatino Linotype" w:cs="Times New Roman"/>
-          <w:sz w:val="20"/>
-        </w:rPr>
-        <w:t xml:space="preserve"> Scientists by the Stanford University, 202</w:t>
-      </w:r>
-      <w:r>
-        <w:rPr>
-          <w:rFonts w:ascii="Palatino Linotype" w:eastAsia="Times New Roman" w:hAnsi="Palatino Linotype" w:cs="Times New Roman"/>
-          <w:sz w:val="20"/>
-        </w:rPr>
-        <w:t>4</w:t>
-      </w:r>
-      <w:r>
-        <w:rPr>
-          <w:rFonts w:ascii="Palatino Linotype" w:eastAsia="Times New Roman" w:hAnsi="Palatino Linotype" w:cs="Times New Roman"/>
-          <w:sz w:val="20"/>
-        </w:rPr>
-        <w:t>. Stanford University, USA in both career and yearly database.</w:t>
+          <w:b/>
+          <w:bCs/>
+          <w:sz w:val="20"/>
+        </w:rPr>
+        <w:t>Best Paper Award</w:t>
+      </w:r>
+      <w:r>
+        <w:rPr>
+          <w:rFonts w:ascii="Palatino Linotype" w:eastAsia="Times New Roman" w:hAnsi="Palatino Linotype" w:cs="Times New Roman"/>
+          <w:sz w:val="20"/>
+        </w:rPr>
+        <w:t xml:space="preserve"> Recipient in 2</w:t>
+      </w:r>
+      <w:r>
+        <w:rPr>
+          <w:rFonts w:ascii="Palatino Linotype" w:eastAsia="Times New Roman" w:hAnsi="Palatino Linotype" w:cs="Times New Roman"/>
+          <w:sz w:val="20"/>
+          <w:vertAlign w:val="superscript"/>
+        </w:rPr>
+        <w:t>nd</w:t>
+      </w:r>
+      <w:r>
+        <w:rPr>
+          <w:rFonts w:ascii="Palatino Linotype" w:eastAsia="Times New Roman" w:hAnsi="Palatino Linotype" w:cs="Times New Roman"/>
+          <w:sz w:val="20"/>
+        </w:rPr>
+        <w:t xml:space="preserve"> International Conference on Artificial Intelligence, Computing Technologies, Internet of Things (IoT) and Data Analytics (AICTA-2024) </w:t>
+      </w:r>
+      <w:r>
+        <w:rPr>
+          <w:rFonts w:ascii="Palatino Linotype" w:eastAsia="Times New Roman" w:hAnsi="Palatino Linotype" w:cs="Times New Roman"/>
+          <w:sz w:val="20"/>
+        </w:rPr>
+        <w:t xml:space="preserve">(LNNS Springer) </w:t>
+      </w:r>
+      <w:r>
+        <w:rPr>
+          <w:rFonts w:ascii="Palatino Linotype" w:eastAsia="Times New Roman" w:hAnsi="Palatino Linotype" w:cs="Times New Roman"/>
+          <w:sz w:val="20"/>
+        </w:rPr>
+        <w:t xml:space="preserve">during 15th – 17th November 2024 in National Institute of Technology Raipur. </w:t>
       </w:r>
     </w:p>
     <w:p>
@@ -2016,14 +2046,28 @@
           <w:rFonts w:ascii="Palatino Linotype" w:eastAsia="Times New Roman" w:hAnsi="Palatino Linotype" w:cs="Times New Roman"/>
           <w:sz w:val="20"/>
         </w:rPr>
-        <w:t xml:space="preserve"> Scientists by the Stanford University, 2023. Stanford University, USA in both career and yearly database.</w:t>
+        <w:t xml:space="preserve"> Scientists by the Stanford University, 202</w:t>
+      </w:r>
+      <w:r>
+        <w:rPr>
+          <w:rFonts w:ascii="Palatino Linotype" w:eastAsia="Times New Roman" w:hAnsi="Palatino Linotype" w:cs="Times New Roman"/>
+          <w:sz w:val="20"/>
+        </w:rPr>
+        <w:t>4</w:t>
+      </w:r>
+      <w:r>
+        <w:rPr>
+          <w:rFonts w:ascii="Palatino Linotype" w:eastAsia="Times New Roman" w:hAnsi="Palatino Linotype" w:cs="Times New Roman"/>
+          <w:sz w:val="20"/>
+        </w:rPr>
+        <w:t>. Stanford University, USA in both career and yearly database.</w:t>
       </w:r>
     </w:p>
     <w:p>
       <w:pPr>
         <w:widowControl w:val="0"/>
         <w:spacing w:after="0" w:line="100" w:lineRule="atLeast"/>
-        <w:ind w:left="1636" w:hanging="900"/>
+        <w:ind w:left="1080"/>
         <w:rPr>
           <w:rFonts w:ascii="Palatino Linotype" w:eastAsia="Times New Roman" w:hAnsi="Palatino Linotype" w:cs="Times New Roman"/>
           <w:sz w:val="20"/>
@@ -2041,32 +2085,31 @@
         <w:ind w:left="1080"/>
         <w:rPr>
           <w:rFonts w:ascii="Palatino Linotype" w:eastAsia="Times New Roman" w:hAnsi="Palatino Linotype" w:cs="Times New Roman"/>
-          <w:kern w:val="2"/>
-          <w:sz w:val="20"/>
-        </w:rPr>
-      </w:pPr>
-      <w:r>
-        <w:rPr>
-          <w:rFonts w:ascii="Palatino Linotype" w:eastAsia="Times New Roman" w:hAnsi="Palatino Linotype" w:cs="Times New Roman"/>
-          <w:sz w:val="20"/>
-        </w:rPr>
-        <w:t xml:space="preserve">Elevated to </w:t>
-      </w:r>
-      <w:r>
-        <w:rPr>
-          <w:rFonts w:ascii="Palatino Linotype" w:eastAsia="Times New Roman" w:hAnsi="Palatino Linotype" w:cs="Times New Roman"/>
-          <w:b/>
-          <w:bCs/>
-          <w:sz w:val="20"/>
-        </w:rPr>
-        <w:t>Fellow, IETE,</w:t>
-      </w:r>
-      <w:r>
-        <w:rPr>
-          <w:rFonts w:ascii="Palatino Linotype" w:eastAsia="Times New Roman" w:hAnsi="Palatino Linotype" w:cs="Times New Roman"/>
-          <w:sz w:val="20"/>
-        </w:rPr>
-        <w:t xml:space="preserve"> 2023.</w:t>
+          <w:sz w:val="20"/>
+        </w:rPr>
+      </w:pPr>
+      <w:r>
+        <w:rPr>
+          <w:rFonts w:ascii="Palatino Linotype" w:eastAsia="Times New Roman" w:hAnsi="Palatino Linotype" w:cs="Times New Roman"/>
+          <w:sz w:val="20"/>
+        </w:rPr>
+        <w:t xml:space="preserve">Recognized as the one of the </w:t>
+      </w:r>
+      <w:r>
+        <w:rPr>
+          <w:rFonts w:ascii="Palatino Linotype" w:eastAsia="Times New Roman" w:hAnsi="Palatino Linotype" w:cs="Times New Roman"/>
+          <w:b/>
+          <w:bCs/>
+          <w:sz w:val="20"/>
+        </w:rPr>
+        <w:t>World’s Top 2%</w:t>
+      </w:r>
+      <w:r>
+        <w:rPr>
+          <w:rFonts w:ascii="Palatino Linotype" w:eastAsia="Times New Roman" w:hAnsi="Palatino Linotype" w:cs="Times New Roman"/>
+          <w:sz w:val="20"/>
+        </w:rPr>
+        <w:t xml:space="preserve"> Scientists by the Stanford University, 2023. Stanford University, USA in both career and yearly database.</w:t>
       </w:r>
     </w:p>
     <w:p>
@@ -2091,36 +2134,32 @@
         <w:ind w:left="1080"/>
         <w:rPr>
           <w:rFonts w:ascii="Palatino Linotype" w:eastAsia="Times New Roman" w:hAnsi="Palatino Linotype" w:cs="Times New Roman"/>
-          <w:sz w:val="20"/>
-        </w:rPr>
-      </w:pPr>
-      <w:r>
-        <w:rPr>
-          <w:rFonts w:ascii="Palatino Linotype" w:eastAsia="Times New Roman" w:hAnsi="Palatino Linotype" w:cs="Times New Roman"/>
-          <w:sz w:val="20"/>
-        </w:rPr>
-        <w:t xml:space="preserve">Awarded with University Publication Awards – 2023 by Sikkim University in the School of </w:t>
-      </w:r>
-      <w:r>
-        <w:rPr>
-          <w:rFonts w:ascii="Palatino Linotype" w:eastAsia="Times New Roman" w:hAnsi="Palatino Linotype" w:cs="Times New Roman"/>
-          <w:sz w:val="20"/>
-        </w:rPr>
-        <w:t>Physical</w:t>
-      </w:r>
-      <w:r>
-        <w:rPr>
-          <w:rFonts w:ascii="Palatino Linotype" w:eastAsia="Times New Roman" w:hAnsi="Palatino Linotype" w:cs="Times New Roman"/>
-          <w:sz w:val="20"/>
-        </w:rPr>
-        <w:t xml:space="preserve"> Sciences</w:t>
-      </w:r>
-      <w:r>
-        <w:rPr>
-          <w:rFonts w:ascii="Palatino Linotype" w:eastAsia="Times New Roman" w:hAnsi="Palatino Linotype" w:cs="Times New Roman"/>
-          <w:sz w:val="20"/>
-        </w:rPr>
-        <w:t>.</w:t>
+          <w:kern w:val="2"/>
+          <w:sz w:val="20"/>
+        </w:rPr>
+      </w:pPr>
+      <w:r>
+        <w:rPr>
+          <w:rFonts w:ascii="Palatino Linotype" w:eastAsia="Times New Roman" w:hAnsi="Palatino Linotype" w:cs="Times New Roman"/>
+          <w:sz w:val="20"/>
+        </w:rPr>
+        <w:t xml:space="preserve">Elevated to </w:t>
+      </w:r>
+      <w:r>
+        <w:rPr>
+          <w:rFonts w:ascii="Palatino Linotype" w:eastAsia="Times New Roman" w:hAnsi="Palatino Linotype" w:cs="Times New Roman"/>
+          <w:b/>
+          <w:bCs/>
+          <w:sz w:val="20"/>
+        </w:rPr>
+        <w:t>Fellow, IETE,</w:t>
+      </w:r>
+      <w:r>
+        <w:rPr>
+          <w:rFonts w:ascii="Palatino Linotype" w:eastAsia="Times New Roman" w:hAnsi="Palatino Linotype" w:cs="Times New Roman"/>
+          <w:sz w:val="20"/>
+        </w:rPr>
+        <w:t xml:space="preserve"> 2023.</w:t>
       </w:r>
     </w:p>
     <w:p>
@@ -2153,23 +2192,28 @@
           <w:rFonts w:ascii="Palatino Linotype" w:eastAsia="Times New Roman" w:hAnsi="Palatino Linotype" w:cs="Times New Roman"/>
           <w:sz w:val="20"/>
         </w:rPr>
-        <w:t xml:space="preserve">Recognized as the one of the </w:t>
-      </w:r>
-      <w:r>
-        <w:rPr>
-          <w:rFonts w:ascii="Palatino Linotype" w:eastAsia="Times New Roman" w:hAnsi="Palatino Linotype" w:cs="Times New Roman"/>
-          <w:b/>
-          <w:bCs/>
-          <w:sz w:val="20"/>
-        </w:rPr>
-        <w:t>World’s Top 2%</w:t>
-      </w:r>
-      <w:r>
-        <w:rPr>
-          <w:rFonts w:ascii="Palatino Linotype" w:eastAsia="Times New Roman" w:hAnsi="Palatino Linotype" w:cs="Times New Roman"/>
-          <w:sz w:val="20"/>
-        </w:rPr>
-        <w:t xml:space="preserve"> Scientists by the Stanford University, 2022. Stanford University, USA in both career and yearly database.</w:t>
+        <w:t xml:space="preserve">Awarded with University Publication Awards – 2023 by Sikkim University in the School of </w:t>
+      </w:r>
+      <w:r>
+        <w:rPr>
+          <w:rFonts w:ascii="Palatino Linotype" w:eastAsia="Times New Roman" w:hAnsi="Palatino Linotype" w:cs="Times New Roman"/>
+          <w:sz w:val="20"/>
+        </w:rPr>
+        <w:t>Physical</w:t>
+      </w:r>
+      <w:r>
+        <w:rPr>
+          <w:rFonts w:ascii="Palatino Linotype" w:eastAsia="Times New Roman" w:hAnsi="Palatino Linotype" w:cs="Times New Roman"/>
+          <w:sz w:val="20"/>
+        </w:rPr>
+        <w:t xml:space="preserve"> Sciences</w:t>
+      </w:r>
+      <w:r>
+        <w:rPr>
+          <w:rFonts w:ascii="Palatino Linotype" w:eastAsia="Times New Roman" w:hAnsi="Palatino Linotype" w:cs="Times New Roman"/>
+          <w:sz w:val="20"/>
+        </w:rPr>
+        <w:t>.</w:t>
       </w:r>
     </w:p>
     <w:p>
@@ -2218,14 +2262,14 @@
           <w:rFonts w:ascii="Palatino Linotype" w:eastAsia="Times New Roman" w:hAnsi="Palatino Linotype" w:cs="Times New Roman"/>
           <w:sz w:val="20"/>
         </w:rPr>
-        <w:t xml:space="preserve"> Scientists by the Stanford University, 2021. Stanford University, USA in both career and yearly database.</w:t>
+        <w:t xml:space="preserve"> Scientists by the Stanford University, 2022. Stanford University, USA in both career and yearly database.</w:t>
       </w:r>
     </w:p>
     <w:p>
       <w:pPr>
         <w:widowControl w:val="0"/>
         <w:spacing w:after="0" w:line="100" w:lineRule="atLeast"/>
-        <w:ind w:left="1636" w:hanging="750"/>
+        <w:ind w:left="1636" w:hanging="900"/>
         <w:rPr>
           <w:rFonts w:ascii="Palatino Linotype" w:eastAsia="Times New Roman" w:hAnsi="Palatino Linotype" w:cs="Times New Roman"/>
           <w:sz w:val="20"/>
@@ -2267,14 +2311,14 @@
           <w:rFonts w:ascii="Palatino Linotype" w:eastAsia="Times New Roman" w:hAnsi="Palatino Linotype" w:cs="Times New Roman"/>
           <w:sz w:val="20"/>
         </w:rPr>
-        <w:t xml:space="preserve"> Scientists by the Stanford University, 2020. Stanford University, USA in both career and yearly database.</w:t>
+        <w:t xml:space="preserve"> Scientists by the Stanford University, 2021. Stanford University, USA in both career and yearly database.</w:t>
       </w:r>
     </w:p>
     <w:p>
       <w:pPr>
         <w:widowControl w:val="0"/>
         <w:spacing w:after="0" w:line="100" w:lineRule="atLeast"/>
-        <w:ind w:left="1636" w:hanging="45"/>
+        <w:ind w:left="1636" w:hanging="750"/>
         <w:rPr>
           <w:rFonts w:ascii="Palatino Linotype" w:eastAsia="Times New Roman" w:hAnsi="Palatino Linotype" w:cs="Times New Roman"/>
           <w:sz w:val="20"/>
@@ -2300,14 +2344,30 @@
           <w:rFonts w:ascii="Palatino Linotype" w:eastAsia="Times New Roman" w:hAnsi="Palatino Linotype" w:cs="Times New Roman"/>
           <w:sz w:val="20"/>
         </w:rPr>
-        <w:t>Felicitated with the “Top Downloaded Paper 2018-2019” as one of the most read in the “Transactions on Emerging Telecommunications Technologies” by Wiley, 2020.</w:t>
+        <w:t xml:space="preserve">Recognized as the one of the </w:t>
+      </w:r>
+      <w:r>
+        <w:rPr>
+          <w:rFonts w:ascii="Palatino Linotype" w:eastAsia="Times New Roman" w:hAnsi="Palatino Linotype" w:cs="Times New Roman"/>
+          <w:b/>
+          <w:bCs/>
+          <w:sz w:val="20"/>
+        </w:rPr>
+        <w:t>World’s Top 2%</w:t>
+      </w:r>
+      <w:r>
+        <w:rPr>
+          <w:rFonts w:ascii="Palatino Linotype" w:eastAsia="Times New Roman" w:hAnsi="Palatino Linotype" w:cs="Times New Roman"/>
+          <w:sz w:val="20"/>
+        </w:rPr>
+        <w:t xml:space="preserve"> Scientists by the Stanford University, 2020. Stanford University, USA in both career and yearly database.</w:t>
       </w:r>
     </w:p>
     <w:p>
       <w:pPr>
         <w:widowControl w:val="0"/>
         <w:spacing w:after="0" w:line="100" w:lineRule="atLeast"/>
-        <w:ind w:left="1636" w:hanging="900"/>
+        <w:ind w:left="1636" w:hanging="45"/>
         <w:rPr>
           <w:rFonts w:ascii="Palatino Linotype" w:eastAsia="Times New Roman" w:hAnsi="Palatino Linotype" w:cs="Times New Roman"/>
           <w:sz w:val="20"/>
@@ -2333,22 +2393,7 @@
           <w:rFonts w:ascii="Palatino Linotype" w:eastAsia="Times New Roman" w:hAnsi="Palatino Linotype" w:cs="Times New Roman"/>
           <w:sz w:val="20"/>
         </w:rPr>
-        <w:t>Felicitated with the “IEI Young Engineers Award 2019-20” in the “Computer Engineering Division” for outstanding achievement in research by The Institution of Engineers (India), on Jaipur 15-16</w:t>
-      </w:r>
-      <w:r>
-        <w:rPr>
-          <w:rFonts w:ascii="Palatino Linotype" w:eastAsia="Times New Roman" w:hAnsi="Palatino Linotype" w:cs="Times New Roman"/>
-          <w:sz w:val="20"/>
-          <w:vertAlign w:val="superscript"/>
-        </w:rPr>
-        <w:t>th</w:t>
-      </w:r>
-      <w:r>
-        <w:rPr>
-          <w:rFonts w:ascii="Palatino Linotype" w:eastAsia="Times New Roman" w:hAnsi="Palatino Linotype" w:cs="Times New Roman"/>
-          <w:sz w:val="20"/>
-        </w:rPr>
-        <w:t xml:space="preserve"> February, 2020.</w:t>
+        <w:t>Felicitated with the “Top Downloaded Paper 2018-2019” as one of the most read in the “Transactions on Emerging Telecommunications Technologies” by Wiley, 2020.</w:t>
       </w:r>
     </w:p>
     <w:p>
@@ -2381,21 +2426,35 @@
           <w:rFonts w:ascii="Palatino Linotype" w:eastAsia="Times New Roman" w:hAnsi="Palatino Linotype" w:cs="Times New Roman"/>
           <w:sz w:val="20"/>
         </w:rPr>
-        <w:t>Winner of the Emerald Literati Awards 2019 as Highly Commended for “Continuous glucose monitoring: A systematic review of sensor systems and prospects” published in Sensor Review.</w:t>
+        <w:t>Felicitated with the “IEI Young Engineers Award 2019-20” in the “Computer Engineering Division” for outstanding achievement in research by The Institution of Engineers (India), on Jaipur 15-16</w:t>
+      </w:r>
+      <w:r>
+        <w:rPr>
+          <w:rFonts w:ascii="Palatino Linotype" w:eastAsia="Times New Roman" w:hAnsi="Palatino Linotype" w:cs="Times New Roman"/>
+          <w:sz w:val="20"/>
+          <w:vertAlign w:val="superscript"/>
+        </w:rPr>
+        <w:t>th</w:t>
+      </w:r>
+      <w:r>
+        <w:rPr>
+          <w:rFonts w:ascii="Palatino Linotype" w:eastAsia="Times New Roman" w:hAnsi="Palatino Linotype" w:cs="Times New Roman"/>
+          <w:sz w:val="20"/>
+        </w:rPr>
+        <w:t xml:space="preserve"> February, 2020.</w:t>
       </w:r>
     </w:p>
     <w:p>
       <w:pPr>
         <w:widowControl w:val="0"/>
         <w:spacing w:after="0" w:line="100" w:lineRule="atLeast"/>
-        <w:ind w:left="1260" w:hanging="795"/>
-        <w:rPr>
-          <w:rFonts w:ascii="Palatino Linotype" w:eastAsia="Times New Roman" w:hAnsi="Palatino Linotype" w:cs="Times New Roman"/>
-          <w:sz w:val="20"/>
-        </w:rPr>
-      </w:pPr>
-    </w:p>
-    <w:bookmarkEnd w:id="0"/>
+        <w:ind w:left="1636" w:hanging="900"/>
+        <w:rPr>
+          <w:rFonts w:ascii="Palatino Linotype" w:eastAsia="Times New Roman" w:hAnsi="Palatino Linotype" w:cs="Times New Roman"/>
+          <w:sz w:val="20"/>
+        </w:rPr>
+      </w:pPr>
+    </w:p>
     <w:p>
       <w:pPr>
         <w:widowControl w:val="0"/>
@@ -2407,6 +2466,48 @@
         <w:ind w:left="1080"/>
         <w:rPr>
           <w:rFonts w:ascii="Palatino Linotype" w:eastAsia="Times New Roman" w:hAnsi="Palatino Linotype" w:cs="Times New Roman"/>
+          <w:sz w:val="20"/>
+        </w:rPr>
+      </w:pPr>
+      <w:r>
+        <w:rPr>
+          <w:rFonts w:ascii="Palatino Linotype" w:eastAsia="Times New Roman" w:hAnsi="Palatino Linotype" w:cs="Times New Roman"/>
+          <w:sz w:val="20"/>
+        </w:rPr>
+        <w:t xml:space="preserve">Winner of the Emerald Literati Awards 2019 as Highly Commended for “Continuous glucose </w:t>
+      </w:r>
+      <w:r>
+        <w:rPr>
+          <w:rFonts w:ascii="Palatino Linotype" w:eastAsia="Times New Roman" w:hAnsi="Palatino Linotype" w:cs="Times New Roman"/>
+          <w:sz w:val="20"/>
+        </w:rPr>
+        <w:lastRenderedPageBreak/>
+        <w:t>monitoring: A systematic review of sensor systems and prospects” published in Sensor Review.</w:t>
+      </w:r>
+    </w:p>
+    <w:p>
+      <w:pPr>
+        <w:widowControl w:val="0"/>
+        <w:spacing w:after="0" w:line="100" w:lineRule="atLeast"/>
+        <w:ind w:left="1260" w:hanging="795"/>
+        <w:rPr>
+          <w:rFonts w:ascii="Palatino Linotype" w:eastAsia="Times New Roman" w:hAnsi="Palatino Linotype" w:cs="Times New Roman"/>
+          <w:sz w:val="20"/>
+        </w:rPr>
+      </w:pPr>
+    </w:p>
+    <w:bookmarkEnd w:id="0"/>
+    <w:p>
+      <w:pPr>
+        <w:widowControl w:val="0"/>
+        <w:numPr>
+          <w:ilvl w:val="0"/>
+          <w:numId w:val="16"/>
+        </w:numPr>
+        <w:spacing w:after="0" w:line="100" w:lineRule="atLeast"/>
+        <w:ind w:left="1080"/>
+        <w:rPr>
+          <w:rFonts w:ascii="Palatino Linotype" w:eastAsia="Times New Roman" w:hAnsi="Palatino Linotype" w:cs="Times New Roman"/>
           <w:kern w:val="2"/>
           <w:sz w:val="20"/>
         </w:rPr>
@@ -2416,7 +2517,6 @@
           <w:rFonts w:ascii="Palatino Linotype" w:eastAsia="Times New Roman" w:hAnsi="Palatino Linotype" w:cs="Times New Roman"/>
           <w:sz w:val="20"/>
         </w:rPr>
-        <w:lastRenderedPageBreak/>
         <w:t>Elevated to Senior Member IEEE, February 16, 2019.</w:t>
       </w:r>
     </w:p>
@@ -2954,7 +3054,14 @@
           <w:rFonts w:ascii="Palatino Linotype" w:eastAsia="Times New Roman" w:hAnsi="Palatino Linotype" w:cs="Times New Roman"/>
           <w:sz w:val="20"/>
         </w:rPr>
-        <w:t>Fellow, The Institution of Electronics &amp; Telecommunication Engineers (FIETE) (F 501509)</w:t>
+        <w:t>Fellow, T</w:t>
+      </w:r>
+      <w:r>
+        <w:rPr>
+          <w:rFonts w:ascii="Palatino Linotype" w:eastAsia="Times New Roman" w:hAnsi="Palatino Linotype" w:cs="Times New Roman"/>
+          <w:sz w:val="20"/>
+        </w:rPr>
+        <w:t>hinking About Thinking</w:t>
       </w:r>
       <w:r>
         <w:rPr>
@@ -2968,7 +3075,7 @@
       <w:pPr>
         <w:widowControl w:val="0"/>
         <w:spacing w:after="0" w:line="100" w:lineRule="atLeast"/>
-        <w:ind w:left="1134" w:hanging="899"/>
+        <w:ind w:left="1134"/>
         <w:rPr>
           <w:rFonts w:ascii="Palatino Linotype" w:eastAsia="Times New Roman" w:hAnsi="Palatino Linotype" w:cs="Times New Roman"/>
           <w:sz w:val="20"/>
@@ -2994,7 +3101,7 @@
           <w:rFonts w:ascii="Palatino Linotype" w:eastAsia="Times New Roman" w:hAnsi="Palatino Linotype" w:cs="Times New Roman"/>
           <w:sz w:val="20"/>
         </w:rPr>
-        <w:t>Senior Member, Institute of Electrical and Electronics Engineers (IEEE) (SMIEEE 91152489)</w:t>
+        <w:t>Fellow, The Institution of Electronics &amp; Telecommunication Engineers (FIETE) (F 501509)</w:t>
       </w:r>
       <w:r>
         <w:rPr>
@@ -3034,7 +3141,7 @@
           <w:rFonts w:ascii="Palatino Linotype" w:eastAsia="Times New Roman" w:hAnsi="Palatino Linotype" w:cs="Times New Roman"/>
           <w:sz w:val="20"/>
         </w:rPr>
-        <w:t>Member, The Institution of Engineering and Technology (IET) (MIET 1100765728)</w:t>
+        <w:t>Senior Member, Institute of Electrical and Electronics Engineers (IEEE) (SMIEEE 91152489)</w:t>
       </w:r>
       <w:r>
         <w:rPr>
@@ -3074,7 +3181,7 @@
           <w:rFonts w:ascii="Palatino Linotype" w:eastAsia="Times New Roman" w:hAnsi="Palatino Linotype" w:cs="Times New Roman"/>
           <w:sz w:val="20"/>
         </w:rPr>
-        <w:t>Associate Member, The Institution of Engineers of India (MIE) (M-1645315)</w:t>
+        <w:t>Member, The Institution of Engineering and Technology (IET) (MIET 1100765728)</w:t>
       </w:r>
       <w:r>
         <w:rPr>
@@ -3088,7 +3195,7 @@
       <w:pPr>
         <w:widowControl w:val="0"/>
         <w:spacing w:after="0" w:line="100" w:lineRule="atLeast"/>
-        <w:ind w:left="1134" w:hanging="854"/>
+        <w:ind w:left="1134" w:hanging="899"/>
         <w:rPr>
           <w:rFonts w:ascii="Palatino Linotype" w:eastAsia="Times New Roman" w:hAnsi="Palatino Linotype" w:cs="Times New Roman"/>
           <w:sz w:val="20"/>
@@ -3105,22 +3212,30 @@
         <w:spacing w:after="0" w:line="100" w:lineRule="atLeast"/>
         <w:ind w:left="1134"/>
         <w:rPr>
-          <w:rFonts w:ascii="Palatino Linotype" w:hAnsi="Palatino Linotype"/>
-        </w:rPr>
-      </w:pPr>
-      <w:r>
-        <w:rPr>
-          <w:rFonts w:ascii="Palatino Linotype" w:eastAsia="Times New Roman" w:hAnsi="Palatino Linotype" w:cs="Times New Roman"/>
-          <w:sz w:val="20"/>
-        </w:rPr>
-        <w:t xml:space="preserve">Member, Computer Society of India (2010000360). </w:t>
+          <w:rFonts w:ascii="Palatino Linotype" w:eastAsia="Times New Roman" w:hAnsi="Palatino Linotype" w:cs="Times New Roman"/>
+          <w:sz w:val="20"/>
+        </w:rPr>
+      </w:pPr>
+      <w:r>
+        <w:rPr>
+          <w:rFonts w:ascii="Palatino Linotype" w:eastAsia="Times New Roman" w:hAnsi="Palatino Linotype" w:cs="Times New Roman"/>
+          <w:sz w:val="20"/>
+        </w:rPr>
+        <w:t>Associate Member, The Institution of Engineers of India (MIE) (M-1645315)</w:t>
+      </w:r>
+      <w:r>
+        <w:rPr>
+          <w:rFonts w:ascii="Palatino Linotype" w:eastAsia="Times New Roman" w:hAnsi="Palatino Linotype" w:cs="Times New Roman"/>
+          <w:sz w:val="20"/>
+        </w:rPr>
+        <w:t>.</w:t>
       </w:r>
     </w:p>
     <w:p>
       <w:pPr>
         <w:widowControl w:val="0"/>
         <w:spacing w:after="0" w:line="100" w:lineRule="atLeast"/>
-        <w:ind w:left="1134" w:hanging="899"/>
+        <w:ind w:left="1134" w:hanging="854"/>
         <w:rPr>
           <w:rFonts w:ascii="Palatino Linotype" w:eastAsia="Times New Roman" w:hAnsi="Palatino Linotype" w:cs="Times New Roman"/>
           <w:sz w:val="20"/>
@@ -3145,14 +3260,14 @@
           <w:rFonts w:ascii="Palatino Linotype" w:eastAsia="Times New Roman" w:hAnsi="Palatino Linotype" w:cs="Times New Roman"/>
           <w:sz w:val="20"/>
         </w:rPr>
-        <w:t xml:space="preserve">AM, The Indian Science Congress Association (ISCA) (A2691). </w:t>
+        <w:t xml:space="preserve">Member, Computer Society of India (2010000360). </w:t>
       </w:r>
     </w:p>
     <w:p>
       <w:pPr>
         <w:widowControl w:val="0"/>
         <w:spacing w:after="0" w:line="100" w:lineRule="atLeast"/>
-        <w:ind w:left="1134"/>
+        <w:ind w:left="1134" w:hanging="899"/>
         <w:rPr>
           <w:rFonts w:ascii="Palatino Linotype" w:eastAsia="Times New Roman" w:hAnsi="Palatino Linotype" w:cs="Times New Roman"/>
           <w:sz w:val="20"/>
@@ -3169,72 +3284,22 @@
         <w:spacing w:after="0" w:line="100" w:lineRule="atLeast"/>
         <w:ind w:left="1134"/>
         <w:rPr>
-          <w:rFonts w:ascii="Palatino Linotype" w:eastAsia="Times New Roman" w:hAnsi="Palatino Linotype" w:cs="Times New Roman"/>
-          <w:sz w:val="20"/>
-        </w:rPr>
-      </w:pPr>
-      <w:r>
-        <w:rPr>
-          <w:rFonts w:ascii="Palatino Linotype" w:eastAsia="Times New Roman" w:hAnsi="Palatino Linotype" w:cs="Times New Roman"/>
-          <w:sz w:val="20"/>
-        </w:rPr>
-        <w:t xml:space="preserve">Annual </w:t>
-      </w:r>
-      <w:r>
-        <w:rPr>
-          <w:rFonts w:ascii="Palatino Linotype" w:eastAsia="Times New Roman" w:hAnsi="Palatino Linotype" w:cs="Times New Roman"/>
-          <w:sz w:val="20"/>
-        </w:rPr>
-        <w:t xml:space="preserve">Member, </w:t>
-      </w:r>
-      <w:r>
-        <w:rPr>
-          <w:rFonts w:ascii="Palatino Linotype" w:eastAsia="Times New Roman" w:hAnsi="Palatino Linotype" w:cs="Times New Roman"/>
-          <w:sz w:val="20"/>
-        </w:rPr>
-        <w:t>Soft Computing Research Society</w:t>
-      </w:r>
-      <w:r>
-        <w:rPr>
-          <w:rFonts w:ascii="Palatino Linotype" w:eastAsia="Times New Roman" w:hAnsi="Palatino Linotype" w:cs="Times New Roman"/>
-          <w:sz w:val="20"/>
-        </w:rPr>
-        <w:t xml:space="preserve"> (</w:t>
-      </w:r>
-      <w:r>
-        <w:rPr>
-          <w:rFonts w:ascii="Palatino Linotype" w:eastAsia="Times New Roman" w:hAnsi="Palatino Linotype" w:cs="Times New Roman"/>
-          <w:sz w:val="20"/>
-        </w:rPr>
-        <w:t>SCRS</w:t>
-      </w:r>
-      <w:r>
-        <w:rPr>
-          <w:rFonts w:ascii="Palatino Linotype" w:eastAsia="Times New Roman" w:hAnsi="Palatino Linotype" w:cs="Times New Roman"/>
-          <w:sz w:val="20"/>
-        </w:rPr>
-        <w:t>) (</w:t>
-      </w:r>
-      <w:r>
-        <w:rPr>
-          <w:rFonts w:ascii="Palatino Linotype" w:eastAsia="Times New Roman" w:hAnsi="Palatino Linotype" w:cs="Times New Roman"/>
-          <w:sz w:val="20"/>
-        </w:rPr>
-        <w:t>2024-09-16-6328</w:t>
-      </w:r>
-      <w:r>
-        <w:rPr>
-          <w:rFonts w:ascii="Palatino Linotype" w:eastAsia="Times New Roman" w:hAnsi="Palatino Linotype" w:cs="Times New Roman"/>
-          <w:sz w:val="20"/>
-        </w:rPr>
-        <w:t>).</w:t>
+          <w:rFonts w:ascii="Palatino Linotype" w:hAnsi="Palatino Linotype"/>
+        </w:rPr>
+      </w:pPr>
+      <w:r>
+        <w:rPr>
+          <w:rFonts w:ascii="Palatino Linotype" w:eastAsia="Times New Roman" w:hAnsi="Palatino Linotype" w:cs="Times New Roman"/>
+          <w:sz w:val="20"/>
+        </w:rPr>
+        <w:t xml:space="preserve">AM, The Indian Science Congress Association (ISCA) (A2691). </w:t>
       </w:r>
     </w:p>
     <w:p>
       <w:pPr>
         <w:widowControl w:val="0"/>
         <w:spacing w:after="0" w:line="100" w:lineRule="atLeast"/>
-        <w:ind w:left="1134" w:hanging="899"/>
+        <w:ind w:left="1134"/>
         <w:rPr>
           <w:rFonts w:ascii="Palatino Linotype" w:eastAsia="Times New Roman" w:hAnsi="Palatino Linotype" w:cs="Times New Roman"/>
           <w:sz w:val="20"/>
@@ -3260,7 +3325,56 @@
           <w:rFonts w:ascii="Palatino Linotype" w:eastAsia="Times New Roman" w:hAnsi="Palatino Linotype" w:cs="Times New Roman"/>
           <w:sz w:val="20"/>
         </w:rPr>
-        <w:t xml:space="preserve">Universal Association of Computer and Electronics Engineers (UACEE) (AM1010002745). </w:t>
+        <w:t xml:space="preserve">Annual </w:t>
+      </w:r>
+      <w:r>
+        <w:rPr>
+          <w:rFonts w:ascii="Palatino Linotype" w:eastAsia="Times New Roman" w:hAnsi="Palatino Linotype" w:cs="Times New Roman"/>
+          <w:sz w:val="20"/>
+        </w:rPr>
+        <w:t xml:space="preserve">Member, </w:t>
+      </w:r>
+      <w:r>
+        <w:rPr>
+          <w:rFonts w:ascii="Palatino Linotype" w:eastAsia="Times New Roman" w:hAnsi="Palatino Linotype" w:cs="Times New Roman"/>
+          <w:sz w:val="20"/>
+        </w:rPr>
+        <w:t>Soft Computing Research Society</w:t>
+      </w:r>
+      <w:r>
+        <w:rPr>
+          <w:rFonts w:ascii="Palatino Linotype" w:eastAsia="Times New Roman" w:hAnsi="Palatino Linotype" w:cs="Times New Roman"/>
+          <w:sz w:val="20"/>
+        </w:rPr>
+        <w:t xml:space="preserve"> (</w:t>
+      </w:r>
+      <w:r>
+        <w:rPr>
+          <w:rFonts w:ascii="Palatino Linotype" w:eastAsia="Times New Roman" w:hAnsi="Palatino Linotype" w:cs="Times New Roman"/>
+          <w:sz w:val="20"/>
+        </w:rPr>
+        <w:t>SCRS</w:t>
+      </w:r>
+      <w:r>
+        <w:rPr>
+          <w:rFonts w:ascii="Palatino Linotype" w:eastAsia="Times New Roman" w:hAnsi="Palatino Linotype" w:cs="Times New Roman"/>
+          <w:sz w:val="20"/>
+        </w:rPr>
+        <w:t>) (</w:t>
+      </w:r>
+      <w:r>
+        <w:rPr>
+          <w:rFonts w:ascii="Palatino Linotype" w:eastAsia="Times New Roman" w:hAnsi="Palatino Linotype" w:cs="Times New Roman"/>
+          <w:sz w:val="20"/>
+        </w:rPr>
+        <w:t>2024-09-16-6328</w:t>
+      </w:r>
+      <w:r>
+        <w:rPr>
+          <w:rFonts w:ascii="Palatino Linotype" w:eastAsia="Times New Roman" w:hAnsi="Palatino Linotype" w:cs="Times New Roman"/>
+          <w:sz w:val="20"/>
+        </w:rPr>
+        <w:t>).</w:t>
       </w:r>
     </w:p>
     <w:p>
@@ -3284,15 +3398,16 @@
         <w:spacing w:after="0" w:line="100" w:lineRule="atLeast"/>
         <w:ind w:left="1134"/>
         <w:rPr>
-          <w:rFonts w:ascii="Palatino Linotype" w:hAnsi="Palatino Linotype"/>
-        </w:rPr>
-      </w:pPr>
-      <w:r>
-        <w:rPr>
-          <w:rFonts w:ascii="Palatino Linotype" w:eastAsia="Times New Roman" w:hAnsi="Palatino Linotype" w:cs="Times New Roman"/>
-          <w:sz w:val="20"/>
-        </w:rPr>
-        <w:t xml:space="preserve">Member, Association of Agrometeorologists (AAM) (AM-2017-202). </w:t>
+          <w:rFonts w:ascii="Palatino Linotype" w:eastAsia="Times New Roman" w:hAnsi="Palatino Linotype" w:cs="Times New Roman"/>
+          <w:sz w:val="20"/>
+        </w:rPr>
+      </w:pPr>
+      <w:r>
+        <w:rPr>
+          <w:rFonts w:ascii="Palatino Linotype" w:eastAsia="Times New Roman" w:hAnsi="Palatino Linotype" w:cs="Times New Roman"/>
+          <w:sz w:val="20"/>
+        </w:rPr>
+        <w:t xml:space="preserve">Universal Association of Computer and Electronics Engineers (UACEE) (AM1010002745). </w:t>
       </w:r>
     </w:p>
     <w:p>
@@ -3301,7 +3416,7 @@
         <w:spacing w:after="0" w:line="100" w:lineRule="atLeast"/>
         <w:ind w:left="1134" w:hanging="899"/>
         <w:rPr>
-          <w:rFonts w:ascii="Palatino Linotype" w:hAnsi="Palatino Linotype" w:cs="Times New Roman"/>
+          <w:rFonts w:ascii="Palatino Linotype" w:eastAsia="Times New Roman" w:hAnsi="Palatino Linotype" w:cs="Times New Roman"/>
           <w:sz w:val="20"/>
         </w:rPr>
       </w:pPr>
@@ -3324,14 +3439,14 @@
           <w:rFonts w:ascii="Palatino Linotype" w:eastAsia="Times New Roman" w:hAnsi="Palatino Linotype" w:cs="Times New Roman"/>
           <w:sz w:val="20"/>
         </w:rPr>
-        <w:t>Member, Association for Computing Machinery (ACM) (5140889).</w:t>
+        <w:t xml:space="preserve">Member, Association of Agrometeorologists (AAM) (AM-2017-202). </w:t>
       </w:r>
     </w:p>
     <w:p>
       <w:pPr>
         <w:widowControl w:val="0"/>
         <w:spacing w:after="0" w:line="100" w:lineRule="atLeast"/>
-        <w:ind w:left="1134"/>
+        <w:ind w:left="1134" w:hanging="899"/>
         <w:rPr>
           <w:rFonts w:ascii="Palatino Linotype" w:hAnsi="Palatino Linotype" w:cs="Times New Roman"/>
           <w:sz w:val="20"/>
@@ -3356,6 +3471,39 @@
           <w:rFonts w:ascii="Palatino Linotype" w:eastAsia="Times New Roman" w:hAnsi="Palatino Linotype" w:cs="Times New Roman"/>
           <w:sz w:val="20"/>
         </w:rPr>
+        <w:t>Member, Association for Computing Machinery (ACM) (5140889).</w:t>
+      </w:r>
+    </w:p>
+    <w:p>
+      <w:pPr>
+        <w:widowControl w:val="0"/>
+        <w:spacing w:after="0" w:line="100" w:lineRule="atLeast"/>
+        <w:ind w:left="1134"/>
+        <w:rPr>
+          <w:rFonts w:ascii="Palatino Linotype" w:hAnsi="Palatino Linotype" w:cs="Times New Roman"/>
+          <w:sz w:val="20"/>
+        </w:rPr>
+      </w:pPr>
+    </w:p>
+    <w:p>
+      <w:pPr>
+        <w:widowControl w:val="0"/>
+        <w:numPr>
+          <w:ilvl w:val="0"/>
+          <w:numId w:val="17"/>
+        </w:numPr>
+        <w:spacing w:after="0" w:line="100" w:lineRule="atLeast"/>
+        <w:ind w:left="1134"/>
+        <w:rPr>
+          <w:rFonts w:ascii="Palatino Linotype" w:hAnsi="Palatino Linotype"/>
+        </w:rPr>
+      </w:pPr>
+      <w:r>
+        <w:rPr>
+          <w:rFonts w:ascii="Palatino Linotype" w:eastAsia="Times New Roman" w:hAnsi="Palatino Linotype" w:cs="Times New Roman"/>
+          <w:sz w:val="20"/>
+        </w:rPr>
+        <w:lastRenderedPageBreak/>
         <w:t xml:space="preserve">Member, Global ICT </w:t>
       </w:r>
       <w:proofErr w:type="spellStart"/>
@@ -3709,7 +3857,7 @@
           <w:rFonts w:ascii="Palatino Linotype" w:hAnsi="Palatino Linotype" w:cs="Times New Roman"/>
           <w:sz w:val="20"/>
         </w:rPr>
-        <w:t>3</w:t>
+        <w:t>8</w:t>
       </w:r>
     </w:p>
     <w:p>
@@ -3732,7 +3880,14 @@
           <w:rFonts w:ascii="Palatino Linotype" w:hAnsi="Palatino Linotype" w:cs="Times New Roman"/>
           <w:sz w:val="20"/>
         </w:rPr>
-        <w:t>SSCI Journals: 1</w:t>
+        <w:t xml:space="preserve">SSCI Journals: </w:t>
+      </w:r>
+      <w:r>
+        <w:rPr>
+          <w:rFonts w:ascii="Palatino Linotype" w:hAnsi="Palatino Linotype" w:cs="Times New Roman"/>
+          <w:sz w:val="20"/>
+        </w:rPr>
+        <w:t>2</w:t>
       </w:r>
     </w:p>
     <w:p>
@@ -3769,14 +3924,7 @@
           <w:rFonts w:ascii="Palatino Linotype" w:hAnsi="Palatino Linotype" w:cs="Times New Roman"/>
           <w:sz w:val="20"/>
         </w:rPr>
-        <w:t>2</w:t>
-      </w:r>
-      <w:r>
-        <w:rPr>
-          <w:rFonts w:ascii="Palatino Linotype" w:hAnsi="Palatino Linotype" w:cs="Times New Roman"/>
-          <w:sz w:val="20"/>
-        </w:rPr>
-        <w:t>9</w:t>
+        <w:t>30</w:t>
       </w:r>
     </w:p>
     <w:p>
@@ -3860,37 +4008,44 @@
           <w:color w:val="auto"/>
           <w:sz w:val="20"/>
         </w:rPr>
-        <w:t>Ray. P. P.,</w:t>
-      </w:r>
-      <w:r>
-        <w:rPr>
-          <w:rFonts w:ascii="Palatino Linotype" w:hAnsi="Palatino Linotype" w:cs="Times New Roman"/>
-          <w:bCs/>
-          <w:color w:val="auto"/>
-          <w:sz w:val="20"/>
-        </w:rPr>
-        <w:t xml:space="preserve"> "</w:t>
-      </w:r>
-      <w:r>
-        <w:t xml:space="preserve"> </w:t>
-      </w:r>
-      <w:r>
-        <w:rPr>
-          <w:rFonts w:ascii="Palatino Linotype" w:hAnsi="Palatino Linotype" w:cs="Times New Roman"/>
-          <w:bCs/>
-          <w:color w:val="auto"/>
-          <w:sz w:val="20"/>
-        </w:rPr>
-        <w:t>A Review on Explainable Artificial Intelligence in Radiomics: State-of-the-Art Tools, Prospective Use Cases, Challenges and Future Directions</w:t>
-      </w:r>
-      <w:r>
-        <w:rPr>
-          <w:rFonts w:ascii="Times New Roman" w:hAnsi="Times New Roman" w:cs="Times New Roman"/>
-          <w:bCs/>
-          <w:color w:val="auto"/>
-          <w:sz w:val="20"/>
-        </w:rPr>
-        <w:t> </w:t>
+        <w:t xml:space="preserve">Ray. </w:t>
+      </w:r>
+      <w:r>
+        <w:rPr>
+          <w:rFonts w:ascii="Palatino Linotype" w:hAnsi="Palatino Linotype" w:cs="Times New Roman"/>
+          <w:b/>
+          <w:color w:val="auto"/>
+          <w:sz w:val="20"/>
+        </w:rPr>
+        <w:t xml:space="preserve">P. P., </w:t>
+      </w:r>
+      <w:r>
+        <w:rPr>
+          <w:rFonts w:ascii="Palatino Linotype" w:hAnsi="Palatino Linotype" w:cs="Times New Roman"/>
+          <w:bCs/>
+          <w:color w:val="auto"/>
+          <w:sz w:val="20"/>
+        </w:rPr>
+        <w:t>"</w:t>
+      </w:r>
+      <w:r>
+        <w:rPr>
+          <w:rFonts w:ascii="Palatino Linotype" w:hAnsi="Palatino Linotype" w:cs="Times New Roman"/>
+          <w:bCs/>
+          <w:color w:val="auto"/>
+          <w:sz w:val="20"/>
+        </w:rPr>
+        <w:t>Commentary on Translational Impact: From Algorithmic Promise to Ethical Praxis for Translating Generative Artificial Intelligence into Responsible Psychological Science</w:t>
+      </w:r>
+      <w:r>
+        <w:rPr>
+          <w:rFonts w:ascii="Palatino Linotype" w:hAnsi="Palatino Linotype" w:cs="Times New Roman"/>
+          <w:bCs/>
+          <w:color w:val="auto"/>
+          <w:sz w:val="20"/>
+        </w:rPr>
+        <w:br/>
+        <w:t>Translational Issues in Psychological Science</w:t>
       </w:r>
       <w:r>
         <w:rPr>
@@ -3908,34 +4063,97 @@
           <w:color w:val="auto"/>
           <w:sz w:val="20"/>
         </w:rPr>
-        <w:t>European Journal of Radiology Artificial Intelligence</w:t>
-      </w:r>
-      <w:r>
-        <w:rPr>
-          <w:rFonts w:ascii="Palatino Linotype" w:hAnsi="Palatino Linotype" w:cs="Times New Roman"/>
-          <w:bCs/>
-          <w:color w:val="auto"/>
-          <w:sz w:val="20"/>
-        </w:rPr>
-        <w:t xml:space="preserve">, Elsevier, 2025, ISSN: </w:t>
-      </w:r>
-      <w:r>
-        <w:rPr>
-          <w:rFonts w:ascii="Palatino Linotype" w:hAnsi="Palatino Linotype" w:cs="Times New Roman"/>
-          <w:bCs/>
-          <w:color w:val="auto"/>
-          <w:sz w:val="20"/>
-        </w:rPr>
-        <w:t>3050-5771</w:t>
-      </w:r>
-      <w:r>
-        <w:rPr>
-          <w:rFonts w:ascii="Palatino Linotype" w:hAnsi="Palatino Linotype" w:cs="Times New Roman"/>
-          <w:bCs/>
-          <w:color w:val="auto"/>
-          <w:sz w:val="20"/>
-        </w:rPr>
-        <w:t xml:space="preserve">, DOI:  </w:t>
+        <w:t>Translational Issues in Psychological Science</w:t>
+      </w:r>
+      <w:r>
+        <w:rPr>
+          <w:rFonts w:ascii="Palatino Linotype" w:hAnsi="Palatino Linotype" w:cs="Times New Roman"/>
+          <w:bCs/>
+          <w:color w:val="auto"/>
+          <w:sz w:val="20"/>
+        </w:rPr>
+        <w:t xml:space="preserve">, </w:t>
+      </w:r>
+      <w:r>
+        <w:rPr>
+          <w:rFonts w:ascii="Palatino Linotype" w:hAnsi="Palatino Linotype" w:cs="Times New Roman"/>
+          <w:bCs/>
+          <w:color w:val="auto"/>
+          <w:sz w:val="20"/>
+        </w:rPr>
+        <w:t>American Psychological Association (APA)</w:t>
+      </w:r>
+      <w:r>
+        <w:rPr>
+          <w:rFonts w:ascii="Palatino Linotype" w:hAnsi="Palatino Linotype" w:cs="Times New Roman"/>
+          <w:bCs/>
+          <w:color w:val="auto"/>
+          <w:sz w:val="20"/>
+        </w:rPr>
+        <w:t xml:space="preserve">, 2026, ISSN: </w:t>
+      </w:r>
+      <w:r>
+        <w:rPr>
+          <w:rFonts w:ascii="Palatino Linotype" w:hAnsi="Palatino Linotype" w:cs="Times New Roman"/>
+          <w:bCs/>
+          <w:color w:val="auto"/>
+          <w:sz w:val="20"/>
+        </w:rPr>
+        <w:t>2332-2179</w:t>
+      </w:r>
+      <w:r>
+        <w:rPr>
+          <w:rFonts w:ascii="Palatino Linotype" w:hAnsi="Palatino Linotype" w:cs="Times New Roman"/>
+          <w:bCs/>
+          <w:color w:val="auto"/>
+          <w:sz w:val="20"/>
+        </w:rPr>
+        <w:t>,</w:t>
+      </w:r>
+      <w:r>
+        <w:rPr>
+          <w:rFonts w:ascii="Palatino Linotype" w:hAnsi="Palatino Linotype" w:cs="Times New Roman"/>
+          <w:bCs/>
+          <w:color w:val="auto"/>
+          <w:sz w:val="20"/>
+        </w:rPr>
+        <w:t xml:space="preserve"> DOI: (</w:t>
+      </w:r>
+      <w:r>
+        <w:rPr>
+          <w:rFonts w:ascii="Palatino Linotype" w:hAnsi="Palatino Linotype" w:cs="Times New Roman"/>
+          <w:bCs/>
+          <w:color w:val="auto"/>
+          <w:sz w:val="20"/>
+        </w:rPr>
+        <w:t>Scopus</w:t>
+      </w:r>
+      <w:r>
+        <w:rPr>
+          <w:rFonts w:ascii="Palatino Linotype" w:hAnsi="Palatino Linotype" w:cs="Times New Roman"/>
+          <w:bCs/>
+          <w:color w:val="auto"/>
+          <w:sz w:val="20"/>
+        </w:rPr>
+        <w:t xml:space="preserve"> Index) (IF: </w:t>
+      </w:r>
+      <w:r>
+        <w:rPr>
+          <w:rFonts w:ascii="Palatino Linotype" w:hAnsi="Palatino Linotype" w:cs="Times New Roman"/>
+          <w:bCs/>
+          <w:color w:val="auto"/>
+          <w:sz w:val="20"/>
+        </w:rPr>
+        <w:t>2.2</w:t>
+      </w:r>
+      <w:r>
+        <w:rPr>
+          <w:rFonts w:ascii="Palatino Linotype" w:hAnsi="Palatino Linotype" w:cs="Times New Roman"/>
+          <w:bCs/>
+          <w:color w:val="auto"/>
+          <w:sz w:val="20"/>
+        </w:rPr>
+        <w:t>)</w:t>
       </w:r>
     </w:p>
     <w:p>
@@ -3960,198 +4178,43 @@
           <w:color w:val="auto"/>
           <w:sz w:val="20"/>
         </w:rPr>
-        <w:t>Ray. P. P.,</w:t>
-      </w:r>
-      <w:r>
-        <w:rPr>
-          <w:rFonts w:ascii="Palatino Linotype" w:hAnsi="Palatino Linotype" w:cs="Times New Roman"/>
-          <w:bCs/>
-          <w:color w:val="auto"/>
-          <w:sz w:val="20"/>
-        </w:rPr>
-        <w:t xml:space="preserve"> </w:t>
-      </w:r>
-      <w:r>
-        <w:rPr>
-          <w:rFonts w:ascii="Palatino Linotype" w:hAnsi="Palatino Linotype" w:cs="Times New Roman"/>
-          <w:bCs/>
-          <w:color w:val="auto"/>
-          <w:sz w:val="20"/>
-        </w:rPr>
-        <w:t xml:space="preserve">Pradhan, M.P., </w:t>
-      </w:r>
-      <w:r>
-        <w:rPr>
-          <w:rFonts w:ascii="Palatino Linotype" w:hAnsi="Palatino Linotype" w:cs="Times New Roman"/>
-          <w:bCs/>
-          <w:color w:val="auto"/>
-          <w:sz w:val="20"/>
-        </w:rPr>
-        <w:t>"</w:t>
-      </w:r>
-      <w:r>
-        <w:rPr>
-          <w:rFonts w:ascii="Palatino Linotype" w:hAnsi="Palatino Linotype" w:cs="Times New Roman"/>
-          <w:bCs/>
-          <w:color w:val="auto"/>
-          <w:sz w:val="20"/>
-        </w:rPr>
-        <w:t>An Evaluation Framework for Measuring Prompt Wise Metrics for Large Language Models in Resource-Constrained Edge</w:t>
-      </w:r>
-      <w:r>
-        <w:rPr>
-          <w:rFonts w:ascii="Times New Roman" w:hAnsi="Times New Roman" w:cs="Times New Roman"/>
-          <w:bCs/>
-          <w:color w:val="auto"/>
-          <w:sz w:val="20"/>
-        </w:rPr>
-        <w:t> </w:t>
-      </w:r>
-      <w:r>
-        <w:rPr>
-          <w:rFonts w:ascii="Palatino Linotype" w:hAnsi="Palatino Linotype" w:cs="Times New Roman"/>
-          <w:bCs/>
-          <w:color w:val="auto"/>
-          <w:sz w:val="20"/>
-        </w:rPr>
-        <w:t>"</w:t>
-      </w:r>
-      <w:r>
-        <w:rPr>
-          <w:rFonts w:ascii="Palatino Linotype" w:hAnsi="Palatino Linotype" w:cs="Times New Roman"/>
-          <w:bCs/>
-          <w:color w:val="auto"/>
-          <w:sz w:val="20"/>
-        </w:rPr>
-        <w:t xml:space="preserve">, </w:t>
-      </w:r>
-      <w:proofErr w:type="spellStart"/>
-      <w:r>
-        <w:rPr>
-          <w:rFonts w:ascii="Palatino Linotype" w:hAnsi="Palatino Linotype" w:cs="Times New Roman"/>
-          <w:bCs/>
-          <w:color w:val="auto"/>
-          <w:sz w:val="20"/>
-        </w:rPr>
-        <w:t>BenchCouncil</w:t>
-      </w:r>
-      <w:proofErr w:type="spellEnd"/>
-      <w:r>
-        <w:rPr>
-          <w:rFonts w:ascii="Palatino Linotype" w:hAnsi="Palatino Linotype" w:cs="Times New Roman"/>
-          <w:bCs/>
-          <w:color w:val="auto"/>
-          <w:sz w:val="20"/>
-        </w:rPr>
-        <w:t xml:space="preserve"> Transactions on Benchmarks, Standards and Evaluations</w:t>
-      </w:r>
-      <w:r>
-        <w:rPr>
-          <w:rFonts w:ascii="Palatino Linotype" w:hAnsi="Palatino Linotype" w:cs="Times New Roman"/>
-          <w:bCs/>
-          <w:color w:val="auto"/>
-          <w:sz w:val="20"/>
-        </w:rPr>
-        <w:t xml:space="preserve">, </w:t>
-      </w:r>
-      <w:r>
-        <w:rPr>
-          <w:rFonts w:ascii="Palatino Linotype" w:hAnsi="Palatino Linotype" w:cs="Times New Roman"/>
-          <w:bCs/>
-          <w:color w:val="auto"/>
-          <w:sz w:val="20"/>
-        </w:rPr>
-        <w:t>Elsevier</w:t>
-      </w:r>
-      <w:r>
-        <w:rPr>
-          <w:rFonts w:ascii="Palatino Linotype" w:hAnsi="Palatino Linotype" w:cs="Times New Roman"/>
-          <w:bCs/>
-          <w:color w:val="auto"/>
-          <w:sz w:val="20"/>
-        </w:rPr>
-        <w:t xml:space="preserve">, 2025, ISSN: </w:t>
-      </w:r>
-      <w:r>
-        <w:rPr>
-          <w:rFonts w:ascii="Palatino Linotype" w:hAnsi="Palatino Linotype" w:cs="Times New Roman"/>
-          <w:bCs/>
-          <w:color w:val="auto"/>
-          <w:sz w:val="20"/>
-        </w:rPr>
-        <w:t>2772-4859</w:t>
-      </w:r>
-      <w:r>
-        <w:rPr>
-          <w:rFonts w:ascii="Palatino Linotype" w:hAnsi="Palatino Linotype" w:cs="Times New Roman"/>
-          <w:bCs/>
-          <w:color w:val="auto"/>
-          <w:sz w:val="20"/>
-        </w:rPr>
-        <w:t xml:space="preserve">, </w:t>
-      </w:r>
-      <w:r>
-        <w:rPr>
-          <w:rFonts w:ascii="Palatino Linotype" w:hAnsi="Palatino Linotype" w:cs="Times New Roman"/>
-          <w:bCs/>
-          <w:color w:val="auto"/>
-          <w:sz w:val="20"/>
-        </w:rPr>
-        <w:t xml:space="preserve">DOI: </w:t>
-      </w:r>
-      <w:r>
-        <w:rPr>
-          <w:rFonts w:ascii="Palatino Linotype" w:hAnsi="Palatino Linotype" w:cs="Times New Roman"/>
-          <w:bCs/>
-          <w:color w:val="auto"/>
-          <w:sz w:val="20"/>
-        </w:rPr>
-        <w:t xml:space="preserve">10.1016/j.tbench.2025.100249 </w:t>
-      </w:r>
-      <w:r>
-        <w:rPr>
-          <w:rFonts w:ascii="Palatino Linotype" w:hAnsi="Palatino Linotype" w:cs="Times New Roman"/>
-          <w:b/>
-          <w:color w:val="auto"/>
-          <w:sz w:val="20"/>
-        </w:rPr>
-        <w:t>(Scopus)</w:t>
-      </w:r>
-      <w:r>
-        <w:rPr>
-          <w:rFonts w:ascii="Palatino Linotype" w:hAnsi="Palatino Linotype" w:cs="Times New Roman"/>
-          <w:b/>
-          <w:color w:val="auto"/>
-          <w:sz w:val="20"/>
-        </w:rPr>
-        <w:t xml:space="preserve"> (CF: </w:t>
-      </w:r>
-      <w:r>
-        <w:rPr>
-          <w:rFonts w:ascii="Palatino Linotype" w:hAnsi="Palatino Linotype" w:cs="Times New Roman"/>
-          <w:b/>
-          <w:color w:val="auto"/>
-          <w:sz w:val="20"/>
-        </w:rPr>
-        <w:t>16</w:t>
-      </w:r>
-      <w:r>
-        <w:rPr>
-          <w:rFonts w:ascii="Palatino Linotype" w:hAnsi="Palatino Linotype" w:cs="Times New Roman"/>
-          <w:b/>
-          <w:color w:val="auto"/>
-          <w:sz w:val="20"/>
-        </w:rPr>
-        <w:t>)</w:t>
-      </w:r>
-      <w:r>
-        <w:rPr>
-          <w:rFonts w:ascii="Palatino Linotype" w:hAnsi="Palatino Linotype" w:cs="Times New Roman"/>
-          <w:b/>
-          <w:color w:val="auto"/>
-          <w:sz w:val="20"/>
-        </w:rPr>
-        <w:t xml:space="preserve"> </w:t>
+        <w:t xml:space="preserve">Ray. </w:t>
+      </w:r>
+      <w:r>
+        <w:rPr>
+          <w:rFonts w:ascii="Palatino Linotype" w:hAnsi="Palatino Linotype" w:cs="Times New Roman"/>
+          <w:b/>
+          <w:color w:val="auto"/>
+          <w:sz w:val="20"/>
+        </w:rPr>
+        <w:t xml:space="preserve">P. P., </w:t>
+      </w:r>
+      <w:r>
+        <w:rPr>
+          <w:rFonts w:ascii="Palatino Linotype" w:hAnsi="Palatino Linotype" w:cs="Times New Roman"/>
+          <w:bCs/>
+          <w:color w:val="auto"/>
+          <w:sz w:val="20"/>
+        </w:rPr>
+        <w:t>"When Intelligence Begins to Act: A Thoughtful Appraisal of Agentic AI in Biomedicine", Briefings in Bioinformatics, Oxford Academic, 2026, ISSN: 2949-7086</w:t>
+      </w:r>
+      <w:r>
+        <w:rPr>
+          <w:rFonts w:ascii="Palatino Linotype" w:hAnsi="Palatino Linotype" w:cs="Times New Roman"/>
+          <w:bCs/>
+          <w:color w:val="auto"/>
+          <w:sz w:val="20"/>
+        </w:rPr>
+        <w:t>,</w:t>
+      </w:r>
+      <w:r>
+        <w:rPr>
+          <w:rFonts w:ascii="Palatino Linotype" w:hAnsi="Palatino Linotype" w:cs="Times New Roman"/>
+          <w:bCs/>
+          <w:color w:val="auto"/>
+          <w:sz w:val="20"/>
+        </w:rPr>
+        <w:t xml:space="preserve"> DOI: (Science Citation Index) (IF: 7.7)</w:t>
       </w:r>
     </w:p>
     <w:p>
@@ -4176,115 +4239,25 @@
           <w:color w:val="auto"/>
           <w:sz w:val="20"/>
         </w:rPr>
-        <w:t>Ray. P. P.,</w:t>
-      </w:r>
-      <w:r>
-        <w:rPr>
-          <w:rFonts w:ascii="Palatino Linotype" w:hAnsi="Palatino Linotype" w:cs="Times New Roman"/>
-          <w:bCs/>
-          <w:color w:val="auto"/>
-          <w:sz w:val="20"/>
-        </w:rPr>
-        <w:t xml:space="preserve"> </w:t>
-      </w:r>
-      <w:r>
-        <w:rPr>
-          <w:rFonts w:ascii="Palatino Linotype" w:hAnsi="Palatino Linotype" w:cs="Times New Roman"/>
-          <w:bCs/>
-          <w:color w:val="auto"/>
-          <w:sz w:val="20"/>
-        </w:rPr>
-        <w:t>"</w:t>
-      </w:r>
-      <w:r>
-        <w:rPr>
-          <w:rFonts w:ascii="Palatino Linotype" w:hAnsi="Palatino Linotype" w:cs="Times New Roman"/>
-          <w:bCs/>
-          <w:color w:val="auto"/>
-          <w:sz w:val="20"/>
-        </w:rPr>
-        <w:t>Physical AI: Bridging the Sim-to-Real Divide Toward Embodied, Ethical, and Autonomous Intelligence"</w:t>
-      </w:r>
-      <w:r>
-        <w:rPr>
-          <w:rFonts w:ascii="Palatino Linotype" w:hAnsi="Palatino Linotype" w:cs="Times New Roman"/>
-          <w:bCs/>
-          <w:color w:val="auto"/>
-          <w:sz w:val="20"/>
-        </w:rPr>
-        <w:t xml:space="preserve">, </w:t>
-      </w:r>
-      <w:r>
-        <w:rPr>
-          <w:rFonts w:ascii="Palatino Linotype" w:hAnsi="Palatino Linotype" w:cs="Times New Roman"/>
-          <w:bCs/>
-          <w:color w:val="auto"/>
-          <w:sz w:val="20"/>
-        </w:rPr>
-        <w:t>Machine Learning for Computational Science and Engineering</w:t>
-      </w:r>
-      <w:r>
-        <w:rPr>
-          <w:rFonts w:ascii="Palatino Linotype" w:hAnsi="Palatino Linotype" w:cs="Times New Roman"/>
-          <w:bCs/>
-          <w:color w:val="auto"/>
-          <w:sz w:val="20"/>
-        </w:rPr>
-        <w:t xml:space="preserve">, </w:t>
-      </w:r>
-      <w:r>
-        <w:rPr>
-          <w:rFonts w:ascii="Palatino Linotype" w:hAnsi="Palatino Linotype" w:cs="Times New Roman"/>
-          <w:bCs/>
-          <w:color w:val="auto"/>
-          <w:sz w:val="20"/>
-        </w:rPr>
-        <w:t>Springer</w:t>
-      </w:r>
-      <w:r>
-        <w:rPr>
-          <w:rFonts w:ascii="Palatino Linotype" w:hAnsi="Palatino Linotype" w:cs="Times New Roman"/>
-          <w:bCs/>
-          <w:color w:val="auto"/>
-          <w:sz w:val="20"/>
-        </w:rPr>
-        <w:t xml:space="preserve">, 2025, ISSN: </w:t>
-      </w:r>
-      <w:r>
-        <w:rPr>
-          <w:rFonts w:ascii="Palatino Linotype" w:hAnsi="Palatino Linotype" w:cs="Times New Roman"/>
-          <w:bCs/>
-          <w:color w:val="auto"/>
-          <w:sz w:val="20"/>
-        </w:rPr>
-        <w:t>3005-1436</w:t>
-      </w:r>
-      <w:r>
-        <w:rPr>
-          <w:rFonts w:ascii="Palatino Linotype" w:hAnsi="Palatino Linotype" w:cs="Times New Roman"/>
-          <w:bCs/>
-          <w:color w:val="auto"/>
-          <w:sz w:val="20"/>
-        </w:rPr>
-        <w:t xml:space="preserve">, </w:t>
-      </w:r>
-      <w:r>
-        <w:rPr>
-          <w:rFonts w:ascii="Palatino Linotype" w:hAnsi="Palatino Linotype" w:cs="Times New Roman"/>
-          <w:bCs/>
-          <w:color w:val="auto"/>
-          <w:sz w:val="20"/>
-        </w:rPr>
-        <w:t xml:space="preserve">DOI: </w:t>
-      </w:r>
-      <w:r>
-        <w:rPr>
-          <w:rFonts w:ascii="Palatino Linotype" w:hAnsi="Palatino Linotype" w:cs="Times New Roman"/>
-          <w:bCs/>
-          <w:color w:val="auto"/>
-          <w:sz w:val="20"/>
-        </w:rPr>
-        <w:t>10.1007/s44379-025-00050-y</w:t>
+        <w:t xml:space="preserve">Ray. P. P., </w:t>
+      </w:r>
+      <w:r>
+        <w:rPr>
+          <w:rFonts w:ascii="Palatino Linotype" w:hAnsi="Palatino Linotype" w:cs="Times New Roman"/>
+          <w:bCs/>
+          <w:color w:val="auto"/>
+          <w:sz w:val="20"/>
+        </w:rPr>
+        <w:t xml:space="preserve">Pradhan, M. P. </w:t>
+      </w:r>
+      <w:r>
+        <w:rPr>
+          <w:rFonts w:ascii="Palatino Linotype" w:hAnsi="Palatino Linotype" w:cs="Times New Roman"/>
+          <w:bCs/>
+          <w:color w:val="auto"/>
+          <w:sz w:val="20"/>
+        </w:rPr>
+        <w:t xml:space="preserve">"HIAPLLM: IoT-Enabled Hybrid Edge–Cloud LLM for Real-Time, Privacy-Preserving Air Quality Advisories in India", MAPAN, Springer, 2026, ISSN: 0974-9853, DOI: 10.1007/s12647-026-00908-3 (Science Citation Index) (IF: 1.3) </w:t>
       </w:r>
     </w:p>
     <w:p>
@@ -4309,178 +4282,36 @@
           <w:color w:val="auto"/>
           <w:sz w:val="20"/>
         </w:rPr>
-        <w:t>Ray. P. P.,</w:t>
-      </w:r>
-      <w:r>
-        <w:rPr>
-          <w:rFonts w:ascii="Palatino Linotype" w:hAnsi="Palatino Linotype" w:cs="Times New Roman"/>
-          <w:bCs/>
-          <w:color w:val="auto"/>
-          <w:sz w:val="20"/>
-        </w:rPr>
-        <w:t xml:space="preserve"> </w:t>
-      </w:r>
-      <w:r>
-        <w:rPr>
-          <w:rFonts w:ascii="Palatino Linotype" w:hAnsi="Palatino Linotype" w:cs="Times New Roman"/>
-          <w:bCs/>
-          <w:color w:val="auto"/>
-          <w:sz w:val="20"/>
-        </w:rPr>
-        <w:t xml:space="preserve">Pradhan, M.P., </w:t>
-      </w:r>
-      <w:r>
-        <w:rPr>
-          <w:rFonts w:ascii="Palatino Linotype" w:hAnsi="Palatino Linotype" w:cs="Times New Roman"/>
-          <w:bCs/>
-          <w:color w:val="auto"/>
-          <w:sz w:val="20"/>
-        </w:rPr>
-        <w:t>"Performance Analysis of Localized Large Language Models in Resource-Constrained Edge for Python and Rust APIs</w:t>
-      </w:r>
-      <w:r>
-        <w:rPr>
-          <w:rFonts w:ascii="Palatino Linotype" w:hAnsi="Palatino Linotype" w:cs="Times New Roman"/>
-          <w:bCs/>
-          <w:color w:val="auto"/>
-          <w:sz w:val="20"/>
-        </w:rPr>
-        <w:t xml:space="preserve">”, </w:t>
-      </w:r>
-      <w:r>
-        <w:rPr>
-          <w:rFonts w:ascii="Palatino Linotype" w:hAnsi="Palatino Linotype" w:cs="Times New Roman"/>
-          <w:bCs/>
-          <w:color w:val="auto"/>
-          <w:sz w:val="20"/>
-        </w:rPr>
-        <w:t>Journal of Edge Computing</w:t>
-      </w:r>
-      <w:r>
-        <w:rPr>
-          <w:rFonts w:ascii="Palatino Linotype" w:hAnsi="Palatino Linotype" w:cs="Times New Roman"/>
-          <w:bCs/>
-          <w:color w:val="auto"/>
-          <w:sz w:val="20"/>
-        </w:rPr>
-        <w:t xml:space="preserve">, </w:t>
-      </w:r>
-      <w:r>
-        <w:rPr>
-          <w:rFonts w:ascii="Palatino Linotype" w:hAnsi="Palatino Linotype" w:cs="Times New Roman"/>
-          <w:bCs/>
-          <w:color w:val="auto"/>
-          <w:sz w:val="20"/>
-        </w:rPr>
-        <w:t>A</w:t>
-      </w:r>
-      <w:r>
-        <w:rPr>
-          <w:rFonts w:ascii="Palatino Linotype" w:hAnsi="Palatino Linotype" w:cs="Times New Roman"/>
-          <w:bCs/>
-          <w:color w:val="auto"/>
-          <w:sz w:val="20"/>
-        </w:rPr>
-        <w:t>cademy of Cognitive and Natural Sciences</w:t>
-      </w:r>
-      <w:r>
-        <w:rPr>
-          <w:rFonts w:ascii="Palatino Linotype" w:hAnsi="Palatino Linotype" w:cs="Times New Roman"/>
-          <w:bCs/>
-          <w:color w:val="auto"/>
-          <w:sz w:val="20"/>
-        </w:rPr>
-        <w:t xml:space="preserve">, 2025, ISSN: </w:t>
-      </w:r>
-      <w:r>
-        <w:rPr>
-          <w:rFonts w:ascii="Palatino Linotype" w:hAnsi="Palatino Linotype" w:cs="Times New Roman"/>
-          <w:bCs/>
-          <w:color w:val="auto"/>
-          <w:sz w:val="20"/>
-        </w:rPr>
-        <w:t>2837-181X</w:t>
-      </w:r>
-      <w:r>
-        <w:rPr>
-          <w:rFonts w:ascii="Palatino Linotype" w:hAnsi="Palatino Linotype" w:cs="Times New Roman"/>
-          <w:bCs/>
-          <w:color w:val="auto"/>
-          <w:sz w:val="20"/>
-        </w:rPr>
-        <w:t xml:space="preserve">, </w:t>
-      </w:r>
-      <w:r>
-        <w:rPr>
-          <w:rFonts w:ascii="Palatino Linotype" w:hAnsi="Palatino Linotype" w:cs="Times New Roman"/>
-          <w:bCs/>
-          <w:color w:val="auto"/>
-          <w:sz w:val="20"/>
-        </w:rPr>
-        <w:t xml:space="preserve">DOI: </w:t>
-      </w:r>
-      <w:r>
-        <w:rPr>
-          <w:rFonts w:ascii="Palatino Linotype" w:hAnsi="Palatino Linotype" w:cs="Times New Roman"/>
-          <w:bCs/>
-          <w:color w:val="auto"/>
-          <w:sz w:val="20"/>
-        </w:rPr>
-        <w:t>10.55056/jec.1047</w:t>
-      </w:r>
-      <w:r>
-        <w:rPr>
-          <w:rFonts w:ascii="Palatino Linotype" w:hAnsi="Palatino Linotype" w:cs="Times New Roman"/>
-          <w:bCs/>
-          <w:color w:val="auto"/>
-          <w:sz w:val="20"/>
-        </w:rPr>
-        <w:t xml:space="preserve"> </w:t>
-      </w:r>
-      <w:r>
-        <w:rPr>
-          <w:rFonts w:ascii="Palatino Linotype" w:hAnsi="Palatino Linotype" w:cs="Times New Roman"/>
-          <w:b/>
-          <w:color w:val="auto"/>
-          <w:sz w:val="20"/>
-        </w:rPr>
-        <w:t>(Scopus)</w:t>
-      </w:r>
-      <w:r>
-        <w:rPr>
-          <w:rFonts w:ascii="Palatino Linotype" w:hAnsi="Palatino Linotype" w:cs="Times New Roman"/>
-          <w:b/>
-          <w:color w:val="auto"/>
-          <w:sz w:val="20"/>
-        </w:rPr>
-        <w:t xml:space="preserve"> (CF: </w:t>
-      </w:r>
-      <w:r>
-        <w:rPr>
-          <w:rFonts w:ascii="Palatino Linotype" w:hAnsi="Palatino Linotype" w:cs="Times New Roman"/>
-          <w:b/>
-          <w:color w:val="auto"/>
-          <w:sz w:val="20"/>
-        </w:rPr>
-        <w:t>7.6</w:t>
-      </w:r>
-      <w:r>
-        <w:rPr>
-          <w:rFonts w:ascii="Palatino Linotype" w:hAnsi="Palatino Linotype" w:cs="Times New Roman"/>
-          <w:b/>
-          <w:color w:val="auto"/>
-          <w:sz w:val="20"/>
-        </w:rPr>
-        <w:t>)</w:t>
-      </w:r>
-      <w:r>
-        <w:rPr>
-          <w:rFonts w:ascii="Palatino Linotype" w:hAnsi="Palatino Linotype" w:cs="Times New Roman"/>
-          <w:b/>
-          <w:color w:val="auto"/>
-          <w:sz w:val="20"/>
-        </w:rPr>
-        <w:t xml:space="preserve"> </w:t>
+        <w:t xml:space="preserve">Ray. P. P. </w:t>
+      </w:r>
+      <w:r>
+        <w:rPr>
+          <w:rFonts w:ascii="Palatino Linotype" w:hAnsi="Palatino Linotype" w:cs="Times New Roman"/>
+          <w:bCs/>
+          <w:color w:val="auto"/>
+          <w:sz w:val="20"/>
+        </w:rPr>
+        <w:t xml:space="preserve">"Reliability-by-Design for Agentic </w:t>
+      </w:r>
+      <w:proofErr w:type="spellStart"/>
+      <w:r>
+        <w:rPr>
+          <w:rFonts w:ascii="Palatino Linotype" w:hAnsi="Palatino Linotype" w:cs="Times New Roman"/>
+          <w:bCs/>
+          <w:color w:val="auto"/>
+          <w:sz w:val="20"/>
+        </w:rPr>
+        <w:t>GenAI</w:t>
+      </w:r>
+      <w:proofErr w:type="spellEnd"/>
+      <w:r>
+        <w:rPr>
+          <w:rFonts w:ascii="Palatino Linotype" w:hAnsi="Palatino Linotype" w:cs="Times New Roman"/>
+          <w:bCs/>
+          <w:color w:val="auto"/>
+          <w:sz w:val="20"/>
+        </w:rPr>
+        <w:t>: Turning the AI Risk Atlas into an EU AI Act–Ready Assurance Case", IEEE Reliability Magazine, IEEE, 2026, ISSN: 2641-8819, DOI: 10.1109/MRL.2026.3660197</w:t>
       </w:r>
     </w:p>
     <w:p>
@@ -4505,124 +4336,45 @@
           <w:color w:val="auto"/>
           <w:sz w:val="20"/>
         </w:rPr>
-        <w:t>Ray. P. P.,</w:t>
-      </w:r>
-      <w:r>
-        <w:rPr>
-          <w:rFonts w:ascii="Palatino Linotype" w:hAnsi="Palatino Linotype" w:cs="Times New Roman"/>
-          <w:bCs/>
-          <w:color w:val="auto"/>
-          <w:sz w:val="20"/>
-        </w:rPr>
-        <w:t xml:space="preserve"> “</w:t>
-      </w:r>
-      <w:r>
-        <w:rPr>
-          <w:rFonts w:ascii="Palatino Linotype" w:hAnsi="Palatino Linotype" w:cs="Times New Roman"/>
-          <w:bCs/>
-          <w:color w:val="auto"/>
-          <w:sz w:val="20"/>
-        </w:rPr>
-        <w:t>A Comprehensive Introspection on AI Risks: Taxonomy, Challenges and Future Directions</w:t>
-      </w:r>
-      <w:r>
-        <w:rPr>
-          <w:rFonts w:ascii="Palatino Linotype" w:hAnsi="Palatino Linotype" w:cs="Times New Roman"/>
-          <w:bCs/>
-          <w:color w:val="auto"/>
-          <w:sz w:val="20"/>
-        </w:rPr>
-        <w:t xml:space="preserve">”, </w:t>
-      </w:r>
-      <w:r>
-        <w:rPr>
-          <w:rFonts w:ascii="Palatino Linotype" w:hAnsi="Palatino Linotype" w:cs="Times New Roman"/>
-          <w:bCs/>
-          <w:color w:val="auto"/>
-          <w:sz w:val="20"/>
-        </w:rPr>
-        <w:t>Iran Journal of Computer Science</w:t>
-      </w:r>
-      <w:r>
-        <w:rPr>
-          <w:rFonts w:ascii="Palatino Linotype" w:hAnsi="Palatino Linotype" w:cs="Times New Roman"/>
-          <w:bCs/>
-          <w:color w:val="auto"/>
-          <w:sz w:val="20"/>
-        </w:rPr>
-        <w:t xml:space="preserve">, Springer, 2025, ISSN: </w:t>
-      </w:r>
-      <w:r>
-        <w:rPr>
-          <w:rFonts w:ascii="Palatino Linotype" w:hAnsi="Palatino Linotype" w:cs="Times New Roman"/>
-          <w:bCs/>
-          <w:color w:val="auto"/>
-          <w:sz w:val="20"/>
-        </w:rPr>
-        <w:t>2520-8446</w:t>
-      </w:r>
-      <w:r>
-        <w:rPr>
-          <w:rFonts w:ascii="Palatino Linotype" w:hAnsi="Palatino Linotype" w:cs="Times New Roman"/>
-          <w:bCs/>
-          <w:color w:val="auto"/>
-          <w:sz w:val="20"/>
-        </w:rPr>
-        <w:t xml:space="preserve">, </w:t>
-      </w:r>
-      <w:r>
-        <w:rPr>
-          <w:rFonts w:ascii="Palatino Linotype" w:hAnsi="Palatino Linotype" w:cs="Times New Roman"/>
-          <w:bCs/>
-          <w:color w:val="auto"/>
-          <w:sz w:val="20"/>
-        </w:rPr>
-        <w:t xml:space="preserve">DOI: </w:t>
-      </w:r>
-      <w:r>
-        <w:rPr>
-          <w:rFonts w:ascii="Palatino Linotype" w:hAnsi="Palatino Linotype" w:cs="Times New Roman"/>
-          <w:b/>
-          <w:color w:val="auto"/>
-          <w:sz w:val="20"/>
-        </w:rPr>
-        <w:t>(Scopus)</w:t>
-      </w:r>
-      <w:r>
-        <w:rPr>
-          <w:rFonts w:ascii="Palatino Linotype" w:hAnsi="Palatino Linotype" w:cs="Times New Roman"/>
-          <w:b/>
-          <w:color w:val="auto"/>
-          <w:sz w:val="20"/>
-        </w:rPr>
-        <w:t xml:space="preserve"> (CF: </w:t>
-      </w:r>
-      <w:r>
-        <w:rPr>
-          <w:rFonts w:ascii="Palatino Linotype" w:hAnsi="Palatino Linotype" w:cs="Times New Roman"/>
-          <w:b/>
-          <w:color w:val="auto"/>
-          <w:sz w:val="20"/>
-        </w:rPr>
-        <w:t>4.2</w:t>
-      </w:r>
-      <w:r>
-        <w:rPr>
-          <w:rFonts w:ascii="Palatino Linotype" w:hAnsi="Palatino Linotype" w:cs="Times New Roman"/>
-          <w:b/>
-          <w:color w:val="auto"/>
-          <w:sz w:val="20"/>
-        </w:rPr>
-        <w:t>)</w:t>
-      </w:r>
-      <w:r>
-        <w:rPr>
-          <w:rFonts w:ascii="Palatino Linotype" w:hAnsi="Palatino Linotype" w:cs="Times New Roman"/>
-          <w:b/>
-          <w:color w:val="auto"/>
-          <w:sz w:val="20"/>
-        </w:rPr>
-        <w:t xml:space="preserve"> (Accepted)</w:t>
+        <w:t xml:space="preserve">Ray. P. P. </w:t>
+      </w:r>
+      <w:r>
+        <w:rPr>
+          <w:rFonts w:ascii="Palatino Linotype" w:hAnsi="Palatino Linotype" w:cs="Times New Roman"/>
+          <w:bCs/>
+          <w:color w:val="auto"/>
+          <w:sz w:val="20"/>
+        </w:rPr>
+        <w:t xml:space="preserve">"A Review of </w:t>
+      </w:r>
+      <w:proofErr w:type="spellStart"/>
+      <w:r>
+        <w:rPr>
+          <w:rFonts w:ascii="Palatino Linotype" w:hAnsi="Palatino Linotype" w:cs="Times New Roman"/>
+          <w:bCs/>
+          <w:color w:val="auto"/>
+          <w:sz w:val="20"/>
+        </w:rPr>
+        <w:t>TRiSM</w:t>
+      </w:r>
+      <w:proofErr w:type="spellEnd"/>
+      <w:r>
+        <w:rPr>
+          <w:rFonts w:ascii="Palatino Linotype" w:hAnsi="Palatino Linotype" w:cs="Times New Roman"/>
+          <w:bCs/>
+          <w:color w:val="auto"/>
+          <w:sz w:val="20"/>
+        </w:rPr>
+        <w:t xml:space="preserve"> Frameworks in Artificial Intelligence Systems: Fundamentals, Taxonomy, Use Cases, Key Challenges and Future Directions", Expert Systems, Wiley, 2026, ISSN: 1468-0394, DOI: 10.1111/exsy.70213 10.1111/exsy.70213 (Science Citation Index) (IF: 2.3)</w:t>
+      </w:r>
+      <w:r>
+        <w:rPr>
+          <w:rFonts w:ascii="Palatino Linotype" w:hAnsi="Palatino Linotype" w:cs="Times New Roman"/>
+          <w:b/>
+          <w:color w:val="auto"/>
+          <w:sz w:val="20"/>
+        </w:rPr>
+        <w:t xml:space="preserve"> </w:t>
       </w:r>
     </w:p>
     <w:p>
@@ -4647,207 +4399,26 @@
           <w:color w:val="auto"/>
           <w:sz w:val="20"/>
         </w:rPr>
-        <w:t>Ray. P. P.,</w:t>
-      </w:r>
-      <w:r>
-        <w:rPr>
-          <w:rFonts w:ascii="Palatino Linotype" w:hAnsi="Palatino Linotype" w:cs="Times New Roman"/>
-          <w:bCs/>
+        <w:lastRenderedPageBreak/>
+        <w:t xml:space="preserve">Ray. P. P. </w:t>
+      </w:r>
+      <w:r>
+        <w:rPr>
+          <w:rFonts w:ascii="Palatino Linotype" w:hAnsi="Palatino Linotype" w:cs="Times New Roman"/>
+          <w:bCs/>
+          <w:color w:val="auto"/>
+          <w:sz w:val="20"/>
+        </w:rPr>
+        <w:t>"Clarifying the Path Toward Safe and Transparent Generative AI-Guided Patient Selection", Aesthetic Plastic Surgery, Springer, 2026, ISSN: 1432-5241, DOI: 10.1007/s00266-026-05641-5 (Science Citation Index) (IF: 2.9)</w:t>
+      </w:r>
+      <w:r>
+        <w:rPr>
+          <w:rFonts w:ascii="Palatino Linotype" w:hAnsi="Palatino Linotype" w:cs="Times New Roman"/>
+          <w:b/>
           <w:color w:val="auto"/>
           <w:sz w:val="20"/>
         </w:rPr>
         <w:t xml:space="preserve"> </w:t>
-      </w:r>
-      <w:r>
-        <w:rPr>
-          <w:rFonts w:ascii="Palatino Linotype" w:hAnsi="Palatino Linotype" w:cs="Times New Roman"/>
-          <w:bCs/>
-          <w:color w:val="auto"/>
-          <w:sz w:val="20"/>
-        </w:rPr>
-        <w:t xml:space="preserve">Pradhan, M.P., Li, S., </w:t>
-      </w:r>
-      <w:r>
-        <w:rPr>
-          <w:rFonts w:ascii="Palatino Linotype" w:hAnsi="Palatino Linotype" w:cs="Times New Roman"/>
-          <w:bCs/>
-          <w:color w:val="auto"/>
-          <w:sz w:val="20"/>
-        </w:rPr>
-        <w:t>“</w:t>
-      </w:r>
-      <w:proofErr w:type="spellStart"/>
-      <w:r>
-        <w:rPr>
-          <w:rFonts w:ascii="Palatino Linotype" w:hAnsi="Palatino Linotype" w:cs="Times New Roman"/>
-          <w:bCs/>
-          <w:color w:val="auto"/>
-          <w:sz w:val="20"/>
-        </w:rPr>
-        <w:t>LLMYOLOEdge</w:t>
-      </w:r>
-      <w:proofErr w:type="spellEnd"/>
-      <w:r>
-        <w:rPr>
-          <w:rFonts w:ascii="Palatino Linotype" w:hAnsi="Palatino Linotype" w:cs="Times New Roman"/>
-          <w:bCs/>
-          <w:color w:val="auto"/>
-          <w:sz w:val="20"/>
-        </w:rPr>
-        <w:t>: A Framework for Integration of YOLO with Localized Resource-Constrained Edge Aware Large Language Models</w:t>
-      </w:r>
-      <w:r>
-        <w:rPr>
-          <w:rFonts w:ascii="Palatino Linotype" w:hAnsi="Palatino Linotype" w:cs="Times New Roman"/>
-          <w:bCs/>
-          <w:color w:val="auto"/>
-          <w:sz w:val="20"/>
-        </w:rPr>
-        <w:t>”, I</w:t>
-      </w:r>
-      <w:r>
-        <w:rPr>
-          <w:rFonts w:ascii="Palatino Linotype" w:hAnsi="Palatino Linotype" w:cs="Times New Roman"/>
-          <w:bCs/>
-          <w:color w:val="auto"/>
-          <w:sz w:val="20"/>
-        </w:rPr>
-        <w:t>EEE Access</w:t>
-      </w:r>
-      <w:r>
-        <w:rPr>
-          <w:rFonts w:ascii="Palatino Linotype" w:hAnsi="Palatino Linotype" w:cs="Times New Roman"/>
-          <w:bCs/>
-          <w:color w:val="auto"/>
-          <w:sz w:val="20"/>
-        </w:rPr>
-        <w:t xml:space="preserve">, </w:t>
-      </w:r>
-      <w:r>
-        <w:rPr>
-          <w:rFonts w:ascii="Palatino Linotype" w:hAnsi="Palatino Linotype" w:cs="Times New Roman"/>
-          <w:bCs/>
-          <w:color w:val="auto"/>
-          <w:sz w:val="20"/>
-        </w:rPr>
-        <w:t>IEEE</w:t>
-      </w:r>
-      <w:r>
-        <w:rPr>
-          <w:rFonts w:ascii="Palatino Linotype" w:hAnsi="Palatino Linotype" w:cs="Times New Roman"/>
-          <w:bCs/>
-          <w:color w:val="auto"/>
-          <w:sz w:val="20"/>
-        </w:rPr>
-        <w:t xml:space="preserve">, 2025, ISSN: </w:t>
-      </w:r>
-      <w:r>
-        <w:rPr>
-          <w:rFonts w:ascii="Palatino Linotype" w:hAnsi="Palatino Linotype" w:cs="Times New Roman"/>
-          <w:bCs/>
-          <w:color w:val="auto"/>
-          <w:sz w:val="20"/>
-        </w:rPr>
-        <w:t>2169-3536</w:t>
-      </w:r>
-      <w:r>
-        <w:rPr>
-          <w:rFonts w:ascii="Palatino Linotype" w:hAnsi="Palatino Linotype" w:cs="Times New Roman"/>
-          <w:bCs/>
-          <w:color w:val="auto"/>
-          <w:sz w:val="20"/>
-        </w:rPr>
-        <w:t>, DOI:</w:t>
-      </w:r>
-      <w:r>
-        <w:rPr>
-          <w:rFonts w:ascii="Palatino Linotype" w:hAnsi="Palatino Linotype" w:cs="Times New Roman"/>
-          <w:bCs/>
-          <w:color w:val="auto"/>
-          <w:sz w:val="20"/>
-        </w:rPr>
-        <w:t xml:space="preserve"> </w:t>
-      </w:r>
-      <w:r>
-        <w:rPr>
-          <w:rFonts w:ascii="Palatino Linotype" w:hAnsi="Palatino Linotype" w:cs="Times New Roman"/>
-          <w:bCs/>
-          <w:color w:val="auto"/>
-          <w:sz w:val="20"/>
-        </w:rPr>
-        <w:t>10.1109/ACCESS.2025.3613423</w:t>
-      </w:r>
-      <w:r>
-        <w:rPr>
-          <w:rFonts w:ascii="Palatino Linotype" w:hAnsi="Palatino Linotype" w:cs="Times New Roman"/>
-          <w:bCs/>
-          <w:color w:val="auto"/>
-          <w:sz w:val="20"/>
-        </w:rPr>
-        <w:t xml:space="preserve"> </w:t>
-      </w:r>
-      <w:r>
-        <w:rPr>
-          <w:rFonts w:ascii="Palatino Linotype" w:hAnsi="Palatino Linotype" w:cs="Times New Roman"/>
-          <w:b/>
-          <w:color w:val="auto"/>
-          <w:sz w:val="20"/>
-        </w:rPr>
-        <w:t>(</w:t>
-      </w:r>
-      <w:r>
-        <w:rPr>
-          <w:rFonts w:ascii="Palatino Linotype" w:hAnsi="Palatino Linotype" w:cs="Times New Roman"/>
-          <w:b/>
-          <w:color w:val="auto"/>
-          <w:sz w:val="20"/>
-        </w:rPr>
-        <w:t>Science Citation Index</w:t>
-      </w:r>
-      <w:r>
-        <w:rPr>
-          <w:rFonts w:ascii="Palatino Linotype" w:hAnsi="Palatino Linotype" w:cs="Times New Roman"/>
-          <w:b/>
-          <w:color w:val="auto"/>
-          <w:sz w:val="20"/>
-        </w:rPr>
-        <w:t>) (</w:t>
-      </w:r>
-      <w:r>
-        <w:rPr>
-          <w:rFonts w:ascii="Palatino Linotype" w:hAnsi="Palatino Linotype" w:cs="Times New Roman"/>
-          <w:b/>
-          <w:color w:val="auto"/>
-          <w:sz w:val="20"/>
-        </w:rPr>
-        <w:t>I</w:t>
-      </w:r>
-      <w:r>
-        <w:rPr>
-          <w:rFonts w:ascii="Palatino Linotype" w:hAnsi="Palatino Linotype" w:cs="Times New Roman"/>
-          <w:b/>
-          <w:color w:val="auto"/>
-          <w:sz w:val="20"/>
-        </w:rPr>
-        <w:t xml:space="preserve">F: </w:t>
-      </w:r>
-      <w:r>
-        <w:rPr>
-          <w:rFonts w:ascii="Palatino Linotype" w:hAnsi="Palatino Linotype" w:cs="Times New Roman"/>
-          <w:b/>
-          <w:color w:val="auto"/>
-          <w:sz w:val="20"/>
-        </w:rPr>
-        <w:t>3.6</w:t>
-      </w:r>
-      <w:r>
-        <w:rPr>
-          <w:rFonts w:ascii="Palatino Linotype" w:hAnsi="Palatino Linotype" w:cs="Times New Roman"/>
-          <w:b/>
-          <w:color w:val="auto"/>
-          <w:sz w:val="20"/>
-        </w:rPr>
-        <w:t>)</w:t>
       </w:r>
     </w:p>
     <w:p>
@@ -4872,125 +4443,43 @@
           <w:color w:val="auto"/>
           <w:sz w:val="20"/>
         </w:rPr>
-        <w:lastRenderedPageBreak/>
-        <w:t>Ray. P. P.,</w:t>
-      </w:r>
-      <w:r>
-        <w:rPr>
-          <w:rFonts w:ascii="Palatino Linotype" w:hAnsi="Palatino Linotype" w:cs="Times New Roman"/>
-          <w:bCs/>
-          <w:color w:val="auto"/>
-          <w:sz w:val="20"/>
-        </w:rPr>
-        <w:t xml:space="preserve"> “</w:t>
-      </w:r>
-      <w:r>
-        <w:rPr>
-          <w:rFonts w:ascii="Palatino Linotype" w:hAnsi="Palatino Linotype" w:cs="Times New Roman"/>
-          <w:bCs/>
-          <w:color w:val="auto"/>
-          <w:sz w:val="20"/>
-        </w:rPr>
-        <w:t>A Bayesian‐Latent Model of Large Language Model Sycophancy</w:t>
-      </w:r>
-      <w:r>
-        <w:rPr>
-          <w:rFonts w:ascii="Palatino Linotype" w:hAnsi="Palatino Linotype" w:cs="Times New Roman"/>
-          <w:bCs/>
-          <w:color w:val="auto"/>
-          <w:sz w:val="20"/>
-        </w:rPr>
-        <w:t xml:space="preserve">”, </w:t>
-      </w:r>
-      <w:r>
-        <w:rPr>
-          <w:rFonts w:ascii="Palatino Linotype" w:hAnsi="Palatino Linotype" w:cs="Times New Roman"/>
-          <w:bCs/>
-          <w:color w:val="auto"/>
-          <w:sz w:val="20"/>
-        </w:rPr>
-        <w:t>International Journal of Information Technology</w:t>
-      </w:r>
-      <w:r>
-        <w:rPr>
-          <w:rFonts w:ascii="Palatino Linotype" w:hAnsi="Palatino Linotype" w:cs="Times New Roman"/>
-          <w:bCs/>
-          <w:color w:val="auto"/>
-          <w:sz w:val="20"/>
-        </w:rPr>
-        <w:t xml:space="preserve">, Springer, 2025, ISSN: </w:t>
-      </w:r>
-      <w:r>
-        <w:rPr>
-          <w:rFonts w:ascii="Palatino Linotype" w:hAnsi="Palatino Linotype" w:cs="Times New Roman"/>
-          <w:bCs/>
-          <w:color w:val="auto"/>
-          <w:sz w:val="20"/>
-        </w:rPr>
-        <w:t>2511-2112</w:t>
-      </w:r>
-      <w:r>
-        <w:rPr>
-          <w:rFonts w:ascii="Palatino Linotype" w:hAnsi="Palatino Linotype" w:cs="Times New Roman"/>
-          <w:bCs/>
-          <w:color w:val="auto"/>
-          <w:sz w:val="20"/>
-        </w:rPr>
-        <w:t xml:space="preserve">, </w:t>
-      </w:r>
-      <w:r>
-        <w:rPr>
-          <w:rFonts w:ascii="Palatino Linotype" w:hAnsi="Palatino Linotype" w:cs="Times New Roman"/>
-          <w:bCs/>
-          <w:color w:val="auto"/>
-          <w:sz w:val="20"/>
-        </w:rPr>
-        <w:t xml:space="preserve">DOI: </w:t>
-      </w:r>
-      <w:r>
-        <w:rPr>
-          <w:rFonts w:ascii="Palatino Linotype" w:hAnsi="Palatino Linotype" w:cs="Times New Roman"/>
-          <w:bCs/>
-          <w:color w:val="auto"/>
-          <w:sz w:val="20"/>
-        </w:rPr>
-        <w:t xml:space="preserve">10.1007/s41870-025-02718-3 </w:t>
-      </w:r>
-      <w:r>
-        <w:rPr>
-          <w:rFonts w:ascii="Palatino Linotype" w:hAnsi="Palatino Linotype" w:cs="Times New Roman"/>
-          <w:b/>
-          <w:color w:val="auto"/>
-          <w:sz w:val="20"/>
-        </w:rPr>
-        <w:t>(Scopus)</w:t>
-      </w:r>
-      <w:r>
-        <w:rPr>
-          <w:rFonts w:ascii="Palatino Linotype" w:hAnsi="Palatino Linotype" w:cs="Times New Roman"/>
-          <w:b/>
-          <w:color w:val="auto"/>
-          <w:sz w:val="20"/>
-        </w:rPr>
-        <w:t xml:space="preserve"> (CF: </w:t>
-      </w:r>
-      <w:r>
-        <w:rPr>
-          <w:rFonts w:ascii="Palatino Linotype" w:hAnsi="Palatino Linotype" w:cs="Times New Roman"/>
-          <w:b/>
-          <w:color w:val="auto"/>
-          <w:sz w:val="20"/>
-        </w:rPr>
-        <w:t>8.5</w:t>
-      </w:r>
-      <w:r>
-        <w:rPr>
-          <w:rFonts w:ascii="Palatino Linotype" w:hAnsi="Palatino Linotype" w:cs="Times New Roman"/>
-          <w:b/>
-          <w:color w:val="auto"/>
-          <w:sz w:val="20"/>
-        </w:rPr>
-        <w:t>)</w:t>
+        <w:t>Ray. P. P.</w:t>
+      </w:r>
+      <w:r>
+        <w:rPr>
+          <w:rFonts w:ascii="Palatino Linotype" w:hAnsi="Palatino Linotype" w:cs="Times New Roman"/>
+          <w:b/>
+          <w:color w:val="auto"/>
+          <w:sz w:val="20"/>
+        </w:rPr>
+        <w:t>,</w:t>
+      </w:r>
+      <w:r>
+        <w:rPr>
+          <w:rFonts w:ascii="Palatino Linotype" w:hAnsi="Palatino Linotype" w:cs="Times New Roman"/>
+          <w:b/>
+          <w:color w:val="auto"/>
+          <w:sz w:val="20"/>
+        </w:rPr>
+        <w:t xml:space="preserve"> </w:t>
+      </w:r>
+      <w:r>
+        <w:rPr>
+          <w:rFonts w:ascii="Palatino Linotype" w:hAnsi="Palatino Linotype" w:cs="Times New Roman"/>
+          <w:bCs/>
+          <w:color w:val="auto"/>
+          <w:sz w:val="20"/>
+        </w:rPr>
+        <w:t>"From Conversations to Clinical Insight: Charting the Future of Generative AI-Guided Revision Rhinoplasty Consultations", Aesthetic Plastic Surgery, Springer, 2026, ISSN: 1432-5241, DOI: 10.1007/s00266-026-05661-1 (Science Citation Index) (IF: 2.9)</w:t>
+      </w:r>
+      <w:r>
+        <w:rPr>
+          <w:rFonts w:ascii="Palatino Linotype" w:hAnsi="Palatino Linotype" w:cs="Times New Roman"/>
+          <w:b/>
+          <w:color w:val="auto"/>
+          <w:sz w:val="20"/>
+        </w:rPr>
+        <w:t xml:space="preserve"> </w:t>
       </w:r>
     </w:p>
     <w:p>
@@ -5024,202 +4513,79 @@
           <w:color w:val="auto"/>
           <w:sz w:val="20"/>
         </w:rPr>
-        <w:t xml:space="preserve"> </w:t>
-      </w:r>
-      <w:r>
-        <w:rPr>
-          <w:rFonts w:ascii="Palatino Linotype" w:hAnsi="Palatino Linotype" w:cs="Times New Roman"/>
-          <w:bCs/>
-          <w:color w:val="auto"/>
-          <w:sz w:val="20"/>
-        </w:rPr>
-        <w:t xml:space="preserve">Pradhan, M., P., </w:t>
-      </w:r>
-      <w:r>
-        <w:rPr>
-          <w:rFonts w:ascii="Palatino Linotype" w:hAnsi="Palatino Linotype" w:cs="Times New Roman"/>
-          <w:bCs/>
-          <w:color w:val="auto"/>
-          <w:sz w:val="20"/>
-        </w:rPr>
-        <w:t>“</w:t>
-      </w:r>
-      <w:proofErr w:type="spellStart"/>
-      <w:r>
-        <w:rPr>
-          <w:rFonts w:ascii="Palatino Linotype" w:hAnsi="Palatino Linotype" w:cs="Times New Roman"/>
-          <w:bCs/>
-          <w:color w:val="auto"/>
-          <w:sz w:val="20"/>
-        </w:rPr>
-        <w:t>DLUSEdge</w:t>
-      </w:r>
-      <w:proofErr w:type="spellEnd"/>
-      <w:r>
-        <w:rPr>
-          <w:rFonts w:ascii="Palatino Linotype" w:hAnsi="Palatino Linotype" w:cs="Times New Roman"/>
-          <w:bCs/>
-          <w:color w:val="auto"/>
-          <w:sz w:val="20"/>
-        </w:rPr>
-        <w:t>: Dynamic Load-Unload Scheduling for</w:t>
-      </w:r>
-      <w:r>
-        <w:rPr>
-          <w:rFonts w:ascii="Palatino Linotype" w:hAnsi="Palatino Linotype" w:cs="Times New Roman"/>
-          <w:bCs/>
-          <w:color w:val="auto"/>
-          <w:sz w:val="20"/>
-        </w:rPr>
-        <w:t xml:space="preserve"> </w:t>
-      </w:r>
-      <w:r>
-        <w:rPr>
-          <w:rFonts w:ascii="Palatino Linotype" w:hAnsi="Palatino Linotype" w:cs="Times New Roman"/>
-          <w:bCs/>
-          <w:color w:val="auto"/>
-          <w:sz w:val="20"/>
-        </w:rPr>
-        <w:t>Localized LLMs on Resource-Constrained Edge</w:t>
-      </w:r>
-      <w:r>
-        <w:rPr>
-          <w:rFonts w:ascii="Palatino Linotype" w:hAnsi="Palatino Linotype" w:cs="Times New Roman"/>
-          <w:bCs/>
-          <w:color w:val="auto"/>
-          <w:sz w:val="20"/>
-        </w:rPr>
-        <w:t xml:space="preserve">”, </w:t>
-      </w:r>
-      <w:r>
-        <w:rPr>
-          <w:rFonts w:ascii="Palatino Linotype" w:hAnsi="Palatino Linotype" w:cs="Times New Roman"/>
-          <w:bCs/>
-          <w:color w:val="auto"/>
-          <w:sz w:val="20"/>
-        </w:rPr>
-        <w:t xml:space="preserve">KI - </w:t>
-      </w:r>
-      <w:proofErr w:type="spellStart"/>
-      <w:r>
-        <w:rPr>
-          <w:rFonts w:ascii="Palatino Linotype" w:hAnsi="Palatino Linotype" w:cs="Times New Roman"/>
-          <w:bCs/>
-          <w:color w:val="auto"/>
-          <w:sz w:val="20"/>
-        </w:rPr>
-        <w:t>Künstliche</w:t>
-      </w:r>
-      <w:proofErr w:type="spellEnd"/>
-      <w:r>
-        <w:rPr>
-          <w:rFonts w:ascii="Palatino Linotype" w:hAnsi="Palatino Linotype" w:cs="Times New Roman"/>
-          <w:bCs/>
-          <w:color w:val="auto"/>
-          <w:sz w:val="20"/>
-        </w:rPr>
-        <w:t xml:space="preserve"> </w:t>
-      </w:r>
-      <w:proofErr w:type="spellStart"/>
-      <w:r>
-        <w:rPr>
-          <w:rFonts w:ascii="Palatino Linotype" w:hAnsi="Palatino Linotype" w:cs="Times New Roman"/>
-          <w:bCs/>
-          <w:color w:val="auto"/>
-          <w:sz w:val="20"/>
-        </w:rPr>
-        <w:t>Intelligenz</w:t>
-      </w:r>
-      <w:proofErr w:type="spellEnd"/>
-      <w:r>
-        <w:rPr>
-          <w:rFonts w:ascii="Palatino Linotype" w:hAnsi="Palatino Linotype" w:cs="Times New Roman"/>
-          <w:bCs/>
-          <w:color w:val="auto"/>
-          <w:sz w:val="20"/>
-        </w:rPr>
-        <w:t xml:space="preserve">, Springer, 2025, ISSN: </w:t>
-      </w:r>
-      <w:r>
-        <w:rPr>
-          <w:rFonts w:ascii="Palatino Linotype" w:hAnsi="Palatino Linotype" w:cs="Times New Roman"/>
-          <w:bCs/>
-          <w:color w:val="auto"/>
-          <w:sz w:val="20"/>
-        </w:rPr>
-        <w:t>1610-1987</w:t>
-      </w:r>
-      <w:r>
-        <w:rPr>
-          <w:rFonts w:ascii="Palatino Linotype" w:hAnsi="Palatino Linotype" w:cs="Times New Roman"/>
-          <w:bCs/>
-          <w:color w:val="auto"/>
-          <w:sz w:val="20"/>
-        </w:rPr>
-        <w:t xml:space="preserve">, </w:t>
-      </w:r>
-      <w:r>
-        <w:rPr>
-          <w:rFonts w:ascii="Palatino Linotype" w:hAnsi="Palatino Linotype" w:cs="Times New Roman"/>
-          <w:bCs/>
-          <w:color w:val="auto"/>
-          <w:sz w:val="20"/>
-        </w:rPr>
-        <w:t xml:space="preserve">DOI: </w:t>
-      </w:r>
-      <w:r>
-        <w:rPr>
-          <w:rFonts w:ascii="Palatino Linotype" w:hAnsi="Palatino Linotype" w:cs="Times New Roman"/>
-          <w:bCs/>
-          <w:color w:val="auto"/>
-          <w:sz w:val="20"/>
-        </w:rPr>
-        <w:t xml:space="preserve">10.1007/s13218-025-00895-8 </w:t>
-      </w:r>
-      <w:r>
-        <w:rPr>
-          <w:rFonts w:ascii="Palatino Linotype" w:hAnsi="Palatino Linotype" w:cs="Times New Roman"/>
-          <w:b/>
-          <w:color w:val="auto"/>
-          <w:sz w:val="20"/>
-        </w:rPr>
-        <w:t>(Sc</w:t>
-      </w:r>
-      <w:r>
-        <w:rPr>
-          <w:rFonts w:ascii="Palatino Linotype" w:hAnsi="Palatino Linotype" w:cs="Times New Roman"/>
-          <w:b/>
-          <w:color w:val="auto"/>
-          <w:sz w:val="20"/>
-        </w:rPr>
-        <w:t>opus</w:t>
-      </w:r>
-      <w:r>
-        <w:rPr>
-          <w:rFonts w:ascii="Palatino Linotype" w:hAnsi="Palatino Linotype" w:cs="Times New Roman"/>
-          <w:b/>
-          <w:color w:val="auto"/>
-          <w:sz w:val="20"/>
-        </w:rPr>
-        <w:t>) (IF: 3.</w:t>
-      </w:r>
-      <w:r>
-        <w:rPr>
-          <w:rFonts w:ascii="Palatino Linotype" w:hAnsi="Palatino Linotype" w:cs="Times New Roman"/>
-          <w:b/>
-          <w:color w:val="auto"/>
-          <w:sz w:val="20"/>
-        </w:rPr>
-        <w:t>7</w:t>
-      </w:r>
-      <w:r>
-        <w:rPr>
-          <w:rFonts w:ascii="Palatino Linotype" w:hAnsi="Palatino Linotype" w:cs="Times New Roman"/>
-          <w:b/>
-          <w:color w:val="auto"/>
-          <w:sz w:val="20"/>
-        </w:rPr>
-        <w:t>)</w:t>
+        <w:t xml:space="preserve"> "</w:t>
+      </w:r>
+      <w:r>
+        <w:rPr>
+          <w:rFonts w:ascii="Palatino Linotype" w:hAnsi="Palatino Linotype" w:cs="Times New Roman"/>
+          <w:bCs/>
+          <w:color w:val="auto"/>
+          <w:sz w:val="20"/>
+        </w:rPr>
+        <w:t>A Review on Explainable Artificial Intelligence in Radiomics: State-of-the-Art Tools, Prospective Use Cases, Challenges and Future Directions</w:t>
+      </w:r>
+      <w:r>
+        <w:rPr>
+          <w:rFonts w:ascii="Times New Roman" w:hAnsi="Times New Roman" w:cs="Times New Roman"/>
+          <w:bCs/>
+          <w:color w:val="auto"/>
+          <w:sz w:val="20"/>
+        </w:rPr>
+        <w:t> </w:t>
+      </w:r>
+      <w:r>
+        <w:rPr>
+          <w:rFonts w:ascii="Palatino Linotype" w:hAnsi="Palatino Linotype" w:cs="Times New Roman"/>
+          <w:bCs/>
+          <w:color w:val="auto"/>
+          <w:sz w:val="20"/>
+        </w:rPr>
+        <w:t xml:space="preserve">", </w:t>
+      </w:r>
+      <w:r>
+        <w:rPr>
+          <w:rFonts w:ascii="Palatino Linotype" w:hAnsi="Palatino Linotype" w:cs="Times New Roman"/>
+          <w:bCs/>
+          <w:color w:val="auto"/>
+          <w:sz w:val="20"/>
+        </w:rPr>
+        <w:t>European Journal of Radiology Artificial Intelligence</w:t>
+      </w:r>
+      <w:r>
+        <w:rPr>
+          <w:rFonts w:ascii="Palatino Linotype" w:hAnsi="Palatino Linotype" w:cs="Times New Roman"/>
+          <w:bCs/>
+          <w:color w:val="auto"/>
+          <w:sz w:val="20"/>
+        </w:rPr>
+        <w:t xml:space="preserve">, Elsevier, 2025, ISSN: </w:t>
+      </w:r>
+      <w:r>
+        <w:rPr>
+          <w:rFonts w:ascii="Palatino Linotype" w:hAnsi="Palatino Linotype" w:cs="Times New Roman"/>
+          <w:bCs/>
+          <w:color w:val="auto"/>
+          <w:sz w:val="20"/>
+        </w:rPr>
+        <w:t>3050-5771</w:t>
+      </w:r>
+      <w:r>
+        <w:rPr>
+          <w:rFonts w:ascii="Palatino Linotype" w:hAnsi="Palatino Linotype" w:cs="Times New Roman"/>
+          <w:bCs/>
+          <w:color w:val="auto"/>
+          <w:sz w:val="20"/>
+        </w:rPr>
+        <w:t xml:space="preserve">, DOI: </w:t>
+      </w:r>
+      <w:r>
+        <w:rPr>
+          <w:rFonts w:ascii="Palatino Linotype" w:hAnsi="Palatino Linotype" w:cs="Times New Roman"/>
+          <w:bCs/>
+          <w:color w:val="auto"/>
+          <w:sz w:val="20"/>
+        </w:rPr>
+        <w:t>10.1016/j.ejrai.2025.100069</w:t>
       </w:r>
       <w:r>
         <w:rPr>
@@ -5262,34 +4628,99 @@
           <w:color w:val="auto"/>
           <w:sz w:val="20"/>
         </w:rPr>
-        <w:t xml:space="preserve"> “</w:t>
-      </w:r>
-      <w:r>
-        <w:rPr>
-          <w:rFonts w:ascii="Palatino Linotype" w:hAnsi="Palatino Linotype" w:cs="Times New Roman"/>
-          <w:bCs/>
-          <w:color w:val="auto"/>
-          <w:sz w:val="20"/>
-        </w:rPr>
-        <w:t>Enhancing Breast Cancer Care Through Reasoning-Aware LLMs: Quality Evaluation and Risk Prediction</w:t>
-      </w:r>
-      <w:r>
-        <w:rPr>
-          <w:rFonts w:ascii="Palatino Linotype" w:hAnsi="Palatino Linotype" w:cs="Times New Roman"/>
-          <w:bCs/>
-          <w:color w:val="auto"/>
-          <w:sz w:val="20"/>
-        </w:rPr>
-        <w:t xml:space="preserve">”, </w:t>
-      </w:r>
-      <w:r>
-        <w:rPr>
-          <w:rFonts w:ascii="Palatino Linotype" w:hAnsi="Palatino Linotype" w:cs="Times New Roman"/>
-          <w:bCs/>
-          <w:color w:val="auto"/>
-          <w:sz w:val="20"/>
-        </w:rPr>
-        <w:t>Breast Cancer, Springer</w:t>
+        <w:t xml:space="preserve"> </w:t>
+      </w:r>
+      <w:r>
+        <w:rPr>
+          <w:rFonts w:ascii="Palatino Linotype" w:hAnsi="Palatino Linotype" w:cs="Times New Roman"/>
+          <w:bCs/>
+          <w:color w:val="auto"/>
+          <w:sz w:val="20"/>
+        </w:rPr>
+        <w:t xml:space="preserve">Pradhan, M.P., </w:t>
+      </w:r>
+      <w:r>
+        <w:rPr>
+          <w:rFonts w:ascii="Palatino Linotype" w:hAnsi="Palatino Linotype" w:cs="Times New Roman"/>
+          <w:bCs/>
+          <w:color w:val="auto"/>
+          <w:sz w:val="20"/>
+        </w:rPr>
+        <w:t>"</w:t>
+      </w:r>
+      <w:r>
+        <w:rPr>
+          <w:rFonts w:ascii="Palatino Linotype" w:hAnsi="Palatino Linotype" w:cs="Times New Roman"/>
+          <w:bCs/>
+          <w:color w:val="auto"/>
+          <w:sz w:val="20"/>
+        </w:rPr>
+        <w:t>An Evaluation Framework for Measuring Prompt Wise Metrics for Large Language Models in Resource-Constrained Edge</w:t>
+      </w:r>
+      <w:r>
+        <w:rPr>
+          <w:rFonts w:ascii="Times New Roman" w:hAnsi="Times New Roman" w:cs="Times New Roman"/>
+          <w:bCs/>
+          <w:color w:val="auto"/>
+          <w:sz w:val="20"/>
+        </w:rPr>
+        <w:t> </w:t>
+      </w:r>
+      <w:r>
+        <w:rPr>
+          <w:rFonts w:ascii="Palatino Linotype" w:hAnsi="Palatino Linotype" w:cs="Times New Roman"/>
+          <w:bCs/>
+          <w:color w:val="auto"/>
+          <w:sz w:val="20"/>
+        </w:rPr>
+        <w:t>"</w:t>
+      </w:r>
+      <w:r>
+        <w:rPr>
+          <w:rFonts w:ascii="Palatino Linotype" w:hAnsi="Palatino Linotype" w:cs="Times New Roman"/>
+          <w:bCs/>
+          <w:color w:val="auto"/>
+          <w:sz w:val="20"/>
+        </w:rPr>
+        <w:t xml:space="preserve">, </w:t>
+      </w:r>
+      <w:proofErr w:type="spellStart"/>
+      <w:r>
+        <w:rPr>
+          <w:rFonts w:ascii="Palatino Linotype" w:hAnsi="Palatino Linotype" w:cs="Times New Roman"/>
+          <w:bCs/>
+          <w:color w:val="auto"/>
+          <w:sz w:val="20"/>
+        </w:rPr>
+        <w:t>BenchCouncil</w:t>
+      </w:r>
+      <w:proofErr w:type="spellEnd"/>
+      <w:r>
+        <w:rPr>
+          <w:rFonts w:ascii="Palatino Linotype" w:hAnsi="Palatino Linotype" w:cs="Times New Roman"/>
+          <w:bCs/>
+          <w:color w:val="auto"/>
+          <w:sz w:val="20"/>
+        </w:rPr>
+        <w:t xml:space="preserve"> Transactions on Benchmarks, Standards and Evaluations</w:t>
+      </w:r>
+      <w:r>
+        <w:rPr>
+          <w:rFonts w:ascii="Palatino Linotype" w:hAnsi="Palatino Linotype" w:cs="Times New Roman"/>
+          <w:bCs/>
+          <w:color w:val="auto"/>
+          <w:sz w:val="20"/>
+        </w:rPr>
+        <w:t xml:space="preserve">, </w:t>
+      </w:r>
+      <w:r>
+        <w:rPr>
+          <w:rFonts w:ascii="Palatino Linotype" w:hAnsi="Palatino Linotype" w:cs="Times New Roman"/>
+          <w:bCs/>
+          <w:color w:val="auto"/>
+          <w:sz w:val="20"/>
+        </w:rPr>
+        <w:t>Elsevier</w:t>
       </w:r>
       <w:r>
         <w:rPr>
@@ -5307,88 +4738,61 @@
           <w:color w:val="auto"/>
           <w:sz w:val="20"/>
         </w:rPr>
-        <w:t>1880-4233</w:t>
-      </w:r>
-      <w:r>
-        <w:rPr>
-          <w:rFonts w:ascii="Palatino Linotype" w:hAnsi="Palatino Linotype" w:cs="Times New Roman"/>
-          <w:bCs/>
-          <w:color w:val="auto"/>
-          <w:sz w:val="20"/>
-        </w:rPr>
-        <w:t>,</w:t>
-      </w:r>
-      <w:r>
-        <w:rPr>
-          <w:rFonts w:ascii="Palatino Linotype" w:hAnsi="Palatino Linotype" w:cs="Times New Roman"/>
-          <w:bCs/>
-          <w:color w:val="auto"/>
-          <w:sz w:val="20"/>
-        </w:rPr>
-        <w:t xml:space="preserve"> DOI: </w:t>
-      </w:r>
-      <w:r>
-        <w:rPr>
-          <w:rFonts w:ascii="Palatino Linotype" w:hAnsi="Palatino Linotype" w:cs="Times New Roman"/>
-          <w:bCs/>
-          <w:color w:val="auto"/>
-          <w:sz w:val="20"/>
-        </w:rPr>
-        <w:t>10.1007/s12282-025-01756-w</w:t>
-      </w:r>
-      <w:r>
-        <w:rPr>
-          <w:rFonts w:ascii="Palatino Linotype" w:hAnsi="Palatino Linotype" w:cs="Times New Roman"/>
-          <w:bCs/>
-          <w:color w:val="auto"/>
-          <w:sz w:val="20"/>
-        </w:rPr>
-        <w:t xml:space="preserve"> </w:t>
-      </w:r>
-      <w:r>
-        <w:rPr>
-          <w:rFonts w:ascii="Palatino Linotype" w:hAnsi="Palatino Linotype" w:cs="Times New Roman"/>
-          <w:b/>
-          <w:color w:val="auto"/>
-          <w:sz w:val="20"/>
-        </w:rPr>
-        <w:t>(Science Citation Index)</w:t>
-      </w:r>
-      <w:r>
-        <w:rPr>
-          <w:rFonts w:ascii="Palatino Linotype" w:hAnsi="Palatino Linotype" w:cs="Times New Roman"/>
-          <w:b/>
-          <w:color w:val="auto"/>
-          <w:sz w:val="20"/>
-        </w:rPr>
-        <w:t xml:space="preserve"> (</w:t>
-      </w:r>
-      <w:r>
-        <w:rPr>
-          <w:rFonts w:ascii="Palatino Linotype" w:hAnsi="Palatino Linotype" w:cs="Times New Roman"/>
-          <w:b/>
-          <w:color w:val="auto"/>
-          <w:sz w:val="20"/>
-        </w:rPr>
-        <w:t>IF</w:t>
-      </w:r>
-      <w:r>
-        <w:rPr>
-          <w:rFonts w:ascii="Palatino Linotype" w:hAnsi="Palatino Linotype" w:cs="Times New Roman"/>
-          <w:b/>
-          <w:color w:val="auto"/>
-          <w:sz w:val="20"/>
-        </w:rPr>
-        <w:t xml:space="preserve">: </w:t>
-      </w:r>
-      <w:r>
-        <w:rPr>
-          <w:rFonts w:ascii="Palatino Linotype" w:hAnsi="Palatino Linotype" w:cs="Times New Roman"/>
-          <w:b/>
-          <w:color w:val="auto"/>
-          <w:sz w:val="20"/>
-        </w:rPr>
-        <w:t>3.4</w:t>
+        <w:t>2772-4859</w:t>
+      </w:r>
+      <w:r>
+        <w:rPr>
+          <w:rFonts w:ascii="Palatino Linotype" w:hAnsi="Palatino Linotype" w:cs="Times New Roman"/>
+          <w:bCs/>
+          <w:color w:val="auto"/>
+          <w:sz w:val="20"/>
+        </w:rPr>
+        <w:t xml:space="preserve">, </w:t>
+      </w:r>
+      <w:r>
+        <w:rPr>
+          <w:rFonts w:ascii="Palatino Linotype" w:hAnsi="Palatino Linotype" w:cs="Times New Roman"/>
+          <w:bCs/>
+          <w:color w:val="auto"/>
+          <w:sz w:val="20"/>
+        </w:rPr>
+        <w:t xml:space="preserve">DOI: </w:t>
+      </w:r>
+      <w:r>
+        <w:rPr>
+          <w:rFonts w:ascii="Palatino Linotype" w:hAnsi="Palatino Linotype" w:cs="Times New Roman"/>
+          <w:bCs/>
+          <w:color w:val="auto"/>
+          <w:sz w:val="20"/>
+        </w:rPr>
+        <w:t xml:space="preserve">10.1016/j.tbench.2025.100249 </w:t>
+      </w:r>
+      <w:r>
+        <w:rPr>
+          <w:rFonts w:ascii="Palatino Linotype" w:hAnsi="Palatino Linotype" w:cs="Times New Roman"/>
+          <w:b/>
+          <w:color w:val="auto"/>
+          <w:sz w:val="20"/>
+        </w:rPr>
+        <w:t>(Scopus)</w:t>
+      </w:r>
+      <w:r>
+        <w:rPr>
+          <w:rFonts w:ascii="Palatino Linotype" w:hAnsi="Palatino Linotype" w:cs="Times New Roman"/>
+          <w:b/>
+          <w:color w:val="auto"/>
+          <w:sz w:val="20"/>
+        </w:rPr>
+        <w:t xml:space="preserve"> (CF: </w:t>
+      </w:r>
+      <w:r>
+        <w:rPr>
+          <w:rFonts w:ascii="Palatino Linotype" w:hAnsi="Palatino Linotype" w:cs="Times New Roman"/>
+          <w:b/>
+          <w:color w:val="auto"/>
+          <w:sz w:val="20"/>
+        </w:rPr>
+        <w:t>16</w:t>
       </w:r>
       <w:r>
         <w:rPr>
@@ -5402,7 +4806,7 @@
       <w:r>
         <w:rPr>
           <w:rFonts w:ascii="Palatino Linotype" w:hAnsi="Palatino Linotype" w:cs="Times New Roman"/>
-          <w:bCs/>
+          <w:b/>
           <w:color w:val="auto"/>
           <w:sz w:val="20"/>
         </w:rPr>
@@ -5449,74 +4853,16 @@
           <w:color w:val="auto"/>
           <w:sz w:val="20"/>
         </w:rPr>
-        <w:t xml:space="preserve">Pradhan, M. P., </w:t>
-      </w:r>
-      <w:r>
-        <w:rPr>
-          <w:rFonts w:ascii="Palatino Linotype" w:hAnsi="Palatino Linotype" w:cs="Times New Roman"/>
-          <w:bCs/>
-          <w:color w:val="auto"/>
-          <w:sz w:val="20"/>
-        </w:rPr>
-        <w:t>“</w:t>
-      </w:r>
-      <w:proofErr w:type="spellStart"/>
-      <w:r>
-        <w:rPr>
-          <w:rFonts w:ascii="Palatino Linotype" w:hAnsi="Palatino Linotype" w:cs="Times New Roman"/>
-          <w:bCs/>
-          <w:color w:val="auto"/>
-          <w:sz w:val="20"/>
-        </w:rPr>
-        <w:t>AgroMetLLM</w:t>
-      </w:r>
-      <w:proofErr w:type="spellEnd"/>
-      <w:r>
-        <w:rPr>
-          <w:rFonts w:ascii="Palatino Linotype" w:hAnsi="Palatino Linotype" w:cs="Times New Roman"/>
-          <w:bCs/>
-          <w:color w:val="auto"/>
-          <w:sz w:val="20"/>
-        </w:rPr>
-        <w:t xml:space="preserve">: An evapotranspiration and </w:t>
-      </w:r>
-      <w:proofErr w:type="spellStart"/>
-      <w:r>
-        <w:rPr>
-          <w:rFonts w:ascii="Palatino Linotype" w:hAnsi="Palatino Linotype" w:cs="Times New Roman"/>
-          <w:bCs/>
-          <w:color w:val="auto"/>
-          <w:sz w:val="20"/>
-        </w:rPr>
-        <w:t>agro</w:t>
-      </w:r>
-      <w:proofErr w:type="spellEnd"/>
-      <w:r>
-        <w:rPr>
-          <w:rFonts w:ascii="Palatino Linotype" w:hAnsi="Palatino Linotype" w:cs="Times New Roman"/>
-          <w:bCs/>
-          <w:color w:val="auto"/>
-          <w:sz w:val="20"/>
-        </w:rPr>
-        <w:t>-advisory system using localized large language models in resource-constrained edge</w:t>
-      </w:r>
-      <w:r>
-        <w:rPr>
-          <w:rFonts w:ascii="Palatino Linotype" w:hAnsi="Palatino Linotype" w:cs="Times New Roman"/>
-          <w:bCs/>
-          <w:color w:val="auto"/>
-          <w:sz w:val="20"/>
-        </w:rPr>
-        <w:t xml:space="preserve">”, </w:t>
-      </w:r>
-      <w:r>
-        <w:rPr>
-          <w:rFonts w:ascii="Palatino Linotype" w:hAnsi="Palatino Linotype" w:cs="Times New Roman"/>
-          <w:bCs/>
-          <w:color w:val="auto"/>
-          <w:sz w:val="20"/>
-        </w:rPr>
-        <w:t>Journal of Agrometeorology</w:t>
+        <w:t>"</w:t>
+      </w:r>
+      <w:r>
+        <w:rPr>
+          <w:rFonts w:ascii="Palatino Linotype" w:hAnsi="Palatino Linotype" w:cs="Times New Roman"/>
+          <w:bCs/>
+          <w:color w:val="auto"/>
+          <w:sz w:val="20"/>
+        </w:rPr>
+        <w:t>Physical AI: Bridging the Sim-to-Real Divide Toward Embodied, Ethical, and Autonomous Intelligence"</w:t>
       </w:r>
       <w:r>
         <w:rPr>
@@ -5534,7 +4880,7 @@
           <w:color w:val="auto"/>
           <w:sz w:val="20"/>
         </w:rPr>
-        <w:t>Association of Agrometeorologists</w:t>
+        <w:t>Machine Learning for Computational Science and Engineering</w:t>
       </w:r>
       <w:r>
         <w:rPr>
@@ -5552,88 +4898,52 @@
           <w:color w:val="auto"/>
           <w:sz w:val="20"/>
         </w:rPr>
-        <w:t xml:space="preserve">vol. 27(3), </w:t>
-      </w:r>
-      <w:r>
-        <w:rPr>
-          <w:rFonts w:ascii="Palatino Linotype" w:hAnsi="Palatino Linotype" w:cs="Times New Roman"/>
-          <w:bCs/>
-          <w:color w:val="auto"/>
-          <w:sz w:val="20"/>
-        </w:rPr>
-        <w:t xml:space="preserve">2025, ISSN: </w:t>
-      </w:r>
-      <w:r>
-        <w:rPr>
-          <w:rFonts w:ascii="Palatino Linotype" w:hAnsi="Palatino Linotype" w:cs="Times New Roman"/>
-          <w:bCs/>
-          <w:color w:val="auto"/>
-          <w:sz w:val="20"/>
-        </w:rPr>
-        <w:t>2583-2980</w:t>
-      </w:r>
-      <w:r>
-        <w:rPr>
-          <w:rFonts w:ascii="Palatino Linotype" w:hAnsi="Palatino Linotype" w:cs="Times New Roman"/>
-          <w:bCs/>
-          <w:color w:val="auto"/>
-          <w:sz w:val="20"/>
-        </w:rPr>
-        <w:t>, DOI: https://doi.org/10.54386/jam.v27i3.3081</w:t>
-      </w:r>
-      <w:r>
-        <w:rPr>
-          <w:rFonts w:ascii="Palatino Linotype" w:hAnsi="Palatino Linotype" w:cs="Times New Roman"/>
-          <w:bCs/>
-          <w:color w:val="auto"/>
-          <w:sz w:val="20"/>
-        </w:rPr>
-        <w:t xml:space="preserve"> </w:t>
-      </w:r>
-      <w:r>
-        <w:rPr>
-          <w:rFonts w:ascii="Palatino Linotype" w:hAnsi="Palatino Linotype" w:cs="Times New Roman"/>
-          <w:b/>
-          <w:color w:val="auto"/>
-          <w:sz w:val="20"/>
-        </w:rPr>
-        <w:t>(Scopus) (</w:t>
-      </w:r>
-      <w:r>
-        <w:rPr>
-          <w:rFonts w:ascii="Palatino Linotype" w:hAnsi="Palatino Linotype" w:cs="Times New Roman"/>
-          <w:b/>
-          <w:color w:val="auto"/>
-          <w:sz w:val="20"/>
-        </w:rPr>
-        <w:t>C</w:t>
-      </w:r>
-      <w:r>
-        <w:rPr>
-          <w:rFonts w:ascii="Palatino Linotype" w:hAnsi="Palatino Linotype" w:cs="Times New Roman"/>
-          <w:b/>
-          <w:color w:val="auto"/>
-          <w:sz w:val="20"/>
-        </w:rPr>
-        <w:t xml:space="preserve">F: </w:t>
-      </w:r>
-      <w:r>
-        <w:rPr>
-          <w:rFonts w:ascii="Palatino Linotype" w:hAnsi="Palatino Linotype" w:cs="Times New Roman"/>
-          <w:b/>
-          <w:color w:val="auto"/>
-          <w:sz w:val="20"/>
-        </w:rPr>
-        <w:t>1.8</w:t>
-      </w:r>
-      <w:r>
-        <w:rPr>
-          <w:rFonts w:ascii="Palatino Linotype" w:hAnsi="Palatino Linotype" w:cs="Times New Roman"/>
-          <w:b/>
-          <w:color w:val="auto"/>
-          <w:sz w:val="20"/>
-        </w:rPr>
-        <w:t>)</w:t>
+        <w:t>Springer</w:t>
+      </w:r>
+      <w:r>
+        <w:rPr>
+          <w:rFonts w:ascii="Palatino Linotype" w:hAnsi="Palatino Linotype" w:cs="Times New Roman"/>
+          <w:bCs/>
+          <w:color w:val="auto"/>
+          <w:sz w:val="20"/>
+        </w:rPr>
+        <w:t xml:space="preserve">, 2025, ISSN: </w:t>
+      </w:r>
+      <w:r>
+        <w:rPr>
+          <w:rFonts w:ascii="Palatino Linotype" w:hAnsi="Palatino Linotype" w:cs="Times New Roman"/>
+          <w:bCs/>
+          <w:color w:val="auto"/>
+          <w:sz w:val="20"/>
+        </w:rPr>
+        <w:t>3005-1436</w:t>
+      </w:r>
+      <w:r>
+        <w:rPr>
+          <w:rFonts w:ascii="Palatino Linotype" w:hAnsi="Palatino Linotype" w:cs="Times New Roman"/>
+          <w:bCs/>
+          <w:color w:val="auto"/>
+          <w:sz w:val="20"/>
+        </w:rPr>
+        <w:t xml:space="preserve">, </w:t>
+      </w:r>
+      <w:r>
+        <w:rPr>
+          <w:rFonts w:ascii="Palatino Linotype" w:hAnsi="Palatino Linotype" w:cs="Times New Roman"/>
+          <w:bCs/>
+          <w:color w:val="auto"/>
+          <w:sz w:val="20"/>
+        </w:rPr>
+        <w:t xml:space="preserve">DOI: </w:t>
+      </w:r>
+      <w:r>
+        <w:rPr>
+          <w:rFonts w:ascii="Palatino Linotype" w:hAnsi="Palatino Linotype" w:cs="Times New Roman"/>
+          <w:bCs/>
+          <w:color w:val="auto"/>
+          <w:sz w:val="20"/>
+        </w:rPr>
+        <w:t>10.1007/s44379-025-00050-y</w:t>
       </w:r>
     </w:p>
     <w:p>
@@ -5667,16 +4977,25 @@
           <w:color w:val="auto"/>
           <w:sz w:val="20"/>
         </w:rPr>
-        <w:t xml:space="preserve"> “</w:t>
-      </w:r>
-      <w:r>
-        <w:rPr>
-          <w:rFonts w:ascii="Palatino Linotype" w:hAnsi="Palatino Linotype" w:cs="Times New Roman"/>
-          <w:bCs/>
-          <w:color w:val="auto"/>
-          <w:sz w:val="20"/>
-        </w:rPr>
-        <w:t>When Brussels Tries to Tell AI How to Think</w:t>
+        <w:t xml:space="preserve"> </w:t>
+      </w:r>
+      <w:r>
+        <w:rPr>
+          <w:rFonts w:ascii="Palatino Linotype" w:hAnsi="Palatino Linotype" w:cs="Times New Roman"/>
+          <w:bCs/>
+          <w:color w:val="auto"/>
+          <w:sz w:val="20"/>
+        </w:rPr>
+        <w:t xml:space="preserve">Pradhan, M.P., </w:t>
+      </w:r>
+      <w:r>
+        <w:rPr>
+          <w:rFonts w:ascii="Palatino Linotype" w:hAnsi="Palatino Linotype" w:cs="Times New Roman"/>
+          <w:bCs/>
+          <w:color w:val="auto"/>
+          <w:sz w:val="20"/>
+        </w:rPr>
+        <w:t>"Performance Analysis of Localized Large Language Models in Resource-Constrained Edge for Python and Rust APIs</w:t>
       </w:r>
       <w:r>
         <w:rPr>
@@ -5694,43 +5013,79 @@
           <w:color w:val="auto"/>
           <w:sz w:val="20"/>
         </w:rPr>
-        <w:t>AI &amp; Society</w:t>
-      </w:r>
-      <w:r>
-        <w:rPr>
-          <w:rFonts w:ascii="Palatino Linotype" w:hAnsi="Palatino Linotype" w:cs="Times New Roman"/>
-          <w:bCs/>
-          <w:color w:val="auto"/>
-          <w:sz w:val="20"/>
-        </w:rPr>
-        <w:t xml:space="preserve">, Springer, 2025, ISSN: </w:t>
-      </w:r>
-      <w:r>
-        <w:rPr>
-          <w:rFonts w:ascii="Palatino Linotype" w:hAnsi="Palatino Linotype" w:cs="Times New Roman"/>
-          <w:bCs/>
-          <w:color w:val="auto"/>
-          <w:sz w:val="20"/>
-        </w:rPr>
-        <w:t>1435-5655</w:t>
-      </w:r>
-      <w:r>
-        <w:rPr>
-          <w:rFonts w:ascii="Palatino Linotype" w:hAnsi="Palatino Linotype" w:cs="Times New Roman"/>
-          <w:bCs/>
-          <w:color w:val="auto"/>
-          <w:sz w:val="20"/>
-        </w:rPr>
-        <w:t xml:space="preserve">, DOI: </w:t>
-      </w:r>
-      <w:r>
-        <w:rPr>
-          <w:rFonts w:ascii="Palatino Linotype" w:hAnsi="Palatino Linotype" w:cs="Times New Roman"/>
-          <w:bCs/>
-          <w:color w:val="auto"/>
-          <w:sz w:val="20"/>
-        </w:rPr>
-        <w:t>10.1007/s00146-025-02528-y</w:t>
+        <w:t>Journal of Edge Computing</w:t>
+      </w:r>
+      <w:r>
+        <w:rPr>
+          <w:rFonts w:ascii="Palatino Linotype" w:hAnsi="Palatino Linotype" w:cs="Times New Roman"/>
+          <w:bCs/>
+          <w:color w:val="auto"/>
+          <w:sz w:val="20"/>
+        </w:rPr>
+        <w:t xml:space="preserve">, </w:t>
+      </w:r>
+      <w:r>
+        <w:rPr>
+          <w:rFonts w:ascii="Palatino Linotype" w:hAnsi="Palatino Linotype" w:cs="Times New Roman"/>
+          <w:bCs/>
+          <w:color w:val="auto"/>
+          <w:sz w:val="20"/>
+        </w:rPr>
+        <w:t>A</w:t>
+      </w:r>
+      <w:r>
+        <w:rPr>
+          <w:rFonts w:ascii="Palatino Linotype" w:hAnsi="Palatino Linotype" w:cs="Times New Roman"/>
+          <w:bCs/>
+          <w:color w:val="auto"/>
+          <w:sz w:val="20"/>
+        </w:rPr>
+        <w:t>cademy of Cognitive and Natural Sciences</w:t>
+      </w:r>
+      <w:r>
+        <w:rPr>
+          <w:rFonts w:ascii="Palatino Linotype" w:hAnsi="Palatino Linotype" w:cs="Times New Roman"/>
+          <w:bCs/>
+          <w:color w:val="auto"/>
+          <w:sz w:val="20"/>
+        </w:rPr>
+        <w:t xml:space="preserve">, 2025, ISSN: </w:t>
+      </w:r>
+      <w:r>
+        <w:rPr>
+          <w:rFonts w:ascii="Palatino Linotype" w:hAnsi="Palatino Linotype" w:cs="Times New Roman"/>
+          <w:bCs/>
+          <w:color w:val="auto"/>
+          <w:sz w:val="20"/>
+        </w:rPr>
+        <w:t>2837-181X</w:t>
+      </w:r>
+      <w:r>
+        <w:rPr>
+          <w:rFonts w:ascii="Palatino Linotype" w:hAnsi="Palatino Linotype" w:cs="Times New Roman"/>
+          <w:bCs/>
+          <w:color w:val="auto"/>
+          <w:sz w:val="20"/>
+        </w:rPr>
+        <w:t xml:space="preserve">, </w:t>
+      </w:r>
+      <w:r>
+        <w:rPr>
+          <w:rFonts w:ascii="Palatino Linotype" w:hAnsi="Palatino Linotype" w:cs="Times New Roman"/>
+          <w:bCs/>
+          <w:color w:val="auto"/>
+          <w:sz w:val="20"/>
+        </w:rPr>
+        <w:t xml:space="preserve">DOI: </w:t>
+      </w:r>
+      <w:r>
+        <w:rPr>
+          <w:rFonts w:ascii="Palatino Linotype" w:hAnsi="Palatino Linotype" w:cs="Times New Roman"/>
+          <w:bCs/>
+          <w:color w:val="auto"/>
+          <w:sz w:val="20"/>
+        </w:rPr>
+        <w:t>10.55056/jec.1047</w:t>
       </w:r>
       <w:r>
         <w:rPr>
@@ -5748,34 +5103,25 @@
           <w:color w:val="auto"/>
           <w:sz w:val="20"/>
         </w:rPr>
-        <w:t>(Sc</w:t>
-      </w:r>
-      <w:r>
-        <w:rPr>
-          <w:rFonts w:ascii="Palatino Linotype" w:hAnsi="Palatino Linotype" w:cs="Times New Roman"/>
-          <w:b/>
-          <w:color w:val="auto"/>
-          <w:sz w:val="20"/>
-        </w:rPr>
-        <w:t>opus</w:t>
-      </w:r>
-      <w:r>
-        <w:rPr>
-          <w:rFonts w:ascii="Palatino Linotype" w:hAnsi="Palatino Linotype" w:cs="Times New Roman"/>
-          <w:b/>
-          <w:color w:val="auto"/>
-          <w:sz w:val="20"/>
-        </w:rPr>
-        <w:t xml:space="preserve">) (IF: </w:t>
-      </w:r>
-      <w:r>
-        <w:rPr>
-          <w:rFonts w:ascii="Palatino Linotype" w:hAnsi="Palatino Linotype" w:cs="Times New Roman"/>
-          <w:b/>
-          <w:color w:val="auto"/>
-          <w:sz w:val="20"/>
-        </w:rPr>
-        <w:t>4.9</w:t>
+        <w:t>(Scopus)</w:t>
+      </w:r>
+      <w:r>
+        <w:rPr>
+          <w:rFonts w:ascii="Palatino Linotype" w:hAnsi="Palatino Linotype" w:cs="Times New Roman"/>
+          <w:b/>
+          <w:color w:val="auto"/>
+          <w:sz w:val="20"/>
+        </w:rPr>
+        <w:t xml:space="preserve"> (CF: </w:t>
+      </w:r>
+      <w:r>
+        <w:rPr>
+          <w:rFonts w:ascii="Palatino Linotype" w:hAnsi="Palatino Linotype" w:cs="Times New Roman"/>
+          <w:b/>
+          <w:color w:val="auto"/>
+          <w:sz w:val="20"/>
+        </w:rPr>
+        <w:t>7.6</w:t>
       </w:r>
       <w:r>
         <w:rPr>
@@ -5785,6 +5131,15 @@
           <w:sz w:val="20"/>
         </w:rPr>
         <w:t>)</w:t>
+      </w:r>
+      <w:r>
+        <w:rPr>
+          <w:rFonts w:ascii="Palatino Linotype" w:hAnsi="Palatino Linotype" w:cs="Times New Roman"/>
+          <w:b/>
+          <w:color w:val="auto"/>
+          <w:sz w:val="20"/>
+        </w:rPr>
+        <w:t xml:space="preserve"> </w:t>
       </w:r>
     </w:p>
     <w:p>
@@ -5827,7 +5182,7 @@
           <w:color w:val="auto"/>
           <w:sz w:val="20"/>
         </w:rPr>
-        <w:t>Letter to Editor: Pushing Large Language Models for Improved Radiomics Study and Research</w:t>
+        <w:t>A Comprehensive Introspection on AI Risks: Taxonomy, Challenges and Future Directions</w:t>
       </w:r>
       <w:r>
         <w:rPr>
@@ -5845,7 +5200,25 @@
           <w:color w:val="auto"/>
           <w:sz w:val="20"/>
         </w:rPr>
-        <w:t>European Radiology</w:t>
+        <w:t>Iran Journal of Computer Science</w:t>
+      </w:r>
+      <w:r>
+        <w:rPr>
+          <w:rFonts w:ascii="Palatino Linotype" w:hAnsi="Palatino Linotype" w:cs="Times New Roman"/>
+          <w:bCs/>
+          <w:color w:val="auto"/>
+          <w:sz w:val="20"/>
+        </w:rPr>
+        <w:t xml:space="preserve">, Springer, 2025, ISSN: </w:t>
+      </w:r>
+      <w:r>
+        <w:rPr>
+          <w:rFonts w:ascii="Palatino Linotype" w:hAnsi="Palatino Linotype" w:cs="Times New Roman"/>
+          <w:bCs/>
+          <w:color w:val="auto"/>
+          <w:sz w:val="20"/>
+        </w:rPr>
+        <w:t>2520-8446</w:t>
       </w:r>
       <w:r>
         <w:rPr>
@@ -5863,79 +5236,34 @@
           <w:color w:val="auto"/>
           <w:sz w:val="20"/>
         </w:rPr>
-        <w:t>Springer</w:t>
-      </w:r>
-      <w:r>
-        <w:rPr>
-          <w:rFonts w:ascii="Palatino Linotype" w:hAnsi="Palatino Linotype" w:cs="Times New Roman"/>
-          <w:bCs/>
-          <w:color w:val="auto"/>
-          <w:sz w:val="20"/>
-        </w:rPr>
-        <w:t xml:space="preserve">, 2025, ISSN: </w:t>
-      </w:r>
-      <w:r>
-        <w:rPr>
-          <w:rFonts w:ascii="Palatino Linotype" w:hAnsi="Palatino Linotype" w:cs="Times New Roman"/>
-          <w:bCs/>
-          <w:color w:val="auto"/>
-          <w:sz w:val="20"/>
-        </w:rPr>
-        <w:t>1432-1084</w:t>
-      </w:r>
-      <w:r>
-        <w:rPr>
-          <w:rFonts w:ascii="Palatino Linotype" w:hAnsi="Palatino Linotype" w:cs="Times New Roman"/>
-          <w:bCs/>
-          <w:color w:val="auto"/>
-          <w:sz w:val="20"/>
-        </w:rPr>
-        <w:t>, DOI: 10.1007/s00330-025-11863-z</w:t>
-      </w:r>
-      <w:r>
-        <w:rPr>
-          <w:rFonts w:ascii="Palatino Linotype" w:hAnsi="Palatino Linotype" w:cs="Times New Roman"/>
-          <w:bCs/>
-          <w:color w:val="auto"/>
-          <w:sz w:val="20"/>
-        </w:rPr>
-        <w:t xml:space="preserve"> </w:t>
-      </w:r>
-      <w:r>
-        <w:rPr>
-          <w:rFonts w:ascii="Palatino Linotype" w:hAnsi="Palatino Linotype" w:cs="Times New Roman"/>
-          <w:b/>
-          <w:color w:val="auto"/>
-          <w:sz w:val="20"/>
-        </w:rPr>
-        <w:t>(Science Citation Index) (</w:t>
-      </w:r>
-      <w:r>
-        <w:rPr>
-          <w:rFonts w:ascii="Palatino Linotype" w:hAnsi="Palatino Linotype" w:cs="Times New Roman"/>
-          <w:b/>
-          <w:color w:val="auto"/>
-          <w:sz w:val="20"/>
-        </w:rPr>
-        <w:t>I</w:t>
-      </w:r>
-      <w:r>
-        <w:rPr>
-          <w:rFonts w:ascii="Palatino Linotype" w:hAnsi="Palatino Linotype" w:cs="Times New Roman"/>
-          <w:b/>
-          <w:color w:val="auto"/>
-          <w:sz w:val="20"/>
-        </w:rPr>
-        <w:t xml:space="preserve">F: </w:t>
-      </w:r>
-      <w:r>
-        <w:rPr>
-          <w:rFonts w:ascii="Palatino Linotype" w:hAnsi="Palatino Linotype" w:cs="Times New Roman"/>
-          <w:b/>
-          <w:color w:val="auto"/>
-          <w:sz w:val="20"/>
-        </w:rPr>
-        <w:t>5.3</w:t>
+        <w:t xml:space="preserve">DOI: </w:t>
+      </w:r>
+      <w:r>
+        <w:rPr>
+          <w:rFonts w:ascii="Palatino Linotype" w:hAnsi="Palatino Linotype" w:cs="Times New Roman"/>
+          <w:b/>
+          <w:color w:val="auto"/>
+          <w:sz w:val="20"/>
+        </w:rPr>
+        <w:t>(Scopus)</w:t>
+      </w:r>
+      <w:r>
+        <w:rPr>
+          <w:rFonts w:ascii="Palatino Linotype" w:hAnsi="Palatino Linotype" w:cs="Times New Roman"/>
+          <w:b/>
+          <w:color w:val="auto"/>
+          <w:sz w:val="20"/>
+        </w:rPr>
+        <w:t xml:space="preserve"> (CF: </w:t>
+      </w:r>
+      <w:r>
+        <w:rPr>
+          <w:rFonts w:ascii="Palatino Linotype" w:hAnsi="Palatino Linotype" w:cs="Times New Roman"/>
+          <w:b/>
+          <w:color w:val="auto"/>
+          <w:sz w:val="20"/>
+        </w:rPr>
+        <w:t>4.2</w:t>
       </w:r>
       <w:r>
         <w:rPr>
@@ -5945,6 +5273,15 @@
           <w:sz w:val="20"/>
         </w:rPr>
         <w:t>)</w:t>
+      </w:r>
+      <w:r>
+        <w:rPr>
+          <w:rFonts w:ascii="Palatino Linotype" w:hAnsi="Palatino Linotype" w:cs="Times New Roman"/>
+          <w:b/>
+          <w:color w:val="auto"/>
+          <w:sz w:val="20"/>
+        </w:rPr>
+        <w:t xml:space="preserve"> (Accepted)</w:t>
       </w:r>
     </w:p>
     <w:p>
@@ -5978,34 +5315,63 @@
           <w:color w:val="auto"/>
           <w:sz w:val="20"/>
         </w:rPr>
-        <w:t xml:space="preserve"> “</w:t>
-      </w:r>
-      <w:r>
-        <w:rPr>
-          <w:rFonts w:ascii="Palatino Linotype" w:hAnsi="Palatino Linotype" w:cs="Times New Roman"/>
-          <w:bCs/>
-          <w:color w:val="auto"/>
-          <w:sz w:val="20"/>
-        </w:rPr>
-        <w:t>Does linguistic relativity hypothesis apply on ChatGPT responses? Yes, it does</w:t>
-      </w:r>
-      <w:r>
-        <w:rPr>
-          <w:rFonts w:ascii="Palatino Linotype" w:hAnsi="Palatino Linotype" w:cs="Times New Roman"/>
-          <w:bCs/>
-          <w:color w:val="auto"/>
-          <w:sz w:val="20"/>
-        </w:rPr>
-        <w:t xml:space="preserve">”, </w:t>
-      </w:r>
-      <w:r>
-        <w:rPr>
-          <w:rFonts w:ascii="Palatino Linotype" w:hAnsi="Palatino Linotype" w:cs="Times New Roman"/>
-          <w:bCs/>
-          <w:color w:val="auto"/>
-          <w:sz w:val="20"/>
-        </w:rPr>
-        <w:t>Computation Intelligence</w:t>
+        <w:t xml:space="preserve"> </w:t>
+      </w:r>
+      <w:r>
+        <w:rPr>
+          <w:rFonts w:ascii="Palatino Linotype" w:hAnsi="Palatino Linotype" w:cs="Times New Roman"/>
+          <w:bCs/>
+          <w:color w:val="auto"/>
+          <w:sz w:val="20"/>
+        </w:rPr>
+        <w:t xml:space="preserve">Pradhan, M.P., Li, S., </w:t>
+      </w:r>
+      <w:r>
+        <w:rPr>
+          <w:rFonts w:ascii="Palatino Linotype" w:hAnsi="Palatino Linotype" w:cs="Times New Roman"/>
+          <w:bCs/>
+          <w:color w:val="auto"/>
+          <w:sz w:val="20"/>
+        </w:rPr>
+        <w:t>“</w:t>
+      </w:r>
+      <w:proofErr w:type="spellStart"/>
+      <w:r>
+        <w:rPr>
+          <w:rFonts w:ascii="Palatino Linotype" w:hAnsi="Palatino Linotype" w:cs="Times New Roman"/>
+          <w:bCs/>
+          <w:color w:val="auto"/>
+          <w:sz w:val="20"/>
+        </w:rPr>
+        <w:t>LLMYOLOEdge</w:t>
+      </w:r>
+      <w:proofErr w:type="spellEnd"/>
+      <w:r>
+        <w:rPr>
+          <w:rFonts w:ascii="Palatino Linotype" w:hAnsi="Palatino Linotype" w:cs="Times New Roman"/>
+          <w:bCs/>
+          <w:color w:val="auto"/>
+          <w:sz w:val="20"/>
+        </w:rPr>
+        <w:t>: A Framework for Integration of YOLO with Localized Resource-Constrained Edge Aware Large Language Models</w:t>
+      </w:r>
+      <w:r>
+        <w:rPr>
+          <w:rFonts w:ascii="Palatino Linotype" w:hAnsi="Palatino Linotype" w:cs="Times New Roman"/>
+          <w:bCs/>
+          <w:color w:val="auto"/>
+          <w:sz w:val="20"/>
+        </w:rPr>
+        <w:t>”, I</w:t>
+      </w:r>
+      <w:r>
+        <w:rPr>
+          <w:rFonts w:ascii="Palatino Linotype" w:hAnsi="Palatino Linotype" w:cs="Times New Roman"/>
+          <w:bCs/>
+          <w:color w:val="auto"/>
+          <w:sz w:val="20"/>
+        </w:rPr>
+        <w:t>EEE Access</w:t>
       </w:r>
       <w:r>
         <w:rPr>
@@ -6023,52 +5389,34 @@
           <w:color w:val="auto"/>
           <w:sz w:val="20"/>
         </w:rPr>
-        <w:t>Wiley</w:t>
-      </w:r>
-      <w:r>
-        <w:rPr>
-          <w:rFonts w:ascii="Palatino Linotype" w:hAnsi="Palatino Linotype" w:cs="Times New Roman"/>
-          <w:bCs/>
-          <w:color w:val="auto"/>
-          <w:sz w:val="20"/>
-        </w:rPr>
-        <w:t xml:space="preserve">, </w:t>
-      </w:r>
-      <w:r>
-        <w:rPr>
-          <w:rFonts w:ascii="Palatino Linotype" w:hAnsi="Palatino Linotype" w:cs="Times New Roman"/>
-          <w:bCs/>
-          <w:color w:val="auto"/>
-          <w:sz w:val="20"/>
-        </w:rPr>
-        <w:t xml:space="preserve">vol. 41, no. 4, </w:t>
-      </w:r>
-      <w:r>
-        <w:rPr>
-          <w:rFonts w:ascii="Palatino Linotype" w:hAnsi="Palatino Linotype" w:cs="Times New Roman"/>
-          <w:bCs/>
-          <w:color w:val="auto"/>
-          <w:sz w:val="20"/>
-        </w:rPr>
-        <w:t xml:space="preserve">2025, ISSN: </w:t>
-      </w:r>
-      <w:r>
-        <w:rPr>
-          <w:rFonts w:ascii="Palatino Linotype" w:hAnsi="Palatino Linotype" w:cs="Times New Roman"/>
-          <w:bCs/>
-          <w:color w:val="auto"/>
-          <w:sz w:val="20"/>
-        </w:rPr>
-        <w:t>1467-8640</w:t>
-      </w:r>
-      <w:r>
-        <w:rPr>
-          <w:rFonts w:ascii="Palatino Linotype" w:hAnsi="Palatino Linotype" w:cs="Times New Roman"/>
-          <w:bCs/>
-          <w:color w:val="auto"/>
-          <w:sz w:val="20"/>
-        </w:rPr>
-        <w:t>, DOI: 10.1111/coin.70103</w:t>
+        <w:t>IEEE</w:t>
+      </w:r>
+      <w:r>
+        <w:rPr>
+          <w:rFonts w:ascii="Palatino Linotype" w:hAnsi="Palatino Linotype" w:cs="Times New Roman"/>
+          <w:bCs/>
+          <w:color w:val="auto"/>
+          <w:sz w:val="20"/>
+        </w:rPr>
+        <w:t xml:space="preserve">, 2025, ISSN: </w:t>
+      </w:r>
+      <w:r>
+        <w:rPr>
+          <w:rFonts w:ascii="Palatino Linotype" w:hAnsi="Palatino Linotype" w:cs="Times New Roman"/>
+          <w:bCs/>
+          <w:color w:val="auto"/>
+          <w:sz w:val="20"/>
+        </w:rPr>
+        <w:t>2169-3536</w:t>
+      </w:r>
+      <w:r>
+        <w:rPr>
+          <w:rFonts w:ascii="Palatino Linotype" w:hAnsi="Palatino Linotype" w:cs="Times New Roman"/>
+          <w:bCs/>
+          <w:color w:val="auto"/>
+          <w:sz w:val="20"/>
+        </w:rPr>
+        <w:t>, DOI:</w:t>
       </w:r>
       <w:r>
         <w:rPr>
@@ -6082,6 +5430,24 @@
       <w:r>
         <w:rPr>
           <w:rFonts w:ascii="Palatino Linotype" w:hAnsi="Palatino Linotype" w:cs="Times New Roman"/>
+          <w:bCs/>
+          <w:color w:val="auto"/>
+          <w:sz w:val="20"/>
+        </w:rPr>
+        <w:t>10.1109/ACCESS.2025.3613423</w:t>
+      </w:r>
+      <w:r>
+        <w:rPr>
+          <w:rFonts w:ascii="Palatino Linotype" w:hAnsi="Palatino Linotype" w:cs="Times New Roman"/>
+          <w:bCs/>
+          <w:color w:val="auto"/>
+          <w:sz w:val="20"/>
+        </w:rPr>
+        <w:t xml:space="preserve"> </w:t>
+      </w:r>
+      <w:r>
+        <w:rPr>
+          <w:rFonts w:ascii="Palatino Linotype" w:hAnsi="Palatino Linotype" w:cs="Times New Roman"/>
           <w:b/>
           <w:color w:val="auto"/>
           <w:sz w:val="20"/>
@@ -6104,16 +5470,34 @@
           <w:color w:val="auto"/>
           <w:sz w:val="20"/>
         </w:rPr>
-        <w:t xml:space="preserve">) (CF: </w:t>
-      </w:r>
-      <w:r>
-        <w:rPr>
-          <w:rFonts w:ascii="Palatino Linotype" w:hAnsi="Palatino Linotype" w:cs="Times New Roman"/>
-          <w:b/>
-          <w:color w:val="auto"/>
-          <w:sz w:val="20"/>
-        </w:rPr>
-        <w:t>1.7</w:t>
+        <w:t>) (</w:t>
+      </w:r>
+      <w:r>
+        <w:rPr>
+          <w:rFonts w:ascii="Palatino Linotype" w:hAnsi="Palatino Linotype" w:cs="Times New Roman"/>
+          <w:b/>
+          <w:color w:val="auto"/>
+          <w:sz w:val="20"/>
+        </w:rPr>
+        <w:t>I</w:t>
+      </w:r>
+      <w:r>
+        <w:rPr>
+          <w:rFonts w:ascii="Palatino Linotype" w:hAnsi="Palatino Linotype" w:cs="Times New Roman"/>
+          <w:b/>
+          <w:color w:val="auto"/>
+          <w:sz w:val="20"/>
+        </w:rPr>
+        <w:t xml:space="preserve">F: </w:t>
+      </w:r>
+      <w:r>
+        <w:rPr>
+          <w:rFonts w:ascii="Palatino Linotype" w:hAnsi="Palatino Linotype" w:cs="Times New Roman"/>
+          <w:b/>
+          <w:color w:val="auto"/>
+          <w:sz w:val="20"/>
+        </w:rPr>
+        <w:t>3.6</w:t>
       </w:r>
       <w:r>
         <w:rPr>
@@ -6156,34 +5540,16 @@
           <w:color w:val="auto"/>
           <w:sz w:val="20"/>
         </w:rPr>
-        <w:t xml:space="preserve"> </w:t>
-      </w:r>
-      <w:r>
-        <w:rPr>
-          <w:rFonts w:ascii="Palatino Linotype" w:hAnsi="Palatino Linotype" w:cs="Times New Roman"/>
-          <w:bCs/>
-          <w:color w:val="auto"/>
-          <w:sz w:val="20"/>
-        </w:rPr>
-        <w:t xml:space="preserve">Pradhan, M. P. </w:t>
-      </w:r>
-      <w:r>
-        <w:rPr>
-          <w:rFonts w:ascii="Palatino Linotype" w:hAnsi="Palatino Linotype" w:cs="Times New Roman"/>
-          <w:bCs/>
-          <w:color w:val="auto"/>
-          <w:sz w:val="20"/>
-        </w:rPr>
-        <w:t>“</w:t>
-      </w:r>
-      <w:r>
-        <w:rPr>
-          <w:rFonts w:ascii="Palatino Linotype" w:hAnsi="Palatino Linotype" w:cs="Times New Roman"/>
-          <w:bCs/>
-          <w:color w:val="auto"/>
-          <w:sz w:val="20"/>
-        </w:rPr>
-        <w:t>P2PLLMEdge: Peer-to-Peer Framework for Localized Large Language Models using CPU only Resource-Constrained Edge</w:t>
+        <w:t xml:space="preserve"> “</w:t>
+      </w:r>
+      <w:r>
+        <w:rPr>
+          <w:rFonts w:ascii="Palatino Linotype" w:hAnsi="Palatino Linotype" w:cs="Times New Roman"/>
+          <w:bCs/>
+          <w:color w:val="auto"/>
+          <w:sz w:val="20"/>
+        </w:rPr>
+        <w:t>A Bayesian‐Latent Model of Large Language Model Sycophancy</w:t>
       </w:r>
       <w:r>
         <w:rPr>
@@ -6201,7 +5567,25 @@
           <w:color w:val="auto"/>
           <w:sz w:val="20"/>
         </w:rPr>
-        <w:t>EAI Endorsed Transactions on AI and Robotics</w:t>
+        <w:t>International Journal of Information Technology</w:t>
+      </w:r>
+      <w:r>
+        <w:rPr>
+          <w:rFonts w:ascii="Palatino Linotype" w:hAnsi="Palatino Linotype" w:cs="Times New Roman"/>
+          <w:bCs/>
+          <w:color w:val="auto"/>
+          <w:sz w:val="20"/>
+        </w:rPr>
+        <w:t xml:space="preserve">, Springer, 2025, ISSN: </w:t>
+      </w:r>
+      <w:r>
+        <w:rPr>
+          <w:rFonts w:ascii="Palatino Linotype" w:hAnsi="Palatino Linotype" w:cs="Times New Roman"/>
+          <w:bCs/>
+          <w:color w:val="auto"/>
+          <w:sz w:val="20"/>
+        </w:rPr>
+        <w:t>2511-2112</w:t>
       </w:r>
       <w:r>
         <w:rPr>
@@ -6219,142 +5603,52 @@
           <w:color w:val="auto"/>
           <w:sz w:val="20"/>
         </w:rPr>
-        <w:t>European Alliance for Innovation (EAI)</w:t>
-      </w:r>
-      <w:r>
-        <w:rPr>
-          <w:rFonts w:ascii="Palatino Linotype" w:hAnsi="Palatino Linotype" w:cs="Times New Roman"/>
-          <w:bCs/>
-          <w:color w:val="auto"/>
-          <w:sz w:val="20"/>
-        </w:rPr>
-        <w:t xml:space="preserve">, </w:t>
-      </w:r>
-      <w:r>
-        <w:rPr>
-          <w:rFonts w:ascii="Palatino Linotype" w:hAnsi="Palatino Linotype" w:cs="Times New Roman"/>
-          <w:bCs/>
-          <w:color w:val="auto"/>
-          <w:sz w:val="20"/>
-        </w:rPr>
-        <w:t>vo</w:t>
-      </w:r>
-      <w:r>
-        <w:rPr>
-          <w:rFonts w:ascii="Palatino Linotype" w:hAnsi="Palatino Linotype" w:cs="Times New Roman"/>
-          <w:bCs/>
-          <w:color w:val="auto"/>
-          <w:sz w:val="20"/>
-        </w:rPr>
-        <w:t xml:space="preserve">l. 4, </w:t>
-      </w:r>
-      <w:r>
-        <w:rPr>
-          <w:rFonts w:ascii="Palatino Linotype" w:hAnsi="Palatino Linotype" w:cs="Times New Roman"/>
-          <w:bCs/>
-          <w:color w:val="auto"/>
-          <w:sz w:val="20"/>
-        </w:rPr>
-        <w:t xml:space="preserve">2025, ISSN: </w:t>
-      </w:r>
-      <w:r>
-        <w:rPr>
-          <w:rFonts w:ascii="Palatino Linotype" w:hAnsi="Palatino Linotype" w:cs="Times New Roman"/>
-          <w:bCs/>
-          <w:color w:val="auto"/>
-          <w:sz w:val="20"/>
-        </w:rPr>
-        <w:t>2790-7511</w:t>
-      </w:r>
-      <w:r>
-        <w:rPr>
-          <w:rFonts w:ascii="Palatino Linotype" w:hAnsi="Palatino Linotype" w:cs="Times New Roman"/>
-          <w:bCs/>
-          <w:color w:val="auto"/>
-          <w:sz w:val="20"/>
-        </w:rPr>
-        <w:t xml:space="preserve">, DOI: </w:t>
-      </w:r>
-      <w:r>
-        <w:rPr>
-          <w:rFonts w:ascii="Palatino Linotype" w:hAnsi="Palatino Linotype" w:cs="Times New Roman"/>
-          <w:bCs/>
-          <w:color w:val="auto"/>
-          <w:sz w:val="20"/>
-        </w:rPr>
-        <w:t>10.4108/airo.9292</w:t>
-      </w:r>
-      <w:r>
-        <w:rPr>
-          <w:rFonts w:ascii="Palatino Linotype" w:hAnsi="Palatino Linotype" w:cs="Times New Roman"/>
-          <w:bCs/>
-          <w:color w:val="auto"/>
-          <w:sz w:val="20"/>
-        </w:rPr>
-        <w:t xml:space="preserve"> </w:t>
-      </w:r>
-      <w:r>
-        <w:rPr>
-          <w:rFonts w:ascii="Palatino Linotype" w:hAnsi="Palatino Linotype" w:cs="Times New Roman"/>
-          <w:b/>
-          <w:color w:val="auto"/>
-          <w:sz w:val="20"/>
-        </w:rPr>
-        <w:t>(S</w:t>
-      </w:r>
-      <w:r>
-        <w:rPr>
-          <w:rFonts w:ascii="Palatino Linotype" w:hAnsi="Palatino Linotype" w:cs="Times New Roman"/>
-          <w:b/>
-          <w:color w:val="auto"/>
-          <w:sz w:val="20"/>
-        </w:rPr>
-        <w:t>copus</w:t>
-      </w:r>
-      <w:r>
-        <w:rPr>
-          <w:rFonts w:ascii="Palatino Linotype" w:hAnsi="Palatino Linotype" w:cs="Times New Roman"/>
-          <w:b/>
-          <w:color w:val="auto"/>
-          <w:sz w:val="20"/>
-        </w:rPr>
-        <w:t>) (</w:t>
-      </w:r>
-      <w:r>
-        <w:rPr>
-          <w:rFonts w:ascii="Palatino Linotype" w:hAnsi="Palatino Linotype" w:cs="Times New Roman"/>
-          <w:b/>
-          <w:color w:val="auto"/>
-          <w:sz w:val="20"/>
-        </w:rPr>
-        <w:t>C</w:t>
-      </w:r>
-      <w:r>
-        <w:rPr>
-          <w:rFonts w:ascii="Palatino Linotype" w:hAnsi="Palatino Linotype" w:cs="Times New Roman"/>
-          <w:b/>
-          <w:color w:val="auto"/>
-          <w:sz w:val="20"/>
-        </w:rPr>
-        <w:t xml:space="preserve">F: </w:t>
-      </w:r>
-      <w:r>
-        <w:rPr>
-          <w:rFonts w:ascii="Palatino Linotype" w:hAnsi="Palatino Linotype" w:cs="Times New Roman"/>
-          <w:b/>
-          <w:color w:val="auto"/>
-          <w:sz w:val="20"/>
-        </w:rPr>
-        <w:t>6</w:t>
-      </w:r>
-      <w:r>
-        <w:rPr>
-          <w:rFonts w:ascii="Palatino Linotype" w:hAnsi="Palatino Linotype" w:cs="Times New Roman"/>
-          <w:b/>
-          <w:color w:val="auto"/>
-          <w:sz w:val="20"/>
-        </w:rPr>
-        <w:t>.1)</w:t>
+        <w:t xml:space="preserve">DOI: </w:t>
+      </w:r>
+      <w:r>
+        <w:rPr>
+          <w:rFonts w:ascii="Palatino Linotype" w:hAnsi="Palatino Linotype" w:cs="Times New Roman"/>
+          <w:bCs/>
+          <w:color w:val="auto"/>
+          <w:sz w:val="20"/>
+        </w:rPr>
+        <w:t xml:space="preserve">10.1007/s41870-025-02718-3 </w:t>
+      </w:r>
+      <w:r>
+        <w:rPr>
+          <w:rFonts w:ascii="Palatino Linotype" w:hAnsi="Palatino Linotype" w:cs="Times New Roman"/>
+          <w:b/>
+          <w:color w:val="auto"/>
+          <w:sz w:val="20"/>
+        </w:rPr>
+        <w:t>(Scopus)</w:t>
+      </w:r>
+      <w:r>
+        <w:rPr>
+          <w:rFonts w:ascii="Palatino Linotype" w:hAnsi="Palatino Linotype" w:cs="Times New Roman"/>
+          <w:b/>
+          <w:color w:val="auto"/>
+          <w:sz w:val="20"/>
+        </w:rPr>
+        <w:t xml:space="preserve"> (CF: </w:t>
+      </w:r>
+      <w:r>
+        <w:rPr>
+          <w:rFonts w:ascii="Palatino Linotype" w:hAnsi="Palatino Linotype" w:cs="Times New Roman"/>
+          <w:b/>
+          <w:color w:val="auto"/>
+          <w:sz w:val="20"/>
+        </w:rPr>
+        <w:t>8.5</w:t>
+      </w:r>
+      <w:r>
+        <w:rPr>
+          <w:rFonts w:ascii="Palatino Linotype" w:hAnsi="Palatino Linotype" w:cs="Times New Roman"/>
+          <w:b/>
+          <w:color w:val="auto"/>
+          <w:sz w:val="20"/>
+        </w:rPr>
+        <w:t>)</w:t>
       </w:r>
     </w:p>
     <w:p>
@@ -6388,16 +5682,63 @@
           <w:color w:val="auto"/>
           <w:sz w:val="20"/>
         </w:rPr>
-        <w:t xml:space="preserve"> “</w:t>
-      </w:r>
-      <w:r>
-        <w:rPr>
-          <w:rFonts w:ascii="Palatino Linotype" w:hAnsi="Palatino Linotype" w:cs="Times New Roman"/>
-          <w:bCs/>
-          <w:color w:val="auto"/>
-          <w:sz w:val="20"/>
-        </w:rPr>
-        <w:t>Advancing Digital Pathology with Large Language Models</w:t>
+        <w:t xml:space="preserve"> </w:t>
+      </w:r>
+      <w:r>
+        <w:rPr>
+          <w:rFonts w:ascii="Palatino Linotype" w:hAnsi="Palatino Linotype" w:cs="Times New Roman"/>
+          <w:bCs/>
+          <w:color w:val="auto"/>
+          <w:sz w:val="20"/>
+        </w:rPr>
+        <w:t xml:space="preserve">Pradhan, M., P., </w:t>
+      </w:r>
+      <w:r>
+        <w:rPr>
+          <w:rFonts w:ascii="Palatino Linotype" w:hAnsi="Palatino Linotype" w:cs="Times New Roman"/>
+          <w:bCs/>
+          <w:color w:val="auto"/>
+          <w:sz w:val="20"/>
+        </w:rPr>
+        <w:t>“</w:t>
+      </w:r>
+      <w:proofErr w:type="spellStart"/>
+      <w:r>
+        <w:rPr>
+          <w:rFonts w:ascii="Palatino Linotype" w:hAnsi="Palatino Linotype" w:cs="Times New Roman"/>
+          <w:bCs/>
+          <w:color w:val="auto"/>
+          <w:sz w:val="20"/>
+        </w:rPr>
+        <w:t>DLUSEdge</w:t>
+      </w:r>
+      <w:proofErr w:type="spellEnd"/>
+      <w:r>
+        <w:rPr>
+          <w:rFonts w:ascii="Palatino Linotype" w:hAnsi="Palatino Linotype" w:cs="Times New Roman"/>
+          <w:bCs/>
+          <w:color w:val="auto"/>
+          <w:sz w:val="20"/>
+        </w:rPr>
+        <w:t>: Dynamic Load-Unload Scheduling for</w:t>
+      </w:r>
+      <w:r>
+        <w:rPr>
+          <w:rFonts w:ascii="Palatino Linotype" w:hAnsi="Palatino Linotype" w:cs="Times New Roman"/>
+          <w:bCs/>
+          <w:color w:val="auto"/>
+          <w:sz w:val="20"/>
+        </w:rPr>
+        <w:t xml:space="preserve"> </w:t>
+      </w:r>
+      <w:r>
+        <w:rPr>
+          <w:rFonts w:ascii="Palatino Linotype" w:hAnsi="Palatino Linotype" w:cs="Times New Roman"/>
+          <w:bCs/>
+          <w:color w:val="auto"/>
+          <w:sz w:val="20"/>
+        </w:rPr>
+        <w:t>Localized LLMs on Resource-Constrained Edge</w:t>
       </w:r>
       <w:r>
         <w:rPr>
@@ -6415,7 +5756,56 @@
           <w:color w:val="auto"/>
           <w:sz w:val="20"/>
         </w:rPr>
-        <w:t>Advances in Anatomic Pathology</w:t>
+        <w:t xml:space="preserve">KI - </w:t>
+      </w:r>
+      <w:proofErr w:type="spellStart"/>
+      <w:r>
+        <w:rPr>
+          <w:rFonts w:ascii="Palatino Linotype" w:hAnsi="Palatino Linotype" w:cs="Times New Roman"/>
+          <w:bCs/>
+          <w:color w:val="auto"/>
+          <w:sz w:val="20"/>
+        </w:rPr>
+        <w:t>Künstliche</w:t>
+      </w:r>
+      <w:proofErr w:type="spellEnd"/>
+      <w:r>
+        <w:rPr>
+          <w:rFonts w:ascii="Palatino Linotype" w:hAnsi="Palatino Linotype" w:cs="Times New Roman"/>
+          <w:bCs/>
+          <w:color w:val="auto"/>
+          <w:sz w:val="20"/>
+        </w:rPr>
+        <w:t xml:space="preserve"> </w:t>
+      </w:r>
+      <w:proofErr w:type="spellStart"/>
+      <w:r>
+        <w:rPr>
+          <w:rFonts w:ascii="Palatino Linotype" w:hAnsi="Palatino Linotype" w:cs="Times New Roman"/>
+          <w:bCs/>
+          <w:color w:val="auto"/>
+          <w:sz w:val="20"/>
+        </w:rPr>
+        <w:t>Intelligenz</w:t>
+      </w:r>
+      <w:proofErr w:type="spellEnd"/>
+      <w:r>
+        <w:rPr>
+          <w:rFonts w:ascii="Palatino Linotype" w:hAnsi="Palatino Linotype" w:cs="Times New Roman"/>
+          <w:bCs/>
+          <w:color w:val="auto"/>
+          <w:sz w:val="20"/>
+        </w:rPr>
+        <w:t xml:space="preserve">, Springer, 2025, ISSN: </w:t>
+      </w:r>
+      <w:r>
+        <w:rPr>
+          <w:rFonts w:ascii="Palatino Linotype" w:hAnsi="Palatino Linotype" w:cs="Times New Roman"/>
+          <w:bCs/>
+          <w:color w:val="auto"/>
+          <w:sz w:val="20"/>
+        </w:rPr>
+        <w:t>1610-1987</w:t>
       </w:r>
       <w:r>
         <w:rPr>
@@ -6433,34 +5823,61 @@
           <w:color w:val="auto"/>
           <w:sz w:val="20"/>
         </w:rPr>
-        <w:t>Wolters Kluwer</w:t>
-      </w:r>
-      <w:r>
-        <w:rPr>
-          <w:rFonts w:ascii="Palatino Linotype" w:hAnsi="Palatino Linotype" w:cs="Times New Roman"/>
-          <w:bCs/>
-          <w:color w:val="auto"/>
-          <w:sz w:val="20"/>
-        </w:rPr>
-        <w:t xml:space="preserve">, 2025, ISSN: </w:t>
-      </w:r>
-      <w:r>
-        <w:rPr>
-          <w:rFonts w:ascii="Palatino Linotype" w:hAnsi="Palatino Linotype" w:cs="Times New Roman"/>
-          <w:bCs/>
-          <w:color w:val="auto"/>
-          <w:sz w:val="20"/>
-        </w:rPr>
-        <w:t>1533-4031</w:t>
-      </w:r>
-      <w:r>
-        <w:rPr>
-          <w:rFonts w:ascii="Palatino Linotype" w:hAnsi="Palatino Linotype" w:cs="Times New Roman"/>
-          <w:bCs/>
-          <w:color w:val="auto"/>
-          <w:sz w:val="20"/>
-        </w:rPr>
-        <w:t>, DOI: 10.1097/PAP.0000000000000505</w:t>
+        <w:t xml:space="preserve">DOI: </w:t>
+      </w:r>
+      <w:r>
+        <w:rPr>
+          <w:rFonts w:ascii="Palatino Linotype" w:hAnsi="Palatino Linotype" w:cs="Times New Roman"/>
+          <w:bCs/>
+          <w:color w:val="auto"/>
+          <w:sz w:val="20"/>
+        </w:rPr>
+        <w:t xml:space="preserve">10.1007/s13218-025-00895-8 </w:t>
+      </w:r>
+      <w:r>
+        <w:rPr>
+          <w:rFonts w:ascii="Palatino Linotype" w:hAnsi="Palatino Linotype" w:cs="Times New Roman"/>
+          <w:b/>
+          <w:color w:val="auto"/>
+          <w:sz w:val="20"/>
+        </w:rPr>
+        <w:t>(Sc</w:t>
+      </w:r>
+      <w:r>
+        <w:rPr>
+          <w:rFonts w:ascii="Palatino Linotype" w:hAnsi="Palatino Linotype" w:cs="Times New Roman"/>
+          <w:b/>
+          <w:color w:val="auto"/>
+          <w:sz w:val="20"/>
+        </w:rPr>
+        <w:t>opus</w:t>
+      </w:r>
+      <w:r>
+        <w:rPr>
+          <w:rFonts w:ascii="Palatino Linotype" w:hAnsi="Palatino Linotype" w:cs="Times New Roman"/>
+          <w:b/>
+          <w:color w:val="auto"/>
+          <w:sz w:val="20"/>
+        </w:rPr>
+        <w:t>) (IF: 3.</w:t>
+      </w:r>
+      <w:r>
+        <w:rPr>
+          <w:rFonts w:ascii="Palatino Linotype" w:hAnsi="Palatino Linotype" w:cs="Times New Roman"/>
+          <w:b/>
+          <w:color w:val="auto"/>
+          <w:sz w:val="20"/>
+        </w:rPr>
+        <w:t>7</w:t>
+      </w:r>
+      <w:r>
+        <w:rPr>
+          <w:rFonts w:ascii="Palatino Linotype" w:hAnsi="Palatino Linotype" w:cs="Times New Roman"/>
+          <w:b/>
+          <w:color w:val="auto"/>
+          <w:sz w:val="20"/>
+        </w:rPr>
+        <w:t>)</w:t>
       </w:r>
       <w:r>
         <w:rPr>
@@ -6470,33 +5887,6 @@
           <w:sz w:val="20"/>
         </w:rPr>
         <w:t xml:space="preserve"> </w:t>
-      </w:r>
-      <w:r>
-        <w:rPr>
-          <w:rFonts w:ascii="Palatino Linotype" w:hAnsi="Palatino Linotype" w:cs="Times New Roman"/>
-          <w:b/>
-          <w:color w:val="auto"/>
-          <w:sz w:val="20"/>
-        </w:rPr>
-        <w:t xml:space="preserve">(Science Citation Index) (IF: </w:t>
-      </w:r>
-      <w:r>
-        <w:rPr>
-          <w:rFonts w:ascii="Palatino Linotype" w:hAnsi="Palatino Linotype" w:cs="Times New Roman"/>
-          <w:b/>
-          <w:color w:val="auto"/>
-          <w:sz w:val="20"/>
-        </w:rPr>
-        <w:t>5.1</w:t>
-      </w:r>
-      <w:r>
-        <w:rPr>
-          <w:rFonts w:ascii="Palatino Linotype" w:hAnsi="Palatino Linotype" w:cs="Times New Roman"/>
-          <w:b/>
-          <w:color w:val="auto"/>
-          <w:sz w:val="20"/>
-        </w:rPr>
-        <w:t>)</w:t>
       </w:r>
     </w:p>
     <w:p>
@@ -6539,27 +5929,7 @@
           <w:color w:val="auto"/>
           <w:sz w:val="20"/>
         </w:rPr>
-        <w:t xml:space="preserve">Beyond </w:t>
-      </w:r>
-      <w:proofErr w:type="spellStart"/>
-      <w:r>
-        <w:rPr>
-          <w:rFonts w:ascii="Palatino Linotype" w:hAnsi="Palatino Linotype" w:cs="Times New Roman"/>
-          <w:bCs/>
-          <w:color w:val="auto"/>
-          <w:sz w:val="20"/>
-        </w:rPr>
-        <w:t>PlasticSurgeryGPT</w:t>
-      </w:r>
-      <w:proofErr w:type="spellEnd"/>
-      <w:r>
-        <w:rPr>
-          <w:rFonts w:ascii="Palatino Linotype" w:hAnsi="Palatino Linotype" w:cs="Times New Roman"/>
-          <w:bCs/>
-          <w:color w:val="auto"/>
-          <w:sz w:val="20"/>
-        </w:rPr>
-        <w:t>: The Imperative for Reasoning-Enhanced LLMs in Plastic Surgery</w:t>
+        <w:t>Enhancing Breast Cancer Care Through Reasoning-Aware LLMs: Quality Evaluation and Risk Prediction</w:t>
       </w:r>
       <w:r>
         <w:rPr>
@@ -6577,54 +5947,52 @@
           <w:color w:val="auto"/>
           <w:sz w:val="20"/>
         </w:rPr>
-        <w:t>Aesthetic Surgery Journal</w:t>
-      </w:r>
-      <w:r>
-        <w:rPr>
-          <w:rFonts w:ascii="Palatino Linotype" w:hAnsi="Palatino Linotype" w:cs="Times New Roman"/>
-          <w:bCs/>
-          <w:color w:val="auto"/>
-          <w:sz w:val="20"/>
-        </w:rPr>
-        <w:t xml:space="preserve">, Oxford Academic, 2025, ISSN: </w:t>
-      </w:r>
-      <w:r>
-        <w:rPr>
-          <w:rFonts w:ascii="Palatino Linotype" w:hAnsi="Palatino Linotype" w:cs="Times New Roman"/>
-          <w:bCs/>
-          <w:color w:val="auto"/>
-          <w:sz w:val="20"/>
-        </w:rPr>
-        <w:t>1527-330X</w:t>
-      </w:r>
-      <w:r>
-        <w:rPr>
-          <w:rFonts w:ascii="Palatino Linotype" w:hAnsi="Palatino Linotype" w:cs="Times New Roman"/>
-          <w:bCs/>
-          <w:color w:val="auto"/>
-          <w:sz w:val="20"/>
-        </w:rPr>
-        <w:t>, DOI: 10.1093/</w:t>
-      </w:r>
-      <w:proofErr w:type="spellStart"/>
-      <w:r>
-        <w:rPr>
-          <w:rFonts w:ascii="Palatino Linotype" w:hAnsi="Palatino Linotype" w:cs="Times New Roman"/>
-          <w:bCs/>
-          <w:color w:val="auto"/>
-          <w:sz w:val="20"/>
-        </w:rPr>
-        <w:t>asj</w:t>
-      </w:r>
-      <w:proofErr w:type="spellEnd"/>
-      <w:r>
-        <w:rPr>
-          <w:rFonts w:ascii="Palatino Linotype" w:hAnsi="Palatino Linotype" w:cs="Times New Roman"/>
-          <w:bCs/>
-          <w:color w:val="auto"/>
-          <w:sz w:val="20"/>
-        </w:rPr>
-        <w:t>/sjaf122</w:t>
+        <w:t>Breast Cancer, Springer</w:t>
+      </w:r>
+      <w:r>
+        <w:rPr>
+          <w:rFonts w:ascii="Palatino Linotype" w:hAnsi="Palatino Linotype" w:cs="Times New Roman"/>
+          <w:bCs/>
+          <w:color w:val="auto"/>
+          <w:sz w:val="20"/>
+        </w:rPr>
+        <w:t xml:space="preserve">, 2025, ISSN: </w:t>
+      </w:r>
+      <w:r>
+        <w:rPr>
+          <w:rFonts w:ascii="Palatino Linotype" w:hAnsi="Palatino Linotype" w:cs="Times New Roman"/>
+          <w:bCs/>
+          <w:color w:val="auto"/>
+          <w:sz w:val="20"/>
+        </w:rPr>
+        <w:t>1880-4233</w:t>
+      </w:r>
+      <w:r>
+        <w:rPr>
+          <w:rFonts w:ascii="Palatino Linotype" w:hAnsi="Palatino Linotype" w:cs="Times New Roman"/>
+          <w:bCs/>
+          <w:color w:val="auto"/>
+          <w:sz w:val="20"/>
+        </w:rPr>
+        <w:t>,</w:t>
+      </w:r>
+      <w:r>
+        <w:rPr>
+          <w:rFonts w:ascii="Palatino Linotype" w:hAnsi="Palatino Linotype" w:cs="Times New Roman"/>
+          <w:bCs/>
+          <w:color w:val="auto"/>
+          <w:sz w:val="20"/>
+        </w:rPr>
+        <w:t xml:space="preserve"> DOI: </w:t>
+      </w:r>
+      <w:r>
+        <w:rPr>
+          <w:rFonts w:ascii="Palatino Linotype" w:hAnsi="Palatino Linotype" w:cs="Times New Roman"/>
+          <w:bCs/>
+          <w:color w:val="auto"/>
+          <w:sz w:val="20"/>
+        </w:rPr>
+        <w:t>10.1007/s12282-025-01756-w</w:t>
       </w:r>
       <w:r>
         <w:rPr>
@@ -6642,16 +6010,43 @@
           <w:color w:val="auto"/>
           <w:sz w:val="20"/>
         </w:rPr>
-        <w:t xml:space="preserve">(Science Citation Index) (IF: </w:t>
-      </w:r>
-      <w:r>
-        <w:rPr>
-          <w:rFonts w:ascii="Palatino Linotype" w:hAnsi="Palatino Linotype" w:cs="Times New Roman"/>
-          <w:b/>
-          <w:color w:val="auto"/>
-          <w:sz w:val="20"/>
-        </w:rPr>
-        <w:t>3.0</w:t>
+        <w:t>(Science Citation Index)</w:t>
+      </w:r>
+      <w:r>
+        <w:rPr>
+          <w:rFonts w:ascii="Palatino Linotype" w:hAnsi="Palatino Linotype" w:cs="Times New Roman"/>
+          <w:b/>
+          <w:color w:val="auto"/>
+          <w:sz w:val="20"/>
+        </w:rPr>
+        <w:t xml:space="preserve"> (</w:t>
+      </w:r>
+      <w:r>
+        <w:rPr>
+          <w:rFonts w:ascii="Palatino Linotype" w:hAnsi="Palatino Linotype" w:cs="Times New Roman"/>
+          <w:b/>
+          <w:color w:val="auto"/>
+          <w:sz w:val="20"/>
+        </w:rPr>
+        <w:t>IF</w:t>
+      </w:r>
+      <w:r>
+        <w:rPr>
+          <w:rFonts w:ascii="Palatino Linotype" w:hAnsi="Palatino Linotype" w:cs="Times New Roman"/>
+          <w:b/>
+          <w:color w:val="auto"/>
+          <w:sz w:val="20"/>
+        </w:rPr>
+        <w:t xml:space="preserve">: </w:t>
+      </w:r>
+      <w:r>
+        <w:rPr>
+          <w:rFonts w:ascii="Palatino Linotype" w:hAnsi="Palatino Linotype" w:cs="Times New Roman"/>
+          <w:b/>
+          <w:color w:val="auto"/>
+          <w:sz w:val="20"/>
+        </w:rPr>
+        <w:t>3.4</w:t>
       </w:r>
       <w:r>
         <w:rPr>
@@ -6661,6 +6056,15 @@
           <w:sz w:val="20"/>
         </w:rPr>
         <w:t>)</w:t>
+      </w:r>
+      <w:r>
+        <w:rPr>
+          <w:rFonts w:ascii="Palatino Linotype" w:hAnsi="Palatino Linotype" w:cs="Times New Roman"/>
+          <w:bCs/>
+          <w:color w:val="auto"/>
+          <w:sz w:val="20"/>
+        </w:rPr>
+        <w:t xml:space="preserve"> </w:t>
       </w:r>
     </w:p>
     <w:p>
@@ -6694,16 +6098,65 @@
           <w:color w:val="auto"/>
           <w:sz w:val="20"/>
         </w:rPr>
-        <w:t xml:space="preserve"> “</w:t>
-      </w:r>
-      <w:r>
-        <w:rPr>
-          <w:rFonts w:ascii="Palatino Linotype" w:hAnsi="Palatino Linotype" w:cs="Times New Roman"/>
-          <w:bCs/>
-          <w:color w:val="auto"/>
-          <w:sz w:val="20"/>
-        </w:rPr>
-        <w:t>Should LLMs be Over Empowered for High-Stake Regulatory Research?</w:t>
+        <w:t xml:space="preserve"> </w:t>
+      </w:r>
+      <w:r>
+        <w:rPr>
+          <w:rFonts w:ascii="Palatino Linotype" w:hAnsi="Palatino Linotype" w:cs="Times New Roman"/>
+          <w:bCs/>
+          <w:color w:val="auto"/>
+          <w:sz w:val="20"/>
+        </w:rPr>
+        <w:t xml:space="preserve">Pradhan, M. P., </w:t>
+      </w:r>
+      <w:r>
+        <w:rPr>
+          <w:rFonts w:ascii="Palatino Linotype" w:hAnsi="Palatino Linotype" w:cs="Times New Roman"/>
+          <w:bCs/>
+          <w:color w:val="auto"/>
+          <w:sz w:val="20"/>
+        </w:rPr>
+        <w:t>“</w:t>
+      </w:r>
+      <w:proofErr w:type="spellStart"/>
+      <w:r>
+        <w:rPr>
+          <w:rFonts w:ascii="Palatino Linotype" w:hAnsi="Palatino Linotype" w:cs="Times New Roman"/>
+          <w:bCs/>
+          <w:color w:val="auto"/>
+          <w:sz w:val="20"/>
+        </w:rPr>
+        <w:t>AgroMetLLM</w:t>
+      </w:r>
+      <w:proofErr w:type="spellEnd"/>
+      <w:r>
+        <w:rPr>
+          <w:rFonts w:ascii="Palatino Linotype" w:hAnsi="Palatino Linotype" w:cs="Times New Roman"/>
+          <w:bCs/>
+          <w:color w:val="auto"/>
+          <w:sz w:val="20"/>
+        </w:rPr>
+        <w:t xml:space="preserve">: An evapotranspiration and </w:t>
+      </w:r>
+      <w:proofErr w:type="spellStart"/>
+      <w:r>
+        <w:rPr>
+          <w:rFonts w:ascii="Palatino Linotype" w:hAnsi="Palatino Linotype" w:cs="Times New Roman"/>
+          <w:bCs/>
+          <w:color w:val="auto"/>
+          <w:sz w:val="20"/>
+        </w:rPr>
+        <w:t>agro</w:t>
+      </w:r>
+      <w:proofErr w:type="spellEnd"/>
+      <w:r>
+        <w:rPr>
+          <w:rFonts w:ascii="Palatino Linotype" w:hAnsi="Palatino Linotype" w:cs="Times New Roman"/>
+          <w:bCs/>
+          <w:color w:val="auto"/>
+          <w:sz w:val="20"/>
+        </w:rPr>
+        <w:t>-advisory system using localized large language models in resource-constrained edge</w:t>
       </w:r>
       <w:r>
         <w:rPr>
@@ -6721,7 +6174,7 @@
           <w:color w:val="auto"/>
           <w:sz w:val="20"/>
         </w:rPr>
-        <w:t>Briefings in Bioinformatics</w:t>
+        <w:t>Journal of Agrometeorology</w:t>
       </w:r>
       <w:r>
         <w:rPr>
@@ -6739,7 +6192,17 @@
           <w:color w:val="auto"/>
           <w:sz w:val="20"/>
         </w:rPr>
-        <w:t>Oxford Academic</w:t>
+        <w:t xml:space="preserve">Association </w:t>
+      </w:r>
+      <w:r>
+        <w:rPr>
+          <w:rFonts w:ascii="Palatino Linotype" w:hAnsi="Palatino Linotype" w:cs="Times New Roman"/>
+          <w:bCs/>
+          <w:color w:val="auto"/>
+          <w:sz w:val="20"/>
+        </w:rPr>
+        <w:lastRenderedPageBreak/>
+        <w:t>of Agrometeorologists</w:t>
       </w:r>
       <w:r>
         <w:rPr>
@@ -6757,25 +6220,34 @@
           <w:color w:val="auto"/>
           <w:sz w:val="20"/>
         </w:rPr>
-        <w:t xml:space="preserve">vol. 26, no. 3, </w:t>
-      </w:r>
-      <w:r>
-        <w:rPr>
-          <w:rFonts w:ascii="Palatino Linotype" w:hAnsi="Palatino Linotype" w:cs="Times New Roman"/>
-          <w:bCs/>
-          <w:color w:val="auto"/>
-          <w:sz w:val="20"/>
-        </w:rPr>
-        <w:t>2025, ISSN: 2949-7086</w:t>
-      </w:r>
-      <w:r>
-        <w:rPr>
-          <w:rFonts w:ascii="Palatino Linotype" w:hAnsi="Palatino Linotype" w:cs="Times New Roman"/>
-          <w:bCs/>
-          <w:color w:val="auto"/>
-          <w:sz w:val="20"/>
-        </w:rPr>
-        <w:t xml:space="preserve"> DOI: 10.1093/bib/bbaf299</w:t>
+        <w:t xml:space="preserve">vol. 27(3), </w:t>
+      </w:r>
+      <w:r>
+        <w:rPr>
+          <w:rFonts w:ascii="Palatino Linotype" w:hAnsi="Palatino Linotype" w:cs="Times New Roman"/>
+          <w:bCs/>
+          <w:color w:val="auto"/>
+          <w:sz w:val="20"/>
+        </w:rPr>
+        <w:t xml:space="preserve">2025, ISSN: </w:t>
+      </w:r>
+      <w:r>
+        <w:rPr>
+          <w:rFonts w:ascii="Palatino Linotype" w:hAnsi="Palatino Linotype" w:cs="Times New Roman"/>
+          <w:bCs/>
+          <w:color w:val="auto"/>
+          <w:sz w:val="20"/>
+        </w:rPr>
+        <w:t>2583-2980</w:t>
+      </w:r>
+      <w:r>
+        <w:rPr>
+          <w:rFonts w:ascii="Palatino Linotype" w:hAnsi="Palatino Linotype" w:cs="Times New Roman"/>
+          <w:bCs/>
+          <w:color w:val="auto"/>
+          <w:sz w:val="20"/>
+        </w:rPr>
+        <w:t>, DOI: https://doi.org/10.54386/jam.v27i3.3081</w:t>
       </w:r>
       <w:r>
         <w:rPr>
@@ -6793,34 +6265,34 @@
           <w:color w:val="auto"/>
           <w:sz w:val="20"/>
         </w:rPr>
-        <w:t>(</w:t>
-      </w:r>
-      <w:r>
-        <w:rPr>
-          <w:rFonts w:ascii="Palatino Linotype" w:hAnsi="Palatino Linotype" w:cs="Times New Roman"/>
-          <w:b/>
-          <w:color w:val="auto"/>
-          <w:sz w:val="20"/>
-        </w:rPr>
-        <w:t>Science Citation Index</w:t>
-      </w:r>
-      <w:r>
-        <w:rPr>
-          <w:rFonts w:ascii="Palatino Linotype" w:hAnsi="Palatino Linotype" w:cs="Times New Roman"/>
-          <w:b/>
-          <w:color w:val="auto"/>
-          <w:sz w:val="20"/>
-        </w:rPr>
-        <w:t xml:space="preserve">) (IF: </w:t>
-      </w:r>
-      <w:r>
-        <w:rPr>
-          <w:rFonts w:ascii="Palatino Linotype" w:hAnsi="Palatino Linotype" w:cs="Times New Roman"/>
-          <w:b/>
-          <w:color w:val="auto"/>
-          <w:sz w:val="20"/>
-        </w:rPr>
-        <w:t>6.8</w:t>
+        <w:t>(Scopus) (</w:t>
+      </w:r>
+      <w:r>
+        <w:rPr>
+          <w:rFonts w:ascii="Palatino Linotype" w:hAnsi="Palatino Linotype" w:cs="Times New Roman"/>
+          <w:b/>
+          <w:color w:val="auto"/>
+          <w:sz w:val="20"/>
+        </w:rPr>
+        <w:t>C</w:t>
+      </w:r>
+      <w:r>
+        <w:rPr>
+          <w:rFonts w:ascii="Palatino Linotype" w:hAnsi="Palatino Linotype" w:cs="Times New Roman"/>
+          <w:b/>
+          <w:color w:val="auto"/>
+          <w:sz w:val="20"/>
+        </w:rPr>
+        <w:t xml:space="preserve">F: </w:t>
+      </w:r>
+      <w:r>
+        <w:rPr>
+          <w:rFonts w:ascii="Palatino Linotype" w:hAnsi="Palatino Linotype" w:cs="Times New Roman"/>
+          <w:b/>
+          <w:color w:val="auto"/>
+          <w:sz w:val="20"/>
+        </w:rPr>
+        <w:t>1.8</w:t>
       </w:r>
       <w:r>
         <w:rPr>
@@ -6854,7 +6326,6 @@
           <w:color w:val="auto"/>
           <w:sz w:val="20"/>
         </w:rPr>
-        <w:lastRenderedPageBreak/>
         <w:t>Ray. P. P.,</w:t>
       </w:r>
       <w:r>
@@ -6873,7 +6344,7 @@
           <w:color w:val="auto"/>
           <w:sz w:val="20"/>
         </w:rPr>
-        <w:t>Privacy preserving of endoscopy documentations with reasoning aware focused large language models</w:t>
+        <w:t>When Brussels Tries to Tell AI How to Think</w:t>
       </w:r>
       <w:r>
         <w:rPr>
@@ -6884,70 +6355,59 @@
         </w:rPr>
         <w:t xml:space="preserve">”, </w:t>
       </w:r>
-      <w:proofErr w:type="spellStart"/>
-      <w:r>
-        <w:rPr>
-          <w:rFonts w:ascii="Palatino Linotype" w:hAnsi="Palatino Linotype" w:cs="Times New Roman"/>
-          <w:bCs/>
-          <w:color w:val="auto"/>
-          <w:sz w:val="20"/>
-        </w:rPr>
-        <w:t>iGIE</w:t>
-      </w:r>
-      <w:proofErr w:type="spellEnd"/>
-      <w:r>
-        <w:rPr>
-          <w:rFonts w:ascii="Palatino Linotype" w:hAnsi="Palatino Linotype" w:cs="Times New Roman"/>
-          <w:bCs/>
-          <w:color w:val="auto"/>
-          <w:sz w:val="20"/>
-        </w:rPr>
-        <w:t>: Innovation, Investigation and Insights</w:t>
-      </w:r>
-      <w:r>
-        <w:rPr>
-          <w:rFonts w:ascii="Palatino Linotype" w:hAnsi="Palatino Linotype" w:cs="Times New Roman"/>
-          <w:bCs/>
-          <w:color w:val="auto"/>
-          <w:sz w:val="20"/>
-        </w:rPr>
-        <w:t xml:space="preserve">, </w:t>
-      </w:r>
-      <w:r>
-        <w:rPr>
-          <w:rFonts w:ascii="Palatino Linotype" w:hAnsi="Palatino Linotype" w:cs="Times New Roman"/>
-          <w:bCs/>
-          <w:color w:val="auto"/>
-          <w:sz w:val="20"/>
-        </w:rPr>
-        <w:t>Elsevier</w:t>
-      </w:r>
-      <w:r>
-        <w:rPr>
-          <w:rFonts w:ascii="Palatino Linotype" w:hAnsi="Palatino Linotype" w:cs="Times New Roman"/>
-          <w:bCs/>
-          <w:color w:val="auto"/>
-          <w:sz w:val="20"/>
-        </w:rPr>
-        <w:t xml:space="preserve">, 2025, ISSN: </w:t>
-      </w:r>
-      <w:r>
-        <w:rPr>
-          <w:rFonts w:ascii="Palatino Linotype" w:hAnsi="Palatino Linotype" w:cs="Times New Roman"/>
-          <w:bCs/>
-          <w:color w:val="auto"/>
-          <w:sz w:val="20"/>
-        </w:rPr>
-        <w:t>2949-7086</w:t>
-      </w:r>
-      <w:r>
-        <w:rPr>
-          <w:rFonts w:ascii="Palatino Linotype" w:hAnsi="Palatino Linotype" w:cs="Times New Roman"/>
-          <w:bCs/>
-          <w:color w:val="auto"/>
-          <w:sz w:val="20"/>
-        </w:rPr>
-        <w:t xml:space="preserve">. </w:t>
+      <w:r>
+        <w:rPr>
+          <w:rFonts w:ascii="Palatino Linotype" w:hAnsi="Palatino Linotype" w:cs="Times New Roman"/>
+          <w:bCs/>
+          <w:color w:val="auto"/>
+          <w:sz w:val="20"/>
+        </w:rPr>
+        <w:t>AI &amp; Society</w:t>
+      </w:r>
+      <w:r>
+        <w:rPr>
+          <w:rFonts w:ascii="Palatino Linotype" w:hAnsi="Palatino Linotype" w:cs="Times New Roman"/>
+          <w:bCs/>
+          <w:color w:val="auto"/>
+          <w:sz w:val="20"/>
+        </w:rPr>
+        <w:t xml:space="preserve">, Springer, 2025, ISSN: </w:t>
+      </w:r>
+      <w:r>
+        <w:rPr>
+          <w:rFonts w:ascii="Palatino Linotype" w:hAnsi="Palatino Linotype" w:cs="Times New Roman"/>
+          <w:bCs/>
+          <w:color w:val="auto"/>
+          <w:sz w:val="20"/>
+        </w:rPr>
+        <w:t>1435-5655</w:t>
+      </w:r>
+      <w:r>
+        <w:rPr>
+          <w:rFonts w:ascii="Palatino Linotype" w:hAnsi="Palatino Linotype" w:cs="Times New Roman"/>
+          <w:bCs/>
+          <w:color w:val="auto"/>
+          <w:sz w:val="20"/>
+        </w:rPr>
+        <w:t xml:space="preserve">, DOI: </w:t>
+      </w:r>
+      <w:r>
+        <w:rPr>
+          <w:rFonts w:ascii="Palatino Linotype" w:hAnsi="Palatino Linotype" w:cs="Times New Roman"/>
+          <w:bCs/>
+          <w:color w:val="auto"/>
+          <w:sz w:val="20"/>
+        </w:rPr>
+        <w:t>10.1007/s00146-025-02528-y</w:t>
+      </w:r>
+      <w:r>
+        <w:rPr>
+          <w:rFonts w:ascii="Palatino Linotype" w:hAnsi="Palatino Linotype" w:cs="Times New Roman"/>
+          <w:bCs/>
+          <w:color w:val="auto"/>
+          <w:sz w:val="20"/>
+        </w:rPr>
+        <w:t xml:space="preserve"> </w:t>
       </w:r>
       <w:r>
         <w:rPr>
@@ -6983,7 +6443,7 @@
           <w:color w:val="auto"/>
           <w:sz w:val="20"/>
         </w:rPr>
-        <w:t>0.5</w:t>
+        <w:t>4.9</w:t>
       </w:r>
       <w:r>
         <w:rPr>
@@ -6993,24 +6453,6 @@
           <w:sz w:val="20"/>
         </w:rPr>
         <w:t>)</w:t>
-      </w:r>
-      <w:r>
-        <w:rPr>
-          <w:rFonts w:ascii="Palatino Linotype" w:hAnsi="Palatino Linotype" w:cs="Times New Roman"/>
-          <w:b/>
-          <w:color w:val="auto"/>
-          <w:sz w:val="20"/>
-        </w:rPr>
-        <w:t xml:space="preserve"> [</w:t>
-      </w:r>
-      <w:r>
-        <w:rPr>
-          <w:rFonts w:ascii="Palatino Linotype" w:hAnsi="Palatino Linotype" w:cs="Times New Roman"/>
-          <w:b/>
-          <w:color w:val="auto"/>
-          <w:sz w:val="20"/>
-        </w:rPr>
-        <w:t>Accepted]</w:t>
       </w:r>
     </w:p>
     <w:p>
@@ -7044,124 +6486,124 @@
           <w:color w:val="auto"/>
           <w:sz w:val="20"/>
         </w:rPr>
+        <w:t xml:space="preserve"> “</w:t>
+      </w:r>
+      <w:r>
+        <w:rPr>
+          <w:rFonts w:ascii="Palatino Linotype" w:hAnsi="Palatino Linotype" w:cs="Times New Roman"/>
+          <w:bCs/>
+          <w:color w:val="auto"/>
+          <w:sz w:val="20"/>
+        </w:rPr>
+        <w:t>Letter to Editor: Pushing Large Language Models for Improved Radiomics Study and Research</w:t>
+      </w:r>
+      <w:r>
+        <w:rPr>
+          <w:rFonts w:ascii="Palatino Linotype" w:hAnsi="Palatino Linotype" w:cs="Times New Roman"/>
+          <w:bCs/>
+          <w:color w:val="auto"/>
+          <w:sz w:val="20"/>
+        </w:rPr>
+        <w:t xml:space="preserve">”, </w:t>
+      </w:r>
+      <w:r>
+        <w:rPr>
+          <w:rFonts w:ascii="Palatino Linotype" w:hAnsi="Palatino Linotype" w:cs="Times New Roman"/>
+          <w:bCs/>
+          <w:color w:val="auto"/>
+          <w:sz w:val="20"/>
+        </w:rPr>
+        <w:t>European Radiology</w:t>
+      </w:r>
+      <w:r>
+        <w:rPr>
+          <w:rFonts w:ascii="Palatino Linotype" w:hAnsi="Palatino Linotype" w:cs="Times New Roman"/>
+          <w:bCs/>
+          <w:color w:val="auto"/>
+          <w:sz w:val="20"/>
+        </w:rPr>
+        <w:t xml:space="preserve">, </w:t>
+      </w:r>
+      <w:r>
+        <w:rPr>
+          <w:rFonts w:ascii="Palatino Linotype" w:hAnsi="Palatino Linotype" w:cs="Times New Roman"/>
+          <w:bCs/>
+          <w:color w:val="auto"/>
+          <w:sz w:val="20"/>
+        </w:rPr>
+        <w:t>Springer</w:t>
+      </w:r>
+      <w:r>
+        <w:rPr>
+          <w:rFonts w:ascii="Palatino Linotype" w:hAnsi="Palatino Linotype" w:cs="Times New Roman"/>
+          <w:bCs/>
+          <w:color w:val="auto"/>
+          <w:sz w:val="20"/>
+        </w:rPr>
+        <w:t xml:space="preserve">, 2025, ISSN: </w:t>
+      </w:r>
+      <w:r>
+        <w:rPr>
+          <w:rFonts w:ascii="Palatino Linotype" w:hAnsi="Palatino Linotype" w:cs="Times New Roman"/>
+          <w:bCs/>
+          <w:color w:val="auto"/>
+          <w:sz w:val="20"/>
+        </w:rPr>
+        <w:t>1432-1084</w:t>
+      </w:r>
+      <w:r>
+        <w:rPr>
+          <w:rFonts w:ascii="Palatino Linotype" w:hAnsi="Palatino Linotype" w:cs="Times New Roman"/>
+          <w:bCs/>
+          <w:color w:val="auto"/>
+          <w:sz w:val="20"/>
+        </w:rPr>
+        <w:t>, DOI: 10.1007/s00330-025-11863-z</w:t>
+      </w:r>
+      <w:r>
+        <w:rPr>
+          <w:rFonts w:ascii="Palatino Linotype" w:hAnsi="Palatino Linotype" w:cs="Times New Roman"/>
+          <w:bCs/>
+          <w:color w:val="auto"/>
+          <w:sz w:val="20"/>
+        </w:rPr>
         <w:t xml:space="preserve"> </w:t>
       </w:r>
       <w:r>
         <w:rPr>
           <w:rFonts w:ascii="Palatino Linotype" w:hAnsi="Palatino Linotype" w:cs="Times New Roman"/>
-          <w:bCs/>
-          <w:color w:val="auto"/>
-          <w:sz w:val="20"/>
-        </w:rPr>
-        <w:t>“</w:t>
-      </w:r>
-      <w:r>
-        <w:rPr>
-          <w:rFonts w:ascii="Palatino Linotype" w:hAnsi="Palatino Linotype" w:cs="Times New Roman"/>
-          <w:bCs/>
-          <w:color w:val="auto"/>
-          <w:sz w:val="20"/>
-        </w:rPr>
-        <w:t>Toward Transparent AI-Enabled Patient Selection in Cosmetic Surgery by Integrating Reasoning and Medical LLMs</w:t>
-      </w:r>
-      <w:r>
-        <w:rPr>
-          <w:rFonts w:ascii="Palatino Linotype" w:hAnsi="Palatino Linotype" w:cs="Times New Roman"/>
-          <w:bCs/>
-          <w:color w:val="auto"/>
-          <w:sz w:val="20"/>
-        </w:rPr>
-        <w:t>”</w:t>
-      </w:r>
-      <w:r>
-        <w:rPr>
-          <w:rFonts w:ascii="Palatino Linotype" w:hAnsi="Palatino Linotype" w:cs="Times New Roman"/>
-          <w:bCs/>
-          <w:color w:val="auto"/>
-          <w:sz w:val="20"/>
-        </w:rPr>
-        <w:t xml:space="preserve">, </w:t>
-      </w:r>
-      <w:r>
-        <w:rPr>
-          <w:rFonts w:ascii="Palatino Linotype" w:hAnsi="Palatino Linotype" w:cs="Times New Roman"/>
-          <w:bCs/>
-          <w:color w:val="auto"/>
-          <w:sz w:val="20"/>
-        </w:rPr>
-        <w:t>Aesthetic Plastic Surgery</w:t>
-      </w:r>
-      <w:r>
-        <w:rPr>
-          <w:rFonts w:ascii="Palatino Linotype" w:hAnsi="Palatino Linotype" w:cs="Times New Roman"/>
-          <w:bCs/>
-          <w:color w:val="auto"/>
-          <w:sz w:val="20"/>
-        </w:rPr>
-        <w:t xml:space="preserve">, Springer, 2025, ISSN: </w:t>
-      </w:r>
-      <w:r>
-        <w:rPr>
-          <w:rFonts w:ascii="Palatino Linotype" w:hAnsi="Palatino Linotype" w:cs="Times New Roman"/>
-          <w:bCs/>
-          <w:color w:val="auto"/>
-          <w:sz w:val="20"/>
-        </w:rPr>
-        <w:t>1432-5241</w:t>
-      </w:r>
-      <w:r>
-        <w:rPr>
-          <w:rFonts w:ascii="Palatino Linotype" w:hAnsi="Palatino Linotype" w:cs="Times New Roman"/>
-          <w:bCs/>
-          <w:color w:val="auto"/>
-          <w:sz w:val="20"/>
-        </w:rPr>
-        <w:t>, DOI: 10.1007/s00266-025-05038-w</w:t>
-      </w:r>
-      <w:r>
-        <w:rPr>
-          <w:rFonts w:ascii="Palatino Linotype" w:hAnsi="Palatino Linotype" w:cs="Times New Roman"/>
-          <w:bCs/>
-          <w:color w:val="auto"/>
-          <w:sz w:val="20"/>
-        </w:rPr>
-        <w:t xml:space="preserve"> </w:t>
-      </w:r>
-      <w:r>
-        <w:rPr>
-          <w:rFonts w:ascii="Palatino Linotype" w:hAnsi="Palatino Linotype" w:cs="Times New Roman"/>
-          <w:b/>
-          <w:color w:val="auto"/>
-          <w:sz w:val="20"/>
-        </w:rPr>
-        <w:t>(</w:t>
-      </w:r>
-      <w:r>
-        <w:rPr>
-          <w:rFonts w:ascii="Palatino Linotype" w:hAnsi="Palatino Linotype" w:cs="Times New Roman"/>
-          <w:b/>
-          <w:color w:val="auto"/>
-          <w:sz w:val="20"/>
-        </w:rPr>
-        <w:t>Science Citation Index</w:t>
-      </w:r>
-      <w:r>
-        <w:rPr>
-          <w:rFonts w:ascii="Palatino Linotype" w:hAnsi="Palatino Linotype" w:cs="Times New Roman"/>
-          <w:b/>
-          <w:color w:val="auto"/>
-          <w:sz w:val="20"/>
-        </w:rPr>
-        <w:t xml:space="preserve">) (IF: </w:t>
-      </w:r>
-      <w:r>
-        <w:rPr>
-          <w:rFonts w:ascii="Palatino Linotype" w:hAnsi="Palatino Linotype" w:cs="Times New Roman"/>
-          <w:b/>
-          <w:color w:val="auto"/>
-          <w:sz w:val="20"/>
-        </w:rPr>
-        <w:t>2.4</w:t>
+          <w:b/>
+          <w:color w:val="auto"/>
+          <w:sz w:val="20"/>
+        </w:rPr>
+        <w:t>(Science Citation Index) (</w:t>
+      </w:r>
+      <w:r>
+        <w:rPr>
+          <w:rFonts w:ascii="Palatino Linotype" w:hAnsi="Palatino Linotype" w:cs="Times New Roman"/>
+          <w:b/>
+          <w:color w:val="auto"/>
+          <w:sz w:val="20"/>
+        </w:rPr>
+        <w:t>I</w:t>
+      </w:r>
+      <w:r>
+        <w:rPr>
+          <w:rFonts w:ascii="Palatino Linotype" w:hAnsi="Palatino Linotype" w:cs="Times New Roman"/>
+          <w:b/>
+          <w:color w:val="auto"/>
+          <w:sz w:val="20"/>
+        </w:rPr>
+        <w:t xml:space="preserve">F: </w:t>
+      </w:r>
+      <w:r>
+        <w:rPr>
+          <w:rFonts w:ascii="Palatino Linotype" w:hAnsi="Palatino Linotype" w:cs="Times New Roman"/>
+          <w:b/>
+          <w:color w:val="auto"/>
+          <w:sz w:val="20"/>
+        </w:rPr>
+        <w:t>5.3</w:t>
       </w:r>
       <w:r>
         <w:rPr>
@@ -7171,15 +6613,6 @@
           <w:sz w:val="20"/>
         </w:rPr>
         <w:t>)</w:t>
-      </w:r>
-      <w:r>
-        <w:rPr>
-          <w:rFonts w:ascii="Palatino Linotype" w:hAnsi="Palatino Linotype" w:cs="Times New Roman"/>
-          <w:b/>
-          <w:color w:val="auto"/>
-          <w:sz w:val="20"/>
-        </w:rPr>
-        <w:t xml:space="preserve"> </w:t>
       </w:r>
     </w:p>
     <w:p>
@@ -7213,198 +6646,142 @@
           <w:color w:val="auto"/>
           <w:sz w:val="20"/>
         </w:rPr>
+        <w:t xml:space="preserve"> “</w:t>
+      </w:r>
+      <w:r>
+        <w:rPr>
+          <w:rFonts w:ascii="Palatino Linotype" w:hAnsi="Palatino Linotype" w:cs="Times New Roman"/>
+          <w:bCs/>
+          <w:color w:val="auto"/>
+          <w:sz w:val="20"/>
+        </w:rPr>
+        <w:t>Does linguistic relativity hypothesis apply on ChatGPT responses? Yes, it does</w:t>
+      </w:r>
+      <w:r>
+        <w:rPr>
+          <w:rFonts w:ascii="Palatino Linotype" w:hAnsi="Palatino Linotype" w:cs="Times New Roman"/>
+          <w:bCs/>
+          <w:color w:val="auto"/>
+          <w:sz w:val="20"/>
+        </w:rPr>
+        <w:t xml:space="preserve">”, </w:t>
+      </w:r>
+      <w:r>
+        <w:rPr>
+          <w:rFonts w:ascii="Palatino Linotype" w:hAnsi="Palatino Linotype" w:cs="Times New Roman"/>
+          <w:bCs/>
+          <w:color w:val="auto"/>
+          <w:sz w:val="20"/>
+        </w:rPr>
+        <w:t>Computation Intelligence</w:t>
+      </w:r>
+      <w:r>
+        <w:rPr>
+          <w:rFonts w:ascii="Palatino Linotype" w:hAnsi="Palatino Linotype" w:cs="Times New Roman"/>
+          <w:bCs/>
+          <w:color w:val="auto"/>
+          <w:sz w:val="20"/>
+        </w:rPr>
+        <w:t xml:space="preserve">, </w:t>
+      </w:r>
+      <w:r>
+        <w:rPr>
+          <w:rFonts w:ascii="Palatino Linotype" w:hAnsi="Palatino Linotype" w:cs="Times New Roman"/>
+          <w:bCs/>
+          <w:color w:val="auto"/>
+          <w:sz w:val="20"/>
+        </w:rPr>
+        <w:t>Wiley</w:t>
+      </w:r>
+      <w:r>
+        <w:rPr>
+          <w:rFonts w:ascii="Palatino Linotype" w:hAnsi="Palatino Linotype" w:cs="Times New Roman"/>
+          <w:bCs/>
+          <w:color w:val="auto"/>
+          <w:sz w:val="20"/>
+        </w:rPr>
+        <w:t xml:space="preserve">, </w:t>
+      </w:r>
+      <w:r>
+        <w:rPr>
+          <w:rFonts w:ascii="Palatino Linotype" w:hAnsi="Palatino Linotype" w:cs="Times New Roman"/>
+          <w:bCs/>
+          <w:color w:val="auto"/>
+          <w:sz w:val="20"/>
+        </w:rPr>
+        <w:t xml:space="preserve">vol. 41, no. 4, </w:t>
+      </w:r>
+      <w:r>
+        <w:rPr>
+          <w:rFonts w:ascii="Palatino Linotype" w:hAnsi="Palatino Linotype" w:cs="Times New Roman"/>
+          <w:bCs/>
+          <w:color w:val="auto"/>
+          <w:sz w:val="20"/>
+        </w:rPr>
+        <w:t xml:space="preserve">2025, ISSN: </w:t>
+      </w:r>
+      <w:r>
+        <w:rPr>
+          <w:rFonts w:ascii="Palatino Linotype" w:hAnsi="Palatino Linotype" w:cs="Times New Roman"/>
+          <w:bCs/>
+          <w:color w:val="auto"/>
+          <w:sz w:val="20"/>
+        </w:rPr>
+        <w:t>1467-8640</w:t>
+      </w:r>
+      <w:r>
+        <w:rPr>
+          <w:rFonts w:ascii="Palatino Linotype" w:hAnsi="Palatino Linotype" w:cs="Times New Roman"/>
+          <w:bCs/>
+          <w:color w:val="auto"/>
+          <w:sz w:val="20"/>
+        </w:rPr>
+        <w:t>, DOI: 10.1111/coin.70103</w:t>
+      </w:r>
+      <w:r>
+        <w:rPr>
+          <w:rFonts w:ascii="Palatino Linotype" w:hAnsi="Palatino Linotype" w:cs="Times New Roman"/>
+          <w:bCs/>
+          <w:color w:val="auto"/>
+          <w:sz w:val="20"/>
+        </w:rPr>
         <w:t xml:space="preserve"> </w:t>
       </w:r>
       <w:r>
         <w:rPr>
           <w:rFonts w:ascii="Palatino Linotype" w:hAnsi="Palatino Linotype" w:cs="Times New Roman"/>
-          <w:bCs/>
-          <w:color w:val="auto"/>
-          <w:sz w:val="20"/>
-        </w:rPr>
-        <w:t>“</w:t>
-      </w:r>
-      <w:r>
-        <w:rPr>
-          <w:rFonts w:ascii="Palatino Linotype" w:hAnsi="Palatino Linotype" w:cs="Times New Roman"/>
-          <w:bCs/>
-          <w:color w:val="auto"/>
-          <w:sz w:val="20"/>
-        </w:rPr>
-        <w:t>Comparison of artificial intelligence–enhanced electrocardiography approaches for the prediction of time to mortality using electrocardiogram images: reply</w:t>
-      </w:r>
-      <w:r>
-        <w:rPr>
-          <w:rFonts w:ascii="Palatino Linotype" w:hAnsi="Palatino Linotype" w:cs="Times New Roman"/>
-          <w:bCs/>
-          <w:color w:val="auto"/>
-          <w:sz w:val="20"/>
-        </w:rPr>
-        <w:t>”</w:t>
-      </w:r>
-      <w:r>
-        <w:rPr>
-          <w:rFonts w:ascii="Palatino Linotype" w:hAnsi="Palatino Linotype" w:cs="Times New Roman"/>
-          <w:bCs/>
-          <w:color w:val="auto"/>
-          <w:sz w:val="20"/>
-        </w:rPr>
-        <w:t xml:space="preserve">, </w:t>
-      </w:r>
-      <w:r>
-        <w:rPr>
-          <w:rFonts w:ascii="Palatino Linotype" w:hAnsi="Palatino Linotype" w:cs="Times New Roman"/>
-          <w:bCs/>
-          <w:color w:val="auto"/>
-          <w:sz w:val="20"/>
-        </w:rPr>
-        <w:t>European Heart Journal – Digital Health</w:t>
-      </w:r>
-      <w:r>
-        <w:rPr>
-          <w:rFonts w:ascii="Palatino Linotype" w:hAnsi="Palatino Linotype" w:cs="Times New Roman"/>
-          <w:bCs/>
-          <w:color w:val="auto"/>
-          <w:sz w:val="20"/>
-        </w:rPr>
-        <w:t xml:space="preserve">, Springer, </w:t>
-      </w:r>
-      <w:r>
-        <w:rPr>
-          <w:rFonts w:ascii="Palatino Linotype" w:hAnsi="Palatino Linotype" w:cs="Times New Roman"/>
-          <w:bCs/>
-          <w:color w:val="auto"/>
-          <w:sz w:val="20"/>
-        </w:rPr>
-        <w:t xml:space="preserve">vol. </w:t>
-      </w:r>
-      <w:r>
-        <w:rPr>
-          <w:rFonts w:ascii="Palatino Linotype" w:hAnsi="Palatino Linotype" w:cs="Times New Roman"/>
-          <w:bCs/>
-          <w:color w:val="auto"/>
-          <w:sz w:val="20"/>
-        </w:rPr>
-        <w:t>6(4)</w:t>
-      </w:r>
-      <w:r>
-        <w:rPr>
-          <w:rFonts w:ascii="Palatino Linotype" w:hAnsi="Palatino Linotype" w:cs="Times New Roman"/>
-          <w:bCs/>
-          <w:color w:val="auto"/>
-          <w:sz w:val="20"/>
-        </w:rPr>
-        <w:t xml:space="preserve">, pp. </w:t>
-      </w:r>
-      <w:r>
-        <w:rPr>
-          <w:rFonts w:ascii="Palatino Linotype" w:hAnsi="Palatino Linotype" w:cs="Times New Roman"/>
-          <w:bCs/>
-          <w:color w:val="auto"/>
-          <w:sz w:val="20"/>
-        </w:rPr>
-        <w:t xml:space="preserve">527–528, </w:t>
-      </w:r>
-      <w:r>
-        <w:rPr>
-          <w:rFonts w:ascii="Palatino Linotype" w:hAnsi="Palatino Linotype" w:cs="Times New Roman"/>
-          <w:bCs/>
-          <w:color w:val="auto"/>
-          <w:sz w:val="20"/>
-        </w:rPr>
-        <w:t xml:space="preserve">2025, ISSN: </w:t>
-      </w:r>
-      <w:r>
-        <w:rPr>
-          <w:rFonts w:ascii="Palatino Linotype" w:hAnsi="Palatino Linotype" w:cs="Times New Roman"/>
-          <w:bCs/>
-          <w:color w:val="auto"/>
-          <w:sz w:val="20"/>
-        </w:rPr>
-        <w:t>2634-3916</w:t>
-      </w:r>
-      <w:r>
-        <w:rPr>
-          <w:rFonts w:ascii="Palatino Linotype" w:hAnsi="Palatino Linotype" w:cs="Times New Roman"/>
-          <w:bCs/>
-          <w:color w:val="auto"/>
-          <w:sz w:val="20"/>
-        </w:rPr>
-        <w:t>, DOI: 10.1093/</w:t>
-      </w:r>
-      <w:proofErr w:type="spellStart"/>
-      <w:r>
-        <w:rPr>
-          <w:rFonts w:ascii="Palatino Linotype" w:hAnsi="Palatino Linotype" w:cs="Times New Roman"/>
-          <w:bCs/>
-          <w:color w:val="auto"/>
-          <w:sz w:val="20"/>
-        </w:rPr>
-        <w:t>ehjdh</w:t>
-      </w:r>
-      <w:proofErr w:type="spellEnd"/>
-      <w:r>
-        <w:rPr>
-          <w:rFonts w:ascii="Palatino Linotype" w:hAnsi="Palatino Linotype" w:cs="Times New Roman"/>
-          <w:bCs/>
-          <w:color w:val="auto"/>
-          <w:sz w:val="20"/>
-        </w:rPr>
-        <w:t>/ztaf052</w:t>
-      </w:r>
-      <w:r>
-        <w:rPr>
-          <w:rFonts w:ascii="Palatino Linotype" w:hAnsi="Palatino Linotype" w:cs="Times New Roman"/>
-          <w:bCs/>
-          <w:color w:val="auto"/>
-          <w:sz w:val="20"/>
-        </w:rPr>
-        <w:t xml:space="preserve"> </w:t>
-      </w:r>
-      <w:r>
-        <w:rPr>
-          <w:rFonts w:ascii="Palatino Linotype" w:hAnsi="Palatino Linotype" w:cs="Times New Roman"/>
-          <w:b/>
-          <w:color w:val="auto"/>
-          <w:sz w:val="20"/>
-        </w:rPr>
-        <w:t>(Sc</w:t>
-      </w:r>
-      <w:r>
-        <w:rPr>
-          <w:rFonts w:ascii="Palatino Linotype" w:hAnsi="Palatino Linotype" w:cs="Times New Roman"/>
-          <w:b/>
-          <w:color w:val="auto"/>
-          <w:sz w:val="20"/>
-        </w:rPr>
-        <w:t>opus</w:t>
-      </w:r>
-      <w:r>
-        <w:rPr>
-          <w:rFonts w:ascii="Palatino Linotype" w:hAnsi="Palatino Linotype" w:cs="Times New Roman"/>
-          <w:b/>
-          <w:color w:val="auto"/>
-          <w:sz w:val="20"/>
-        </w:rPr>
-        <w:t xml:space="preserve">) (IF: </w:t>
-      </w:r>
-      <w:r>
-        <w:rPr>
-          <w:rFonts w:ascii="Palatino Linotype" w:hAnsi="Palatino Linotype" w:cs="Times New Roman"/>
-          <w:b/>
-          <w:color w:val="auto"/>
-          <w:sz w:val="20"/>
-        </w:rPr>
-        <w:t>4.</w:t>
-      </w:r>
-      <w:r>
-        <w:rPr>
-          <w:rFonts w:ascii="Palatino Linotype" w:hAnsi="Palatino Linotype" w:cs="Times New Roman"/>
-          <w:b/>
-          <w:color w:val="auto"/>
-          <w:sz w:val="20"/>
-        </w:rPr>
-        <w:t>0</w:t>
+          <w:b/>
+          <w:color w:val="auto"/>
+          <w:sz w:val="20"/>
+        </w:rPr>
+        <w:t>(</w:t>
+      </w:r>
+      <w:r>
+        <w:rPr>
+          <w:rFonts w:ascii="Palatino Linotype" w:hAnsi="Palatino Linotype" w:cs="Times New Roman"/>
+          <w:b/>
+          <w:color w:val="auto"/>
+          <w:sz w:val="20"/>
+        </w:rPr>
+        <w:t>Science Citation Index</w:t>
+      </w:r>
+      <w:r>
+        <w:rPr>
+          <w:rFonts w:ascii="Palatino Linotype" w:hAnsi="Palatino Linotype" w:cs="Times New Roman"/>
+          <w:b/>
+          <w:color w:val="auto"/>
+          <w:sz w:val="20"/>
+        </w:rPr>
+        <w:t xml:space="preserve">) (CF: </w:t>
+      </w:r>
+      <w:r>
+        <w:rPr>
+          <w:rFonts w:ascii="Palatino Linotype" w:hAnsi="Palatino Linotype" w:cs="Times New Roman"/>
+          <w:b/>
+          <w:color w:val="auto"/>
+          <w:sz w:val="20"/>
+        </w:rPr>
+        <w:t>1.7</w:t>
       </w:r>
       <w:r>
         <w:rPr>
@@ -7456,117 +6833,196 @@
           <w:color w:val="auto"/>
           <w:sz w:val="20"/>
         </w:rPr>
+        <w:t xml:space="preserve">Pradhan, M. P. </w:t>
+      </w:r>
+      <w:r>
+        <w:rPr>
+          <w:rFonts w:ascii="Palatino Linotype" w:hAnsi="Palatino Linotype" w:cs="Times New Roman"/>
+          <w:bCs/>
+          <w:color w:val="auto"/>
+          <w:sz w:val="20"/>
+        </w:rPr>
+        <w:t>“</w:t>
+      </w:r>
+      <w:r>
+        <w:rPr>
+          <w:rFonts w:ascii="Palatino Linotype" w:hAnsi="Palatino Linotype" w:cs="Times New Roman"/>
+          <w:bCs/>
+          <w:color w:val="auto"/>
+          <w:sz w:val="20"/>
+        </w:rPr>
+        <w:t>P2PLLMEdge: Peer-to-Peer Framework for Localized Large Language Models using CPU only Resource-Constrained Edge</w:t>
+      </w:r>
+      <w:r>
+        <w:rPr>
+          <w:rFonts w:ascii="Palatino Linotype" w:hAnsi="Palatino Linotype" w:cs="Times New Roman"/>
+          <w:bCs/>
+          <w:color w:val="auto"/>
+          <w:sz w:val="20"/>
+        </w:rPr>
+        <w:t xml:space="preserve">”, </w:t>
+      </w:r>
+      <w:r>
+        <w:rPr>
+          <w:rFonts w:ascii="Palatino Linotype" w:hAnsi="Palatino Linotype" w:cs="Times New Roman"/>
+          <w:bCs/>
+          <w:color w:val="auto"/>
+          <w:sz w:val="20"/>
+        </w:rPr>
+        <w:t>EAI Endorsed Transactions on AI and Robotics</w:t>
+      </w:r>
+      <w:r>
+        <w:rPr>
+          <w:rFonts w:ascii="Palatino Linotype" w:hAnsi="Palatino Linotype" w:cs="Times New Roman"/>
+          <w:bCs/>
+          <w:color w:val="auto"/>
+          <w:sz w:val="20"/>
+        </w:rPr>
+        <w:t xml:space="preserve">, </w:t>
+      </w:r>
+      <w:r>
+        <w:rPr>
+          <w:rFonts w:ascii="Palatino Linotype" w:hAnsi="Palatino Linotype" w:cs="Times New Roman"/>
+          <w:bCs/>
+          <w:color w:val="auto"/>
+          <w:sz w:val="20"/>
+        </w:rPr>
+        <w:t>European Alliance for Innovation (EAI)</w:t>
+      </w:r>
+      <w:r>
+        <w:rPr>
+          <w:rFonts w:ascii="Palatino Linotype" w:hAnsi="Palatino Linotype" w:cs="Times New Roman"/>
+          <w:bCs/>
+          <w:color w:val="auto"/>
+          <w:sz w:val="20"/>
+        </w:rPr>
+        <w:t xml:space="preserve">, </w:t>
+      </w:r>
+      <w:r>
+        <w:rPr>
+          <w:rFonts w:ascii="Palatino Linotype" w:hAnsi="Palatino Linotype" w:cs="Times New Roman"/>
+          <w:bCs/>
+          <w:color w:val="auto"/>
+          <w:sz w:val="20"/>
+        </w:rPr>
+        <w:t>vo</w:t>
+      </w:r>
+      <w:r>
+        <w:rPr>
+          <w:rFonts w:ascii="Palatino Linotype" w:hAnsi="Palatino Linotype" w:cs="Times New Roman"/>
+          <w:bCs/>
+          <w:color w:val="auto"/>
+          <w:sz w:val="20"/>
+        </w:rPr>
+        <w:t xml:space="preserve">l. 4, </w:t>
+      </w:r>
+      <w:r>
+        <w:rPr>
+          <w:rFonts w:ascii="Palatino Linotype" w:hAnsi="Palatino Linotype" w:cs="Times New Roman"/>
+          <w:bCs/>
+          <w:color w:val="auto"/>
+          <w:sz w:val="20"/>
+        </w:rPr>
+        <w:t xml:space="preserve">2025, ISSN: </w:t>
+      </w:r>
+      <w:r>
+        <w:rPr>
+          <w:rFonts w:ascii="Palatino Linotype" w:hAnsi="Palatino Linotype" w:cs="Times New Roman"/>
+          <w:bCs/>
+          <w:color w:val="auto"/>
+          <w:sz w:val="20"/>
+        </w:rPr>
+        <w:t>2790-7511</w:t>
+      </w:r>
+      <w:r>
+        <w:rPr>
+          <w:rFonts w:ascii="Palatino Linotype" w:hAnsi="Palatino Linotype" w:cs="Times New Roman"/>
+          <w:bCs/>
+          <w:color w:val="auto"/>
+          <w:sz w:val="20"/>
+        </w:rPr>
+        <w:t xml:space="preserve">, DOI: </w:t>
+      </w:r>
+      <w:r>
+        <w:rPr>
+          <w:rFonts w:ascii="Palatino Linotype" w:hAnsi="Palatino Linotype" w:cs="Times New Roman"/>
+          <w:bCs/>
+          <w:color w:val="auto"/>
+          <w:sz w:val="20"/>
+        </w:rPr>
+        <w:t>10.4108/airo.9292</w:t>
+      </w:r>
+      <w:r>
+        <w:rPr>
+          <w:rFonts w:ascii="Palatino Linotype" w:hAnsi="Palatino Linotype" w:cs="Times New Roman"/>
+          <w:bCs/>
+          <w:color w:val="auto"/>
+          <w:sz w:val="20"/>
+        </w:rPr>
         <w:t xml:space="preserve"> </w:t>
       </w:r>
       <w:r>
         <w:rPr>
           <w:rFonts w:ascii="Palatino Linotype" w:hAnsi="Palatino Linotype" w:cs="Times New Roman"/>
-          <w:bCs/>
-          <w:color w:val="auto"/>
-          <w:sz w:val="20"/>
-        </w:rPr>
-        <w:t>"Letter to the Editor concerning "ChatGPT versus NASS clinical guidelines for degenerative spondylolisthesis: a comparative analysis" by Ahmed W, et al. (</w:t>
-      </w:r>
-      <w:proofErr w:type="spellStart"/>
-      <w:r>
-        <w:rPr>
-          <w:rFonts w:ascii="Palatino Linotype" w:hAnsi="Palatino Linotype" w:cs="Times New Roman"/>
-          <w:bCs/>
-          <w:color w:val="auto"/>
-          <w:sz w:val="20"/>
-        </w:rPr>
-        <w:t>Eur</w:t>
-      </w:r>
-      <w:proofErr w:type="spellEnd"/>
-      <w:r>
-        <w:rPr>
-          <w:rFonts w:ascii="Palatino Linotype" w:hAnsi="Palatino Linotype" w:cs="Times New Roman"/>
-          <w:bCs/>
-          <w:color w:val="auto"/>
-          <w:sz w:val="20"/>
-        </w:rPr>
-        <w:t xml:space="preserve"> Spine J [2024]: doi:10.1007/s00586-024-08198-6)"</w:t>
-      </w:r>
-      <w:r>
-        <w:rPr>
-          <w:rFonts w:ascii="Palatino Linotype" w:hAnsi="Palatino Linotype" w:cs="Times New Roman"/>
-          <w:bCs/>
-          <w:color w:val="auto"/>
-          <w:sz w:val="20"/>
-        </w:rPr>
-        <w:t xml:space="preserve">, </w:t>
-      </w:r>
-      <w:r>
-        <w:rPr>
-          <w:rFonts w:ascii="Palatino Linotype" w:hAnsi="Palatino Linotype" w:cs="Times New Roman"/>
-          <w:bCs/>
-          <w:color w:val="auto"/>
-          <w:sz w:val="20"/>
-        </w:rPr>
-        <w:t>European Spine Journal</w:t>
-      </w:r>
-      <w:r>
-        <w:rPr>
-          <w:rFonts w:ascii="Palatino Linotype" w:hAnsi="Palatino Linotype" w:cs="Times New Roman"/>
-          <w:bCs/>
-          <w:color w:val="auto"/>
-          <w:sz w:val="20"/>
-        </w:rPr>
-        <w:t xml:space="preserve">, Springer, 2025, ISSN: </w:t>
-      </w:r>
-      <w:r>
-        <w:rPr>
-          <w:rFonts w:ascii="Palatino Linotype" w:hAnsi="Palatino Linotype" w:cs="Times New Roman"/>
-          <w:bCs/>
-          <w:color w:val="auto"/>
-          <w:sz w:val="20"/>
-        </w:rPr>
-        <w:t>1432-0932</w:t>
-      </w:r>
-      <w:r>
-        <w:rPr>
-          <w:rFonts w:ascii="Palatino Linotype" w:hAnsi="Palatino Linotype" w:cs="Times New Roman"/>
-          <w:bCs/>
-          <w:color w:val="auto"/>
-          <w:sz w:val="20"/>
-        </w:rPr>
-        <w:t>, DOI: 10.1007/s00586-025-08931-9</w:t>
-      </w:r>
-      <w:r>
-        <w:rPr>
-          <w:rFonts w:ascii="Palatino Linotype" w:hAnsi="Palatino Linotype" w:cs="Times New Roman"/>
-          <w:bCs/>
-          <w:color w:val="auto"/>
-          <w:sz w:val="20"/>
-        </w:rPr>
-        <w:t xml:space="preserve"> </w:t>
-      </w:r>
-      <w:r>
-        <w:rPr>
-          <w:rFonts w:ascii="Palatino Linotype" w:hAnsi="Palatino Linotype" w:cs="Times New Roman"/>
-          <w:b/>
-          <w:color w:val="auto"/>
-          <w:sz w:val="20"/>
-        </w:rPr>
-        <w:t xml:space="preserve">(Science Citation Index) (IF: </w:t>
-      </w:r>
-      <w:r>
-        <w:rPr>
-          <w:rFonts w:ascii="Palatino Linotype" w:hAnsi="Palatino Linotype" w:cs="Times New Roman"/>
-          <w:b/>
-          <w:color w:val="auto"/>
-          <w:sz w:val="20"/>
-        </w:rPr>
-        <w:t>3.1</w:t>
-      </w:r>
-      <w:r>
-        <w:rPr>
-          <w:rFonts w:ascii="Palatino Linotype" w:hAnsi="Palatino Linotype" w:cs="Times New Roman"/>
-          <w:b/>
-          <w:color w:val="auto"/>
-          <w:sz w:val="20"/>
-        </w:rPr>
-        <w:t>)</w:t>
+          <w:b/>
+          <w:color w:val="auto"/>
+          <w:sz w:val="20"/>
+        </w:rPr>
+        <w:t>(S</w:t>
+      </w:r>
+      <w:r>
+        <w:rPr>
+          <w:rFonts w:ascii="Palatino Linotype" w:hAnsi="Palatino Linotype" w:cs="Times New Roman"/>
+          <w:b/>
+          <w:color w:val="auto"/>
+          <w:sz w:val="20"/>
+        </w:rPr>
+        <w:t>copus</w:t>
+      </w:r>
+      <w:r>
+        <w:rPr>
+          <w:rFonts w:ascii="Palatino Linotype" w:hAnsi="Palatino Linotype" w:cs="Times New Roman"/>
+          <w:b/>
+          <w:color w:val="auto"/>
+          <w:sz w:val="20"/>
+        </w:rPr>
+        <w:t>) (</w:t>
+      </w:r>
+      <w:r>
+        <w:rPr>
+          <w:rFonts w:ascii="Palatino Linotype" w:hAnsi="Palatino Linotype" w:cs="Times New Roman"/>
+          <w:b/>
+          <w:color w:val="auto"/>
+          <w:sz w:val="20"/>
+        </w:rPr>
+        <w:t>C</w:t>
+      </w:r>
+      <w:r>
+        <w:rPr>
+          <w:rFonts w:ascii="Palatino Linotype" w:hAnsi="Palatino Linotype" w:cs="Times New Roman"/>
+          <w:b/>
+          <w:color w:val="auto"/>
+          <w:sz w:val="20"/>
+        </w:rPr>
+        <w:t xml:space="preserve">F: </w:t>
+      </w:r>
+      <w:r>
+        <w:rPr>
+          <w:rFonts w:ascii="Palatino Linotype" w:hAnsi="Palatino Linotype" w:cs="Times New Roman"/>
+          <w:b/>
+          <w:color w:val="auto"/>
+          <w:sz w:val="20"/>
+        </w:rPr>
+        <w:t>6</w:t>
+      </w:r>
+      <w:r>
+        <w:rPr>
+          <w:rFonts w:ascii="Palatino Linotype" w:hAnsi="Palatino Linotype" w:cs="Times New Roman"/>
+          <w:b/>
+          <w:color w:val="auto"/>
+          <w:sz w:val="20"/>
+        </w:rPr>
+        <w:t>.1)</w:t>
       </w:r>
     </w:p>
     <w:p>
@@ -7609,7 +7065,7 @@
           <w:color w:val="auto"/>
           <w:sz w:val="20"/>
         </w:rPr>
-        <w:t>Time to Proceed with Higher Reasoning Models for Surgical Academics than General-Purpose LLMs</w:t>
+        <w:t>Advancing Digital Pathology with Large Language Models</w:t>
       </w:r>
       <w:r>
         <w:rPr>
@@ -7627,7 +7083,7 @@
           <w:color w:val="auto"/>
           <w:sz w:val="20"/>
         </w:rPr>
-        <w:t>Indian Journal of Surgery</w:t>
+        <w:t>Advances in Anatomic Pathology</w:t>
       </w:r>
       <w:r>
         <w:rPr>
@@ -7645,7 +7101,7 @@
           <w:color w:val="auto"/>
           <w:sz w:val="20"/>
         </w:rPr>
-        <w:t>Springer</w:t>
+        <w:t>Wolters Kluwer</w:t>
       </w:r>
       <w:r>
         <w:rPr>
@@ -7663,16 +7119,16 @@
           <w:color w:val="auto"/>
           <w:sz w:val="20"/>
         </w:rPr>
-        <w:t>0973-9793</w:t>
-      </w:r>
-      <w:r>
-        <w:rPr>
-          <w:rFonts w:ascii="Palatino Linotype" w:hAnsi="Palatino Linotype" w:cs="Times New Roman"/>
-          <w:bCs/>
-          <w:color w:val="auto"/>
-          <w:sz w:val="20"/>
-        </w:rPr>
-        <w:t>, DOI: 10.1007/s12262-025-04362-4</w:t>
+        <w:t>1533-4031</w:t>
+      </w:r>
+      <w:r>
+        <w:rPr>
+          <w:rFonts w:ascii="Palatino Linotype" w:hAnsi="Palatino Linotype" w:cs="Times New Roman"/>
+          <w:bCs/>
+          <w:color w:val="auto"/>
+          <w:sz w:val="20"/>
+        </w:rPr>
+        <w:t>, DOI: 10.1097/PAP.0000000000000505</w:t>
       </w:r>
       <w:r>
         <w:rPr>
@@ -7699,7 +7155,7 @@
           <w:color w:val="auto"/>
           <w:sz w:val="20"/>
         </w:rPr>
-        <w:t>0.4</w:t>
+        <w:t>5.1</w:t>
       </w:r>
       <w:r>
         <w:rPr>
@@ -7742,43 +7198,101 @@
           <w:color w:val="auto"/>
           <w:sz w:val="20"/>
         </w:rPr>
-        <w:t xml:space="preserve"> “Endure or Perish with Use of Artificial Intelligence in Clinical Genetics Settings”, European Journal of Human Genetics, Nature, </w:t>
-      </w:r>
-      <w:r>
-        <w:rPr>
-          <w:rFonts w:ascii="Palatino Linotype" w:hAnsi="Palatino Linotype" w:cs="Times New Roman"/>
-          <w:bCs/>
-          <w:color w:val="auto"/>
-          <w:sz w:val="20"/>
-        </w:rPr>
-        <w:t xml:space="preserve">vol. 33, pp. 826–828, </w:t>
-      </w:r>
-      <w:r>
-        <w:rPr>
-          <w:rFonts w:ascii="Palatino Linotype" w:hAnsi="Palatino Linotype" w:cs="Times New Roman"/>
-          <w:bCs/>
-          <w:color w:val="auto"/>
-          <w:sz w:val="20"/>
-        </w:rPr>
-        <w:t xml:space="preserve">2025, ISSN: </w:t>
-      </w:r>
-      <w:r>
-        <w:rPr>
-          <w:rFonts w:ascii="Palatino Linotype" w:hAnsi="Palatino Linotype" w:cs="Times New Roman"/>
-          <w:bCs/>
-          <w:color w:val="auto"/>
-          <w:sz w:val="20"/>
-        </w:rPr>
-        <w:t>1476-5438</w:t>
-      </w:r>
-      <w:r>
-        <w:rPr>
-          <w:rFonts w:ascii="Palatino Linotype" w:hAnsi="Palatino Linotype" w:cs="Times New Roman"/>
-          <w:bCs/>
-          <w:color w:val="auto"/>
-          <w:sz w:val="20"/>
-        </w:rPr>
-        <w:t>, DOI: 10.1038/s41431-025-01852-7</w:t>
+        <w:t xml:space="preserve"> “</w:t>
+      </w:r>
+      <w:r>
+        <w:rPr>
+          <w:rFonts w:ascii="Palatino Linotype" w:hAnsi="Palatino Linotype" w:cs="Times New Roman"/>
+          <w:bCs/>
+          <w:color w:val="auto"/>
+          <w:sz w:val="20"/>
+        </w:rPr>
+        <w:t xml:space="preserve">Beyond </w:t>
+      </w:r>
+      <w:proofErr w:type="spellStart"/>
+      <w:r>
+        <w:rPr>
+          <w:rFonts w:ascii="Palatino Linotype" w:hAnsi="Palatino Linotype" w:cs="Times New Roman"/>
+          <w:bCs/>
+          <w:color w:val="auto"/>
+          <w:sz w:val="20"/>
+        </w:rPr>
+        <w:t>PlasticSurgeryGPT</w:t>
+      </w:r>
+      <w:proofErr w:type="spellEnd"/>
+      <w:r>
+        <w:rPr>
+          <w:rFonts w:ascii="Palatino Linotype" w:hAnsi="Palatino Linotype" w:cs="Times New Roman"/>
+          <w:bCs/>
+          <w:color w:val="auto"/>
+          <w:sz w:val="20"/>
+        </w:rPr>
+        <w:t>: The Imperative for Reasoning-Enhanced LLMs in Plastic Surgery</w:t>
+      </w:r>
+      <w:r>
+        <w:rPr>
+          <w:rFonts w:ascii="Palatino Linotype" w:hAnsi="Palatino Linotype" w:cs="Times New Roman"/>
+          <w:bCs/>
+          <w:color w:val="auto"/>
+          <w:sz w:val="20"/>
+        </w:rPr>
+        <w:t xml:space="preserve">”, </w:t>
+      </w:r>
+      <w:r>
+        <w:rPr>
+          <w:rFonts w:ascii="Palatino Linotype" w:hAnsi="Palatino Linotype" w:cs="Times New Roman"/>
+          <w:bCs/>
+          <w:color w:val="auto"/>
+          <w:sz w:val="20"/>
+        </w:rPr>
+        <w:t>Aesthetic Surgery Journal</w:t>
+      </w:r>
+      <w:r>
+        <w:rPr>
+          <w:rFonts w:ascii="Palatino Linotype" w:hAnsi="Palatino Linotype" w:cs="Times New Roman"/>
+          <w:bCs/>
+          <w:color w:val="auto"/>
+          <w:sz w:val="20"/>
+        </w:rPr>
+        <w:t xml:space="preserve">, Oxford Academic, 2025, ISSN: </w:t>
+      </w:r>
+      <w:r>
+        <w:rPr>
+          <w:rFonts w:ascii="Palatino Linotype" w:hAnsi="Palatino Linotype" w:cs="Times New Roman"/>
+          <w:bCs/>
+          <w:color w:val="auto"/>
+          <w:sz w:val="20"/>
+        </w:rPr>
+        <w:t>1527-330X</w:t>
+      </w:r>
+      <w:r>
+        <w:rPr>
+          <w:rFonts w:ascii="Palatino Linotype" w:hAnsi="Palatino Linotype" w:cs="Times New Roman"/>
+          <w:bCs/>
+          <w:color w:val="auto"/>
+          <w:sz w:val="20"/>
+        </w:rPr>
+        <w:t>, DOI: 10.1093/</w:t>
+      </w:r>
+      <w:proofErr w:type="spellStart"/>
+      <w:r>
+        <w:rPr>
+          <w:rFonts w:ascii="Palatino Linotype" w:hAnsi="Palatino Linotype" w:cs="Times New Roman"/>
+          <w:bCs/>
+          <w:color w:val="auto"/>
+          <w:sz w:val="20"/>
+        </w:rPr>
+        <w:t>asj</w:t>
+      </w:r>
+      <w:proofErr w:type="spellEnd"/>
+      <w:r>
+        <w:rPr>
+          <w:rFonts w:ascii="Palatino Linotype" w:hAnsi="Palatino Linotype" w:cs="Times New Roman"/>
+          <w:bCs/>
+          <w:color w:val="auto"/>
+          <w:sz w:val="20"/>
+        </w:rPr>
+        <w:t>/sjaf122</w:t>
       </w:r>
       <w:r>
         <w:rPr>
@@ -7796,7 +7310,25 @@
           <w:color w:val="auto"/>
           <w:sz w:val="20"/>
         </w:rPr>
-        <w:t>(Science Citation Index) (IF: 4.1)</w:t>
+        <w:t xml:space="preserve">(Science Citation Index) (IF: </w:t>
+      </w:r>
+      <w:r>
+        <w:rPr>
+          <w:rFonts w:ascii="Palatino Linotype" w:hAnsi="Palatino Linotype" w:cs="Times New Roman"/>
+          <w:b/>
+          <w:color w:val="auto"/>
+          <w:sz w:val="20"/>
+        </w:rPr>
+        <w:t>3.0</w:t>
+      </w:r>
+      <w:r>
+        <w:rPr>
+          <w:rFonts w:ascii="Palatino Linotype" w:hAnsi="Palatino Linotype" w:cs="Times New Roman"/>
+          <w:b/>
+          <w:color w:val="auto"/>
+          <w:sz w:val="20"/>
+        </w:rPr>
+        <w:t>)</w:t>
       </w:r>
     </w:p>
     <w:p>
@@ -7839,7 +7371,7 @@
           <w:color w:val="auto"/>
           <w:sz w:val="20"/>
         </w:rPr>
-        <w:t>Letter to the Editor regarding “The Need for Balancing 'Black Box' Systems and Explainable Artificial Intelligence: A Necessary Implementation in Radiology”</w:t>
+        <w:t>Should LLMs be Over Empowered for High-Stake Regulatory Research?</w:t>
       </w:r>
       <w:r>
         <w:rPr>
@@ -7857,43 +7389,61 @@
           <w:color w:val="auto"/>
           <w:sz w:val="20"/>
         </w:rPr>
-        <w:t xml:space="preserve">European Journal of Radiology Artificial Intelligence, </w:t>
-      </w:r>
-      <w:r>
-        <w:rPr>
-          <w:rFonts w:ascii="Palatino Linotype" w:hAnsi="Palatino Linotype" w:cs="Times New Roman"/>
-          <w:bCs/>
-          <w:color w:val="auto"/>
-          <w:sz w:val="20"/>
-        </w:rPr>
-        <w:t xml:space="preserve">Elsevier, </w:t>
-      </w:r>
-      <w:r>
-        <w:rPr>
-          <w:rFonts w:ascii="Palatino Linotype" w:hAnsi="Palatino Linotype" w:cs="Times New Roman"/>
-          <w:bCs/>
-          <w:color w:val="auto"/>
-          <w:sz w:val="20"/>
-        </w:rPr>
-        <w:t xml:space="preserve">vol. 2, </w:t>
-      </w:r>
-      <w:r>
-        <w:rPr>
-          <w:rFonts w:ascii="Palatino Linotype" w:hAnsi="Palatino Linotype" w:cs="Times New Roman"/>
-          <w:bCs/>
-          <w:color w:val="auto"/>
-          <w:sz w:val="20"/>
-        </w:rPr>
-        <w:t>2025, ISSN: 3050-5771</w:t>
-      </w:r>
-      <w:r>
-        <w:rPr>
-          <w:rFonts w:ascii="Palatino Linotype" w:hAnsi="Palatino Linotype" w:cs="Times New Roman"/>
-          <w:bCs/>
-          <w:color w:val="auto"/>
-          <w:sz w:val="20"/>
-        </w:rPr>
-        <w:t>, DOI: 10.1016/j.ejrai.2025.100015</w:t>
+        <w:t>Briefings in Bioinformatics</w:t>
+      </w:r>
+      <w:r>
+        <w:rPr>
+          <w:rFonts w:ascii="Palatino Linotype" w:hAnsi="Palatino Linotype" w:cs="Times New Roman"/>
+          <w:bCs/>
+          <w:color w:val="auto"/>
+          <w:sz w:val="20"/>
+        </w:rPr>
+        <w:t xml:space="preserve">, </w:t>
+      </w:r>
+      <w:r>
+        <w:rPr>
+          <w:rFonts w:ascii="Palatino Linotype" w:hAnsi="Palatino Linotype" w:cs="Times New Roman"/>
+          <w:bCs/>
+          <w:color w:val="auto"/>
+          <w:sz w:val="20"/>
+        </w:rPr>
+        <w:t>Oxford Academic</w:t>
+      </w:r>
+      <w:r>
+        <w:rPr>
+          <w:rFonts w:ascii="Palatino Linotype" w:hAnsi="Palatino Linotype" w:cs="Times New Roman"/>
+          <w:bCs/>
+          <w:color w:val="auto"/>
+          <w:sz w:val="20"/>
+        </w:rPr>
+        <w:t xml:space="preserve">, </w:t>
+      </w:r>
+      <w:r>
+        <w:rPr>
+          <w:rFonts w:ascii="Palatino Linotype" w:hAnsi="Palatino Linotype" w:cs="Times New Roman"/>
+          <w:bCs/>
+          <w:color w:val="auto"/>
+          <w:sz w:val="20"/>
+        </w:rPr>
+        <w:t xml:space="preserve">vol. 26, no. 3, </w:t>
+      </w:r>
+      <w:r>
+        <w:rPr>
+          <w:rFonts w:ascii="Palatino Linotype" w:hAnsi="Palatino Linotype" w:cs="Times New Roman"/>
+          <w:bCs/>
+          <w:color w:val="auto"/>
+          <w:sz w:val="20"/>
+        </w:rPr>
+        <w:t>2025, ISSN: 2949-7086</w:t>
+      </w:r>
+      <w:r>
+        <w:rPr>
+          <w:rFonts w:ascii="Palatino Linotype" w:hAnsi="Palatino Linotype" w:cs="Times New Roman"/>
+          <w:bCs/>
+          <w:color w:val="auto"/>
+          <w:sz w:val="20"/>
+        </w:rPr>
+        <w:t xml:space="preserve"> DOI: 10.1093/bib/bbaf299</w:t>
       </w:r>
       <w:r>
         <w:rPr>
@@ -7903,6 +7453,51 @@
           <w:sz w:val="20"/>
         </w:rPr>
         <w:t xml:space="preserve"> </w:t>
+      </w:r>
+      <w:r>
+        <w:rPr>
+          <w:rFonts w:ascii="Palatino Linotype" w:hAnsi="Palatino Linotype" w:cs="Times New Roman"/>
+          <w:b/>
+          <w:color w:val="auto"/>
+          <w:sz w:val="20"/>
+        </w:rPr>
+        <w:t>(</w:t>
+      </w:r>
+      <w:r>
+        <w:rPr>
+          <w:rFonts w:ascii="Palatino Linotype" w:hAnsi="Palatino Linotype" w:cs="Times New Roman"/>
+          <w:b/>
+          <w:color w:val="auto"/>
+          <w:sz w:val="20"/>
+        </w:rPr>
+        <w:t>Science Citation Index</w:t>
+      </w:r>
+      <w:r>
+        <w:rPr>
+          <w:rFonts w:ascii="Palatino Linotype" w:hAnsi="Palatino Linotype" w:cs="Times New Roman"/>
+          <w:b/>
+          <w:color w:val="auto"/>
+          <w:sz w:val="20"/>
+        </w:rPr>
+        <w:t xml:space="preserve">) (IF: </w:t>
+      </w:r>
+      <w:r>
+        <w:rPr>
+          <w:rFonts w:ascii="Palatino Linotype" w:hAnsi="Palatino Linotype" w:cs="Times New Roman"/>
+          <w:b/>
+          <w:color w:val="auto"/>
+          <w:sz w:val="20"/>
+        </w:rPr>
+        <w:t>6.8</w:t>
+      </w:r>
+      <w:r>
+        <w:rPr>
+          <w:rFonts w:ascii="Palatino Linotype" w:hAnsi="Palatino Linotype" w:cs="Times New Roman"/>
+          <w:b/>
+          <w:color w:val="auto"/>
+          <w:sz w:val="20"/>
+        </w:rPr>
+        <w:t>)</w:t>
       </w:r>
     </w:p>
     <w:p>
@@ -7945,7 +7540,7 @@
           <w:color w:val="auto"/>
           <w:sz w:val="20"/>
         </w:rPr>
-        <w:t>Letter to the editor: Comparing letters written by humans and ChatGPT: A preliminary study</w:t>
+        <w:t>Privacy preserving of endoscopy documentations with reasoning aware focused large language models</w:t>
       </w:r>
       <w:r>
         <w:rPr>
@@ -7956,14 +7551,25 @@
         </w:rPr>
         <w:t xml:space="preserve">”, </w:t>
       </w:r>
-      <w:r>
-        <w:rPr>
-          <w:rFonts w:ascii="Palatino Linotype" w:hAnsi="Palatino Linotype" w:cs="Times New Roman"/>
-          <w:bCs/>
-          <w:color w:val="auto"/>
-          <w:sz w:val="20"/>
-        </w:rPr>
-        <w:t>International Journal of Gynecology &amp; Obstetrics</w:t>
+      <w:proofErr w:type="spellStart"/>
+      <w:r>
+        <w:rPr>
+          <w:rFonts w:ascii="Palatino Linotype" w:hAnsi="Palatino Linotype" w:cs="Times New Roman"/>
+          <w:bCs/>
+          <w:color w:val="auto"/>
+          <w:sz w:val="20"/>
+        </w:rPr>
+        <w:t>iGIE</w:t>
+      </w:r>
+      <w:proofErr w:type="spellEnd"/>
+      <w:r>
+        <w:rPr>
+          <w:rFonts w:ascii="Palatino Linotype" w:hAnsi="Palatino Linotype" w:cs="Times New Roman"/>
+          <w:bCs/>
+          <w:color w:val="auto"/>
+          <w:sz w:val="20"/>
+        </w:rPr>
+        <w:t>: Innovation, Investigation and Insights</w:t>
       </w:r>
       <w:r>
         <w:rPr>
@@ -7981,70 +7587,70 @@
           <w:color w:val="auto"/>
           <w:sz w:val="20"/>
         </w:rPr>
-        <w:t>Wiley</w:t>
-      </w:r>
-      <w:r>
-        <w:rPr>
-          <w:rFonts w:ascii="Palatino Linotype" w:hAnsi="Palatino Linotype" w:cs="Times New Roman"/>
-          <w:bCs/>
-          <w:color w:val="auto"/>
-          <w:sz w:val="20"/>
-        </w:rPr>
-        <w:t xml:space="preserve">, </w:t>
-      </w:r>
-      <w:r>
-        <w:rPr>
-          <w:rFonts w:ascii="Palatino Linotype" w:hAnsi="Palatino Linotype" w:cs="Times New Roman"/>
-          <w:bCs/>
-          <w:color w:val="auto"/>
-          <w:sz w:val="20"/>
-        </w:rPr>
-        <w:t xml:space="preserve">vol. 169(2), pp. 861-862, </w:t>
-      </w:r>
-      <w:r>
-        <w:rPr>
-          <w:rFonts w:ascii="Palatino Linotype" w:hAnsi="Palatino Linotype" w:cs="Times New Roman"/>
-          <w:bCs/>
-          <w:color w:val="auto"/>
-          <w:sz w:val="20"/>
-        </w:rPr>
-        <w:t xml:space="preserve">2025, ISSN: </w:t>
-      </w:r>
-      <w:r>
-        <w:rPr>
-          <w:rFonts w:ascii="Palatino Linotype" w:hAnsi="Palatino Linotype" w:cs="Times New Roman"/>
-          <w:bCs/>
-          <w:color w:val="auto"/>
-          <w:sz w:val="20"/>
-        </w:rPr>
-        <w:t>0020-7292</w:t>
-      </w:r>
-      <w:r>
-        <w:rPr>
-          <w:rFonts w:ascii="Palatino Linotype" w:hAnsi="Palatino Linotype" w:cs="Times New Roman"/>
-          <w:bCs/>
-          <w:color w:val="auto"/>
-          <w:sz w:val="20"/>
-        </w:rPr>
-        <w:t>, DOI: 10.1002/ijgo.70035</w:t>
-      </w:r>
-      <w:r>
-        <w:rPr>
-          <w:rFonts w:ascii="Palatino Linotype" w:hAnsi="Palatino Linotype" w:cs="Times New Roman"/>
-          <w:b/>
-          <w:color w:val="auto"/>
-          <w:sz w:val="20"/>
-        </w:rPr>
-        <w:t xml:space="preserve"> (Science Citation Index) (IF: </w:t>
-      </w:r>
-      <w:r>
-        <w:rPr>
-          <w:rFonts w:ascii="Palatino Linotype" w:hAnsi="Palatino Linotype" w:cs="Times New Roman"/>
-          <w:b/>
-          <w:color w:val="auto"/>
-          <w:sz w:val="20"/>
-        </w:rPr>
-        <w:t>2.6</w:t>
+        <w:t>Elsevier</w:t>
+      </w:r>
+      <w:r>
+        <w:rPr>
+          <w:rFonts w:ascii="Palatino Linotype" w:hAnsi="Palatino Linotype" w:cs="Times New Roman"/>
+          <w:bCs/>
+          <w:color w:val="auto"/>
+          <w:sz w:val="20"/>
+        </w:rPr>
+        <w:t xml:space="preserve">, 2025, ISSN: </w:t>
+      </w:r>
+      <w:r>
+        <w:rPr>
+          <w:rFonts w:ascii="Palatino Linotype" w:hAnsi="Palatino Linotype" w:cs="Times New Roman"/>
+          <w:bCs/>
+          <w:color w:val="auto"/>
+          <w:sz w:val="20"/>
+        </w:rPr>
+        <w:t>2949-7086</w:t>
+      </w:r>
+      <w:r>
+        <w:rPr>
+          <w:rFonts w:ascii="Palatino Linotype" w:hAnsi="Palatino Linotype" w:cs="Times New Roman"/>
+          <w:bCs/>
+          <w:color w:val="auto"/>
+          <w:sz w:val="20"/>
+        </w:rPr>
+        <w:t xml:space="preserve">. </w:t>
+      </w:r>
+      <w:r>
+        <w:rPr>
+          <w:rFonts w:ascii="Palatino Linotype" w:hAnsi="Palatino Linotype" w:cs="Times New Roman"/>
+          <w:b/>
+          <w:color w:val="auto"/>
+          <w:sz w:val="20"/>
+        </w:rPr>
+        <w:t>(Sc</w:t>
+      </w:r>
+      <w:r>
+        <w:rPr>
+          <w:rFonts w:ascii="Palatino Linotype" w:hAnsi="Palatino Linotype" w:cs="Times New Roman"/>
+          <w:b/>
+          <w:color w:val="auto"/>
+          <w:sz w:val="20"/>
+        </w:rPr>
+        <w:t>opus</w:t>
+      </w:r>
+      <w:r>
+        <w:rPr>
+          <w:rFonts w:ascii="Palatino Linotype" w:hAnsi="Palatino Linotype" w:cs="Times New Roman"/>
+          <w:b/>
+          <w:color w:val="auto"/>
+          <w:sz w:val="20"/>
+        </w:rPr>
+        <w:t xml:space="preserve">) (IF: </w:t>
+      </w:r>
+      <w:r>
+        <w:rPr>
+          <w:rFonts w:ascii="Palatino Linotype" w:hAnsi="Palatino Linotype" w:cs="Times New Roman"/>
+          <w:b/>
+          <w:color w:val="auto"/>
+          <w:sz w:val="20"/>
+        </w:rPr>
+        <w:t>0.5</w:t>
       </w:r>
       <w:r>
         <w:rPr>
@@ -8054,6 +7660,24 @@
           <w:sz w:val="20"/>
         </w:rPr>
         <w:t>)</w:t>
+      </w:r>
+      <w:r>
+        <w:rPr>
+          <w:rFonts w:ascii="Palatino Linotype" w:hAnsi="Palatino Linotype" w:cs="Times New Roman"/>
+          <w:b/>
+          <w:color w:val="auto"/>
+          <w:sz w:val="20"/>
+        </w:rPr>
+        <w:t xml:space="preserve"> [</w:t>
+      </w:r>
+      <w:r>
+        <w:rPr>
+          <w:rFonts w:ascii="Palatino Linotype" w:hAnsi="Palatino Linotype" w:cs="Times New Roman"/>
+          <w:b/>
+          <w:color w:val="auto"/>
+          <w:sz w:val="20"/>
+        </w:rPr>
+        <w:t>Accepted]</w:t>
       </w:r>
     </w:p>
     <w:p>
@@ -8087,34 +7711,34 @@
           <w:color w:val="auto"/>
           <w:sz w:val="20"/>
         </w:rPr>
-        <w:t xml:space="preserve"> “</w:t>
-      </w:r>
-      <w:r>
-        <w:rPr>
-          <w:rFonts w:ascii="Palatino Linotype" w:hAnsi="Palatino Linotype" w:cs="Times New Roman"/>
-          <w:bCs/>
-          <w:color w:val="auto"/>
-          <w:sz w:val="20"/>
-        </w:rPr>
-        <w:t>Prompting Large Language Models for Inner Gains in Radiology Studies</w:t>
-      </w:r>
-      <w:r>
-        <w:rPr>
-          <w:rFonts w:ascii="Palatino Linotype" w:hAnsi="Palatino Linotype" w:cs="Times New Roman"/>
-          <w:bCs/>
-          <w:color w:val="auto"/>
-          <w:sz w:val="20"/>
-        </w:rPr>
-        <w:t xml:space="preserve">”, Clinical </w:t>
-      </w:r>
-      <w:r>
-        <w:rPr>
-          <w:rFonts w:ascii="Palatino Linotype" w:hAnsi="Palatino Linotype" w:cs="Times New Roman"/>
-          <w:bCs/>
-          <w:color w:val="auto"/>
-          <w:sz w:val="20"/>
-        </w:rPr>
-        <w:t>Imaging</w:t>
+        <w:t xml:space="preserve"> </w:t>
+      </w:r>
+      <w:r>
+        <w:rPr>
+          <w:rFonts w:ascii="Palatino Linotype" w:hAnsi="Palatino Linotype" w:cs="Times New Roman"/>
+          <w:bCs/>
+          <w:color w:val="auto"/>
+          <w:sz w:val="20"/>
+        </w:rPr>
+        <w:t>“</w:t>
+      </w:r>
+      <w:r>
+        <w:rPr>
+          <w:rFonts w:ascii="Palatino Linotype" w:hAnsi="Palatino Linotype" w:cs="Times New Roman"/>
+          <w:bCs/>
+          <w:color w:val="auto"/>
+          <w:sz w:val="20"/>
+        </w:rPr>
+        <w:t>Toward Transparent AI-Enabled Patient Selection in Cosmetic Surgery by Integrating Reasoning and Medical LLMs</w:t>
+      </w:r>
+      <w:r>
+        <w:rPr>
+          <w:rFonts w:ascii="Palatino Linotype" w:hAnsi="Palatino Linotype" w:cs="Times New Roman"/>
+          <w:bCs/>
+          <w:color w:val="auto"/>
+          <w:sz w:val="20"/>
+        </w:rPr>
+        <w:t>”</w:t>
       </w:r>
       <w:r>
         <w:rPr>
@@ -8132,106 +7756,79 @@
           <w:color w:val="auto"/>
           <w:sz w:val="20"/>
         </w:rPr>
-        <w:t>Elsevier</w:t>
-      </w:r>
-      <w:r>
-        <w:rPr>
-          <w:rFonts w:ascii="Palatino Linotype" w:hAnsi="Palatino Linotype" w:cs="Times New Roman"/>
-          <w:bCs/>
-          <w:color w:val="auto"/>
-          <w:sz w:val="20"/>
-        </w:rPr>
-        <w:t xml:space="preserve">, </w:t>
-      </w:r>
-      <w:r>
-        <w:rPr>
-          <w:rFonts w:ascii="Palatino Linotype" w:hAnsi="Palatino Linotype" w:cs="Times New Roman"/>
-          <w:bCs/>
-          <w:color w:val="auto"/>
-          <w:sz w:val="20"/>
-        </w:rPr>
-        <w:t>vol. 120,</w:t>
-      </w:r>
-      <w:r>
-        <w:rPr>
-          <w:rFonts w:ascii="Palatino Linotype" w:hAnsi="Palatino Linotype" w:cs="Times New Roman"/>
-          <w:bCs/>
-          <w:color w:val="auto"/>
-          <w:sz w:val="20"/>
-        </w:rPr>
-        <w:t xml:space="preserve"> no. 1, </w:t>
-      </w:r>
-      <w:r>
-        <w:rPr>
-          <w:rFonts w:ascii="Palatino Linotype" w:hAnsi="Palatino Linotype" w:cs="Times New Roman"/>
-          <w:bCs/>
-          <w:color w:val="auto"/>
-          <w:sz w:val="20"/>
-        </w:rPr>
-        <w:t>202</w:t>
-      </w:r>
-      <w:r>
-        <w:rPr>
-          <w:rFonts w:ascii="Palatino Linotype" w:hAnsi="Palatino Linotype" w:cs="Times New Roman"/>
-          <w:bCs/>
-          <w:color w:val="auto"/>
-          <w:sz w:val="20"/>
-        </w:rPr>
-        <w:t>5</w:t>
-      </w:r>
-      <w:r>
-        <w:rPr>
-          <w:rFonts w:ascii="Palatino Linotype" w:hAnsi="Palatino Linotype" w:cs="Times New Roman"/>
-          <w:bCs/>
-          <w:color w:val="auto"/>
-          <w:sz w:val="20"/>
-        </w:rPr>
-        <w:t xml:space="preserve">, ISSN: </w:t>
-      </w:r>
-      <w:r>
-        <w:rPr>
-          <w:rFonts w:ascii="Palatino Linotype" w:hAnsi="Palatino Linotype" w:cs="Times New Roman"/>
-          <w:bCs/>
-          <w:color w:val="auto"/>
-          <w:sz w:val="20"/>
-        </w:rPr>
-        <w:t>1873-4499</w:t>
-      </w:r>
-      <w:r>
-        <w:rPr>
-          <w:rFonts w:ascii="Palatino Linotype" w:hAnsi="Palatino Linotype" w:cs="Times New Roman"/>
-          <w:bCs/>
-          <w:color w:val="auto"/>
-          <w:sz w:val="20"/>
-        </w:rPr>
-        <w:t>, DOI: 10.1016/j.clinimag.2025.110422</w:t>
-      </w:r>
-      <w:r>
-        <w:rPr>
-          <w:rFonts w:ascii="Palatino Linotype" w:hAnsi="Palatino Linotype" w:cs="Times New Roman"/>
-          <w:b/>
-          <w:color w:val="auto"/>
-          <w:sz w:val="20"/>
-        </w:rPr>
-        <w:t xml:space="preserve"> (Science Citation Index) (IF: </w:t>
-      </w:r>
-      <w:r>
-        <w:rPr>
-          <w:rFonts w:ascii="Palatino Linotype" w:hAnsi="Palatino Linotype" w:cs="Times New Roman"/>
-          <w:b/>
-          <w:color w:val="auto"/>
-          <w:sz w:val="20"/>
-        </w:rPr>
-        <w:t>1</w:t>
-      </w:r>
-      <w:r>
-        <w:rPr>
-          <w:rFonts w:ascii="Palatino Linotype" w:hAnsi="Palatino Linotype" w:cs="Times New Roman"/>
-          <w:b/>
-          <w:color w:val="auto"/>
-          <w:sz w:val="20"/>
-        </w:rPr>
-        <w:t>.8</w:t>
+        <w:t>Aesthetic Plastic Surgery</w:t>
+      </w:r>
+      <w:r>
+        <w:rPr>
+          <w:rFonts w:ascii="Palatino Linotype" w:hAnsi="Palatino Linotype" w:cs="Times New Roman"/>
+          <w:bCs/>
+          <w:color w:val="auto"/>
+          <w:sz w:val="20"/>
+        </w:rPr>
+        <w:t xml:space="preserve">, Springer, 2025, ISSN: </w:t>
+      </w:r>
+      <w:r>
+        <w:rPr>
+          <w:rFonts w:ascii="Palatino Linotype" w:hAnsi="Palatino Linotype" w:cs="Times New Roman"/>
+          <w:bCs/>
+          <w:color w:val="auto"/>
+          <w:sz w:val="20"/>
+        </w:rPr>
+        <w:t>1432-5241</w:t>
+      </w:r>
+      <w:r>
+        <w:rPr>
+          <w:rFonts w:ascii="Palatino Linotype" w:hAnsi="Palatino Linotype" w:cs="Times New Roman"/>
+          <w:bCs/>
+          <w:color w:val="auto"/>
+          <w:sz w:val="20"/>
+        </w:rPr>
+        <w:t>, DOI: 10.1007/s00266-025-05038-w</w:t>
+      </w:r>
+      <w:r>
+        <w:rPr>
+          <w:rFonts w:ascii="Palatino Linotype" w:hAnsi="Palatino Linotype" w:cs="Times New Roman"/>
+          <w:bCs/>
+          <w:color w:val="auto"/>
+          <w:sz w:val="20"/>
+        </w:rPr>
+        <w:t xml:space="preserve"> </w:t>
+      </w:r>
+      <w:r>
+        <w:rPr>
+          <w:rFonts w:ascii="Palatino Linotype" w:hAnsi="Palatino Linotype" w:cs="Times New Roman"/>
+          <w:b/>
+          <w:color w:val="auto"/>
+          <w:sz w:val="20"/>
+        </w:rPr>
+        <w:t>(</w:t>
+      </w:r>
+      <w:r>
+        <w:rPr>
+          <w:rFonts w:ascii="Palatino Linotype" w:hAnsi="Palatino Linotype" w:cs="Times New Roman"/>
+          <w:b/>
+          <w:color w:val="auto"/>
+          <w:sz w:val="20"/>
+        </w:rPr>
+        <w:t>Science Citation Index</w:t>
+      </w:r>
+      <w:r>
+        <w:rPr>
+          <w:rFonts w:ascii="Palatino Linotype" w:hAnsi="Palatino Linotype" w:cs="Times New Roman"/>
+          <w:b/>
+          <w:color w:val="auto"/>
+          <w:sz w:val="20"/>
+        </w:rPr>
+        <w:t xml:space="preserve">) (IF: </w:t>
+      </w:r>
+      <w:r>
+        <w:rPr>
+          <w:rFonts w:ascii="Palatino Linotype" w:hAnsi="Palatino Linotype" w:cs="Times New Roman"/>
+          <w:b/>
+          <w:color w:val="auto"/>
+          <w:sz w:val="20"/>
+        </w:rPr>
+        <w:t>2.4</w:t>
       </w:r>
       <w:r>
         <w:rPr>
@@ -8241,6 +7838,15 @@
           <w:sz w:val="20"/>
         </w:rPr>
         <w:t>)</w:t>
+      </w:r>
+      <w:r>
+        <w:rPr>
+          <w:rFonts w:ascii="Palatino Linotype" w:hAnsi="Palatino Linotype" w:cs="Times New Roman"/>
+          <w:b/>
+          <w:color w:val="auto"/>
+          <w:sz w:val="20"/>
+        </w:rPr>
+        <w:t xml:space="preserve"> </w:t>
       </w:r>
     </w:p>
     <w:p>
@@ -8274,7 +7880,1118 @@
           <w:color w:val="auto"/>
           <w:sz w:val="20"/>
         </w:rPr>
-        <w:t xml:space="preserve"> “Stepping With Caution: Large Language Models for Consulting Infectious Diseases”, Clinical </w:t>
+        <w:t xml:space="preserve"> </w:t>
+      </w:r>
+      <w:r>
+        <w:rPr>
+          <w:rFonts w:ascii="Palatino Linotype" w:hAnsi="Palatino Linotype" w:cs="Times New Roman"/>
+          <w:bCs/>
+          <w:color w:val="auto"/>
+          <w:sz w:val="20"/>
+        </w:rPr>
+        <w:t>“</w:t>
+      </w:r>
+      <w:r>
+        <w:rPr>
+          <w:rFonts w:ascii="Palatino Linotype" w:hAnsi="Palatino Linotype" w:cs="Times New Roman"/>
+          <w:bCs/>
+          <w:color w:val="auto"/>
+          <w:sz w:val="20"/>
+        </w:rPr>
+        <w:t>Comparison of artificial intelligence–enhanced electrocardiography approaches for the prediction of time to mortality using electrocardiogram images: reply</w:t>
+      </w:r>
+      <w:r>
+        <w:rPr>
+          <w:rFonts w:ascii="Palatino Linotype" w:hAnsi="Palatino Linotype" w:cs="Times New Roman"/>
+          <w:bCs/>
+          <w:color w:val="auto"/>
+          <w:sz w:val="20"/>
+        </w:rPr>
+        <w:t>”</w:t>
+      </w:r>
+      <w:r>
+        <w:rPr>
+          <w:rFonts w:ascii="Palatino Linotype" w:hAnsi="Palatino Linotype" w:cs="Times New Roman"/>
+          <w:bCs/>
+          <w:color w:val="auto"/>
+          <w:sz w:val="20"/>
+        </w:rPr>
+        <w:t xml:space="preserve">, </w:t>
+      </w:r>
+      <w:r>
+        <w:rPr>
+          <w:rFonts w:ascii="Palatino Linotype" w:hAnsi="Palatino Linotype" w:cs="Times New Roman"/>
+          <w:bCs/>
+          <w:color w:val="auto"/>
+          <w:sz w:val="20"/>
+        </w:rPr>
+        <w:t>European Heart Journal – Digital Health</w:t>
+      </w:r>
+      <w:r>
+        <w:rPr>
+          <w:rFonts w:ascii="Palatino Linotype" w:hAnsi="Palatino Linotype" w:cs="Times New Roman"/>
+          <w:bCs/>
+          <w:color w:val="auto"/>
+          <w:sz w:val="20"/>
+        </w:rPr>
+        <w:t xml:space="preserve">, Springer, </w:t>
+      </w:r>
+      <w:r>
+        <w:rPr>
+          <w:rFonts w:ascii="Palatino Linotype" w:hAnsi="Palatino Linotype" w:cs="Times New Roman"/>
+          <w:bCs/>
+          <w:color w:val="auto"/>
+          <w:sz w:val="20"/>
+        </w:rPr>
+        <w:t xml:space="preserve">vol. </w:t>
+      </w:r>
+      <w:r>
+        <w:rPr>
+          <w:rFonts w:ascii="Palatino Linotype" w:hAnsi="Palatino Linotype" w:cs="Times New Roman"/>
+          <w:bCs/>
+          <w:color w:val="auto"/>
+          <w:sz w:val="20"/>
+        </w:rPr>
+        <w:t>6(4)</w:t>
+      </w:r>
+      <w:r>
+        <w:rPr>
+          <w:rFonts w:ascii="Palatino Linotype" w:hAnsi="Palatino Linotype" w:cs="Times New Roman"/>
+          <w:bCs/>
+          <w:color w:val="auto"/>
+          <w:sz w:val="20"/>
+        </w:rPr>
+        <w:t xml:space="preserve">, pp. </w:t>
+      </w:r>
+      <w:r>
+        <w:rPr>
+          <w:rFonts w:ascii="Palatino Linotype" w:hAnsi="Palatino Linotype" w:cs="Times New Roman"/>
+          <w:bCs/>
+          <w:color w:val="auto"/>
+          <w:sz w:val="20"/>
+        </w:rPr>
+        <w:t xml:space="preserve">527–528, </w:t>
+      </w:r>
+      <w:r>
+        <w:rPr>
+          <w:rFonts w:ascii="Palatino Linotype" w:hAnsi="Palatino Linotype" w:cs="Times New Roman"/>
+          <w:bCs/>
+          <w:color w:val="auto"/>
+          <w:sz w:val="20"/>
+        </w:rPr>
+        <w:t xml:space="preserve">2025, ISSN: </w:t>
+      </w:r>
+      <w:r>
+        <w:rPr>
+          <w:rFonts w:ascii="Palatino Linotype" w:hAnsi="Palatino Linotype" w:cs="Times New Roman"/>
+          <w:bCs/>
+          <w:color w:val="auto"/>
+          <w:sz w:val="20"/>
+        </w:rPr>
+        <w:t>2634-3916</w:t>
+      </w:r>
+      <w:r>
+        <w:rPr>
+          <w:rFonts w:ascii="Palatino Linotype" w:hAnsi="Palatino Linotype" w:cs="Times New Roman"/>
+          <w:bCs/>
+          <w:color w:val="auto"/>
+          <w:sz w:val="20"/>
+        </w:rPr>
+        <w:t>, DOI: 10.1093/</w:t>
+      </w:r>
+      <w:proofErr w:type="spellStart"/>
+      <w:r>
+        <w:rPr>
+          <w:rFonts w:ascii="Palatino Linotype" w:hAnsi="Palatino Linotype" w:cs="Times New Roman"/>
+          <w:bCs/>
+          <w:color w:val="auto"/>
+          <w:sz w:val="20"/>
+        </w:rPr>
+        <w:t>ehjdh</w:t>
+      </w:r>
+      <w:proofErr w:type="spellEnd"/>
+      <w:r>
+        <w:rPr>
+          <w:rFonts w:ascii="Palatino Linotype" w:hAnsi="Palatino Linotype" w:cs="Times New Roman"/>
+          <w:bCs/>
+          <w:color w:val="auto"/>
+          <w:sz w:val="20"/>
+        </w:rPr>
+        <w:t>/ztaf052</w:t>
+      </w:r>
+      <w:r>
+        <w:rPr>
+          <w:rFonts w:ascii="Palatino Linotype" w:hAnsi="Palatino Linotype" w:cs="Times New Roman"/>
+          <w:bCs/>
+          <w:color w:val="auto"/>
+          <w:sz w:val="20"/>
+        </w:rPr>
+        <w:t xml:space="preserve"> </w:t>
+      </w:r>
+      <w:r>
+        <w:rPr>
+          <w:rFonts w:ascii="Palatino Linotype" w:hAnsi="Palatino Linotype" w:cs="Times New Roman"/>
+          <w:b/>
+          <w:color w:val="auto"/>
+          <w:sz w:val="20"/>
+        </w:rPr>
+        <w:t>(Sc</w:t>
+      </w:r>
+      <w:r>
+        <w:rPr>
+          <w:rFonts w:ascii="Palatino Linotype" w:hAnsi="Palatino Linotype" w:cs="Times New Roman"/>
+          <w:b/>
+          <w:color w:val="auto"/>
+          <w:sz w:val="20"/>
+        </w:rPr>
+        <w:t>opus</w:t>
+      </w:r>
+      <w:r>
+        <w:rPr>
+          <w:rFonts w:ascii="Palatino Linotype" w:hAnsi="Palatino Linotype" w:cs="Times New Roman"/>
+          <w:b/>
+          <w:color w:val="auto"/>
+          <w:sz w:val="20"/>
+        </w:rPr>
+        <w:t xml:space="preserve">) (IF: </w:t>
+      </w:r>
+      <w:r>
+        <w:rPr>
+          <w:rFonts w:ascii="Palatino Linotype" w:hAnsi="Palatino Linotype" w:cs="Times New Roman"/>
+          <w:b/>
+          <w:color w:val="auto"/>
+          <w:sz w:val="20"/>
+        </w:rPr>
+        <w:t>4.</w:t>
+      </w:r>
+      <w:r>
+        <w:rPr>
+          <w:rFonts w:ascii="Palatino Linotype" w:hAnsi="Palatino Linotype" w:cs="Times New Roman"/>
+          <w:b/>
+          <w:color w:val="auto"/>
+          <w:sz w:val="20"/>
+        </w:rPr>
+        <w:t>0</w:t>
+      </w:r>
+      <w:r>
+        <w:rPr>
+          <w:rFonts w:ascii="Palatino Linotype" w:hAnsi="Palatino Linotype" w:cs="Times New Roman"/>
+          <w:b/>
+          <w:color w:val="auto"/>
+          <w:sz w:val="20"/>
+        </w:rPr>
+        <w:t>)</w:t>
+      </w:r>
+    </w:p>
+    <w:p>
+      <w:pPr>
+        <w:pStyle w:val="ListParagraph"/>
+        <w:numPr>
+          <w:ilvl w:val="0"/>
+          <w:numId w:val="12"/>
+        </w:numPr>
+        <w:jc w:val="both"/>
+        <w:rPr>
+          <w:rFonts w:ascii="Palatino Linotype" w:hAnsi="Palatino Linotype" w:cs="Times New Roman"/>
+          <w:b/>
+          <w:color w:val="auto"/>
+          <w:sz w:val="20"/>
+        </w:rPr>
+      </w:pPr>
+      <w:r>
+        <w:rPr>
+          <w:rFonts w:ascii="Palatino Linotype" w:hAnsi="Palatino Linotype" w:cs="Times New Roman"/>
+          <w:b/>
+          <w:color w:val="auto"/>
+          <w:sz w:val="20"/>
+        </w:rPr>
+        <w:t>Ray. P. P.</w:t>
+      </w:r>
+      <w:proofErr w:type="gramStart"/>
+      <w:r>
+        <w:rPr>
+          <w:rFonts w:ascii="Palatino Linotype" w:hAnsi="Palatino Linotype" w:cs="Times New Roman"/>
+          <w:b/>
+          <w:color w:val="auto"/>
+          <w:sz w:val="20"/>
+        </w:rPr>
+        <w:t>,</w:t>
+      </w:r>
+      <w:r>
+        <w:rPr>
+          <w:rFonts w:ascii="Palatino Linotype" w:hAnsi="Palatino Linotype" w:cs="Times New Roman"/>
+          <w:bCs/>
+          <w:color w:val="auto"/>
+          <w:sz w:val="20"/>
+        </w:rPr>
+        <w:t xml:space="preserve"> </w:t>
+      </w:r>
+      <w:r>
+        <w:rPr>
+          <w:rFonts w:ascii="Palatino Linotype" w:hAnsi="Palatino Linotype" w:cs="Times New Roman"/>
+          <w:bCs/>
+          <w:color w:val="auto"/>
+          <w:sz w:val="20"/>
+        </w:rPr>
+        <w:t xml:space="preserve"> </w:t>
+      </w:r>
+      <w:r>
+        <w:rPr>
+          <w:rFonts w:ascii="Palatino Linotype" w:hAnsi="Palatino Linotype" w:cs="Times New Roman"/>
+          <w:bCs/>
+          <w:color w:val="auto"/>
+          <w:sz w:val="20"/>
+        </w:rPr>
+        <w:t>"</w:t>
+      </w:r>
+      <w:proofErr w:type="gramEnd"/>
+      <w:r>
+        <w:rPr>
+          <w:rFonts w:ascii="Palatino Linotype" w:hAnsi="Palatino Linotype" w:cs="Times New Roman"/>
+          <w:bCs/>
+          <w:color w:val="auto"/>
+          <w:sz w:val="20"/>
+        </w:rPr>
+        <w:t>Letter to the Editor concerning "ChatGPT versus NASS clinical guidelines for degenerative spondylolisthesis: a comparative analysis" by Ahmed W, et al. (</w:t>
+      </w:r>
+      <w:proofErr w:type="spellStart"/>
+      <w:r>
+        <w:rPr>
+          <w:rFonts w:ascii="Palatino Linotype" w:hAnsi="Palatino Linotype" w:cs="Times New Roman"/>
+          <w:bCs/>
+          <w:color w:val="auto"/>
+          <w:sz w:val="20"/>
+        </w:rPr>
+        <w:t>Eur</w:t>
+      </w:r>
+      <w:proofErr w:type="spellEnd"/>
+      <w:r>
+        <w:rPr>
+          <w:rFonts w:ascii="Palatino Linotype" w:hAnsi="Palatino Linotype" w:cs="Times New Roman"/>
+          <w:bCs/>
+          <w:color w:val="auto"/>
+          <w:sz w:val="20"/>
+        </w:rPr>
+        <w:t xml:space="preserve"> Spine J [2024]: doi:10.1007/s00586-024-</w:t>
+      </w:r>
+      <w:r>
+        <w:rPr>
+          <w:rFonts w:ascii="Palatino Linotype" w:hAnsi="Palatino Linotype" w:cs="Times New Roman"/>
+          <w:bCs/>
+          <w:color w:val="auto"/>
+          <w:sz w:val="20"/>
+        </w:rPr>
+        <w:lastRenderedPageBreak/>
+        <w:t>08198-6)"</w:t>
+      </w:r>
+      <w:r>
+        <w:rPr>
+          <w:rFonts w:ascii="Palatino Linotype" w:hAnsi="Palatino Linotype" w:cs="Times New Roman"/>
+          <w:bCs/>
+          <w:color w:val="auto"/>
+          <w:sz w:val="20"/>
+        </w:rPr>
+        <w:t xml:space="preserve">, </w:t>
+      </w:r>
+      <w:r>
+        <w:rPr>
+          <w:rFonts w:ascii="Palatino Linotype" w:hAnsi="Palatino Linotype" w:cs="Times New Roman"/>
+          <w:bCs/>
+          <w:color w:val="auto"/>
+          <w:sz w:val="20"/>
+        </w:rPr>
+        <w:t>European Spine Journal</w:t>
+      </w:r>
+      <w:r>
+        <w:rPr>
+          <w:rFonts w:ascii="Palatino Linotype" w:hAnsi="Palatino Linotype" w:cs="Times New Roman"/>
+          <w:bCs/>
+          <w:color w:val="auto"/>
+          <w:sz w:val="20"/>
+        </w:rPr>
+        <w:t xml:space="preserve">, Springer, 2025, ISSN: </w:t>
+      </w:r>
+      <w:r>
+        <w:rPr>
+          <w:rFonts w:ascii="Palatino Linotype" w:hAnsi="Palatino Linotype" w:cs="Times New Roman"/>
+          <w:bCs/>
+          <w:color w:val="auto"/>
+          <w:sz w:val="20"/>
+        </w:rPr>
+        <w:t>1432-0932</w:t>
+      </w:r>
+      <w:r>
+        <w:rPr>
+          <w:rFonts w:ascii="Palatino Linotype" w:hAnsi="Palatino Linotype" w:cs="Times New Roman"/>
+          <w:bCs/>
+          <w:color w:val="auto"/>
+          <w:sz w:val="20"/>
+        </w:rPr>
+        <w:t>, DOI: 10.1007/s00586-025-08931-9</w:t>
+      </w:r>
+      <w:r>
+        <w:rPr>
+          <w:rFonts w:ascii="Palatino Linotype" w:hAnsi="Palatino Linotype" w:cs="Times New Roman"/>
+          <w:bCs/>
+          <w:color w:val="auto"/>
+          <w:sz w:val="20"/>
+        </w:rPr>
+        <w:t xml:space="preserve"> </w:t>
+      </w:r>
+      <w:r>
+        <w:rPr>
+          <w:rFonts w:ascii="Palatino Linotype" w:hAnsi="Palatino Linotype" w:cs="Times New Roman"/>
+          <w:b/>
+          <w:color w:val="auto"/>
+          <w:sz w:val="20"/>
+        </w:rPr>
+        <w:t xml:space="preserve">(Science Citation Index) (IF: </w:t>
+      </w:r>
+      <w:r>
+        <w:rPr>
+          <w:rFonts w:ascii="Palatino Linotype" w:hAnsi="Palatino Linotype" w:cs="Times New Roman"/>
+          <w:b/>
+          <w:color w:val="auto"/>
+          <w:sz w:val="20"/>
+        </w:rPr>
+        <w:t>3.1</w:t>
+      </w:r>
+      <w:r>
+        <w:rPr>
+          <w:rFonts w:ascii="Palatino Linotype" w:hAnsi="Palatino Linotype" w:cs="Times New Roman"/>
+          <w:b/>
+          <w:color w:val="auto"/>
+          <w:sz w:val="20"/>
+        </w:rPr>
+        <w:t>)</w:t>
+      </w:r>
+    </w:p>
+    <w:p>
+      <w:pPr>
+        <w:pStyle w:val="ListParagraph"/>
+        <w:numPr>
+          <w:ilvl w:val="0"/>
+          <w:numId w:val="12"/>
+        </w:numPr>
+        <w:jc w:val="both"/>
+        <w:rPr>
+          <w:rFonts w:ascii="Palatino Linotype" w:hAnsi="Palatino Linotype" w:cs="Times New Roman"/>
+          <w:b/>
+          <w:color w:val="auto"/>
+          <w:sz w:val="20"/>
+        </w:rPr>
+      </w:pPr>
+      <w:r>
+        <w:rPr>
+          <w:rFonts w:ascii="Palatino Linotype" w:hAnsi="Palatino Linotype" w:cs="Times New Roman"/>
+          <w:b/>
+          <w:color w:val="auto"/>
+          <w:sz w:val="20"/>
+        </w:rPr>
+        <w:t>Ray. P. P.,</w:t>
+      </w:r>
+      <w:r>
+        <w:rPr>
+          <w:rFonts w:ascii="Palatino Linotype" w:hAnsi="Palatino Linotype" w:cs="Times New Roman"/>
+          <w:bCs/>
+          <w:color w:val="auto"/>
+          <w:sz w:val="20"/>
+        </w:rPr>
+        <w:t xml:space="preserve"> “</w:t>
+      </w:r>
+      <w:r>
+        <w:rPr>
+          <w:rFonts w:ascii="Palatino Linotype" w:hAnsi="Palatino Linotype" w:cs="Times New Roman"/>
+          <w:bCs/>
+          <w:color w:val="auto"/>
+          <w:sz w:val="20"/>
+        </w:rPr>
+        <w:t>Time to Proceed with Higher Reasoning Models for Surgical Academics than General-Purpose LLMs</w:t>
+      </w:r>
+      <w:r>
+        <w:rPr>
+          <w:rFonts w:ascii="Palatino Linotype" w:hAnsi="Palatino Linotype" w:cs="Times New Roman"/>
+          <w:bCs/>
+          <w:color w:val="auto"/>
+          <w:sz w:val="20"/>
+        </w:rPr>
+        <w:t xml:space="preserve">”, </w:t>
+      </w:r>
+      <w:r>
+        <w:rPr>
+          <w:rFonts w:ascii="Palatino Linotype" w:hAnsi="Palatino Linotype" w:cs="Times New Roman"/>
+          <w:bCs/>
+          <w:color w:val="auto"/>
+          <w:sz w:val="20"/>
+        </w:rPr>
+        <w:t>Indian Journal of Surgery</w:t>
+      </w:r>
+      <w:r>
+        <w:rPr>
+          <w:rFonts w:ascii="Palatino Linotype" w:hAnsi="Palatino Linotype" w:cs="Times New Roman"/>
+          <w:bCs/>
+          <w:color w:val="auto"/>
+          <w:sz w:val="20"/>
+        </w:rPr>
+        <w:t xml:space="preserve">, </w:t>
+      </w:r>
+      <w:r>
+        <w:rPr>
+          <w:rFonts w:ascii="Palatino Linotype" w:hAnsi="Palatino Linotype" w:cs="Times New Roman"/>
+          <w:bCs/>
+          <w:color w:val="auto"/>
+          <w:sz w:val="20"/>
+        </w:rPr>
+        <w:t>Springer</w:t>
+      </w:r>
+      <w:r>
+        <w:rPr>
+          <w:rFonts w:ascii="Palatino Linotype" w:hAnsi="Palatino Linotype" w:cs="Times New Roman"/>
+          <w:bCs/>
+          <w:color w:val="auto"/>
+          <w:sz w:val="20"/>
+        </w:rPr>
+        <w:t xml:space="preserve">, 2025, ISSN: </w:t>
+      </w:r>
+      <w:r>
+        <w:rPr>
+          <w:rFonts w:ascii="Palatino Linotype" w:hAnsi="Palatino Linotype" w:cs="Times New Roman"/>
+          <w:bCs/>
+          <w:color w:val="auto"/>
+          <w:sz w:val="20"/>
+        </w:rPr>
+        <w:t>0973-9793</w:t>
+      </w:r>
+      <w:r>
+        <w:rPr>
+          <w:rFonts w:ascii="Palatino Linotype" w:hAnsi="Palatino Linotype" w:cs="Times New Roman"/>
+          <w:bCs/>
+          <w:color w:val="auto"/>
+          <w:sz w:val="20"/>
+        </w:rPr>
+        <w:t>, DOI: 10.1007/s12262-025-04362-4</w:t>
+      </w:r>
+      <w:r>
+        <w:rPr>
+          <w:rFonts w:ascii="Palatino Linotype" w:hAnsi="Palatino Linotype" w:cs="Times New Roman"/>
+          <w:bCs/>
+          <w:color w:val="auto"/>
+          <w:sz w:val="20"/>
+        </w:rPr>
+        <w:t xml:space="preserve"> </w:t>
+      </w:r>
+      <w:r>
+        <w:rPr>
+          <w:rFonts w:ascii="Palatino Linotype" w:hAnsi="Palatino Linotype" w:cs="Times New Roman"/>
+          <w:b/>
+          <w:color w:val="auto"/>
+          <w:sz w:val="20"/>
+        </w:rPr>
+        <w:t xml:space="preserve">(Science Citation Index) (IF: </w:t>
+      </w:r>
+      <w:r>
+        <w:rPr>
+          <w:rFonts w:ascii="Palatino Linotype" w:hAnsi="Palatino Linotype" w:cs="Times New Roman"/>
+          <w:b/>
+          <w:color w:val="auto"/>
+          <w:sz w:val="20"/>
+        </w:rPr>
+        <w:t>0.4</w:t>
+      </w:r>
+      <w:r>
+        <w:rPr>
+          <w:rFonts w:ascii="Palatino Linotype" w:hAnsi="Palatino Linotype" w:cs="Times New Roman"/>
+          <w:b/>
+          <w:color w:val="auto"/>
+          <w:sz w:val="20"/>
+        </w:rPr>
+        <w:t>)</w:t>
+      </w:r>
+    </w:p>
+    <w:p>
+      <w:pPr>
+        <w:pStyle w:val="ListParagraph"/>
+        <w:numPr>
+          <w:ilvl w:val="0"/>
+          <w:numId w:val="12"/>
+        </w:numPr>
+        <w:jc w:val="both"/>
+        <w:rPr>
+          <w:rFonts w:ascii="Palatino Linotype" w:hAnsi="Palatino Linotype" w:cs="Times New Roman"/>
+          <w:b/>
+          <w:color w:val="auto"/>
+          <w:sz w:val="20"/>
+        </w:rPr>
+      </w:pPr>
+      <w:r>
+        <w:rPr>
+          <w:rFonts w:ascii="Palatino Linotype" w:hAnsi="Palatino Linotype" w:cs="Times New Roman"/>
+          <w:b/>
+          <w:color w:val="auto"/>
+          <w:sz w:val="20"/>
+        </w:rPr>
+        <w:t>Ray. P. P.,</w:t>
+      </w:r>
+      <w:r>
+        <w:rPr>
+          <w:rFonts w:ascii="Palatino Linotype" w:hAnsi="Palatino Linotype" w:cs="Times New Roman"/>
+          <w:bCs/>
+          <w:color w:val="auto"/>
+          <w:sz w:val="20"/>
+        </w:rPr>
+        <w:t xml:space="preserve"> “Endure or Perish with Use of Artificial Intelligence in Clinical Genetics Settings”, European Journal of Human Genetics, Nature, </w:t>
+      </w:r>
+      <w:r>
+        <w:rPr>
+          <w:rFonts w:ascii="Palatino Linotype" w:hAnsi="Palatino Linotype" w:cs="Times New Roman"/>
+          <w:bCs/>
+          <w:color w:val="auto"/>
+          <w:sz w:val="20"/>
+        </w:rPr>
+        <w:t xml:space="preserve">vol. 33, pp. 826–828, </w:t>
+      </w:r>
+      <w:r>
+        <w:rPr>
+          <w:rFonts w:ascii="Palatino Linotype" w:hAnsi="Palatino Linotype" w:cs="Times New Roman"/>
+          <w:bCs/>
+          <w:color w:val="auto"/>
+          <w:sz w:val="20"/>
+        </w:rPr>
+        <w:t xml:space="preserve">2025, ISSN: </w:t>
+      </w:r>
+      <w:r>
+        <w:rPr>
+          <w:rFonts w:ascii="Palatino Linotype" w:hAnsi="Palatino Linotype" w:cs="Times New Roman"/>
+          <w:bCs/>
+          <w:color w:val="auto"/>
+          <w:sz w:val="20"/>
+        </w:rPr>
+        <w:t>1476-5438</w:t>
+      </w:r>
+      <w:r>
+        <w:rPr>
+          <w:rFonts w:ascii="Palatino Linotype" w:hAnsi="Palatino Linotype" w:cs="Times New Roman"/>
+          <w:bCs/>
+          <w:color w:val="auto"/>
+          <w:sz w:val="20"/>
+        </w:rPr>
+        <w:t>, DOI: 10.1038/s41431-025-01852-7</w:t>
+      </w:r>
+      <w:r>
+        <w:rPr>
+          <w:rFonts w:ascii="Palatino Linotype" w:hAnsi="Palatino Linotype" w:cs="Times New Roman"/>
+          <w:bCs/>
+          <w:color w:val="auto"/>
+          <w:sz w:val="20"/>
+        </w:rPr>
+        <w:t xml:space="preserve"> </w:t>
+      </w:r>
+      <w:r>
+        <w:rPr>
+          <w:rFonts w:ascii="Palatino Linotype" w:hAnsi="Palatino Linotype" w:cs="Times New Roman"/>
+          <w:b/>
+          <w:color w:val="auto"/>
+          <w:sz w:val="20"/>
+        </w:rPr>
+        <w:t>(Science Citation Index) (IF: 4.1)</w:t>
+      </w:r>
+    </w:p>
+    <w:p>
+      <w:pPr>
+        <w:pStyle w:val="ListParagraph"/>
+        <w:numPr>
+          <w:ilvl w:val="0"/>
+          <w:numId w:val="12"/>
+        </w:numPr>
+        <w:jc w:val="both"/>
+        <w:rPr>
+          <w:rFonts w:ascii="Palatino Linotype" w:hAnsi="Palatino Linotype" w:cs="Times New Roman"/>
+          <w:b/>
+          <w:color w:val="auto"/>
+          <w:sz w:val="20"/>
+        </w:rPr>
+      </w:pPr>
+      <w:r>
+        <w:rPr>
+          <w:rFonts w:ascii="Palatino Linotype" w:hAnsi="Palatino Linotype" w:cs="Times New Roman"/>
+          <w:b/>
+          <w:color w:val="auto"/>
+          <w:sz w:val="20"/>
+        </w:rPr>
+        <w:t>Ray. P. P.,</w:t>
+      </w:r>
+      <w:r>
+        <w:rPr>
+          <w:rFonts w:ascii="Palatino Linotype" w:hAnsi="Palatino Linotype" w:cs="Times New Roman"/>
+          <w:bCs/>
+          <w:color w:val="auto"/>
+          <w:sz w:val="20"/>
+        </w:rPr>
+        <w:t xml:space="preserve"> “</w:t>
+      </w:r>
+      <w:r>
+        <w:rPr>
+          <w:rFonts w:ascii="Palatino Linotype" w:hAnsi="Palatino Linotype" w:cs="Times New Roman"/>
+          <w:bCs/>
+          <w:color w:val="auto"/>
+          <w:sz w:val="20"/>
+        </w:rPr>
+        <w:t>Letter to the Editor regarding “The Need for Balancing 'Black Box' Systems and Explainable Artificial Intelligence: A Necessary Implementation in Radiology”</w:t>
+      </w:r>
+      <w:r>
+        <w:rPr>
+          <w:rFonts w:ascii="Palatino Linotype" w:hAnsi="Palatino Linotype" w:cs="Times New Roman"/>
+          <w:bCs/>
+          <w:color w:val="auto"/>
+          <w:sz w:val="20"/>
+        </w:rPr>
+        <w:t xml:space="preserve">”, </w:t>
+      </w:r>
+      <w:r>
+        <w:rPr>
+          <w:rFonts w:ascii="Palatino Linotype" w:hAnsi="Palatino Linotype" w:cs="Times New Roman"/>
+          <w:bCs/>
+          <w:color w:val="auto"/>
+          <w:sz w:val="20"/>
+        </w:rPr>
+        <w:t xml:space="preserve">European Journal of Radiology Artificial Intelligence, </w:t>
+      </w:r>
+      <w:r>
+        <w:rPr>
+          <w:rFonts w:ascii="Palatino Linotype" w:hAnsi="Palatino Linotype" w:cs="Times New Roman"/>
+          <w:bCs/>
+          <w:color w:val="auto"/>
+          <w:sz w:val="20"/>
+        </w:rPr>
+        <w:t xml:space="preserve">Elsevier, </w:t>
+      </w:r>
+      <w:r>
+        <w:rPr>
+          <w:rFonts w:ascii="Palatino Linotype" w:hAnsi="Palatino Linotype" w:cs="Times New Roman"/>
+          <w:bCs/>
+          <w:color w:val="auto"/>
+          <w:sz w:val="20"/>
+        </w:rPr>
+        <w:t xml:space="preserve">vol. 2, </w:t>
+      </w:r>
+      <w:r>
+        <w:rPr>
+          <w:rFonts w:ascii="Palatino Linotype" w:hAnsi="Palatino Linotype" w:cs="Times New Roman"/>
+          <w:bCs/>
+          <w:color w:val="auto"/>
+          <w:sz w:val="20"/>
+        </w:rPr>
+        <w:t>2025, ISSN: 3050-5771</w:t>
+      </w:r>
+      <w:r>
+        <w:rPr>
+          <w:rFonts w:ascii="Palatino Linotype" w:hAnsi="Palatino Linotype" w:cs="Times New Roman"/>
+          <w:bCs/>
+          <w:color w:val="auto"/>
+          <w:sz w:val="20"/>
+        </w:rPr>
+        <w:t>, DOI: 10.1016/j.ejrai.2025.100015</w:t>
+      </w:r>
+      <w:r>
+        <w:rPr>
+          <w:rFonts w:ascii="Palatino Linotype" w:hAnsi="Palatino Linotype" w:cs="Times New Roman"/>
+          <w:bCs/>
+          <w:color w:val="auto"/>
+          <w:sz w:val="20"/>
+        </w:rPr>
+        <w:t xml:space="preserve"> </w:t>
+      </w:r>
+    </w:p>
+    <w:p>
+      <w:pPr>
+        <w:pStyle w:val="ListParagraph"/>
+        <w:numPr>
+          <w:ilvl w:val="0"/>
+          <w:numId w:val="12"/>
+        </w:numPr>
+        <w:jc w:val="both"/>
+        <w:rPr>
+          <w:rFonts w:ascii="Palatino Linotype" w:hAnsi="Palatino Linotype" w:cs="Times New Roman"/>
+          <w:b/>
+          <w:color w:val="auto"/>
+          <w:sz w:val="20"/>
+        </w:rPr>
+      </w:pPr>
+      <w:r>
+        <w:rPr>
+          <w:rFonts w:ascii="Palatino Linotype" w:hAnsi="Palatino Linotype" w:cs="Times New Roman"/>
+          <w:b/>
+          <w:color w:val="auto"/>
+          <w:sz w:val="20"/>
+        </w:rPr>
+        <w:t>Ray. P. P.,</w:t>
+      </w:r>
+      <w:r>
+        <w:rPr>
+          <w:rFonts w:ascii="Palatino Linotype" w:hAnsi="Palatino Linotype" w:cs="Times New Roman"/>
+          <w:bCs/>
+          <w:color w:val="auto"/>
+          <w:sz w:val="20"/>
+        </w:rPr>
+        <w:t xml:space="preserve"> “</w:t>
+      </w:r>
+      <w:r>
+        <w:rPr>
+          <w:rFonts w:ascii="Palatino Linotype" w:hAnsi="Palatino Linotype" w:cs="Times New Roman"/>
+          <w:bCs/>
+          <w:color w:val="auto"/>
+          <w:sz w:val="20"/>
+        </w:rPr>
+        <w:t>Letter to the editor: Comparing letters written by humans and ChatGPT: A preliminary study</w:t>
+      </w:r>
+      <w:r>
+        <w:rPr>
+          <w:rFonts w:ascii="Palatino Linotype" w:hAnsi="Palatino Linotype" w:cs="Times New Roman"/>
+          <w:bCs/>
+          <w:color w:val="auto"/>
+          <w:sz w:val="20"/>
+        </w:rPr>
+        <w:t xml:space="preserve">”, </w:t>
+      </w:r>
+      <w:r>
+        <w:rPr>
+          <w:rFonts w:ascii="Palatino Linotype" w:hAnsi="Palatino Linotype" w:cs="Times New Roman"/>
+          <w:bCs/>
+          <w:color w:val="auto"/>
+          <w:sz w:val="20"/>
+        </w:rPr>
+        <w:t>International Journal of Gynecology &amp; Obstetrics</w:t>
+      </w:r>
+      <w:r>
+        <w:rPr>
+          <w:rFonts w:ascii="Palatino Linotype" w:hAnsi="Palatino Linotype" w:cs="Times New Roman"/>
+          <w:bCs/>
+          <w:color w:val="auto"/>
+          <w:sz w:val="20"/>
+        </w:rPr>
+        <w:t xml:space="preserve">, </w:t>
+      </w:r>
+      <w:r>
+        <w:rPr>
+          <w:rFonts w:ascii="Palatino Linotype" w:hAnsi="Palatino Linotype" w:cs="Times New Roman"/>
+          <w:bCs/>
+          <w:color w:val="auto"/>
+          <w:sz w:val="20"/>
+        </w:rPr>
+        <w:t>Wiley</w:t>
+      </w:r>
+      <w:r>
+        <w:rPr>
+          <w:rFonts w:ascii="Palatino Linotype" w:hAnsi="Palatino Linotype" w:cs="Times New Roman"/>
+          <w:bCs/>
+          <w:color w:val="auto"/>
+          <w:sz w:val="20"/>
+        </w:rPr>
+        <w:t xml:space="preserve">, </w:t>
+      </w:r>
+      <w:r>
+        <w:rPr>
+          <w:rFonts w:ascii="Palatino Linotype" w:hAnsi="Palatino Linotype" w:cs="Times New Roman"/>
+          <w:bCs/>
+          <w:color w:val="auto"/>
+          <w:sz w:val="20"/>
+        </w:rPr>
+        <w:t xml:space="preserve">vol. 169(2), pp. 861-862, </w:t>
+      </w:r>
+      <w:r>
+        <w:rPr>
+          <w:rFonts w:ascii="Palatino Linotype" w:hAnsi="Palatino Linotype" w:cs="Times New Roman"/>
+          <w:bCs/>
+          <w:color w:val="auto"/>
+          <w:sz w:val="20"/>
+        </w:rPr>
+        <w:t xml:space="preserve">2025, ISSN: </w:t>
+      </w:r>
+      <w:r>
+        <w:rPr>
+          <w:rFonts w:ascii="Palatino Linotype" w:hAnsi="Palatino Linotype" w:cs="Times New Roman"/>
+          <w:bCs/>
+          <w:color w:val="auto"/>
+          <w:sz w:val="20"/>
+        </w:rPr>
+        <w:t>0020-7292</w:t>
+      </w:r>
+      <w:r>
+        <w:rPr>
+          <w:rFonts w:ascii="Palatino Linotype" w:hAnsi="Palatino Linotype" w:cs="Times New Roman"/>
+          <w:bCs/>
+          <w:color w:val="auto"/>
+          <w:sz w:val="20"/>
+        </w:rPr>
+        <w:t>, DOI: 10.1002/ijgo.70035</w:t>
+      </w:r>
+      <w:r>
+        <w:rPr>
+          <w:rFonts w:ascii="Palatino Linotype" w:hAnsi="Palatino Linotype" w:cs="Times New Roman"/>
+          <w:b/>
+          <w:color w:val="auto"/>
+          <w:sz w:val="20"/>
+        </w:rPr>
+        <w:t xml:space="preserve"> (Science Citation Index) (IF: </w:t>
+      </w:r>
+      <w:r>
+        <w:rPr>
+          <w:rFonts w:ascii="Palatino Linotype" w:hAnsi="Palatino Linotype" w:cs="Times New Roman"/>
+          <w:b/>
+          <w:color w:val="auto"/>
+          <w:sz w:val="20"/>
+        </w:rPr>
+        <w:t>2.6</w:t>
+      </w:r>
+      <w:r>
+        <w:rPr>
+          <w:rFonts w:ascii="Palatino Linotype" w:hAnsi="Palatino Linotype" w:cs="Times New Roman"/>
+          <w:b/>
+          <w:color w:val="auto"/>
+          <w:sz w:val="20"/>
+        </w:rPr>
+        <w:t>)</w:t>
+      </w:r>
+    </w:p>
+    <w:p>
+      <w:pPr>
+        <w:pStyle w:val="ListParagraph"/>
+        <w:numPr>
+          <w:ilvl w:val="0"/>
+          <w:numId w:val="12"/>
+        </w:numPr>
+        <w:jc w:val="both"/>
+        <w:rPr>
+          <w:rFonts w:ascii="Palatino Linotype" w:hAnsi="Palatino Linotype" w:cs="Times New Roman"/>
+          <w:b/>
+          <w:color w:val="auto"/>
+          <w:sz w:val="20"/>
+        </w:rPr>
+      </w:pPr>
+      <w:r>
+        <w:rPr>
+          <w:rFonts w:ascii="Palatino Linotype" w:hAnsi="Palatino Linotype" w:cs="Times New Roman"/>
+          <w:b/>
+          <w:color w:val="auto"/>
+          <w:sz w:val="20"/>
+        </w:rPr>
+        <w:t>Ray. P. P.,</w:t>
+      </w:r>
+      <w:r>
+        <w:rPr>
+          <w:rFonts w:ascii="Palatino Linotype" w:hAnsi="Palatino Linotype" w:cs="Times New Roman"/>
+          <w:bCs/>
+          <w:color w:val="auto"/>
+          <w:sz w:val="20"/>
+        </w:rPr>
+        <w:t xml:space="preserve"> “</w:t>
+      </w:r>
+      <w:r>
+        <w:rPr>
+          <w:rFonts w:ascii="Palatino Linotype" w:hAnsi="Palatino Linotype" w:cs="Times New Roman"/>
+          <w:bCs/>
+          <w:color w:val="auto"/>
+          <w:sz w:val="20"/>
+        </w:rPr>
+        <w:t>Prompting Large Language Models for Inner Gains in Radiology Studies</w:t>
+      </w:r>
+      <w:r>
+        <w:rPr>
+          <w:rFonts w:ascii="Palatino Linotype" w:hAnsi="Palatino Linotype" w:cs="Times New Roman"/>
+          <w:bCs/>
+          <w:color w:val="auto"/>
+          <w:sz w:val="20"/>
+        </w:rPr>
+        <w:t xml:space="preserve">”, Clinical </w:t>
+      </w:r>
+      <w:r>
+        <w:rPr>
+          <w:rFonts w:ascii="Palatino Linotype" w:hAnsi="Palatino Linotype" w:cs="Times New Roman"/>
+          <w:bCs/>
+          <w:color w:val="auto"/>
+          <w:sz w:val="20"/>
+        </w:rPr>
+        <w:t>Imaging</w:t>
+      </w:r>
+      <w:r>
+        <w:rPr>
+          <w:rFonts w:ascii="Palatino Linotype" w:hAnsi="Palatino Linotype" w:cs="Times New Roman"/>
+          <w:bCs/>
+          <w:color w:val="auto"/>
+          <w:sz w:val="20"/>
+        </w:rPr>
+        <w:t xml:space="preserve">, </w:t>
+      </w:r>
+      <w:r>
+        <w:rPr>
+          <w:rFonts w:ascii="Palatino Linotype" w:hAnsi="Palatino Linotype" w:cs="Times New Roman"/>
+          <w:bCs/>
+          <w:color w:val="auto"/>
+          <w:sz w:val="20"/>
+        </w:rPr>
+        <w:t>Elsevier</w:t>
+      </w:r>
+      <w:r>
+        <w:rPr>
+          <w:rFonts w:ascii="Palatino Linotype" w:hAnsi="Palatino Linotype" w:cs="Times New Roman"/>
+          <w:bCs/>
+          <w:color w:val="auto"/>
+          <w:sz w:val="20"/>
+        </w:rPr>
+        <w:t xml:space="preserve">, </w:t>
+      </w:r>
+      <w:r>
+        <w:rPr>
+          <w:rFonts w:ascii="Palatino Linotype" w:hAnsi="Palatino Linotype" w:cs="Times New Roman"/>
+          <w:bCs/>
+          <w:color w:val="auto"/>
+          <w:sz w:val="20"/>
+        </w:rPr>
+        <w:t>vol. 120,</w:t>
+      </w:r>
+      <w:r>
+        <w:rPr>
+          <w:rFonts w:ascii="Palatino Linotype" w:hAnsi="Palatino Linotype" w:cs="Times New Roman"/>
+          <w:bCs/>
+          <w:color w:val="auto"/>
+          <w:sz w:val="20"/>
+        </w:rPr>
+        <w:t xml:space="preserve"> no. 1, </w:t>
+      </w:r>
+      <w:r>
+        <w:rPr>
+          <w:rFonts w:ascii="Palatino Linotype" w:hAnsi="Palatino Linotype" w:cs="Times New Roman"/>
+          <w:bCs/>
+          <w:color w:val="auto"/>
+          <w:sz w:val="20"/>
+        </w:rPr>
+        <w:t>202</w:t>
+      </w:r>
+      <w:r>
+        <w:rPr>
+          <w:rFonts w:ascii="Palatino Linotype" w:hAnsi="Palatino Linotype" w:cs="Times New Roman"/>
+          <w:bCs/>
+          <w:color w:val="auto"/>
+          <w:sz w:val="20"/>
+        </w:rPr>
+        <w:t>5</w:t>
+      </w:r>
+      <w:r>
+        <w:rPr>
+          <w:rFonts w:ascii="Palatino Linotype" w:hAnsi="Palatino Linotype" w:cs="Times New Roman"/>
+          <w:bCs/>
+          <w:color w:val="auto"/>
+          <w:sz w:val="20"/>
+        </w:rPr>
+        <w:t xml:space="preserve">, ISSN: </w:t>
+      </w:r>
+      <w:r>
+        <w:rPr>
+          <w:rFonts w:ascii="Palatino Linotype" w:hAnsi="Palatino Linotype" w:cs="Times New Roman"/>
+          <w:bCs/>
+          <w:color w:val="auto"/>
+          <w:sz w:val="20"/>
+        </w:rPr>
+        <w:t>1873-4499</w:t>
+      </w:r>
+      <w:r>
+        <w:rPr>
+          <w:rFonts w:ascii="Palatino Linotype" w:hAnsi="Palatino Linotype" w:cs="Times New Roman"/>
+          <w:bCs/>
+          <w:color w:val="auto"/>
+          <w:sz w:val="20"/>
+        </w:rPr>
+        <w:t>, DOI: 10.1016/j.clinimag.2025.110422</w:t>
+      </w:r>
+      <w:r>
+        <w:rPr>
+          <w:rFonts w:ascii="Palatino Linotype" w:hAnsi="Palatino Linotype" w:cs="Times New Roman"/>
+          <w:b/>
+          <w:color w:val="auto"/>
+          <w:sz w:val="20"/>
+        </w:rPr>
+        <w:t xml:space="preserve"> (Science Citation Index) (IF: </w:t>
+      </w:r>
+      <w:r>
+        <w:rPr>
+          <w:rFonts w:ascii="Palatino Linotype" w:hAnsi="Palatino Linotype" w:cs="Times New Roman"/>
+          <w:b/>
+          <w:color w:val="auto"/>
+          <w:sz w:val="20"/>
+        </w:rPr>
+        <w:t>1</w:t>
+      </w:r>
+      <w:r>
+        <w:rPr>
+          <w:rFonts w:ascii="Palatino Linotype" w:hAnsi="Palatino Linotype" w:cs="Times New Roman"/>
+          <w:b/>
+          <w:color w:val="auto"/>
+          <w:sz w:val="20"/>
+        </w:rPr>
+        <w:t>.8</w:t>
+      </w:r>
+      <w:r>
+        <w:rPr>
+          <w:rFonts w:ascii="Palatino Linotype" w:hAnsi="Palatino Linotype" w:cs="Times New Roman"/>
+          <w:b/>
+          <w:color w:val="auto"/>
+          <w:sz w:val="20"/>
+        </w:rPr>
+        <w:t>)</w:t>
+      </w:r>
+    </w:p>
+    <w:p>
+      <w:pPr>
+        <w:pStyle w:val="ListParagraph"/>
+        <w:numPr>
+          <w:ilvl w:val="0"/>
+          <w:numId w:val="12"/>
+        </w:numPr>
+        <w:jc w:val="both"/>
+        <w:rPr>
+          <w:rFonts w:ascii="Palatino Linotype" w:hAnsi="Palatino Linotype" w:cs="Times New Roman"/>
+          <w:b/>
+          <w:color w:val="auto"/>
+          <w:sz w:val="20"/>
+        </w:rPr>
+      </w:pPr>
+      <w:r>
+        <w:rPr>
+          <w:rFonts w:ascii="Palatino Linotype" w:hAnsi="Palatino Linotype" w:cs="Times New Roman"/>
+          <w:b/>
+          <w:color w:val="auto"/>
+          <w:sz w:val="20"/>
+        </w:rPr>
+        <w:t>Ray. P. P.,</w:t>
+      </w:r>
+      <w:r>
+        <w:rPr>
+          <w:rFonts w:ascii="Palatino Linotype" w:hAnsi="Palatino Linotype" w:cs="Times New Roman"/>
+          <w:bCs/>
+          <w:color w:val="auto"/>
+          <w:sz w:val="20"/>
+        </w:rPr>
+        <w:t xml:space="preserve"> “Stepping </w:t>
+      </w:r>
+      <w:proofErr w:type="gramStart"/>
+      <w:r>
+        <w:rPr>
+          <w:rFonts w:ascii="Palatino Linotype" w:hAnsi="Palatino Linotype" w:cs="Times New Roman"/>
+          <w:bCs/>
+          <w:color w:val="auto"/>
+          <w:sz w:val="20"/>
+        </w:rPr>
+        <w:t>With</w:t>
+      </w:r>
+      <w:proofErr w:type="gramEnd"/>
+      <w:r>
+        <w:rPr>
+          <w:rFonts w:ascii="Palatino Linotype" w:hAnsi="Palatino Linotype" w:cs="Times New Roman"/>
+          <w:bCs/>
+          <w:color w:val="auto"/>
+          <w:sz w:val="20"/>
+        </w:rPr>
+        <w:t xml:space="preserve"> Caution: Large Language Models for Consulting Infectious Diseases”, Clinical </w:t>
       </w:r>
       <w:r>
         <w:rPr>
@@ -8533,7 +9250,6 @@
           <w:color w:val="auto"/>
           <w:sz w:val="20"/>
         </w:rPr>
-        <w:lastRenderedPageBreak/>
         <w:t>Ray. P. P.</w:t>
       </w:r>
       <w:r>
@@ -8815,6 +9531,7 @@
           <w:color w:val="auto"/>
           <w:sz w:val="20"/>
         </w:rPr>
+        <w:lastRenderedPageBreak/>
         <w:t>Ray. P. P.</w:t>
       </w:r>
       <w:r>
@@ -9032,7 +9749,25 @@
           <w:color w:val="auto"/>
           <w:sz w:val="20"/>
         </w:rPr>
-        <w:t>Letter to the Editor Regarding “Will ChatGPT Be Able To Replace a Spine Surgeon in the Clinical Setting?”</w:t>
+        <w:t xml:space="preserve">Letter to the Editor Regarding “Will ChatGPT Be Able </w:t>
+      </w:r>
+      <w:proofErr w:type="gramStart"/>
+      <w:r>
+        <w:rPr>
+          <w:rFonts w:ascii="Palatino Linotype" w:eastAsia="Times New Roman" w:hAnsi="Palatino Linotype" w:cs="Times New Roman"/>
+          <w:color w:val="auto"/>
+          <w:sz w:val="20"/>
+        </w:rPr>
+        <w:t>To</w:t>
+      </w:r>
+      <w:proofErr w:type="gramEnd"/>
+      <w:r>
+        <w:rPr>
+          <w:rFonts w:ascii="Palatino Linotype" w:eastAsia="Times New Roman" w:hAnsi="Palatino Linotype" w:cs="Times New Roman"/>
+          <w:color w:val="auto"/>
+          <w:sz w:val="20"/>
+        </w:rPr>
+        <w:t xml:space="preserve"> Replace a Spine Surgeon in the Clinical Setting?”</w:t>
       </w:r>
       <w:r>
         <w:rPr>
@@ -9833,13 +10568,23 @@
         </w:rPr>
         <w:t xml:space="preserve">vol. </w:t>
       </w:r>
-      <w:r>
-        <w:rPr>
-          <w:rFonts w:ascii="Palatino Linotype" w:eastAsia="Times New Roman" w:hAnsi="Palatino Linotype" w:cs="Times New Roman"/>
-          <w:color w:val="auto"/>
-          <w:sz w:val="20"/>
-        </w:rPr>
-        <w:t xml:space="preserve">57:e20240037, </w:t>
+      <w:proofErr w:type="gramStart"/>
+      <w:r>
+        <w:rPr>
+          <w:rFonts w:ascii="Palatino Linotype" w:eastAsia="Times New Roman" w:hAnsi="Palatino Linotype" w:cs="Times New Roman"/>
+          <w:color w:val="auto"/>
+          <w:sz w:val="20"/>
+        </w:rPr>
+        <w:t>57:e</w:t>
+      </w:r>
+      <w:proofErr w:type="gramEnd"/>
+      <w:r>
+        <w:rPr>
+          <w:rFonts w:ascii="Palatino Linotype" w:eastAsia="Times New Roman" w:hAnsi="Palatino Linotype" w:cs="Times New Roman"/>
+          <w:color w:val="auto"/>
+          <w:sz w:val="20"/>
+        </w:rPr>
+        <w:t xml:space="preserve">20240037, </w:t>
       </w:r>
       <w:r>
         <w:rPr>
@@ -10134,7 +10879,6 @@
           <w:color w:val="auto"/>
           <w:sz w:val="20"/>
         </w:rPr>
-        <w:lastRenderedPageBreak/>
         <w:t>Ray. P. P.,</w:t>
       </w:r>
       <w:r>
@@ -10472,6 +11216,7 @@
           <w:color w:val="auto"/>
           <w:sz w:val="20"/>
         </w:rPr>
+        <w:lastRenderedPageBreak/>
         <w:t>Ray. P. P.</w:t>
       </w:r>
       <w:r>
@@ -11420,7 +12165,6 @@
           <w:color w:val="auto"/>
           <w:sz w:val="20"/>
         </w:rPr>
-        <w:lastRenderedPageBreak/>
         <w:t>Ray. P. P.</w:t>
       </w:r>
       <w:r>
@@ -11790,6 +12534,7 @@
           <w:color w:val="auto"/>
           <w:sz w:val="20"/>
         </w:rPr>
+        <w:lastRenderedPageBreak/>
         <w:t>Ray. P. P.</w:t>
       </w:r>
       <w:r>
@@ -12715,7 +13460,6 @@
           <w:color w:val="auto"/>
           <w:sz w:val="20"/>
         </w:rPr>
-        <w:lastRenderedPageBreak/>
         <w:t>Ray. P. P.</w:t>
       </w:r>
       <w:r>
@@ -12949,6 +13693,7 @@
           <w:color w:val="auto"/>
           <w:sz w:val="20"/>
         </w:rPr>
+        <w:lastRenderedPageBreak/>
         <w:t>Ray. P. P.</w:t>
       </w:r>
       <w:r>
@@ -13531,7 +14276,6 @@
           <w:color w:val="auto"/>
           <w:sz w:val="20"/>
         </w:rPr>
-        <w:lastRenderedPageBreak/>
         <w:t>Ray. P. P.</w:t>
       </w:r>
       <w:r>
@@ -13643,7 +14387,16 @@
           <w:color w:val="auto"/>
           <w:sz w:val="20"/>
         </w:rPr>
-        <w:t>, “Can We Depend on LLMs to Persuade Myopia Related Issues?”, Ophthalmic and Physiological Optics</w:t>
+        <w:t xml:space="preserve">, “Can We Depend on LLMs to Persuade Myopia Related Issues?”, Ophthalmic and Physiological </w:t>
+      </w:r>
+      <w:proofErr w:type="gramStart"/>
+      <w:r>
+        <w:rPr>
+          <w:rFonts w:ascii="Palatino Linotype" w:eastAsia="Times New Roman" w:hAnsi="Palatino Linotype" w:cs="Times New Roman"/>
+          <w:color w:val="auto"/>
+          <w:sz w:val="20"/>
+        </w:rPr>
+        <w:t>Optics</w:t>
       </w:r>
       <w:r>
         <w:rPr>
@@ -13658,7 +14411,16 @@
           <w:color w:val="auto"/>
           <w:sz w:val="20"/>
         </w:rPr>
-        <w:t>: the Journal of the British College of Ophthalmic Opticians (Optometrists)</w:t>
+        <w:t>:</w:t>
+      </w:r>
+      <w:proofErr w:type="gramEnd"/>
+      <w:r>
+        <w:rPr>
+          <w:rFonts w:ascii="Palatino Linotype" w:eastAsia="Times New Roman" w:hAnsi="Palatino Linotype" w:cs="Times New Roman"/>
+          <w:color w:val="auto"/>
+          <w:sz w:val="20"/>
+        </w:rPr>
+        <w:t xml:space="preserve"> the Journal of the British College of Ophthalmic Opticians (Optometrists)</w:t>
       </w:r>
       <w:r>
         <w:rPr>
@@ -13914,6 +14676,7 @@
           <w:color w:val="auto"/>
           <w:sz w:val="20"/>
         </w:rPr>
+        <w:lastRenderedPageBreak/>
         <w:t>Ray. P. P.</w:t>
       </w:r>
       <w:r>
@@ -14906,16 +15669,7 @@
           <w:color w:val="auto"/>
           <w:sz w:val="20"/>
         </w:rPr>
-        <w:t xml:space="preserve">, “Peeking Inside GPT-4 for Medical Research and Practice”, Journal of the Chinese Medical </w:t>
-      </w:r>
-      <w:r>
-        <w:rPr>
-          <w:rFonts w:ascii="Palatino Linotype" w:eastAsia="Times New Roman" w:hAnsi="Palatino Linotype" w:cs="Times New Roman"/>
-          <w:color w:val="auto"/>
-          <w:sz w:val="20"/>
-        </w:rPr>
-        <w:lastRenderedPageBreak/>
-        <w:t xml:space="preserve">Association, The Chinese Medical Association, Taipei, Taiwan, </w:t>
+        <w:t xml:space="preserve">, “Peeking Inside GPT-4 for Medical Research and Practice”, Journal of the Chinese Medical Association, The Chinese Medical Association, Taipei, Taiwan, </w:t>
       </w:r>
       <w:r>
         <w:rPr>
@@ -15218,6 +15972,7 @@
           <w:color w:val="auto"/>
           <w:sz w:val="20"/>
         </w:rPr>
+        <w:lastRenderedPageBreak/>
         <w:t>Ray. P. P.</w:t>
       </w:r>
       <w:r>
@@ -16218,16 +16973,7 @@
           <w:color w:val="auto"/>
           <w:sz w:val="20"/>
         </w:rPr>
-        <w:t xml:space="preserve">, Das, P., K., “Charting the Terrain of Artificial Intelligence: A Multidimensional Exploration of </w:t>
-      </w:r>
-      <w:r>
-        <w:rPr>
-          <w:rFonts w:ascii="Palatino Linotype" w:eastAsia="Times New Roman" w:hAnsi="Palatino Linotype" w:cs="Times New Roman"/>
-          <w:color w:val="auto"/>
-          <w:sz w:val="20"/>
-        </w:rPr>
-        <w:lastRenderedPageBreak/>
-        <w:t xml:space="preserve">Ethics, Agency, and Future Directions”, Philosophy &amp; Technology, Springer, </w:t>
+        <w:t xml:space="preserve">, Das, P., K., “Charting the Terrain of Artificial Intelligence: A Multidimensional Exploration of Ethics, Agency, and Future Directions”, Philosophy &amp; Technology, Springer, </w:t>
       </w:r>
       <w:r>
         <w:rPr>
@@ -17631,7 +18377,6 @@
           <w:color w:val="auto"/>
           <w:sz w:val="20"/>
         </w:rPr>
-        <w:lastRenderedPageBreak/>
         <w:t>Ray. P. P.</w:t>
       </w:r>
       <w:r>
@@ -17913,6 +18658,7 @@
           <w:color w:val="auto"/>
           <w:sz w:val="20"/>
         </w:rPr>
+        <w:lastRenderedPageBreak/>
         <w:t>(Science Citation Index) (IF: 8.839)</w:t>
       </w:r>
       <w:r>
@@ -18914,7 +19660,6 @@
           <w:color w:val="auto"/>
           <w:sz w:val="20"/>
         </w:rPr>
-        <w:lastRenderedPageBreak/>
         <w:t>Ray, P. P.,</w:t>
       </w:r>
       <w:r>
@@ -19175,6 +19920,7 @@
           <w:color w:val="auto"/>
           <w:sz w:val="20"/>
         </w:rPr>
+        <w:lastRenderedPageBreak/>
         <w:t xml:space="preserve">Dash, D., Kumar, N., </w:t>
       </w:r>
       <w:r>
@@ -20008,7 +20754,6 @@
           <w:color w:val="auto"/>
           <w:sz w:val="20"/>
         </w:rPr>
-        <w:lastRenderedPageBreak/>
         <w:t>Ray, P. P.,</w:t>
       </w:r>
       <w:r>
@@ -20240,6 +20985,7 @@
           <w:color w:val="auto"/>
           <w:sz w:val="20"/>
         </w:rPr>
+        <w:lastRenderedPageBreak/>
         <w:t>Ray, P. P.,</w:t>
       </w:r>
       <w:r>
@@ -20770,7 +21516,25 @@
           <w:color w:val="auto"/>
           <w:sz w:val="20"/>
         </w:rPr>
-        <w:t xml:space="preserve"> “Minimizing Dependency On Internetwork: Is Dew Computing a Solution?”, Transactions on Emerging Telecommunications Technologies, Wiley-Blackwell, </w:t>
+        <w:t xml:space="preserve"> “Minimizing Dependency </w:t>
+      </w:r>
+      <w:proofErr w:type="gramStart"/>
+      <w:r>
+        <w:rPr>
+          <w:rFonts w:ascii="Palatino Linotype" w:hAnsi="Palatino Linotype" w:cs="Times New Roman"/>
+          <w:color w:val="auto"/>
+          <w:sz w:val="20"/>
+        </w:rPr>
+        <w:t>On</w:t>
+      </w:r>
+      <w:proofErr w:type="gramEnd"/>
+      <w:r>
+        <w:rPr>
+          <w:rFonts w:ascii="Palatino Linotype" w:hAnsi="Palatino Linotype" w:cs="Times New Roman"/>
+          <w:color w:val="auto"/>
+          <w:sz w:val="20"/>
+        </w:rPr>
+        <w:t xml:space="preserve"> Internetwork: Is Dew Computing a Solution?”, Transactions on Emerging Telecommunications Technologies, Wiley-Blackwell, </w:t>
       </w:r>
       <w:r>
         <w:rPr>
@@ -21083,7 +21847,6 @@
           <w:color w:val="auto"/>
           <w:sz w:val="20"/>
         </w:rPr>
-        <w:lastRenderedPageBreak/>
         <w:t xml:space="preserve">Ray, P. P., </w:t>
       </w:r>
       <w:r>
@@ -21242,7 +22005,25 @@
           <w:color w:val="auto"/>
           <w:sz w:val="20"/>
         </w:rPr>
-        <w:t>, DOI: 10.54386/jam.v20i2.536</w:t>
+        <w:t>, DOI: 10.54386/</w:t>
+      </w:r>
+      <w:proofErr w:type="gramStart"/>
+      <w:r>
+        <w:rPr>
+          <w:rFonts w:ascii="Palatino Linotype" w:hAnsi="Palatino Linotype" w:cs="Times New Roman"/>
+          <w:color w:val="auto"/>
+          <w:sz w:val="20"/>
+        </w:rPr>
+        <w:t>jam.v</w:t>
+      </w:r>
+      <w:proofErr w:type="gramEnd"/>
+      <w:r>
+        <w:rPr>
+          <w:rFonts w:ascii="Palatino Linotype" w:hAnsi="Palatino Linotype" w:cs="Times New Roman"/>
+          <w:color w:val="auto"/>
+          <w:sz w:val="20"/>
+        </w:rPr>
+        <w:t>20i2.536</w:t>
       </w:r>
       <w:r>
         <w:rPr>
@@ -22315,7 +23096,6 @@
           <w:color w:val="auto"/>
           <w:sz w:val="20"/>
         </w:rPr>
-        <w:lastRenderedPageBreak/>
         <w:t>Ray, P. P.,</w:t>
       </w:r>
       <w:r>
@@ -22988,6 +23768,155 @@
       <w:r>
         <w:rPr>
           <w:rFonts w:ascii="Palatino Linotype" w:eastAsia="Times New Roman" w:hAnsi="Palatino Linotype" w:cs="Times New Roman"/>
+          <w:sz w:val="20"/>
+        </w:rPr>
+        <w:t xml:space="preserve">Mohammed, A. M., Khan, AT., Khan, A., Cao, X., </w:t>
+      </w:r>
+      <w:r>
+        <w:rPr>
+          <w:rFonts w:ascii="Palatino Linotype" w:eastAsia="Times New Roman" w:hAnsi="Palatino Linotype" w:cs="Times New Roman"/>
+          <w:b/>
+          <w:bCs/>
+          <w:sz w:val="20"/>
+        </w:rPr>
+        <w:t>Ray, P. P.,</w:t>
+      </w:r>
+      <w:r>
+        <w:rPr>
+          <w:rFonts w:ascii="Palatino Linotype" w:eastAsia="Times New Roman" w:hAnsi="Palatino Linotype" w:cs="Times New Roman"/>
+          <w:sz w:val="20"/>
+        </w:rPr>
+        <w:t xml:space="preserve"> Li, S., “</w:t>
+      </w:r>
+      <w:proofErr w:type="spellStart"/>
+      <w:r>
+        <w:rPr>
+          <w:rFonts w:ascii="Palatino Linotype" w:eastAsia="Times New Roman" w:hAnsi="Palatino Linotype" w:cs="Times New Roman"/>
+          <w:sz w:val="20"/>
+        </w:rPr>
+        <w:t>LLMQDelivery</w:t>
+      </w:r>
+      <w:proofErr w:type="spellEnd"/>
+      <w:r>
+        <w:rPr>
+          <w:rFonts w:ascii="Palatino Linotype" w:eastAsia="Times New Roman" w:hAnsi="Palatino Linotype" w:cs="Times New Roman"/>
+          <w:sz w:val="20"/>
+        </w:rPr>
+        <w:t xml:space="preserve">: An LLM-Guided Autonomous Quadcopter Delivery System for Minimizing Human Contact in Quarantine Zone Logistics”, In </w:t>
+      </w:r>
+      <w:r>
+        <w:rPr>
+          <w:rFonts w:ascii="Palatino Linotype" w:eastAsia="Times New Roman" w:hAnsi="Palatino Linotype" w:cs="Times New Roman"/>
+          <w:i/>
+          <w:iCs/>
+          <w:sz w:val="20"/>
+        </w:rPr>
+        <w:t>6</w:t>
+      </w:r>
+      <w:r>
+        <w:rPr>
+          <w:rFonts w:ascii="Palatino Linotype" w:eastAsia="Times New Roman" w:hAnsi="Palatino Linotype" w:cs="Times New Roman"/>
+          <w:i/>
+          <w:iCs/>
+          <w:sz w:val="20"/>
+          <w:vertAlign w:val="superscript"/>
+        </w:rPr>
+        <w:t>th</w:t>
+      </w:r>
+      <w:r>
+        <w:rPr>
+          <w:rFonts w:ascii="Palatino Linotype" w:eastAsia="Times New Roman" w:hAnsi="Palatino Linotype" w:cs="Times New Roman"/>
+          <w:i/>
+          <w:iCs/>
+          <w:sz w:val="20"/>
+        </w:rPr>
+        <w:t xml:space="preserve"> </w:t>
+      </w:r>
+      <w:r>
+        <w:rPr>
+          <w:rFonts w:ascii="Palatino Linotype" w:eastAsia="Times New Roman" w:hAnsi="Palatino Linotype" w:cs="Times New Roman"/>
+          <w:i/>
+          <w:iCs/>
+          <w:sz w:val="20"/>
+        </w:rPr>
+        <w:t xml:space="preserve">IEEE </w:t>
+      </w:r>
+      <w:r>
+        <w:rPr>
+          <w:rFonts w:ascii="Palatino Linotype" w:eastAsia="Times New Roman" w:hAnsi="Palatino Linotype" w:cs="Times New Roman"/>
+          <w:i/>
+          <w:iCs/>
+          <w:sz w:val="20"/>
+        </w:rPr>
+        <w:t>Conference on Cybernetics</w:t>
+      </w:r>
+      <w:r>
+        <w:rPr>
+          <w:rFonts w:ascii="Palatino Linotype" w:eastAsia="Times New Roman" w:hAnsi="Palatino Linotype" w:cs="Times New Roman"/>
+          <w:i/>
+          <w:iCs/>
+          <w:sz w:val="20"/>
+        </w:rPr>
+        <w:t xml:space="preserve"> (</w:t>
+      </w:r>
+      <w:r>
+        <w:rPr>
+          <w:rFonts w:ascii="Palatino Linotype" w:eastAsia="Times New Roman" w:hAnsi="Palatino Linotype" w:cs="Times New Roman"/>
+          <w:i/>
+          <w:iCs/>
+          <w:sz w:val="20"/>
+        </w:rPr>
+        <w:t>CYBCONF</w:t>
+      </w:r>
+      <w:r>
+        <w:rPr>
+          <w:rFonts w:ascii="Palatino Linotype" w:eastAsia="Times New Roman" w:hAnsi="Palatino Linotype" w:cs="Times New Roman"/>
+          <w:i/>
+          <w:iCs/>
+          <w:sz w:val="20"/>
+        </w:rPr>
+        <w:t>)</w:t>
+      </w:r>
+      <w:r>
+        <w:rPr>
+          <w:rFonts w:ascii="Palatino Linotype" w:eastAsia="Times New Roman" w:hAnsi="Palatino Linotype" w:cs="Times New Roman"/>
+          <w:sz w:val="20"/>
+        </w:rPr>
+        <w:t>, Nanjing, Jiangsu Province, China, April 17-20, 2026. DOI</w:t>
+      </w:r>
+    </w:p>
+    <w:p>
+      <w:pPr>
+        <w:widowControl w:val="0"/>
+        <w:shd w:val="clear" w:color="auto" w:fill="FFFFFF"/>
+        <w:spacing w:after="0" w:line="100" w:lineRule="atLeast"/>
+        <w:ind w:left="905"/>
+        <w:jc w:val="both"/>
+        <w:rPr>
+          <w:rFonts w:ascii="Palatino Linotype" w:hAnsi="Palatino Linotype"/>
+        </w:rPr>
+      </w:pPr>
+    </w:p>
+    <w:p>
+      <w:pPr>
+        <w:widowControl w:val="0"/>
+        <w:numPr>
+          <w:ilvl w:val="0"/>
+          <w:numId w:val="22"/>
+        </w:numPr>
+        <w:shd w:val="clear" w:color="auto" w:fill="FFFFFF"/>
+        <w:tabs>
+          <w:tab w:val="clear" w:pos="0"/>
+        </w:tabs>
+        <w:spacing w:after="0" w:line="100" w:lineRule="atLeast"/>
+        <w:jc w:val="both"/>
+        <w:rPr>
+          <w:rFonts w:ascii="Palatino Linotype" w:hAnsi="Palatino Linotype"/>
+        </w:rPr>
+      </w:pPr>
+      <w:r>
+        <w:rPr>
+          <w:rFonts w:ascii="Palatino Linotype" w:eastAsia="Times New Roman" w:hAnsi="Palatino Linotype" w:cs="Times New Roman"/>
           <w:b/>
           <w:sz w:val="20"/>
         </w:rPr>
@@ -23975,7 +24904,6 @@
           <w:iCs/>
           <w:sz w:val="20"/>
         </w:rPr>
-        <w:lastRenderedPageBreak/>
         <w:t>4</w:t>
       </w:r>
       <w:r>
@@ -24332,6 +25260,7 @@
           <w:rFonts w:ascii="Palatino Linotype" w:eastAsia="Times New Roman" w:hAnsi="Palatino Linotype" w:cs="Times New Roman"/>
           <w:sz w:val="20"/>
         </w:rPr>
+        <w:lastRenderedPageBreak/>
         <w:t xml:space="preserve">Raja Balwant Singh Engineering Technical Campus, </w:t>
       </w:r>
       <w:proofErr w:type="spellStart"/>
@@ -25398,17 +26327,7 @@
           <w:iCs/>
           <w:sz w:val="20"/>
         </w:rPr>
-        <w:t xml:space="preserve">IEEE </w:t>
-      </w:r>
-      <w:r>
-        <w:rPr>
-          <w:rFonts w:ascii="Palatino Linotype" w:eastAsia="Times New Roman" w:hAnsi="Palatino Linotype" w:cs="Times New Roman"/>
-          <w:i/>
-          <w:iCs/>
-          <w:sz w:val="20"/>
-        </w:rPr>
-        <w:lastRenderedPageBreak/>
-        <w:t>7</w:t>
+        <w:t>IEEE 7</w:t>
       </w:r>
       <w:r>
         <w:rPr>
@@ -26125,12 +27044,21 @@
         </w:rPr>
         <w:t xml:space="preserve"> </w:t>
       </w:r>
+      <w:proofErr w:type="gramStart"/>
       <w:r>
         <w:rPr>
           <w:rFonts w:ascii="Palatino Linotype" w:eastAsia="Times New Roman" w:hAnsi="Palatino Linotype" w:cs="Times"/>
           <w:sz w:val="20"/>
         </w:rPr>
-        <w:t>74 , 2016.</w:t>
+        <w:t>74 ,</w:t>
+      </w:r>
+      <w:proofErr w:type="gramEnd"/>
+      <w:r>
+        <w:rPr>
+          <w:rFonts w:ascii="Palatino Linotype" w:eastAsia="Times New Roman" w:hAnsi="Palatino Linotype" w:cs="Times"/>
+          <w:sz w:val="20"/>
+        </w:rPr>
+        <w:t xml:space="preserve"> 2016.</w:t>
       </w:r>
     </w:p>
     <w:p>
@@ -26601,15 +27529,7 @@
           <w:rFonts w:ascii="Palatino Linotype" w:eastAsia="Times New Roman" w:hAnsi="Palatino Linotype" w:cs="Times New Roman"/>
           <w:sz w:val="20"/>
         </w:rPr>
-        <w:t xml:space="preserve">): An Architectural Framework </w:t>
-      </w:r>
-      <w:r>
-        <w:rPr>
-          <w:rFonts w:ascii="Palatino Linotype" w:eastAsia="Times New Roman" w:hAnsi="Palatino Linotype" w:cs="Times New Roman"/>
-          <w:sz w:val="20"/>
-        </w:rPr>
-        <w:lastRenderedPageBreak/>
-        <w:t xml:space="preserve">to Monitor Human Physical Activity”, In Proceeding of </w:t>
+        <w:t xml:space="preserve">): An Architectural Framework to Monitor Human Physical Activity”, In Proceeding of </w:t>
       </w:r>
       <w:r>
         <w:rPr>
@@ -26665,7 +27585,23 @@
           <w:rFonts w:ascii="Palatino Linotype" w:eastAsia="Times New Roman" w:hAnsi="Palatino Linotype" w:cs="Times New Roman"/>
           <w:sz w:val="20"/>
         </w:rPr>
-        <w:t>, “Nano Computer Design Based on Intra Body Nanoscale Neuro-Spike Communication: a Nanonetwork Paradigm”,</w:t>
+        <w:t xml:space="preserve">, “Nano Computer Design Based on Intra Body Nanoscale Neuro-Spike Communication: </w:t>
+      </w:r>
+      <w:proofErr w:type="gramStart"/>
+      <w:r>
+        <w:rPr>
+          <w:rFonts w:ascii="Palatino Linotype" w:eastAsia="Times New Roman" w:hAnsi="Palatino Linotype" w:cs="Times New Roman"/>
+          <w:sz w:val="20"/>
+        </w:rPr>
+        <w:t>a</w:t>
+      </w:r>
+      <w:proofErr w:type="gramEnd"/>
+      <w:r>
+        <w:rPr>
+          <w:rFonts w:ascii="Palatino Linotype" w:eastAsia="Times New Roman" w:hAnsi="Palatino Linotype" w:cs="Times New Roman"/>
+          <w:sz w:val="20"/>
+        </w:rPr>
+        <w:t xml:space="preserve"> Nanonetwork Paradigm”,</w:t>
       </w:r>
       <w:r>
         <w:rPr>
@@ -26694,7 +27630,15 @@
           <w:rFonts w:ascii="Palatino Linotype" w:eastAsia="Times New Roman" w:hAnsi="Palatino Linotype" w:cs="Times New Roman"/>
           <w:sz w:val="20"/>
         </w:rPr>
-        <w:t>, JU, Kolkata, pp. 314-317, 28-29 December, 2012, DOI: 10.1109/CODIS.2012.6422199, 2012.</w:t>
+        <w:t xml:space="preserve">, JU, Kolkata, pp. 314-317, 28-29 December, 2012, </w:t>
+      </w:r>
+      <w:r>
+        <w:rPr>
+          <w:rFonts w:ascii="Palatino Linotype" w:eastAsia="Times New Roman" w:hAnsi="Palatino Linotype" w:cs="Times New Roman"/>
+          <w:sz w:val="20"/>
+        </w:rPr>
+        <w:lastRenderedPageBreak/>
+        <w:t>DOI: 10.1109/CODIS.2012.6422199, 2012.</w:t>
       </w:r>
     </w:p>
     <w:p>
@@ -27450,16 +28394,7 @@
           <w:sz w:val="20"/>
           <w:szCs w:val="18"/>
         </w:rPr>
-        <w:t xml:space="preserve">Handbook of Digitalization and Big Data in Water Sector: Role of Artificial </w:t>
-      </w:r>
-      <w:r>
-        <w:rPr>
-          <w:rFonts w:ascii="Palatino Linotype" w:hAnsi="Palatino Linotype" w:cs="Calibri"/>
-          <w:sz w:val="20"/>
-          <w:szCs w:val="18"/>
-        </w:rPr>
-        <w:lastRenderedPageBreak/>
-        <w:t>Intelligence and Machine Learning</w:t>
+        <w:t>Handbook of Digitalization and Big Data in Water Sector: Role of Artificial Intelligence and Machine Learning</w:t>
       </w:r>
       <w:r>
         <w:rPr>
@@ -27692,6 +28627,7 @@
           <w:b/>
           <w:sz w:val="20"/>
         </w:rPr>
+        <w:lastRenderedPageBreak/>
         <w:t>Ray. P. P.</w:t>
       </w:r>
       <w:r>
@@ -29346,7 +30282,6 @@
           <w:b/>
           <w:sz w:val="20"/>
         </w:rPr>
-        <w:lastRenderedPageBreak/>
         <w:t>Ray. P. P.</w:t>
       </w:r>
       <w:r>
@@ -29627,12 +30562,21 @@
         </w:rPr>
         <w:t>“</w:t>
       </w:r>
-      <w:r>
-        <w:rPr>
-          <w:rFonts w:ascii="Palatino Linotype" w:eastAsia="Times New Roman" w:hAnsi="Palatino Linotype" w:cs="Times New Roman"/>
-          <w:sz w:val="20"/>
-        </w:rPr>
-        <w:t>Open Source Hardware: An Introductory Approach</w:t>
+      <w:proofErr w:type="gramStart"/>
+      <w:r>
+        <w:rPr>
+          <w:rFonts w:ascii="Palatino Linotype" w:eastAsia="Times New Roman" w:hAnsi="Palatino Linotype" w:cs="Times New Roman"/>
+          <w:sz w:val="20"/>
+        </w:rPr>
+        <w:t>Open Source</w:t>
+      </w:r>
+      <w:proofErr w:type="gramEnd"/>
+      <w:r>
+        <w:rPr>
+          <w:rFonts w:ascii="Palatino Linotype" w:eastAsia="Times New Roman" w:hAnsi="Palatino Linotype" w:cs="Times New Roman"/>
+          <w:sz w:val="20"/>
+        </w:rPr>
+        <w:t xml:space="preserve"> Hardware: An Introductory Approach</w:t>
       </w:r>
       <w:r>
         <w:rPr>
@@ -29742,7 +30686,15 @@
           <w:rFonts w:ascii="Palatino Linotype" w:eastAsia="Times New Roman" w:hAnsi="Palatino Linotype" w:cs="Times New Roman"/>
           <w:sz w:val="20"/>
         </w:rPr>
-        <w:t>", Lap Lambert Publishing, ISBN: 9783848444397</w:t>
+        <w:t xml:space="preserve">", Lap Lambert Publishing, ISBN: </w:t>
+      </w:r>
+      <w:r>
+        <w:rPr>
+          <w:rFonts w:ascii="Palatino Linotype" w:eastAsia="Times New Roman" w:hAnsi="Palatino Linotype" w:cs="Times New Roman"/>
+          <w:sz w:val="20"/>
+        </w:rPr>
+        <w:lastRenderedPageBreak/>
+        <w:t>9783848444397</w:t>
       </w:r>
       <w:r>
         <w:rPr>
@@ -30260,15 +31212,34 @@
           <w:bCs/>
           <w:sz w:val="20"/>
         </w:rPr>
-        <w:t>Ray. P. P.</w:t>
-      </w:r>
-      <w:r>
-        <w:rPr>
-          <w:rFonts w:ascii="Palatino Linotype" w:eastAsia="Times New Roman" w:hAnsi="Palatino Linotype" w:cs="Times New Roman"/>
-          <w:bCs/>
-          <w:sz w:val="20"/>
-        </w:rPr>
-        <w:t xml:space="preserve"> , 2015.</w:t>
+        <w:t xml:space="preserve">Ray. P. </w:t>
+      </w:r>
+      <w:proofErr w:type="gramStart"/>
+      <w:r>
+        <w:rPr>
+          <w:rFonts w:ascii="Palatino Linotype" w:eastAsia="Times New Roman" w:hAnsi="Palatino Linotype" w:cs="Times New Roman"/>
+          <w:b/>
+          <w:bCs/>
+          <w:sz w:val="20"/>
+        </w:rPr>
+        <w:t>P.</w:t>
+      </w:r>
+      <w:r>
+        <w:rPr>
+          <w:rFonts w:ascii="Palatino Linotype" w:eastAsia="Times New Roman" w:hAnsi="Palatino Linotype" w:cs="Times New Roman"/>
+          <w:bCs/>
+          <w:sz w:val="20"/>
+        </w:rPr>
+        <w:t xml:space="preserve"> ,</w:t>
+      </w:r>
+      <w:proofErr w:type="gramEnd"/>
+      <w:r>
+        <w:rPr>
+          <w:rFonts w:ascii="Palatino Linotype" w:eastAsia="Times New Roman" w:hAnsi="Palatino Linotype" w:cs="Times New Roman"/>
+          <w:bCs/>
+          <w:sz w:val="20"/>
+        </w:rPr>
+        <w:t xml:space="preserve"> 2015.</w:t>
       </w:r>
       <w:r>
         <w:rPr>
@@ -30388,7 +31359,23 @@
           <w:rFonts w:ascii="Palatino Linotype" w:eastAsia="Times New Roman" w:hAnsi="Palatino Linotype" w:cs="Times New Roman"/>
           <w:sz w:val="20"/>
         </w:rPr>
-        <w:t xml:space="preserve">API-CRIEM : An API based Cloud Platform Supported Real Time Smart Device for Indoor Environment Monitoring with Triggering Mechanism. (Application Number: </w:t>
+        <w:t>API-</w:t>
+      </w:r>
+      <w:proofErr w:type="gramStart"/>
+      <w:r>
+        <w:rPr>
+          <w:rFonts w:ascii="Palatino Linotype" w:eastAsia="Times New Roman" w:hAnsi="Palatino Linotype" w:cs="Times New Roman"/>
+          <w:sz w:val="20"/>
+        </w:rPr>
+        <w:t>CRIEM :</w:t>
+      </w:r>
+      <w:proofErr w:type="gramEnd"/>
+      <w:r>
+        <w:rPr>
+          <w:rFonts w:ascii="Palatino Linotype" w:eastAsia="Times New Roman" w:hAnsi="Palatino Linotype" w:cs="Times New Roman"/>
+          <w:sz w:val="20"/>
+        </w:rPr>
+        <w:t xml:space="preserve"> An API based Cloud Platform Supported Real Time Smart Device for Indoor Environment Monitoring with Triggering Mechanism. (Application Number: </w:t>
       </w:r>
       <w:r>
         <w:rPr>
@@ -30698,15 +31685,7 @@
           <w:rFonts w:ascii="Palatino Linotype" w:hAnsi="Palatino Linotype" w:cs="Times New Roman"/>
           <w:sz w:val="20"/>
         </w:rPr>
-        <w:t xml:space="preserve"> Dream 2047, February – March, </w:t>
-      </w:r>
-      <w:r>
-        <w:rPr>
-          <w:rFonts w:ascii="Palatino Linotype" w:hAnsi="Palatino Linotype" w:cs="Times New Roman"/>
-          <w:sz w:val="20"/>
-        </w:rPr>
-        <w:lastRenderedPageBreak/>
-        <w:t>2024, ISSN: 0972-169X</w:t>
+        <w:t xml:space="preserve"> Dream 2047, February – March, 2024, ISSN: 0972-169X</w:t>
       </w:r>
       <w:r>
         <w:rPr>
@@ -30811,6 +31790,7 @@
           <w:rFonts w:ascii="Palatino Linotype" w:hAnsi="Palatino Linotype" w:cs="Times New Roman"/>
           <w:sz w:val="20"/>
         </w:rPr>
+        <w:lastRenderedPageBreak/>
         <w:t>Delivered talk on “</w:t>
       </w:r>
       <w:r>
@@ -30827,7 +31807,15 @@
           <w:rFonts w:ascii="Palatino Linotype" w:hAnsi="Palatino Linotype" w:cs="Times New Roman"/>
           <w:sz w:val="20"/>
         </w:rPr>
-        <w:t>” at S</w:t>
+        <w:t xml:space="preserve">” at </w:t>
+      </w:r>
+      <w:proofErr w:type="gramStart"/>
+      <w:r>
+        <w:rPr>
+          <w:rFonts w:ascii="Palatino Linotype" w:hAnsi="Palatino Linotype" w:cs="Times New Roman"/>
+          <w:sz w:val="20"/>
+        </w:rPr>
+        <w:t>S</w:t>
       </w:r>
       <w:r>
         <w:rPr>
@@ -30841,7 +31829,15 @@
           <w:rFonts w:ascii="Palatino Linotype" w:hAnsi="Palatino Linotype" w:cs="Times New Roman"/>
           <w:sz w:val="20"/>
         </w:rPr>
-        <w:t xml:space="preserve"> University, </w:t>
+        <w:t xml:space="preserve"> University</w:t>
+      </w:r>
+      <w:proofErr w:type="gramEnd"/>
+      <w:r>
+        <w:rPr>
+          <w:rFonts w:ascii="Palatino Linotype" w:hAnsi="Palatino Linotype" w:cs="Times New Roman"/>
+          <w:sz w:val="20"/>
+        </w:rPr>
+        <w:t xml:space="preserve">, </w:t>
       </w:r>
       <w:r>
         <w:rPr>
@@ -32073,15 +33069,7 @@
           <w:rFonts w:ascii="Palatino Linotype" w:hAnsi="Palatino Linotype" w:cs="Times New Roman"/>
           <w:sz w:val="20"/>
         </w:rPr>
-        <w:t xml:space="preserve">A Study of Time Series Database for IoT-Based Applications by Manita Rai, Yojana Thapa (MCA), </w:t>
-      </w:r>
-      <w:r>
-        <w:rPr>
-          <w:rFonts w:ascii="Palatino Linotype" w:hAnsi="Palatino Linotype" w:cs="Times New Roman"/>
-          <w:sz w:val="20"/>
-        </w:rPr>
-        <w:lastRenderedPageBreak/>
-        <w:t>202</w:t>
+        <w:t>A Study of Time Series Database for IoT-Based Applications by Manita Rai, Yojana Thapa (MCA), 202</w:t>
       </w:r>
       <w:r>
         <w:rPr>
@@ -32365,6 +33353,7 @@
           <w:rFonts w:ascii="Palatino Linotype" w:hAnsi="Palatino Linotype" w:cs="Times New Roman"/>
           <w:sz w:val="20"/>
         </w:rPr>
+        <w:lastRenderedPageBreak/>
         <w:t>Pilmo</w:t>
       </w:r>
       <w:proofErr w:type="spellEnd"/>
@@ -33367,15 +34356,23 @@
           <w:rFonts w:ascii="Palatino Linotype" w:eastAsia="Times New Roman" w:hAnsi="Palatino Linotype" w:cs="Times New Roman"/>
           <w:sz w:val="20"/>
         </w:rPr>
-        <w:t xml:space="preserve">Track Chair in The 2nd IEEE 43rd International Conference on Consumer Electronics (IEEE ICCE </w:t>
-      </w:r>
-      <w:r>
-        <w:rPr>
-          <w:rFonts w:ascii="Palatino Linotype" w:eastAsia="Times New Roman" w:hAnsi="Palatino Linotype" w:cs="Times New Roman"/>
-          <w:sz w:val="20"/>
-        </w:rPr>
-        <w:lastRenderedPageBreak/>
-        <w:t>2025), 11-14 January 2025, Las Vegas, NV, USA.</w:t>
+        <w:t xml:space="preserve">Track Chair in </w:t>
+      </w:r>
+      <w:proofErr w:type="gramStart"/>
+      <w:r>
+        <w:rPr>
+          <w:rFonts w:ascii="Palatino Linotype" w:eastAsia="Times New Roman" w:hAnsi="Palatino Linotype" w:cs="Times New Roman"/>
+          <w:sz w:val="20"/>
+        </w:rPr>
+        <w:t>The</w:t>
+      </w:r>
+      <w:proofErr w:type="gramEnd"/>
+      <w:r>
+        <w:rPr>
+          <w:rFonts w:ascii="Palatino Linotype" w:eastAsia="Times New Roman" w:hAnsi="Palatino Linotype" w:cs="Times New Roman"/>
+          <w:sz w:val="20"/>
+        </w:rPr>
+        <w:t xml:space="preserve"> 2nd IEEE 43rd International Conference on Consumer Electronics (IEEE ICCE 2025), 11-14 January 2025, Las Vegas, NV, USA.</w:t>
       </w:r>
     </w:p>
     <w:p>
@@ -33399,7 +34396,23 @@
           <w:rFonts w:ascii="Palatino Linotype" w:eastAsia="Times New Roman" w:hAnsi="Palatino Linotype" w:cs="Times New Roman"/>
           <w:sz w:val="20"/>
         </w:rPr>
-        <w:t>Workshop Chair on "Designing Metaverse using Next Generation Internet of Things" in The 2nd International Conference on Computing, Communication, Perception and Quantum Technology (CCPQT 2023), August 4-7, 2023, Xiamen, China.</w:t>
+        <w:t xml:space="preserve">Workshop Chair on "Designing Metaverse using Next Generation Internet of Things" in </w:t>
+      </w:r>
+      <w:proofErr w:type="gramStart"/>
+      <w:r>
+        <w:rPr>
+          <w:rFonts w:ascii="Palatino Linotype" w:eastAsia="Times New Roman" w:hAnsi="Palatino Linotype" w:cs="Times New Roman"/>
+          <w:sz w:val="20"/>
+        </w:rPr>
+        <w:t>The</w:t>
+      </w:r>
+      <w:proofErr w:type="gramEnd"/>
+      <w:r>
+        <w:rPr>
+          <w:rFonts w:ascii="Palatino Linotype" w:eastAsia="Times New Roman" w:hAnsi="Palatino Linotype" w:cs="Times New Roman"/>
+          <w:sz w:val="20"/>
+        </w:rPr>
+        <w:t xml:space="preserve"> 2nd International Conference on Computing, Communication, Perception and Quantum Technology (CCPQT 2023), August 4-7, 2023, Xiamen, China.</w:t>
       </w:r>
     </w:p>
     <w:p>
@@ -33455,7 +34468,15 @@
           <w:rFonts w:ascii="Palatino Linotype" w:eastAsia="Times New Roman" w:hAnsi="Palatino Linotype" w:cs="Times New Roman"/>
           <w:sz w:val="20"/>
         </w:rPr>
-        <w:t>, The University of New South Wales, Australia and Kien Nguyen, Chiba University, Japan, 2020-2021.</w:t>
+        <w:t>, The University of New South Wales, Australia and Kien Nguyen, Chiba University, Japan, 2020-</w:t>
+      </w:r>
+      <w:r>
+        <w:rPr>
+          <w:rFonts w:ascii="Palatino Linotype" w:eastAsia="Times New Roman" w:hAnsi="Palatino Linotype" w:cs="Times New Roman"/>
+          <w:sz w:val="20"/>
+        </w:rPr>
+        <w:lastRenderedPageBreak/>
+        <w:t>2021.</w:t>
       </w:r>
     </w:p>
     <w:p>
@@ -34111,15 +35132,7 @@
           <w:rFonts w:ascii="Palatino Linotype" w:eastAsia="Times New Roman" w:hAnsi="Palatino Linotype" w:cs="Times New Roman"/>
           <w:sz w:val="20"/>
         </w:rPr>
-        <w:t xml:space="preserve">International Work-Conference on </w:t>
-      </w:r>
-      <w:r>
-        <w:rPr>
-          <w:rFonts w:ascii="Palatino Linotype" w:eastAsia="Times New Roman" w:hAnsi="Palatino Linotype" w:cs="Times New Roman"/>
-          <w:sz w:val="20"/>
-        </w:rPr>
-        <w:lastRenderedPageBreak/>
-        <w:t>Bioinformatics and Biomedical Engineering</w:t>
+        <w:t>International Work-Conference on Bioinformatics and Biomedical Engineering</w:t>
       </w:r>
       <w:r>
         <w:rPr>
@@ -34460,6 +35473,7 @@
           <w:rFonts w:ascii="Palatino Linotype" w:eastAsia="Times New Roman" w:hAnsi="Palatino Linotype" w:cs="Times New Roman"/>
           <w:sz w:val="20"/>
         </w:rPr>
+        <w:lastRenderedPageBreak/>
         <w:t xml:space="preserve">Technical Program Committee Member in </w:t>
       </w:r>
       <w:r>
@@ -34585,12 +35599,21 @@
         </w:rPr>
         <w:t xml:space="preserve">Technical Program Committee Member in </w:t>
       </w:r>
-      <w:r>
-        <w:rPr>
-          <w:rFonts w:ascii="Palatino Linotype" w:eastAsia="Times New Roman" w:hAnsi="Palatino Linotype" w:cs="Times New Roman"/>
-          <w:sz w:val="20"/>
-        </w:rPr>
-        <w:t>The 3rd International Conference on Foundation and Large Language Models (FLLM2025)</w:t>
+      <w:proofErr w:type="gramStart"/>
+      <w:r>
+        <w:rPr>
+          <w:rFonts w:ascii="Palatino Linotype" w:eastAsia="Times New Roman" w:hAnsi="Palatino Linotype" w:cs="Times New Roman"/>
+          <w:sz w:val="20"/>
+        </w:rPr>
+        <w:t>The</w:t>
+      </w:r>
+      <w:proofErr w:type="gramEnd"/>
+      <w:r>
+        <w:rPr>
+          <w:rFonts w:ascii="Palatino Linotype" w:eastAsia="Times New Roman" w:hAnsi="Palatino Linotype" w:cs="Times New Roman"/>
+          <w:sz w:val="20"/>
+        </w:rPr>
+        <w:t xml:space="preserve"> 3rd International Conference on Foundation and Large Language Models (FLLM2025)</w:t>
       </w:r>
       <w:r>
         <w:rPr>
@@ -35305,7 +36328,23 @@
           <w:rFonts w:ascii="Palatino Linotype" w:eastAsia="Times New Roman" w:hAnsi="Palatino Linotype" w:cs="Times New Roman"/>
           <w:sz w:val="20"/>
         </w:rPr>
-        <w:t xml:space="preserve">Technical Program Committee Member in The 30th IEEE International Conference on Telecommunications (IEEE ICT) 2024 from 24-27 June, 2024, </w:t>
+        <w:t xml:space="preserve">Technical Program Committee Member in </w:t>
+      </w:r>
+      <w:proofErr w:type="gramStart"/>
+      <w:r>
+        <w:rPr>
+          <w:rFonts w:ascii="Palatino Linotype" w:eastAsia="Times New Roman" w:hAnsi="Palatino Linotype" w:cs="Times New Roman"/>
+          <w:sz w:val="20"/>
+        </w:rPr>
+        <w:t>The</w:t>
+      </w:r>
+      <w:proofErr w:type="gramEnd"/>
+      <w:r>
+        <w:rPr>
+          <w:rFonts w:ascii="Palatino Linotype" w:eastAsia="Times New Roman" w:hAnsi="Palatino Linotype" w:cs="Times New Roman"/>
+          <w:sz w:val="20"/>
+        </w:rPr>
+        <w:t xml:space="preserve"> 30th IEEE International Conference on Telecommunications (IEEE ICT) 2024 from 24-27 June, 2024, </w:t>
       </w:r>
       <w:proofErr w:type="spellStart"/>
       <w:r>
@@ -35393,6 +36432,7 @@
         </w:rPr>
         <w:t xml:space="preserve">Technical Program Committee Member in </w:t>
       </w:r>
+      <w:proofErr w:type="gramStart"/>
       <w:r>
         <w:rPr>
           <w:rFonts w:ascii="Palatino Linotype" w:eastAsia="Times New Roman" w:hAnsi="Palatino Linotype" w:cs="Times New Roman"/>
@@ -35400,7 +36440,17 @@
           <w:iCs/>
           <w:sz w:val="20"/>
         </w:rPr>
-        <w:t>The 1st International Conference on Environment and Smart Education (ICENSE)</w:t>
+        <w:t>The</w:t>
+      </w:r>
+      <w:proofErr w:type="gramEnd"/>
+      <w:r>
+        <w:rPr>
+          <w:rFonts w:ascii="Palatino Linotype" w:eastAsia="Times New Roman" w:hAnsi="Palatino Linotype" w:cs="Times New Roman"/>
+          <w:i/>
+          <w:iCs/>
+          <w:sz w:val="20"/>
+        </w:rPr>
+        <w:t xml:space="preserve"> 1st International Conference on Environment and Smart Education (ICENSE)</w:t>
       </w:r>
       <w:r>
         <w:rPr>
@@ -35621,7 +36671,6 @@
           <w:rFonts w:ascii="Palatino Linotype" w:eastAsia="Times New Roman" w:hAnsi="Palatino Linotype" w:cs="Times New Roman"/>
           <w:sz w:val="20"/>
         </w:rPr>
-        <w:lastRenderedPageBreak/>
         <w:t>Technical Program Committee Member in</w:t>
       </w:r>
       <w:r>
@@ -35645,7 +36694,15 @@
           <w:rFonts w:ascii="Palatino Linotype" w:eastAsia="Times New Roman" w:hAnsi="Palatino Linotype" w:cs="Times"/>
           <w:sz w:val="20"/>
         </w:rPr>
-        <w:t xml:space="preserve">from 2-5 September, 2023, City Cube,  </w:t>
+        <w:t xml:space="preserve">from 2-5 September, 2023, City </w:t>
+      </w:r>
+      <w:proofErr w:type="gramStart"/>
+      <w:r>
+        <w:rPr>
+          <w:rFonts w:ascii="Palatino Linotype" w:eastAsia="Times New Roman" w:hAnsi="Palatino Linotype" w:cs="Times"/>
+          <w:sz w:val="20"/>
+        </w:rPr>
+        <w:t xml:space="preserve">Cube,  </w:t>
       </w:r>
       <w:proofErr w:type="spellStart"/>
       <w:r>
@@ -35656,6 +36713,7 @@
         <w:t>MEsse</w:t>
       </w:r>
       <w:proofErr w:type="spellEnd"/>
+      <w:proofErr w:type="gramEnd"/>
       <w:r>
         <w:rPr>
           <w:rFonts w:ascii="Palatino Linotype" w:eastAsia="Times New Roman" w:hAnsi="Palatino Linotype" w:cs="Times"/>
@@ -35726,7 +36784,23 @@
           <w:rFonts w:ascii="Palatino Linotype" w:eastAsia="Times New Roman" w:hAnsi="Palatino Linotype" w:cs="Times"/>
           <w:sz w:val="20"/>
         </w:rPr>
-        <w:t>from 2-4 December, 2021, Kolkata,  India.</w:t>
+        <w:t xml:space="preserve">from 2-4 December, 2021, </w:t>
+      </w:r>
+      <w:proofErr w:type="gramStart"/>
+      <w:r>
+        <w:rPr>
+          <w:rFonts w:ascii="Palatino Linotype" w:eastAsia="Times New Roman" w:hAnsi="Palatino Linotype" w:cs="Times"/>
+          <w:sz w:val="20"/>
+        </w:rPr>
+        <w:t>Kolkata,  India</w:t>
+      </w:r>
+      <w:proofErr w:type="gramEnd"/>
+      <w:r>
+        <w:rPr>
+          <w:rFonts w:ascii="Palatino Linotype" w:eastAsia="Times New Roman" w:hAnsi="Palatino Linotype" w:cs="Times"/>
+          <w:sz w:val="20"/>
+        </w:rPr>
+        <w:t>.</w:t>
       </w:r>
     </w:p>
     <w:p>
@@ -35819,6 +36893,7 @@
           <w:rFonts w:ascii="Palatino Linotype" w:eastAsia="Times New Roman" w:hAnsi="Palatino Linotype" w:cs="Times New Roman"/>
           <w:sz w:val="20"/>
         </w:rPr>
+        <w:lastRenderedPageBreak/>
         <w:t>Technical Program Committee Member in</w:t>
       </w:r>
       <w:r>
@@ -36778,7 +37853,6 @@
           <w:rFonts w:ascii="Palatino Linotype" w:eastAsia="Times New Roman" w:hAnsi="Palatino Linotype" w:cs="Times New Roman"/>
           <w:sz w:val="20"/>
         </w:rPr>
-        <w:lastRenderedPageBreak/>
         <w:t>Technical Program Committee Member in</w:t>
       </w:r>
       <w:r>
@@ -36939,7 +38013,17 @@
           <w:iCs/>
           <w:sz w:val="20"/>
         </w:rPr>
-        <w:t>2nd International Conference on Computer Applications &amp; Information Security (ICCAIS)</w:t>
+        <w:t xml:space="preserve">2nd International Conference on Computer Applications &amp; </w:t>
+      </w:r>
+      <w:r>
+        <w:rPr>
+          <w:rFonts w:ascii="Palatino Linotype" w:eastAsia="Times New Roman" w:hAnsi="Palatino Linotype" w:cs="Times"/>
+          <w:i/>
+          <w:iCs/>
+          <w:sz w:val="20"/>
+        </w:rPr>
+        <w:lastRenderedPageBreak/>
+        <w:t>Information Security (ICCAIS)</w:t>
       </w:r>
       <w:r>
         <w:rPr>
@@ -37740,17 +38824,7 @@
           <w:iCs/>
           <w:sz w:val="20"/>
         </w:rPr>
-        <w:t xml:space="preserve">International Conference on Internet of Things and </w:t>
-      </w:r>
-      <w:r>
-        <w:rPr>
-          <w:rFonts w:ascii="Palatino Linotype" w:eastAsia="Times New Roman" w:hAnsi="Palatino Linotype" w:cs="Times New Roman"/>
-          <w:i/>
-          <w:iCs/>
-          <w:sz w:val="20"/>
-        </w:rPr>
-        <w:lastRenderedPageBreak/>
-        <w:t>Applications (IOTA' 2016) organized by</w:t>
+        <w:t>International Conference on Internet of Things and Applications (IOTA' 2016) organized by</w:t>
       </w:r>
       <w:r>
         <w:rPr>
@@ -37925,7 +38999,17 @@
           <w:iCs/>
           <w:sz w:val="20"/>
         </w:rPr>
-        <w:t>nternational Conference on Computing and Communication Systems (I3CS) organized by</w:t>
+        <w:t xml:space="preserve">nternational Conference on Computing and </w:t>
+      </w:r>
+      <w:r>
+        <w:rPr>
+          <w:rFonts w:ascii="Palatino Linotype" w:eastAsia="Times New Roman" w:hAnsi="Palatino Linotype" w:cs="Times New Roman"/>
+          <w:i/>
+          <w:iCs/>
+          <w:sz w:val="20"/>
+        </w:rPr>
+        <w:lastRenderedPageBreak/>
+        <w:t>Communication Systems (I3CS) organized by</w:t>
       </w:r>
       <w:r>
         <w:rPr>
@@ -39102,7 +40186,6 @@
           <w:rFonts w:ascii="Palatino Linotype" w:eastAsia="Times New Roman" w:hAnsi="Palatino Linotype" w:cs="Times New Roman"/>
           <w:sz w:val="20"/>
         </w:rPr>
-        <w:lastRenderedPageBreak/>
         <w:t xml:space="preserve">Attended </w:t>
       </w:r>
       <w:r>
@@ -39264,6 +40347,7 @@
           <w:rFonts w:ascii="Palatino Linotype" w:eastAsia="Times New Roman" w:hAnsi="Palatino Linotype" w:cs="Times New Roman"/>
           <w:sz w:val="20"/>
         </w:rPr>
+        <w:lastRenderedPageBreak/>
         <w:t xml:space="preserve">Attended </w:t>
       </w:r>
       <w:r>
@@ -39415,7 +40499,23 @@
           <w:rFonts w:ascii="Palatino Linotype" w:eastAsia="Times New Roman" w:hAnsi="Palatino Linotype" w:cs="Times New Roman"/>
           <w:sz w:val="20"/>
         </w:rPr>
-        <w:t>Disruptive Technologies (IoT, Quantum Computing, Biomedical, 6G , AI)</w:t>
+        <w:t>Disruptive Technologies (IoT, Quantum Computing, Biomedical, 6</w:t>
+      </w:r>
+      <w:proofErr w:type="gramStart"/>
+      <w:r>
+        <w:rPr>
+          <w:rFonts w:ascii="Palatino Linotype" w:eastAsia="Times New Roman" w:hAnsi="Palatino Linotype" w:cs="Times New Roman"/>
+          <w:sz w:val="20"/>
+        </w:rPr>
+        <w:t>G ,</w:t>
+      </w:r>
+      <w:proofErr w:type="gramEnd"/>
+      <w:r>
+        <w:rPr>
+          <w:rFonts w:ascii="Palatino Linotype" w:eastAsia="Times New Roman" w:hAnsi="Palatino Linotype" w:cs="Times New Roman"/>
+          <w:sz w:val="20"/>
+        </w:rPr>
+        <w:t xml:space="preserve"> AI)</w:t>
       </w:r>
       <w:r>
         <w:rPr>
@@ -40385,7 +41485,27 @@
           <w:iCs/>
           <w:sz w:val="20"/>
         </w:rPr>
-        <w:t>E – Learning Resources – Best Practices In E Learning In The Modern Era and Future</w:t>
+        <w:t xml:space="preserve">E – Learning Resources – Best Practices </w:t>
+      </w:r>
+      <w:proofErr w:type="gramStart"/>
+      <w:r>
+        <w:rPr>
+          <w:rFonts w:ascii="Palatino Linotype" w:eastAsia="Times New Roman" w:hAnsi="Palatino Linotype" w:cs="Times New Roman"/>
+          <w:i/>
+          <w:iCs/>
+          <w:sz w:val="20"/>
+        </w:rPr>
+        <w:t>In</w:t>
+      </w:r>
+      <w:proofErr w:type="gramEnd"/>
+      <w:r>
+        <w:rPr>
+          <w:rFonts w:ascii="Palatino Linotype" w:eastAsia="Times New Roman" w:hAnsi="Palatino Linotype" w:cs="Times New Roman"/>
+          <w:i/>
+          <w:iCs/>
+          <w:sz w:val="20"/>
+        </w:rPr>
+        <w:t xml:space="preserve"> E Learning In The Modern Era and Future</w:t>
       </w:r>
       <w:r>
         <w:rPr>
@@ -40527,15 +41647,7 @@
           <w:rFonts w:ascii="Palatino Linotype" w:eastAsia="Times New Roman" w:hAnsi="Palatino Linotype" w:cs="Times New Roman"/>
           <w:sz w:val="20"/>
         </w:rPr>
-        <w:t xml:space="preserve">organized by Indian Institute of </w:t>
-      </w:r>
-      <w:r>
-        <w:rPr>
-          <w:rFonts w:ascii="Palatino Linotype" w:eastAsia="Times New Roman" w:hAnsi="Palatino Linotype" w:cs="Times New Roman"/>
-          <w:sz w:val="20"/>
-        </w:rPr>
-        <w:lastRenderedPageBreak/>
-        <w:t>Technology-Guwahati, Guwahati on 22</w:t>
+        <w:t>organized by Indian Institute of Technology-Guwahati, Guwahati on 22</w:t>
       </w:r>
       <w:r>
         <w:rPr>
@@ -40763,6 +41875,7 @@
           <w:rFonts w:ascii="Palatino Linotype" w:eastAsia="Times New Roman" w:hAnsi="Palatino Linotype" w:cs="Times New Roman"/>
           <w:sz w:val="20"/>
         </w:rPr>
+        <w:lastRenderedPageBreak/>
         <w:t xml:space="preserve">Attended workshop on </w:t>
       </w:r>
       <w:r>
@@ -40778,7 +41891,23 @@
           <w:rFonts w:ascii="Palatino Linotype" w:eastAsia="Times New Roman" w:hAnsi="Palatino Linotype" w:cs="Times New Roman"/>
           <w:sz w:val="20"/>
         </w:rPr>
-        <w:t>at Indian Institute of Technology Kharagpur, Kharagpur  on 16</w:t>
+        <w:t xml:space="preserve">at Indian Institute of Technology Kharagpur, </w:t>
+      </w:r>
+      <w:proofErr w:type="gramStart"/>
+      <w:r>
+        <w:rPr>
+          <w:rFonts w:ascii="Palatino Linotype" w:eastAsia="Times New Roman" w:hAnsi="Palatino Linotype" w:cs="Times New Roman"/>
+          <w:sz w:val="20"/>
+        </w:rPr>
+        <w:t>Kharagpur  on</w:t>
+      </w:r>
+      <w:proofErr w:type="gramEnd"/>
+      <w:r>
+        <w:rPr>
+          <w:rFonts w:ascii="Palatino Linotype" w:eastAsia="Times New Roman" w:hAnsi="Palatino Linotype" w:cs="Times New Roman"/>
+          <w:sz w:val="20"/>
+        </w:rPr>
+        <w:t xml:space="preserve"> 16</w:t>
       </w:r>
       <w:r>
         <w:rPr>
@@ -41951,7 +43080,6 @@
           <w:b/>
           <w:sz w:val="20"/>
         </w:rPr>
-        <w:lastRenderedPageBreak/>
         <w:t xml:space="preserve">Member of Working Committee: </w:t>
       </w:r>
       <w:r>
@@ -42084,6 +43212,7 @@
           <w:b/>
           <w:sz w:val="20"/>
         </w:rPr>
+        <w:lastRenderedPageBreak/>
         <w:t xml:space="preserve">Member of Technical Committee: </w:t>
       </w:r>
       <w:r>
@@ -42550,6 +43679,7 @@
         <w:t xml:space="preserve">Member of </w:t>
       </w:r>
       <w:proofErr w:type="spellStart"/>
+      <w:proofErr w:type="gramStart"/>
       <w:r>
         <w:rPr>
           <w:rFonts w:ascii="Palatino Linotype" w:eastAsia="Times New Roman" w:hAnsi="Palatino Linotype" w:cs="Times New Roman"/>
@@ -42559,6 +43689,7 @@
         <w:t>B.Voc</w:t>
       </w:r>
       <w:proofErr w:type="spellEnd"/>
+      <w:proofErr w:type="gramEnd"/>
       <w:r>
         <w:rPr>
           <w:rFonts w:ascii="Palatino Linotype" w:eastAsia="Times New Roman" w:hAnsi="Palatino Linotype" w:cs="Times New Roman"/>
@@ -42662,15 +43793,7 @@
           <w:rFonts w:ascii="Palatino Linotype" w:eastAsia="Times New Roman" w:hAnsi="Palatino Linotype" w:cs="Times New Roman"/>
           <w:sz w:val="20"/>
         </w:rPr>
-        <w:t xml:space="preserve">Nominated by the Vice Chancellor of Sikkim University as the member to perform review of Dept. of Computer Applications activities at Sikkim University, </w:t>
-      </w:r>
-      <w:r>
-        <w:rPr>
-          <w:rFonts w:ascii="Palatino Linotype" w:eastAsia="Times New Roman" w:hAnsi="Palatino Linotype" w:cs="Times New Roman"/>
-          <w:sz w:val="20"/>
-        </w:rPr>
-        <w:lastRenderedPageBreak/>
-        <w:t>2017-.</w:t>
+        <w:t>Nominated by the Vice Chancellor of Sikkim University as the member to perform review of Dept. of Computer Applications activities at Sikkim University, 2017-.</w:t>
       </w:r>
     </w:p>
     <w:p>
@@ -42774,7 +43897,15 @@
           <w:rFonts w:ascii="Palatino Linotype" w:eastAsia="Times New Roman" w:hAnsi="Palatino Linotype" w:cs="Times New Roman"/>
           <w:sz w:val="20"/>
         </w:rPr>
-        <w:t>Nominated by the Vice Chancellor of Sikkim University as the member to perform review of language laboratory setup procedure at Sikkim University, 2016-.</w:t>
+        <w:t xml:space="preserve">Nominated by the Vice Chancellor of Sikkim University as the member to perform review of language laboratory setup procedure at Sikkim </w:t>
+      </w:r>
+      <w:r>
+        <w:rPr>
+          <w:rFonts w:ascii="Palatino Linotype" w:eastAsia="Times New Roman" w:hAnsi="Palatino Linotype" w:cs="Times New Roman"/>
+          <w:sz w:val="20"/>
+        </w:rPr>
+        <w:lastRenderedPageBreak/>
+        <w:t>University, 2016-.</w:t>
       </w:r>
     </w:p>
     <w:p>
@@ -43329,7 +44460,6 @@
           <w:b/>
           <w:sz w:val="20"/>
         </w:rPr>
-        <w:lastRenderedPageBreak/>
         <w:t>Syllabus Drafting Committee</w:t>
       </w:r>
       <w:r>
@@ -43427,7 +44557,15 @@
           <w:rFonts w:ascii="Palatino Linotype" w:eastAsia="Times New Roman" w:hAnsi="Palatino Linotype" w:cs="Times New Roman"/>
           <w:sz w:val="20"/>
         </w:rPr>
-        <w:t>: Serves as purchase committee member for BCA-MCA 2013-15.</w:t>
+        <w:t>: Serves as purchase committee member for BCA-MCA 2013-</w:t>
+      </w:r>
+      <w:r>
+        <w:rPr>
+          <w:rFonts w:ascii="Palatino Linotype" w:eastAsia="Times New Roman" w:hAnsi="Palatino Linotype" w:cs="Times New Roman"/>
+          <w:sz w:val="20"/>
+        </w:rPr>
+        <w:lastRenderedPageBreak/>
+        <w:t>15.</w:t>
       </w:r>
     </w:p>
     <w:p>
@@ -44880,7 +46018,6 @@
                 <w:sz w:val="20"/>
                 <w:szCs w:val="20"/>
               </w:rPr>
-              <w:lastRenderedPageBreak/>
               <w:t>2021-22</w:t>
             </w:r>
           </w:p>
@@ -45168,6 +46305,7 @@
                 <w:sz w:val="20"/>
                 <w:szCs w:val="20"/>
               </w:rPr>
+              <w:lastRenderedPageBreak/>
               <w:t>2 Mathematics II</w:t>
             </w:r>
           </w:p>
@@ -48195,6 +49333,7 @@
           <w:rFonts w:ascii="Palatino Linotype" w:eastAsia="Times New Roman" w:hAnsi="Palatino Linotype" w:cs="Times New Roman"/>
           <w:sz w:val="20"/>
         </w:rPr>
+        <w:lastRenderedPageBreak/>
         <w:t>C Programming and Laboratory (at B. Tech. level)</w:t>
       </w:r>
     </w:p>
@@ -52364,7 +53503,6 @@
   <w:style w:type="character" w:default="1" w:styleId="DefaultParagraphFont">
     <w:name w:val="Default Paragraph Font"/>
     <w:uiPriority w:val="1"/>
-    <w:semiHidden/>
     <w:unhideWhenUsed/>
   </w:style>
   <w:style w:type="table" w:default="1" w:styleId="TableNormal">
